--- a/06-学生侧材料/讲义/学生专用版/2-结构化学/晶体结构深化-超级充实版（学生专用版）.docx
+++ b/06-学生侧材料/讲义/学生专用版/2-结构化学/晶体结构深化-超级充实版（学生专用版）.docx
@@ -2,1190 +2,7 @@
 <file path=word/document.xml><?xml version="1.0" encoding="utf-8"?>
 <w:document xmlns:w="http://schemas.openxmlformats.org/wordprocessingml/2006/main" xmlns:m="http://schemas.openxmlformats.org/officeDocument/2006/math" xmlns:r="http://schemas.openxmlformats.org/officeDocument/2006/relationships" xmlns:o="urn:schemas-microsoft-com:office:office" xmlns:v="urn:schemas-microsoft-com:vml" xmlns:w10="urn:schemas-microsoft-com:office:word" xmlns:a="http://schemas.openxmlformats.org/drawingml/2006/main" xmlns:pic="http://schemas.openxmlformats.org/drawingml/2006/picture" xmlns:wp="http://schemas.openxmlformats.org/drawingml/2006/wordprocessingDrawing">
   <w:body>
-    <w:bookmarkStart w:id="9" w:name="学习目标与考纲锚点"/>
-    <w:p>
-      <w:pPr>
-        <w:pStyle w:val="Heading2"/>
-        <w:spacing w:before="280" w:after="120"/>
-      </w:pPr>
-      <w:r>
-        <w:rPr>
-          <w:rFonts w:hint="eastAsia" w:ascii="Times New Roman" w:hAnsi="Times New Roman" w:eastAsia="SimHei" w:cs="Times New Roman"/>
-        </w:rPr>
-        <w:t xml:space="preserve">学习目标与考纲锚点</w:t>
-      </w:r>
-    </w:p>
-    <w:p>
-      <w:pPr>
-        <w:pStyle w:val="BlockText"/>
-        <w:spacing w:after="80"/>
-        <w:ind w:firstLine="420"/>
-      </w:pPr>
-      <w:r>
-        <w:rPr>
-          <w:rFonts w:hint="eastAsia" w:ascii="Times New Roman" w:hAnsi="Times New Roman" w:eastAsia="FangSong" w:cs="Times New Roman"/>
-        </w:rPr>
-        <w:t>对齐考纲</w:t>
-      </w:r>
-      <w:r>
-        <w:rPr>
-          <w:rFonts w:hint="eastAsia" w:ascii="Times New Roman" w:hAnsi="Times New Roman" w:eastAsia="Times New Roman" w:cs="Times New Roman"/>
-        </w:rPr>
-        <w:t>：§15</w:t>
-      </w:r>
-      <w:r>
-        <w:rPr>
-          <w:rFonts w:ascii="Times New Roman" w:hAnsi="Times New Roman" w:eastAsia="Times New Roman" w:cs="Times New Roman"/>
-        </w:rPr>
-        <w:t xml:space="preserve"> </w:t>
-      </w:r>
-      <w:r>
-        <w:rPr>
-          <w:rFonts w:hint="eastAsia" w:ascii="Times New Roman" w:hAnsi="Times New Roman" w:eastAsia="FangSong" w:cs="Times New Roman"/>
-        </w:rPr>
-        <w:t xml:space="preserve">晶体结构</w:t>
-      </w:r>
-      <w:r>
-        <w:rPr>
-          <w:rFonts w:ascii="Times New Roman" w:hAnsi="Times New Roman" w:eastAsia="Times New Roman" w:cs="Times New Roman"/>
-        </w:rPr>
-        <w:t xml:space="preserve"> · §17 </w:t>
-      </w:r>
-      <w:r>
-        <w:rPr>
-          <w:rFonts w:hint="eastAsia" w:ascii="Times New Roman" w:hAnsi="Times New Roman" w:eastAsia="FangSong" w:cs="Times New Roman"/>
-        </w:rPr>
-        <w:t xml:space="preserve">常见晶体结构</w:t>
-      </w:r>
-    </w:p>
-    <w:tbl>
-      <w:tblPr>
-        <w:tblStyle w:val="Table"/>
-        <w:tblW w:type="pct" w:w="5000"/>
-        <w:tblLayout w:type="fixed"/>
-        <w:tblLook w:firstRow="1" w:lastRow="0" w:firstColumn="0" w:lastColumn="0" w:noHBand="0" w:noVBand="0" w:val="0020"/>
-        <w:jc w:val="center"/>
-        <w:tblBorders>
-          <w:top w:val="single" w:sz="12" w:space="0" w:color="333333"/>
-          <w:bottom w:val="single" w:sz="12" w:space="0" w:color="333333"/>
-          <w:left w:val="none"/>
-          <w:right w:val="none"/>
-          <w:insideH w:val="none"/>
-          <w:insideV w:val="none"/>
-        </w:tblBorders>
-      </w:tblPr>
-      <w:tblGrid>
-        <w:gridCol w:w="3960"/>
-        <w:gridCol w:w="3960"/>
-      </w:tblGrid>
-      <w:tr>
-        <w:trPr>
-          <w:tblHeader w:val="on"/>
-        </w:trPr>
-        <w:tc>
-          <w:tcPr>
-            <w:tcBorders>
-              <w:bottom w:val="single" w:sz="6" w:space="0" w:color="333333"/>
-            </w:tcBorders>
-          </w:tcPr>
-          <w:p>
-            <w:pPr>
-              <w:pStyle w:val="Compact"/>
-              <w:jc w:val="center"/>
-            </w:pPr>
-            <w:r>
-              <w:rPr>
-                <w:rFonts w:hint="eastAsia" w:ascii="Times New Roman" w:hAnsi="Times New Roman" w:eastAsia="SimHei" w:cs="Times New Roman"/>
-                <w:b/>
-              </w:rPr>
-              <w:t xml:space="preserve">考纲条目</w:t>
-            </w:r>
-          </w:p>
-        </w:tc>
-        <w:tc>
-          <w:tcPr>
-            <w:tcBorders>
-              <w:bottom w:val="single" w:sz="6" w:space="0" w:color="333333"/>
-            </w:tcBorders>
-          </w:tcPr>
-          <w:p>
-            <w:pPr>
-              <w:pStyle w:val="Compact"/>
-              <w:jc w:val="center"/>
-            </w:pPr>
-            <w:r>
-              <w:rPr>
-                <w:rFonts w:hint="eastAsia" w:ascii="Times New Roman" w:hAnsi="Times New Roman" w:eastAsia="SimHei" w:cs="Times New Roman"/>
-                <w:b/>
-              </w:rPr>
-              <w:t xml:space="preserve">学完本讲应能</w:t>
-            </w:r>
-          </w:p>
-        </w:tc>
-      </w:tr>
-      <w:tr>
-        <w:tc>
-          <w:tcPr/>
-          <w:p>
-            <w:pPr>
-              <w:pStyle w:val="Compact"/>
-              <w:jc w:val="center"/>
-            </w:pPr>
-            <w:r>
-              <w:rPr>
-                <w:rFonts w:ascii="Times New Roman" w:hAnsi="Times New Roman" w:eastAsia="Times New Roman" w:cs="Times New Roman"/>
-              </w:rPr>
-              <w:t xml:space="preserve">§15 </w:t>
-            </w:r>
-            <w:r>
-              <w:rPr>
-                <w:rFonts w:hint="eastAsia" w:ascii="Times New Roman" w:hAnsi="Times New Roman" w:eastAsia="FangSong" w:cs="Times New Roman"/>
-              </w:rPr>
-              <w:t xml:space="preserve">晶体结构</w:t>
-            </w:r>
-            <w:r>
-              <w:rPr>
-                <w:rFonts w:ascii="Times New Roman" w:hAnsi="Times New Roman" w:eastAsia="Times New Roman" w:cs="Times New Roman"/>
-              </w:rPr>
-              <w:t xml:space="preserve"> · </w:t>
-            </w:r>
-            <w:r>
-              <w:rPr>
-                <w:rFonts w:hint="eastAsia" w:ascii="Times New Roman" w:hAnsi="Times New Roman" w:eastAsia="FangSong" w:cs="Times New Roman"/>
-              </w:rPr>
-              <w:t xml:space="preserve">衍射与倒易空间</w:t>
-            </w:r>
-          </w:p>
-        </w:tc>
-        <w:tc>
-          <w:tcPr/>
-          <w:p>
-            <w:pPr>
-              <w:pStyle w:val="Compact"/>
-              <w:jc w:val="center"/>
-            </w:pPr>
-            <w:r>
-              <w:rPr>
-                <w:rFonts w:hint="eastAsia" w:ascii="Times New Roman" w:hAnsi="Times New Roman" w:eastAsia="FangSong" w:cs="Times New Roman"/>
-              </w:rPr>
-              <w:t xml:space="preserve">由结构因子推导与倒易空间几何解释衍射强度与消光</w:t>
-            </w:r>
-          </w:p>
-        </w:tc>
-      </w:tr>
-      <w:tr>
-        <w:tc>
-          <w:tcPr/>
-          <w:p>
-            <w:pPr>
-              <w:pStyle w:val="Compact"/>
-              <w:jc w:val="center"/>
-            </w:pPr>
-            <w:r>
-              <w:rPr>
-                <w:rFonts w:ascii="Times New Roman" w:hAnsi="Times New Roman" w:eastAsia="Times New Roman" w:cs="Times New Roman"/>
-              </w:rPr>
-              <w:t xml:space="preserve">§15 </w:t>
-            </w:r>
-            <w:r>
-              <w:rPr>
-                <w:rFonts w:hint="eastAsia" w:ascii="Times New Roman" w:hAnsi="Times New Roman" w:eastAsia="FangSong" w:cs="Times New Roman"/>
-              </w:rPr>
-              <w:t xml:space="preserve">晶体结构</w:t>
-            </w:r>
-            <w:r>
-              <w:rPr>
-                <w:rFonts w:ascii="Times New Roman" w:hAnsi="Times New Roman" w:eastAsia="Times New Roman" w:cs="Times New Roman"/>
-              </w:rPr>
-              <w:t xml:space="preserve"> · </w:t>
-            </w:r>
-            <w:r>
-              <w:rPr>
-                <w:rFonts w:hint="eastAsia" w:ascii="Times New Roman" w:hAnsi="Times New Roman" w:eastAsia="FangSong" w:cs="Times New Roman"/>
-              </w:rPr>
-              <w:t xml:space="preserve">系统消光与</w:t>
-            </w:r>
-            <w:r>
-              <w:rPr>
-                <w:rFonts w:ascii="Times New Roman" w:hAnsi="Times New Roman" w:eastAsia="Times New Roman" w:cs="Times New Roman"/>
-              </w:rPr>
-              <w:t xml:space="preserve"> XRD </w:t>
-            </w:r>
-            <w:r>
-              <w:rPr>
-                <w:rFonts w:hint="eastAsia" w:ascii="Times New Roman" w:hAnsi="Times New Roman" w:eastAsia="FangSong" w:cs="Times New Roman"/>
-              </w:rPr>
-              <w:t xml:space="preserve">判型</w:t>
-            </w:r>
-          </w:p>
-        </w:tc>
-        <w:tc>
-          <w:tcPr/>
-          <w:p>
-            <w:pPr>
-              <w:pStyle w:val="Compact"/>
-              <w:jc w:val="center"/>
-            </w:pPr>
-            <w:r>
-              <w:rPr>
-                <w:rFonts w:hint="eastAsia" w:ascii="Times New Roman" w:hAnsi="Times New Roman" w:eastAsia="FangSong" w:cs="Times New Roman"/>
-              </w:rPr>
-              <w:t xml:space="preserve">由粉末</w:t>
-            </w:r>
-            <w:r>
-              <w:rPr>
-                <w:rFonts w:ascii="Times New Roman" w:hAnsi="Times New Roman" w:eastAsia="Times New Roman" w:cs="Times New Roman"/>
-              </w:rPr>
-              <w:t xml:space="preserve"> XRD </w:t>
-            </w:r>
-            <w:r>
-              <w:rPr>
-                <w:rFonts w:hint="eastAsia" w:ascii="Times New Roman" w:hAnsi="Times New Roman" w:eastAsia="FangSong" w:cs="Times New Roman"/>
-              </w:rPr>
-              <w:t xml:space="preserve">衍射峰序列反演晶胞参数并快速判型</w:t>
-            </w:r>
-          </w:p>
-        </w:tc>
-      </w:tr>
-      <w:tr>
-        <w:tc>
-          <w:tcPr/>
-          <w:p>
-            <w:pPr>
-              <w:pStyle w:val="Compact"/>
-              <w:jc w:val="center"/>
-            </w:pPr>
-            <w:r>
-              <w:rPr>
-                <w:rFonts w:ascii="Times New Roman" w:hAnsi="Times New Roman" w:eastAsia="Times New Roman" w:cs="Times New Roman"/>
-              </w:rPr>
-              <w:t xml:space="preserve">§17 </w:t>
-            </w:r>
-            <w:r>
-              <w:rPr>
-                <w:rFonts w:hint="eastAsia" w:ascii="Times New Roman" w:hAnsi="Times New Roman" w:eastAsia="FangSong" w:cs="Times New Roman"/>
-              </w:rPr>
-              <w:t xml:space="preserve">常见晶体结构</w:t>
-            </w:r>
-            <w:r>
-              <w:rPr>
-                <w:rFonts w:ascii="Times New Roman" w:hAnsi="Times New Roman" w:eastAsia="Times New Roman" w:cs="Times New Roman"/>
-              </w:rPr>
-              <w:t xml:space="preserve"> · </w:t>
-            </w:r>
-            <w:r>
-              <w:rPr>
-                <w:rFonts w:hint="eastAsia" w:ascii="Times New Roman" w:hAnsi="Times New Roman" w:eastAsia="FangSong" w:cs="Times New Roman"/>
-              </w:rPr>
-              <w:t xml:space="preserve">密堆积衍生结构</w:t>
-            </w:r>
-          </w:p>
-        </w:tc>
-        <w:tc>
-          <w:tcPr/>
-          <w:p>
-            <w:pPr>
-              <w:pStyle w:val="Compact"/>
-              <w:jc w:val="center"/>
-            </w:pPr>
-            <w:r>
-              <w:rPr>
-                <w:rFonts w:hint="eastAsia" w:ascii="Times New Roman" w:hAnsi="Times New Roman" w:eastAsia="FangSong" w:cs="Times New Roman"/>
-              </w:rPr>
-              <w:t xml:space="preserve">推导</w:t>
-            </w:r>
-            <w:r>
-              <w:rPr>
-                <w:rFonts w:ascii="Times New Roman" w:hAnsi="Times New Roman" w:eastAsia="Times New Roman" w:cs="Times New Roman"/>
-              </w:rPr>
-              <w:t xml:space="preserve"> hcp </w:t>
-            </w:r>
-            <w:r>
-              <w:rPr>
-                <w:rFonts w:hint="eastAsia" w:ascii="Times New Roman" w:hAnsi="Times New Roman" w:eastAsia="FangSong" w:cs="Times New Roman"/>
-              </w:rPr>
-              <w:t>理想轴比</w:t>
-            </w:r>
-            <w:r>
-              <w:rPr>
-                <w:rFonts w:hint="eastAsia" w:ascii="Times New Roman" w:hAnsi="Times New Roman" w:eastAsia="Times New Roman" w:cs="Times New Roman"/>
-              </w:rPr>
-              <w:t>，</w:t>
-            </w:r>
-            <w:r>
-              <w:rPr>
-                <w:rFonts w:hint="eastAsia" w:ascii="Times New Roman" w:hAnsi="Times New Roman" w:eastAsia="FangSong" w:cs="Times New Roman"/>
-              </w:rPr>
-              <w:t>解析</w:t>
-            </w:r>
-            <w:r>
-              <w:rPr>
-                <w:rFonts w:ascii="Times New Roman" w:hAnsi="Times New Roman" w:eastAsia="Times New Roman" w:cs="Times New Roman"/>
-              </w:rPr>
-              <w:t xml:space="preserve"> </w:t>
-            </w:r>
-            <w:r>
-              <w:rPr>
-                <w:rFonts w:hint="eastAsia" w:ascii="Times New Roman" w:hAnsi="Times New Roman" w:eastAsia="Times New Roman" w:cs="Times New Roman"/>
-              </w:rPr>
-              <w:t>NiAs/CdI</w:t>
-            </w:r>
-            <w:r>
-              <w:rPr>
-                <w:rFonts w:hint="eastAsia" w:ascii="Times New Roman" w:hAnsi="Times New Roman" w:eastAsia="Times New Roman" w:cs="Times New Roman"/>
-                <w:vertAlign w:val="subscript"/>
-              </w:rPr>
-              <w:t>2</w:t>
-            </w:r>
-            <w:r>
-              <w:rPr>
-                <w:rFonts w:hint="eastAsia" w:ascii="Times New Roman" w:hAnsi="Times New Roman" w:eastAsia="Times New Roman" w:cs="Times New Roman"/>
-              </w:rPr>
-              <w:t>/</w:t>
-            </w:r>
-            <w:r>
-              <w:rPr>
-                <w:rFonts w:hint="eastAsia" w:ascii="Times New Roman" w:hAnsi="Times New Roman" w:eastAsia="FangSong" w:cs="Times New Roman"/>
-              </w:rPr>
-              <w:t>金红石型配位拓扑</w:t>
-            </w:r>
-          </w:p>
-        </w:tc>
-      </w:tr>
-      <w:tr>
-        <w:tc>
-          <w:tcPr/>
-          <w:p>
-            <w:pPr>
-              <w:pStyle w:val="Compact"/>
-              <w:jc w:val="center"/>
-            </w:pPr>
-            <w:r>
-              <w:rPr>
-                <w:rFonts w:ascii="Times New Roman" w:hAnsi="Times New Roman" w:eastAsia="Times New Roman" w:cs="Times New Roman"/>
-              </w:rPr>
-              <w:t xml:space="preserve">§17 </w:t>
-            </w:r>
-            <w:r>
-              <w:rPr>
-                <w:rFonts w:hint="eastAsia" w:ascii="Times New Roman" w:hAnsi="Times New Roman" w:eastAsia="FangSong" w:cs="Times New Roman"/>
-              </w:rPr>
-              <w:t xml:space="preserve">常见晶体结构</w:t>
-            </w:r>
-            <w:r>
-              <w:rPr>
-                <w:rFonts w:ascii="Times New Roman" w:hAnsi="Times New Roman" w:eastAsia="Times New Roman" w:cs="Times New Roman"/>
-              </w:rPr>
-              <w:t xml:space="preserve"> · </w:t>
-            </w:r>
-            <w:r>
-              <w:rPr>
-                <w:rFonts w:hint="eastAsia" w:ascii="Times New Roman" w:hAnsi="Times New Roman" w:eastAsia="FangSong" w:cs="Times New Roman"/>
-              </w:rPr>
-              <w:t xml:space="preserve">尖晶石与钙钛矿</w:t>
-            </w:r>
-          </w:p>
-        </w:tc>
-        <w:tc>
-          <w:tcPr/>
-          <w:p>
-            <w:pPr>
-              <w:pStyle w:val="Compact"/>
-              <w:jc w:val="center"/>
-            </w:pPr>
-            <w:r>
-              <w:rPr>
-                <w:rFonts w:hint="eastAsia" w:ascii="Times New Roman" w:hAnsi="Times New Roman" w:eastAsia="FangSong" w:cs="Times New Roman"/>
-              </w:rPr>
-              <w:t xml:space="preserve">完成尖晶石晶胞拆分与</w:t>
-            </w:r>
-            <w:r>
-              <w:rPr>
-                <w:rFonts w:ascii="Times New Roman" w:hAnsi="Times New Roman" w:eastAsia="Times New Roman" w:cs="Times New Roman"/>
-              </w:rPr>
-              <w:t xml:space="preserve"> CFSE </w:t>
-            </w:r>
-            <w:r>
-              <w:rPr>
-                <w:rFonts w:hint="eastAsia" w:ascii="Times New Roman" w:hAnsi="Times New Roman" w:eastAsia="FangSong" w:cs="Times New Roman"/>
-              </w:rPr>
-              <w:t>计算</w:t>
-            </w:r>
-            <w:r>
-              <w:rPr>
-                <w:rFonts w:hint="eastAsia" w:ascii="Times New Roman" w:hAnsi="Times New Roman" w:eastAsia="Times New Roman" w:cs="Times New Roman"/>
-              </w:rPr>
-              <w:t>，</w:t>
-            </w:r>
-            <w:r>
-              <w:rPr>
-                <w:rFonts w:hint="eastAsia" w:ascii="Times New Roman" w:hAnsi="Times New Roman" w:eastAsia="FangSong" w:cs="Times New Roman"/>
-              </w:rPr>
-              <w:t>用容差因子分析钙钛矿畸变</w:t>
-            </w:r>
-          </w:p>
-        </w:tc>
-      </w:tr>
-      <w:tr>
-        <w:tc>
-          <w:tcPr/>
-          <w:p>
-            <w:pPr>
-              <w:pStyle w:val="Compact"/>
-              <w:jc w:val="center"/>
-            </w:pPr>
-            <w:r>
-              <w:rPr>
-                <w:rFonts w:ascii="Times New Roman" w:hAnsi="Times New Roman" w:eastAsia="Times New Roman" w:cs="Times New Roman"/>
-              </w:rPr>
-              <w:t xml:space="preserve">§17 </w:t>
-            </w:r>
-            <w:r>
-              <w:rPr>
-                <w:rFonts w:hint="eastAsia" w:ascii="Times New Roman" w:hAnsi="Times New Roman" w:eastAsia="FangSong" w:cs="Times New Roman"/>
-              </w:rPr>
-              <w:t xml:space="preserve">常见晶体结构</w:t>
-            </w:r>
-            <w:r>
-              <w:rPr>
-                <w:rFonts w:ascii="Times New Roman" w:hAnsi="Times New Roman" w:eastAsia="Times New Roman" w:cs="Times New Roman"/>
-              </w:rPr>
-              <w:t xml:space="preserve"> · </w:t>
-            </w:r>
-            <w:r>
-              <w:rPr>
-                <w:rFonts w:hint="eastAsia" w:ascii="Times New Roman" w:hAnsi="Times New Roman" w:eastAsia="FangSong" w:cs="Times New Roman"/>
-              </w:rPr>
-              <w:t xml:space="preserve">层状与超导结构</w:t>
-            </w:r>
-          </w:p>
-        </w:tc>
-        <w:tc>
-          <w:tcPr/>
-          <w:p>
-            <w:pPr>
-              <w:pStyle w:val="Compact"/>
-              <w:jc w:val="center"/>
-            </w:pPr>
-            <w:r>
-              <w:rPr>
-                <w:rFonts w:hint="eastAsia" w:ascii="Times New Roman" w:hAnsi="Times New Roman" w:eastAsia="FangSong" w:cs="Times New Roman"/>
-              </w:rPr>
-              <w:t xml:space="preserve">解释</w:t>
-            </w:r>
-            <w:r>
-              <w:rPr>
-                <w:rFonts w:ascii="Times New Roman" w:hAnsi="Times New Roman" w:eastAsia="Times New Roman" w:cs="Times New Roman"/>
-              </w:rPr>
-              <w:t xml:space="preserve"> Ruddlesden-Popper </w:t>
-            </w:r>
-            <w:r>
-              <w:rPr>
-                <w:rFonts w:hint="eastAsia" w:ascii="Times New Roman" w:hAnsi="Times New Roman" w:eastAsia="FangSong" w:cs="Times New Roman"/>
-              </w:rPr>
-              <w:t xml:space="preserve">同系物演化与</w:t>
-            </w:r>
-            <w:r>
-              <w:rPr>
-                <w:rFonts w:ascii="Times New Roman" w:hAnsi="Times New Roman" w:eastAsia="Times New Roman" w:cs="Times New Roman"/>
-              </w:rPr>
-              <w:t xml:space="preserve"> YBCO </w:t>
-            </w:r>
-            <w:r>
-              <w:rPr>
-                <w:rFonts w:hint="eastAsia" w:ascii="Times New Roman" w:hAnsi="Times New Roman" w:eastAsia="FangSong" w:cs="Times New Roman"/>
-              </w:rPr>
-              <w:t xml:space="preserve">氧空位序</w:t>
-            </w:r>
-          </w:p>
-        </w:tc>
-      </w:tr>
-      <w:tr>
-        <w:tc>
-          <w:tcPr/>
-          <w:p>
-            <w:pPr>
-              <w:pStyle w:val="Compact"/>
-              <w:jc w:val="center"/>
-            </w:pPr>
-            <w:r>
-              <w:rPr>
-                <w:rFonts w:ascii="Times New Roman" w:hAnsi="Times New Roman" w:eastAsia="Times New Roman" w:cs="Times New Roman"/>
-              </w:rPr>
-              <w:t xml:space="preserve">§15 </w:t>
-            </w:r>
-            <w:r>
-              <w:rPr>
-                <w:rFonts w:hint="eastAsia" w:ascii="Times New Roman" w:hAnsi="Times New Roman" w:eastAsia="FangSong" w:cs="Times New Roman"/>
-              </w:rPr>
-              <w:t xml:space="preserve">晶体结构</w:t>
-            </w:r>
-            <w:r>
-              <w:rPr>
-                <w:rFonts w:ascii="Times New Roman" w:hAnsi="Times New Roman" w:eastAsia="Times New Roman" w:cs="Times New Roman"/>
-              </w:rPr>
-              <w:t xml:space="preserve"> · </w:t>
-            </w:r>
-            <w:r>
-              <w:rPr>
-                <w:rFonts w:hint="eastAsia" w:ascii="Times New Roman" w:hAnsi="Times New Roman" w:eastAsia="FangSong" w:cs="Times New Roman"/>
-              </w:rPr>
-              <w:t xml:space="preserve">缺陷化学</w:t>
-            </w:r>
-          </w:p>
-        </w:tc>
-        <w:tc>
-          <w:tcPr/>
-          <w:p>
-            <w:pPr>
-              <w:pStyle w:val="Compact"/>
-              <w:jc w:val="center"/>
-            </w:pPr>
-            <w:r>
-              <w:rPr>
-                <w:rFonts w:hint="eastAsia" w:ascii="Times New Roman" w:hAnsi="Times New Roman" w:eastAsia="FangSong" w:cs="Times New Roman"/>
-              </w:rPr>
-              <w:t xml:space="preserve">用</w:t>
-            </w:r>
-            <w:r>
-              <w:rPr>
-                <w:rFonts w:ascii="Times New Roman" w:hAnsi="Times New Roman" w:eastAsia="Times New Roman" w:cs="Times New Roman"/>
-              </w:rPr>
-              <w:t xml:space="preserve"> Kröger-Vink </w:t>
-            </w:r>
-            <w:r>
-              <w:rPr>
-                <w:rFonts w:hint="eastAsia" w:ascii="Times New Roman" w:hAnsi="Times New Roman" w:eastAsia="FangSong" w:cs="Times New Roman"/>
-              </w:rPr>
-              <w:t xml:space="preserve">符号描述非化学计量缺陷平衡</w:t>
-            </w:r>
-          </w:p>
-        </w:tc>
-      </w:tr>
-    </w:tbl>
-    <w:p>
-      <w:pPr>
-        <w:spacing w:before="120" w:after="80"/>
-      </w:pPr>
-    </w:p>
-    <w:tbl>
-      <w:tblPr>
-        <w:tblStyle w:val="Table"/>
-        <w:tblW w:type="pct" w:w="5000"/>
-        <w:tblLayout w:type="fixed"/>
-        <w:tblLook w:firstRow="1" w:lastRow="0" w:firstColumn="0" w:lastColumn="0" w:noHBand="0" w:noVBand="0" w:val="0020"/>
-        <w:jc w:val="center"/>
-        <w:tblBorders>
-          <w:top w:val="single" w:sz="12" w:space="0" w:color="333333"/>
-          <w:bottom w:val="single" w:sz="12" w:space="0" w:color="333333"/>
-          <w:left w:val="none"/>
-          <w:right w:val="none"/>
-          <w:insideH w:val="none"/>
-          <w:insideV w:val="none"/>
-        </w:tblBorders>
-      </w:tblPr>
-      <w:tblGrid>
-        <w:gridCol w:w="3960"/>
-        <w:gridCol w:w="3960"/>
-      </w:tblGrid>
-      <w:tr>
-        <w:trPr>
-          <w:tblHeader w:val="on"/>
-        </w:trPr>
-        <w:tc>
-          <w:tcPr>
-            <w:tcBorders>
-              <w:bottom w:val="single" w:sz="6" w:space="0" w:color="333333"/>
-            </w:tcBorders>
-          </w:tcPr>
-          <w:p>
-            <w:pPr>
-              <w:pStyle w:val="Compact"/>
-              <w:jc w:val="center"/>
-            </w:pPr>
-            <w:r>
-              <w:rPr>
-                <w:rFonts w:hint="eastAsia" w:ascii="Times New Roman" w:hAnsi="Times New Roman" w:eastAsia="SimHei" w:cs="Times New Roman"/>
-                <w:b/>
-              </w:rPr>
-              <w:t xml:space="preserve">考纲条目</w:t>
-            </w:r>
-          </w:p>
-        </w:tc>
-        <w:tc>
-          <w:tcPr>
-            <w:tcBorders>
-              <w:bottom w:val="single" w:sz="6" w:space="0" w:color="333333"/>
-            </w:tcBorders>
-          </w:tcPr>
-          <w:p>
-            <w:pPr>
-              <w:pStyle w:val="Compact"/>
-              <w:jc w:val="center"/>
-            </w:pPr>
-            <w:r>
-              <w:rPr>
-                <w:rFonts w:hint="eastAsia" w:ascii="Times New Roman" w:hAnsi="Times New Roman" w:eastAsia="SimHei" w:cs="Times New Roman"/>
-                <w:b/>
-              </w:rPr>
-              <w:t xml:space="preserve">学完本讲你应能</w:t>
-            </w:r>
-          </w:p>
-        </w:tc>
-      </w:tr>
-      <w:tr>
-        <w:tc>
-          <w:tcPr/>
-          <w:p>
-            <w:pPr>
-              <w:pStyle w:val="Compact"/>
-              <w:jc w:val="center"/>
-            </w:pPr>
-            <w:r>
-              <w:rPr>
-                <w:rFonts w:ascii="Times New Roman" w:hAnsi="Times New Roman" w:eastAsia="Times New Roman" w:cs="Times New Roman"/>
-                <w:b/>
-                <w:bCs/>
-              </w:rPr>
-              <w:t xml:space="preserve">§15 </w:t>
-            </w:r>
-            <w:r>
-              <w:rPr>
-                <w:rFonts w:hint="eastAsia" w:ascii="Times New Roman" w:hAnsi="Times New Roman" w:eastAsia="FangSong" w:cs="Times New Roman"/>
-                <w:b/>
-                <w:bCs/>
-              </w:rPr>
-              <w:t xml:space="preserve">晶体结构</w:t>
-            </w:r>
-            <w:r>
-              <w:rPr>
-                <w:rFonts w:ascii="Times New Roman" w:hAnsi="Times New Roman" w:eastAsia="Times New Roman" w:cs="Times New Roman"/>
-                <w:b/>
-                <w:bCs/>
-              </w:rPr>
-              <w:t xml:space="preserve"> · </w:t>
-            </w:r>
-            <w:r>
-              <w:rPr>
-                <w:rFonts w:hint="eastAsia" w:ascii="Times New Roman" w:hAnsi="Times New Roman" w:eastAsia="FangSong" w:cs="Times New Roman"/>
-                <w:b/>
-                <w:bCs/>
-              </w:rPr>
-              <w:t xml:space="preserve">衍射物理与倒易消光</w:t>
-            </w:r>
-          </w:p>
-        </w:tc>
-        <w:tc>
-          <w:tcPr/>
-          <w:p>
-            <w:pPr>
-              <w:pStyle w:val="Compact"/>
-              <w:jc w:val="center"/>
-            </w:pPr>
-            <w:r>
-              <w:rPr>
-                <w:rFonts w:hint="eastAsia" w:ascii="Times New Roman" w:hAnsi="Times New Roman" w:eastAsia="FangSong" w:cs="Times New Roman"/>
-              </w:rPr>
-              <w:t xml:space="preserve">深刻理解微观结构因子</w:t>
-            </w:r>
-            <w:r>
-              <w:rPr>
-                <w:rFonts w:ascii="Times New Roman" w:hAnsi="Times New Roman" w:eastAsia="Times New Roman" w:cs="Times New Roman"/>
-              </w:rPr>
-              <w:t xml:space="preserve"> </w:t>
-            </w:r>
-            <m:oMath>
-              <m:sSub>
-                <m:e>
-                  <m:r>
-                    <m:t>F</m:t>
-                  </m:r>
-                </m:e>
-                <m:sub>
-                  <m:r>
-                    <m:t>h</m:t>
-                  </m:r>
-                  <m:r>
-                    <m:t>k</m:t>
-                  </m:r>
-                  <m:r>
-                    <m:t>l</m:t>
-                  </m:r>
-                </m:sub>
-              </m:sSub>
-            </m:oMath>
-            <w:r>
-              <w:rPr>
-                <w:rFonts w:ascii="Times New Roman" w:hAnsi="Times New Roman" w:eastAsia="Times New Roman" w:cs="Times New Roman"/>
-              </w:rPr>
-              <w:t xml:space="preserve"> </w:t>
-            </w:r>
-            <w:r>
-              <w:rPr>
-                <w:rFonts w:hint="eastAsia" w:ascii="Times New Roman" w:hAnsi="Times New Roman" w:eastAsia="FangSong" w:cs="Times New Roman"/>
-              </w:rPr>
-              <w:t xml:space="preserve">与宏观</w:t>
-            </w:r>
-            <w:r>
-              <w:rPr>
-                <w:rFonts w:ascii="Times New Roman" w:hAnsi="Times New Roman" w:eastAsia="Times New Roman" w:cs="Times New Roman"/>
-              </w:rPr>
-              <w:t xml:space="preserve"> X </w:t>
-            </w:r>
-            <w:r>
-              <w:rPr>
-                <w:rFonts w:hint="eastAsia" w:ascii="Times New Roman" w:hAnsi="Times New Roman" w:eastAsia="FangSong" w:cs="Times New Roman"/>
-              </w:rPr>
-              <w:t>射线衍射强度的微积分映射机制</w:t>
-            </w:r>
-            <w:r>
-              <w:rPr>
-                <w:rFonts w:hint="eastAsia" w:ascii="Times New Roman" w:hAnsi="Times New Roman" w:eastAsia="Times New Roman" w:cs="Times New Roman"/>
-              </w:rPr>
-              <w:t>；</w:t>
-            </w:r>
-            <w:r>
-              <w:rPr>
-                <w:rFonts w:hint="eastAsia" w:ascii="Times New Roman" w:hAnsi="Times New Roman" w:eastAsia="FangSong" w:cs="Times New Roman"/>
-              </w:rPr>
-              <w:t>掌握点阵消光与空间群滑移</w:t>
-            </w:r>
-            <w:r>
-              <w:rPr>
-                <w:rFonts w:hint="eastAsia" w:ascii="Times New Roman" w:hAnsi="Times New Roman" w:eastAsia="Times New Roman" w:cs="Times New Roman"/>
-              </w:rPr>
-              <w:t>/</w:t>
-            </w:r>
-            <w:r>
-              <w:rPr>
-                <w:rFonts w:hint="eastAsia" w:ascii="Times New Roman" w:hAnsi="Times New Roman" w:eastAsia="FangSong" w:cs="Times New Roman"/>
-              </w:rPr>
-              <w:t>螺旋消光的代数推导</w:t>
-            </w:r>
-            <w:r>
-              <w:rPr>
-                <w:rFonts w:hint="eastAsia" w:ascii="Times New Roman" w:hAnsi="Times New Roman" w:eastAsia="Times New Roman" w:cs="Times New Roman"/>
-              </w:rPr>
-              <w:t>；</w:t>
-            </w:r>
-            <w:r>
-              <w:rPr>
-                <w:rFonts w:hint="eastAsia" w:ascii="Times New Roman" w:hAnsi="Times New Roman" w:eastAsia="FangSong" w:cs="Times New Roman"/>
-              </w:rPr>
-              <w:t>熟练运用粉末</w:t>
-            </w:r>
-            <w:r>
-              <w:rPr>
-                <w:rFonts w:ascii="Times New Roman" w:hAnsi="Times New Roman" w:eastAsia="Times New Roman" w:cs="Times New Roman"/>
-              </w:rPr>
-              <w:t xml:space="preserve"> XRD </w:t>
-            </w:r>
-            <w:r>
-              <w:rPr>
-                <w:rFonts w:hint="eastAsia" w:ascii="Times New Roman" w:hAnsi="Times New Roman" w:eastAsia="FangSong" w:cs="Times New Roman"/>
-              </w:rPr>
-              <w:t>衍射峰序列比值法则反演立方晶系点阵类型与精确晶胞参数</w:t>
-            </w:r>
-            <w:r>
-              <w:rPr>
-                <w:rFonts w:hint="eastAsia" w:ascii="Times New Roman" w:hAnsi="Times New Roman" w:eastAsia="Times New Roman" w:cs="Times New Roman"/>
-              </w:rPr>
-              <w:t>。</w:t>
-            </w:r>
-          </w:p>
-        </w:tc>
-      </w:tr>
-      <w:tr>
-        <w:tc>
-          <w:tcPr/>
-          <w:p>
-            <w:pPr>
-              <w:pStyle w:val="Compact"/>
-              <w:jc w:val="center"/>
-            </w:pPr>
-            <w:r>
-              <w:rPr>
-                <w:rFonts w:ascii="Times New Roman" w:hAnsi="Times New Roman" w:eastAsia="Times New Roman" w:cs="Times New Roman"/>
-                <w:b/>
-                <w:bCs/>
-              </w:rPr>
-              <w:t xml:space="preserve">§15 </w:t>
-            </w:r>
-            <w:r>
-              <w:rPr>
-                <w:rFonts w:hint="eastAsia" w:ascii="Times New Roman" w:hAnsi="Times New Roman" w:eastAsia="FangSong" w:cs="Times New Roman"/>
-                <w:b/>
-                <w:bCs/>
-              </w:rPr>
-              <w:t xml:space="preserve">晶体结构</w:t>
-            </w:r>
-            <w:r>
-              <w:rPr>
-                <w:rFonts w:ascii="Times New Roman" w:hAnsi="Times New Roman" w:eastAsia="Times New Roman" w:cs="Times New Roman"/>
-                <w:b/>
-                <w:bCs/>
-              </w:rPr>
-              <w:t xml:space="preserve"> · </w:t>
-            </w:r>
-            <w:r>
-              <w:rPr>
-                <w:rFonts w:hint="eastAsia" w:ascii="Times New Roman" w:hAnsi="Times New Roman" w:eastAsia="FangSong" w:cs="Times New Roman"/>
-                <w:b/>
-                <w:bCs/>
-              </w:rPr>
-              <w:t xml:space="preserve">紧密堆积演化与密堆多型</w:t>
-            </w:r>
-          </w:p>
-        </w:tc>
-        <w:tc>
-          <w:tcPr/>
-          <w:p>
-            <w:pPr>
-              <w:pStyle w:val="Compact"/>
-              <w:jc w:val="center"/>
-            </w:pPr>
-            <w:r>
-              <w:rPr>
-                <w:rFonts w:hint="eastAsia" w:ascii="Times New Roman" w:hAnsi="Times New Roman" w:eastAsia="FangSong" w:cs="Times New Roman"/>
-              </w:rPr>
-              <w:t>掌握刚球最密堆积的多型性</w:t>
-            </w:r>
-            <w:r>
-              <w:rPr>
-                <w:rFonts w:hint="eastAsia" w:ascii="Times New Roman" w:hAnsi="Times New Roman" w:eastAsia="Times New Roman" w:cs="Times New Roman"/>
-              </w:rPr>
-              <w:t>（Polytypism）</w:t>
-            </w:r>
-            <w:r>
-              <w:rPr>
-                <w:rFonts w:hint="eastAsia" w:ascii="Times New Roman" w:hAnsi="Times New Roman" w:eastAsia="FangSong" w:cs="Times New Roman"/>
-              </w:rPr>
-              <w:t>原理与</w:t>
-            </w:r>
-            <w:r>
-              <w:rPr>
-                <w:rFonts w:ascii="Times New Roman" w:hAnsi="Times New Roman" w:eastAsia="Times New Roman" w:cs="Times New Roman"/>
-              </w:rPr>
-              <w:t xml:space="preserve"> Jagodzinski </w:t>
-            </w:r>
-            <w:r>
-              <w:rPr>
-                <w:rFonts w:hint="eastAsia" w:ascii="Times New Roman" w:hAnsi="Times New Roman" w:eastAsia="FangSong" w:cs="Times New Roman"/>
-              </w:rPr>
-              <w:t>记号</w:t>
-            </w:r>
-            <w:r>
-              <w:rPr>
-                <w:rFonts w:hint="eastAsia" w:ascii="Times New Roman" w:hAnsi="Times New Roman" w:eastAsia="Times New Roman" w:cs="Times New Roman"/>
-              </w:rPr>
-              <w:t>；</w:t>
-            </w:r>
-            <w:r>
-              <w:rPr>
-                <w:rFonts w:hint="eastAsia" w:ascii="Times New Roman" w:hAnsi="Times New Roman" w:eastAsia="FangSong" w:cs="Times New Roman"/>
-              </w:rPr>
-              <w:t>熟谙六方最密堆积</w:t>
-            </w:r>
-            <w:r>
-              <w:rPr>
-                <w:rFonts w:hint="eastAsia" w:ascii="Times New Roman" w:hAnsi="Times New Roman" w:eastAsia="Times New Roman" w:cs="Times New Roman"/>
-              </w:rPr>
-              <w:t>（hcp）</w:t>
-            </w:r>
-            <w:r>
-              <w:rPr>
-                <w:rFonts w:hint="eastAsia" w:ascii="Times New Roman" w:hAnsi="Times New Roman" w:eastAsia="FangSong" w:cs="Times New Roman"/>
-              </w:rPr>
-              <w:t>及其空隙填充衍生族</w:t>
-            </w:r>
-            <w:r>
-              <w:rPr>
-                <w:rFonts w:hint="eastAsia" w:ascii="Times New Roman" w:hAnsi="Times New Roman" w:eastAsia="Times New Roman" w:cs="Times New Roman"/>
-              </w:rPr>
-              <w:t>（NiAs,</w:t>
-            </w:r>
-            <w:r>
-              <w:rPr>
-                <w:rFonts w:ascii="Times New Roman" w:hAnsi="Times New Roman" w:eastAsia="Times New Roman" w:cs="Times New Roman"/>
-              </w:rPr>
-              <w:t xml:space="preserve"> </w:t>
-            </w:r>
-            <m:oMath>
-              <m:r>
-                <m:rPr>
-                  <m:sty m:val="p"/>
-                </m:rPr>
-                <m:t>C</m:t>
-              </m:r>
-              <m:r>
-                <m:rPr>
-                  <m:sty m:val="p"/>
-                </m:rPr>
-                <m:t>d</m:t>
-              </m:r>
-              <m:sSub>
-                <m:e>
-                  <m:r>
-                    <m:rPr>
-                      <m:sty m:val="p"/>
-                    </m:rPr>
-                    <m:t>I</m:t>
-                  </m:r>
-                </m:e>
-                <m:sub>
-                  <m:r>
-                    <m:rPr>
-                      <m:sty m:val="p"/>
-                    </m:rPr>
-                    <m:t>2</m:t>
-                  </m:r>
-                </m:sub>
-              </m:sSub>
-            </m:oMath>
-            <w:r>
-              <w:rPr>
-                <w:rFonts w:ascii="Times New Roman" w:hAnsi="Times New Roman" w:eastAsia="Times New Roman" w:cs="Times New Roman"/>
-              </w:rPr>
-              <w:t xml:space="preserve">,</w:t>
-            </w:r>
-            <w:r>
-              <w:rPr>
-                <w:rFonts w:ascii="Times New Roman" w:hAnsi="Times New Roman" w:eastAsia="Times New Roman" w:cs="Times New Roman"/>
-              </w:rPr>
-              <w:t xml:space="preserve"> </w:t>
-            </w:r>
-            <m:oMath>
-              <m:r>
-                <m:rPr>
-                  <m:sty m:val="p"/>
-                </m:rPr>
-                <m:t>C</m:t>
-              </m:r>
-              <m:r>
-                <m:rPr>
-                  <m:sty m:val="p"/>
-                </m:rPr>
-                <m:t>d</m:t>
-              </m:r>
-              <m:r>
-                <m:rPr>
-                  <m:sty m:val="p"/>
-                </m:rPr>
-                <m:t>C</m:t>
-              </m:r>
-              <m:sSub>
-                <m:e>
-                  <m:r>
-                    <m:rPr>
-                      <m:sty m:val="p"/>
-                    </m:rPr>
-                    <m:t>l</m:t>
-                  </m:r>
-                </m:e>
-                <m:sub>
-                  <m:r>
-                    <m:rPr>
-                      <m:sty m:val="p"/>
-                    </m:rPr>
-                    <m:t>2</m:t>
-                  </m:r>
-                </m:sub>
-              </m:sSub>
-            </m:oMath>
-            <w:r>
-              <w:rPr>
-                <w:rFonts w:ascii="Times New Roman" w:hAnsi="Times New Roman" w:eastAsia="Times New Roman" w:cs="Times New Roman"/>
-              </w:rPr>
-              <w:t xml:space="preserve">, </w:t>
-            </w:r>
-            <w:r>
-              <w:rPr>
-                <w:rFonts w:hint="eastAsia" w:ascii="Times New Roman" w:hAnsi="Times New Roman" w:eastAsia="FangSong" w:cs="Times New Roman"/>
-              </w:rPr>
-              <w:t>金红石等</w:t>
-            </w:r>
-            <w:r>
-              <w:rPr>
-                <w:rFonts w:hint="eastAsia" w:ascii="Times New Roman" w:hAnsi="Times New Roman" w:eastAsia="Times New Roman" w:cs="Times New Roman"/>
-              </w:rPr>
-              <w:t>）</w:t>
-            </w:r>
-            <w:r>
-              <w:rPr>
-                <w:rFonts w:hint="eastAsia" w:ascii="Times New Roman" w:hAnsi="Times New Roman" w:eastAsia="FangSong" w:cs="Times New Roman"/>
-              </w:rPr>
-              <w:t>的轴比畸变与配位多面体连接规律</w:t>
-            </w:r>
-            <w:r>
-              <w:rPr>
-                <w:rFonts w:hint="eastAsia" w:ascii="Times New Roman" w:hAnsi="Times New Roman" w:eastAsia="Times New Roman" w:cs="Times New Roman"/>
-              </w:rPr>
-              <w:t>。</w:t>
-            </w:r>
-          </w:p>
-        </w:tc>
-      </w:tr>
-      <w:tr>
-        <w:tc>
-          <w:tcPr/>
-          <w:p>
-            <w:pPr>
-              <w:pStyle w:val="Compact"/>
-              <w:jc w:val="center"/>
-            </w:pPr>
-            <w:r>
-              <w:rPr>
-                <w:rFonts w:ascii="Times New Roman" w:hAnsi="Times New Roman" w:eastAsia="Times New Roman" w:cs="Times New Roman"/>
-                <w:b/>
-                <w:bCs/>
-              </w:rPr>
-              <w:t xml:space="preserve">§17 </w:t>
-            </w:r>
-            <w:r>
-              <w:rPr>
-                <w:rFonts w:hint="eastAsia" w:ascii="Times New Roman" w:hAnsi="Times New Roman" w:eastAsia="FangSong" w:cs="Times New Roman"/>
-                <w:b/>
-                <w:bCs/>
-              </w:rPr>
-              <w:t xml:space="preserve">常见晶体结构</w:t>
-            </w:r>
-            <w:r>
-              <w:rPr>
-                <w:rFonts w:ascii="Times New Roman" w:hAnsi="Times New Roman" w:eastAsia="Times New Roman" w:cs="Times New Roman"/>
-                <w:b/>
-                <w:bCs/>
-              </w:rPr>
-              <w:t xml:space="preserve"> · </w:t>
-            </w:r>
-            <w:r>
-              <w:rPr>
-                <w:rFonts w:hint="eastAsia" w:ascii="Times New Roman" w:hAnsi="Times New Roman" w:eastAsia="FangSong" w:cs="Times New Roman"/>
-                <w:b/>
-                <w:bCs/>
-              </w:rPr>
-              <w:t xml:space="preserve">复杂多面体与功能固态材料</w:t>
-            </w:r>
-          </w:p>
-        </w:tc>
-        <w:tc>
-          <w:tcPr/>
-          <w:p>
-            <w:pPr>
-              <w:pStyle w:val="Compact"/>
-              <w:jc w:val="center"/>
-            </w:pPr>
-            <w:r>
-              <w:rPr>
-                <w:rFonts w:hint="eastAsia" w:ascii="Times New Roman" w:hAnsi="Times New Roman" w:eastAsia="FangSong" w:cs="Times New Roman"/>
-              </w:rPr>
-              <w:t>精通尖晶石与反尖晶石结构的晶胞拆分</w:t>
-            </w:r>
-            <w:r>
-              <w:rPr>
-                <w:rFonts w:hint="eastAsia" w:ascii="Times New Roman" w:hAnsi="Times New Roman" w:eastAsia="Times New Roman" w:cs="Times New Roman"/>
-              </w:rPr>
-              <w:t>、</w:t>
-            </w:r>
-            <w:r>
-              <w:rPr>
-                <w:rFonts w:hint="eastAsia" w:ascii="Times New Roman" w:hAnsi="Times New Roman" w:eastAsia="FangSong" w:cs="Times New Roman"/>
-              </w:rPr>
-              <w:t>子立方体拓扑模型及晶体场稳定化能</w:t>
-            </w:r>
-            <w:r>
-              <w:rPr>
-                <w:rFonts w:hint="eastAsia" w:ascii="Times New Roman" w:hAnsi="Times New Roman" w:eastAsia="Times New Roman" w:cs="Times New Roman"/>
-              </w:rPr>
-              <w:t>（CFSE）</w:t>
-            </w:r>
-            <w:r>
-              <w:rPr>
-                <w:rFonts w:hint="eastAsia" w:ascii="Times New Roman" w:hAnsi="Times New Roman" w:eastAsia="FangSong" w:cs="Times New Roman"/>
-              </w:rPr>
-              <w:t>占位偏好计算</w:t>
-            </w:r>
-            <w:r>
-              <w:rPr>
-                <w:rFonts w:hint="eastAsia" w:ascii="Times New Roman" w:hAnsi="Times New Roman" w:eastAsia="Times New Roman" w:cs="Times New Roman"/>
-              </w:rPr>
-              <w:t>；</w:t>
-            </w:r>
-            <w:r>
-              <w:rPr>
-                <w:rFonts w:hint="eastAsia" w:ascii="Times New Roman" w:hAnsi="Times New Roman" w:eastAsia="FangSong" w:cs="Times New Roman"/>
-              </w:rPr>
-              <w:t>掌握钙钛矿容差因子</w:t>
-            </w:r>
-            <w:r>
-              <w:rPr>
-                <w:rFonts w:hint="eastAsia" w:ascii="Times New Roman" w:hAnsi="Times New Roman" w:eastAsia="Times New Roman" w:cs="Times New Roman"/>
-              </w:rPr>
-              <w:t>、</w:t>
-            </w:r>
-            <w:r>
-              <w:rPr>
-                <w:rFonts w:hint="eastAsia" w:ascii="Times New Roman" w:hAnsi="Times New Roman" w:eastAsia="FangSong" w:cs="Times New Roman"/>
-              </w:rPr>
-              <w:t>八面体倾斜旋转</w:t>
-            </w:r>
-            <w:r>
-              <w:rPr>
-                <w:rFonts w:hint="eastAsia" w:ascii="Times New Roman" w:hAnsi="Times New Roman" w:eastAsia="Times New Roman" w:cs="Times New Roman"/>
-              </w:rPr>
-              <w:t>、Ruddlesden-Popper</w:t>
-            </w:r>
-            <w:r>
-              <w:rPr>
-                <w:rFonts w:ascii="Times New Roman" w:hAnsi="Times New Roman" w:eastAsia="Times New Roman" w:cs="Times New Roman"/>
-              </w:rPr>
-              <w:t xml:space="preserve"> </w:t>
-            </w:r>
-            <w:r>
-              <w:rPr>
-                <w:rFonts w:hint="eastAsia" w:ascii="Times New Roman" w:hAnsi="Times New Roman" w:eastAsia="FangSong" w:cs="Times New Roman"/>
-              </w:rPr>
-              <w:t>同系物演化</w:t>
-            </w:r>
-            <w:r>
-              <w:rPr>
-                <w:rFonts w:hint="eastAsia" w:ascii="Times New Roman" w:hAnsi="Times New Roman" w:eastAsia="Times New Roman" w:cs="Times New Roman"/>
-              </w:rPr>
-              <w:t>、YBCO</w:t>
-            </w:r>
-            <w:r>
-              <w:rPr>
-                <w:rFonts w:ascii="Times New Roman" w:hAnsi="Times New Roman" w:eastAsia="Times New Roman" w:cs="Times New Roman"/>
-              </w:rPr>
-              <w:t xml:space="preserve"> </w:t>
-            </w:r>
-            <w:r>
-              <w:rPr>
-                <w:rFonts w:hint="eastAsia" w:ascii="Times New Roman" w:hAnsi="Times New Roman" w:eastAsia="FangSong" w:cs="Times New Roman"/>
-              </w:rPr>
-              <w:t>超导氧缺陷链及非整比缺陷平衡</w:t>
-            </w:r>
-            <w:r>
-              <w:rPr>
-                <w:rFonts w:hint="eastAsia" w:ascii="Times New Roman" w:hAnsi="Times New Roman" w:eastAsia="Times New Roman" w:cs="Times New Roman"/>
-              </w:rPr>
-              <w:t>。</w:t>
-            </w:r>
-          </w:p>
-        </w:tc>
-      </w:tr>
-    </w:tbl>
-    <w:p>
-      <w:pPr>
-        <w:spacing w:before="160" w:after="80"/>
-      </w:pPr>
-      <w:r>
-        <w:pict>
-          <v:rect style="width:0;height:1.5pt" o:hralign="center" o:hrstd="t" o:hr="t"/>
-        </w:pict>
-      </w:r>
-    </w:p>
-    <w:bookmarkEnd w:id="9"/>
-    <w:bookmarkStart w:id="19" w:name="晶体学衍射物理与倒易空间几何深化"/>
+    <w:bookmarkStart w:id="18" w:name="晶体学衍射物理与倒易空间几何深化"/>
     <w:p>
       <w:pPr>
         <w:pStyle w:val="Heading2"/>
@@ -1546,18 +363,18 @@
           <wp:inline>
             <wp:extent cx="2667000" cy="914059"/>
             <wp:effectExtent b="0" l="0" r="0" t="0"/>
-            <wp:docPr descr="" title="" id="11" name="Picture"/>
+            <wp:docPr descr="" title="" id="10" name="Picture"/>
             <a:graphic>
               <a:graphicData uri="http://schemas.openxmlformats.org/drawingml/2006/picture">
                 <pic:pic>
                   <pic:nvPicPr>
-                    <pic:cNvPr descr="5895babe1e4323d0720a5e3454cabee35f81911a4ec212c5e8428e1cb4fc372c.png" id="12" name="Picture"/>
+                    <pic:cNvPr descr="5895babe1e4323d0720a5e3454cabee35f81911a4ec212c5e8428e1cb4fc372c.png" id="11" name="Picture"/>
                     <pic:cNvPicPr>
                       <a:picLocks noChangeArrowheads="1" noChangeAspect="1"/>
                     </pic:cNvPicPr>
                   </pic:nvPicPr>
                   <pic:blipFill>
-                    <a:blip r:embed="rId10"/>
+                    <a:blip r:embed="rId9"/>
                     <a:stretch>
                       <a:fillRect/>
                     </a:stretch>
@@ -2108,18 +925,18 @@
           <wp:inline>
             <wp:extent cx="2667000" cy="929614"/>
             <wp:effectExtent b="0" l="0" r="0" t="0"/>
-            <wp:docPr descr="" title="" id="14" name="Picture"/>
+            <wp:docPr descr="" title="" id="13" name="Picture"/>
             <a:graphic>
               <a:graphicData uri="http://schemas.openxmlformats.org/drawingml/2006/picture">
                 <pic:pic>
                   <pic:nvPicPr>
-                    <pic:cNvPr descr="e9c1db3e7b47f8badc8b33ea8df1765f0b1a75a59361a43f7ef180cc607117dc.png" id="15" name="Picture"/>
+                    <pic:cNvPr descr="e9c1db3e7b47f8badc8b33ea8df1765f0b1a75a59361a43f7ef180cc607117dc.png" id="14" name="Picture"/>
                     <pic:cNvPicPr>
                       <a:picLocks noChangeArrowheads="1" noChangeAspect="1"/>
                     </pic:cNvPicPr>
                   </pic:nvPicPr>
                   <pic:blipFill>
-                    <a:blip r:embed="rId13"/>
+                    <a:blip r:embed="rId12"/>
                     <a:stretch>
                       <a:fillRect/>
                     </a:stretch>
@@ -2861,18 +1678,18 @@
           <wp:inline>
             <wp:extent cx="2667000" cy="1691596"/>
             <wp:effectExtent b="0" l="0" r="0" t="0"/>
-            <wp:docPr descr="" title="" id="17" name="Picture"/>
+            <wp:docPr descr="" title="" id="16" name="Picture"/>
             <a:graphic>
               <a:graphicData uri="http://schemas.openxmlformats.org/drawingml/2006/picture">
                 <pic:pic>
                   <pic:nvPicPr>
-                    <pic:cNvPr descr="8cb594e7cd926ced4aee688df607034f72c4b7d26b05ece12ccca69b7c7e4865.png" id="18" name="Picture"/>
+                    <pic:cNvPr descr="8cb594e7cd926ced4aee688df607034f72c4b7d26b05ece12ccca69b7c7e4865.png" id="17" name="Picture"/>
                     <pic:cNvPicPr>
                       <a:picLocks noChangeArrowheads="1" noChangeAspect="1"/>
                     </pic:cNvPicPr>
                   </pic:nvPicPr>
                   <pic:blipFill>
-                    <a:blip r:embed="rId16"/>
+                    <a:blip r:embed="rId15"/>
                     <a:stretch>
                       <a:fillRect/>
                     </a:stretch>
@@ -2945,8 +1762,8 @@
         </w:pict>
       </w:r>
     </w:p>
-    <w:bookmarkEnd w:id="19"/>
-    <w:bookmarkStart w:id="29" w:name="系统消光微观机制与粉末-xrd-快速判型"/>
+    <w:bookmarkEnd w:id="18"/>
+    <w:bookmarkStart w:id="28" w:name="系统消光微观机制与粉末-xrd-快速判型"/>
     <w:p>
       <w:pPr>
         <w:pStyle w:val="Heading2"/>
@@ -3720,18 +2537,18 @@
           <wp:inline>
             <wp:extent cx="2667000" cy="1678652"/>
             <wp:effectExtent b="0" l="0" r="0" t="0"/>
-            <wp:docPr descr="" title="" id="21" name="Picture"/>
+            <wp:docPr descr="" title="" id="20" name="Picture"/>
             <a:graphic>
               <a:graphicData uri="http://schemas.openxmlformats.org/drawingml/2006/picture">
                 <pic:pic>
                   <pic:nvPicPr>
-                    <pic:cNvPr descr="6301e6569b4ca6d2352979cad869d6b9a07c326fb3b9a20bf37a0ae7a6b9937b.png" id="22" name="Picture"/>
+                    <pic:cNvPr descr="6301e6569b4ca6d2352979cad869d6b9a07c326fb3b9a20bf37a0ae7a6b9937b.png" id="21" name="Picture"/>
                     <pic:cNvPicPr>
                       <a:picLocks noChangeArrowheads="1" noChangeAspect="1"/>
                     </pic:cNvPicPr>
                   </pic:nvPicPr>
                   <pic:blipFill>
-                    <a:blip r:embed="rId20"/>
+                    <a:blip r:embed="rId19"/>
                     <a:stretch>
                       <a:fillRect/>
                     </a:stretch>
@@ -4574,18 +3391,18 @@
           <wp:inline>
             <wp:extent cx="2667000" cy="1370067"/>
             <wp:effectExtent b="0" l="0" r="0" t="0"/>
-            <wp:docPr descr="" title="" id="24" name="Picture"/>
+            <wp:docPr descr="" title="" id="23" name="Picture"/>
             <a:graphic>
               <a:graphicData uri="http://schemas.openxmlformats.org/drawingml/2006/picture">
                 <pic:pic>
                   <pic:nvPicPr>
-                    <pic:cNvPr descr="d5b5f78c3a235ab1298a43c1c94e74578cf75838c8e183e24759e6f6f7692ff9.png" id="25" name="Picture"/>
+                    <pic:cNvPr descr="d5b5f78c3a235ab1298a43c1c94e74578cf75838c8e183e24759e6f6f7692ff9.png" id="24" name="Picture"/>
                     <pic:cNvPicPr>
                       <a:picLocks noChangeArrowheads="1" noChangeAspect="1"/>
                     </pic:cNvPicPr>
                   </pic:nvPicPr>
                   <pic:blipFill>
-                    <a:blip r:embed="rId23"/>
+                    <a:blip r:embed="rId22"/>
                     <a:stretch>
                       <a:fillRect/>
                     </a:stretch>
@@ -5243,18 +4060,18 @@
           <wp:inline>
             <wp:extent cx="2667000" cy="1168167"/>
             <wp:effectExtent b="0" l="0" r="0" t="0"/>
-            <wp:docPr descr="" title="" id="27" name="Picture"/>
+            <wp:docPr descr="" title="" id="26" name="Picture"/>
             <a:graphic>
               <a:graphicData uri="http://schemas.openxmlformats.org/drawingml/2006/picture">
                 <pic:pic>
                   <pic:nvPicPr>
-                    <pic:cNvPr descr="a0df0d6f5853f877dfb0546a02163e8335d8cc6c8c3dc1681445480ec55f78a4.png" id="28" name="Picture"/>
+                    <pic:cNvPr descr="a0df0d6f5853f877dfb0546a02163e8335d8cc6c8c3dc1681445480ec55f78a4.png" id="27" name="Picture"/>
                     <pic:cNvPicPr>
                       <a:picLocks noChangeArrowheads="1" noChangeAspect="1"/>
                     </pic:cNvPicPr>
                   </pic:nvPicPr>
                   <pic:blipFill>
-                    <a:blip r:embed="rId26"/>
+                    <a:blip r:embed="rId25"/>
                     <a:stretch>
                       <a:fillRect/>
                     </a:stretch>
@@ -6730,8 +5547,8 @@
         </w:pict>
       </w:r>
     </w:p>
-    <w:bookmarkEnd w:id="29"/>
-    <w:bookmarkStart w:id="36" w:name="六方最密堆积hcp及其衍生结构族"/>
+    <w:bookmarkEnd w:id="28"/>
+    <w:bookmarkStart w:id="35" w:name="六方最密堆积hcp及其衍生结构族"/>
     <w:p>
       <w:pPr>
         <w:pStyle w:val="Heading2"/>
@@ -7383,18 +6200,18 @@
           <wp:inline>
             <wp:extent cx="2667000" cy="1341359"/>
             <wp:effectExtent b="0" l="0" r="0" t="0"/>
-            <wp:docPr descr="" title="" id="31" name="Picture"/>
+            <wp:docPr descr="" title="" id="30" name="Picture"/>
             <a:graphic>
               <a:graphicData uri="http://schemas.openxmlformats.org/drawingml/2006/picture">
                 <pic:pic>
                   <pic:nvPicPr>
-                    <pic:cNvPr descr="48aca720ae58212471c75599e2aec42942143128722af37b8a84d4fa4074ba94.jpg" id="32" name="Picture"/>
+                    <pic:cNvPr descr="48aca720ae58212471c75599e2aec42942143128722af37b8a84d4fa4074ba94.jpg" id="31" name="Picture"/>
                     <pic:cNvPicPr>
                       <a:picLocks noChangeArrowheads="1" noChangeAspect="1"/>
                     </pic:cNvPicPr>
                   </pic:nvPicPr>
                   <pic:blipFill>
-                    <a:blip r:embed="rId30"/>
+                    <a:blip r:embed="rId29"/>
                     <a:stretch>
                       <a:fillRect/>
                     </a:stretch>
@@ -7738,18 +6555,18 @@
           <wp:inline>
             <wp:extent cx="2667000" cy="3671047"/>
             <wp:effectExtent b="0" l="0" r="0" t="0"/>
-            <wp:docPr descr="" title="" id="34" name="Picture"/>
+            <wp:docPr descr="" title="" id="33" name="Picture"/>
             <a:graphic>
               <a:graphicData uri="http://schemas.openxmlformats.org/drawingml/2006/picture">
                 <pic:pic>
                   <pic:nvPicPr>
-                    <pic:cNvPr descr="594494112bc5e75a1204154453fa4c47c5f7e3f9898777f39face27dd7725882.jpg" id="35" name="Picture"/>
+                    <pic:cNvPr descr="594494112bc5e75a1204154453fa4c47c5f7e3f9898777f39face27dd7725882.jpg" id="34" name="Picture"/>
                     <pic:cNvPicPr>
                       <a:picLocks noChangeArrowheads="1" noChangeAspect="1"/>
                     </pic:cNvPicPr>
                   </pic:nvPicPr>
                   <pic:blipFill>
-                    <a:blip r:embed="rId33"/>
+                    <a:blip r:embed="rId32"/>
                     <a:stretch>
                       <a:fillRect/>
                     </a:stretch>
@@ -8352,8 +7169,8 @@
         </w:pict>
       </w:r>
     </w:p>
-    <w:bookmarkEnd w:id="36"/>
-    <w:bookmarkStart w:id="46" w:name="配位多面体连接拓扑与金红石型畸变机理"/>
+    <w:bookmarkEnd w:id="35"/>
+    <w:bookmarkStart w:id="45" w:name="配位多面体连接拓扑与金红石型畸变机理"/>
     <w:p>
       <w:pPr>
         <w:pStyle w:val="Heading2"/>
@@ -9022,18 +7839,18 @@
           <wp:inline>
             <wp:extent cx="2667000" cy="2667000"/>
             <wp:effectExtent b="0" l="0" r="0" t="0"/>
-            <wp:docPr descr="" title="" id="38" name="Picture"/>
+            <wp:docPr descr="" title="" id="37" name="Picture"/>
             <a:graphic>
               <a:graphicData uri="http://schemas.openxmlformats.org/drawingml/2006/picture">
                 <pic:pic>
                   <pic:nvPicPr>
-                    <pic:cNvPr descr="842f11610982edb9864434386961e51e51b5018aa78aa559c2fdd3220392d6b8.png" id="39" name="Picture"/>
+                    <pic:cNvPr descr="842f11610982edb9864434386961e51e51b5018aa78aa559c2fdd3220392d6b8.png" id="38" name="Picture"/>
                     <pic:cNvPicPr>
                       <a:picLocks noChangeArrowheads="1" noChangeAspect="1"/>
                     </pic:cNvPicPr>
                   </pic:nvPicPr>
                   <pic:blipFill>
-                    <a:blip r:embed="rId37"/>
+                    <a:blip r:embed="rId36"/>
                     <a:stretch>
                       <a:fillRect/>
                     </a:stretch>
@@ -9379,18 +8196,18 @@
           <wp:inline>
             <wp:extent cx="2667000" cy="3020245"/>
             <wp:effectExtent b="0" l="0" r="0" t="0"/>
-            <wp:docPr descr="" title="" id="41" name="Picture"/>
+            <wp:docPr descr="" title="" id="40" name="Picture"/>
             <a:graphic>
               <a:graphicData uri="http://schemas.openxmlformats.org/drawingml/2006/picture">
                 <pic:pic>
                   <pic:nvPicPr>
-                    <pic:cNvPr descr="e87a6a311d6a8d0265b9ba1b6a279b3459e5a3e6c939aec5e6335b3eb8d89ce5.png" id="42" name="Picture"/>
+                    <pic:cNvPr descr="e87a6a311d6a8d0265b9ba1b6a279b3459e5a3e6c939aec5e6335b3eb8d89ce5.png" id="41" name="Picture"/>
                     <pic:cNvPicPr>
                       <a:picLocks noChangeArrowheads="1" noChangeAspect="1"/>
                     </pic:cNvPicPr>
                   </pic:nvPicPr>
                   <pic:blipFill>
-                    <a:blip r:embed="rId40"/>
+                    <a:blip r:embed="rId39"/>
                     <a:stretch>
                       <a:fillRect/>
                     </a:stretch>
@@ -9679,18 +8496,18 @@
           <wp:inline>
             <wp:extent cx="2667000" cy="2568627"/>
             <wp:effectExtent b="0" l="0" r="0" t="0"/>
-            <wp:docPr descr="" title="" id="44" name="Picture"/>
+            <wp:docPr descr="" title="" id="43" name="Picture"/>
             <a:graphic>
               <a:graphicData uri="http://schemas.openxmlformats.org/drawingml/2006/picture">
                 <pic:pic>
                   <pic:nvPicPr>
-                    <pic:cNvPr descr="04646029f8ad3b0f9b746a9c602ec18904e8e1505a86c2e337957a8e39613a0f.jpg" id="45" name="Picture"/>
+                    <pic:cNvPr descr="04646029f8ad3b0f9b746a9c602ec18904e8e1505a86c2e337957a8e39613a0f.jpg" id="44" name="Picture"/>
                     <pic:cNvPicPr>
                       <a:picLocks noChangeArrowheads="1" noChangeAspect="1"/>
                     </pic:cNvPicPr>
                   </pic:nvPicPr>
                   <pic:blipFill>
-                    <a:blip r:embed="rId43"/>
+                    <a:blip r:embed="rId42"/>
                     <a:stretch>
                       <a:fillRect/>
                     </a:stretch>
@@ -9763,8 +8580,8 @@
         </w:pict>
       </w:r>
     </w:p>
-    <w:bookmarkEnd w:id="46"/>
-    <w:bookmarkStart w:id="56" w:name="尖晶石与反尖晶石结构的晶胞拆分与-cfse-占位热力学"/>
+    <w:bookmarkEnd w:id="45"/>
+    <w:bookmarkStart w:id="55" w:name="尖晶石与反尖晶石结构的晶胞拆分与-cfse-占位热力学"/>
     <w:p>
       <w:pPr>
         <w:pStyle w:val="Heading2"/>
@@ -10206,18 +9023,18 @@
           <wp:inline>
             <wp:extent cx="2667000" cy="3305153"/>
             <wp:effectExtent b="0" l="0" r="0" t="0"/>
-            <wp:docPr descr="" title="" id="48" name="Picture"/>
+            <wp:docPr descr="" title="" id="47" name="Picture"/>
             <a:graphic>
               <a:graphicData uri="http://schemas.openxmlformats.org/drawingml/2006/picture">
                 <pic:pic>
                   <pic:nvPicPr>
-                    <pic:cNvPr descr="1cf53f30e30d122f4d3acfb62a7e6adddfd6327d673bfd2d7a6949b42d820ed2.png" id="49" name="Picture"/>
+                    <pic:cNvPr descr="1cf53f30e30d122f4d3acfb62a7e6adddfd6327d673bfd2d7a6949b42d820ed2.png" id="48" name="Picture"/>
                     <pic:cNvPicPr>
                       <a:picLocks noChangeArrowheads="1" noChangeAspect="1"/>
                     </pic:cNvPicPr>
                   </pic:nvPicPr>
                   <pic:blipFill>
-                    <a:blip r:embed="rId47"/>
+                    <a:blip r:embed="rId46"/>
                     <a:stretch>
                       <a:fillRect/>
                     </a:stretch>
@@ -11236,18 +10053,18 @@
           <wp:inline>
             <wp:extent cx="2667000" cy="1047148"/>
             <wp:effectExtent b="0" l="0" r="0" t="0"/>
-            <wp:docPr descr="" title="" id="51" name="Picture"/>
+            <wp:docPr descr="" title="" id="50" name="Picture"/>
             <a:graphic>
               <a:graphicData uri="http://schemas.openxmlformats.org/drawingml/2006/picture">
                 <pic:pic>
                   <pic:nvPicPr>
-                    <pic:cNvPr descr="7fcf16d004e542d2bbbb55838f7d0cd9a7cd50f530160f081b5805a4bcf9ed02.png" id="52" name="Picture"/>
+                    <pic:cNvPr descr="7fcf16d004e542d2bbbb55838f7d0cd9a7cd50f530160f081b5805a4bcf9ed02.png" id="51" name="Picture"/>
                     <pic:cNvPicPr>
                       <a:picLocks noChangeArrowheads="1" noChangeAspect="1"/>
                     </pic:cNvPicPr>
                   </pic:nvPicPr>
                   <pic:blipFill>
-                    <a:blip r:embed="rId50"/>
+                    <a:blip r:embed="rId49"/>
                     <a:stretch>
                       <a:fillRect/>
                     </a:stretch>
@@ -12026,18 +10843,18 @@
           <wp:inline>
             <wp:extent cx="2667000" cy="1003002"/>
             <wp:effectExtent b="0" l="0" r="0" t="0"/>
-            <wp:docPr descr="" title="" id="54" name="Picture"/>
+            <wp:docPr descr="" title="" id="53" name="Picture"/>
             <a:graphic>
               <a:graphicData uri="http://schemas.openxmlformats.org/drawingml/2006/picture">
                 <pic:pic>
                   <pic:nvPicPr>
-                    <pic:cNvPr descr="2910d7a87d627b692192646acf2155080d3f2f6c397d1d8af509815eaaba4673.png" id="55" name="Picture"/>
+                    <pic:cNvPr descr="2910d7a87d627b692192646acf2155080d3f2f6c397d1d8af509815eaaba4673.png" id="54" name="Picture"/>
                     <pic:cNvPicPr>
                       <a:picLocks noChangeArrowheads="1" noChangeAspect="1"/>
                     </pic:cNvPicPr>
                   </pic:nvPicPr>
                   <pic:blipFill>
-                    <a:blip r:embed="rId53"/>
+                    <a:blip r:embed="rId52"/>
                     <a:stretch>
                       <a:fillRect/>
                     </a:stretch>
@@ -13494,8 +12311,8 @@
         </w:pict>
       </w:r>
     </w:p>
-    <w:bookmarkEnd w:id="56"/>
-    <w:bookmarkStart w:id="69" w:name="钙钛矿结构深化容差因子倾斜畸变与相变"/>
+    <w:bookmarkEnd w:id="55"/>
+    <w:bookmarkStart w:id="68" w:name="钙钛矿结构深化容差因子倾斜畸变与相变"/>
     <w:p>
       <w:pPr>
         <w:pStyle w:val="Heading2"/>
@@ -14158,18 +12975,18 @@
           <wp:inline>
             <wp:extent cx="2667000" cy="3089495"/>
             <wp:effectExtent b="0" l="0" r="0" t="0"/>
-            <wp:docPr descr="" title="" id="58" name="Picture"/>
+            <wp:docPr descr="" title="" id="57" name="Picture"/>
             <a:graphic>
               <a:graphicData uri="http://schemas.openxmlformats.org/drawingml/2006/picture">
                 <pic:pic>
                   <pic:nvPicPr>
-                    <pic:cNvPr descr="5c4133ec4e88a13ffec229a3811abb5d7ac1a96f76457a4a73814e67065b762b.png" id="59" name="Picture"/>
+                    <pic:cNvPr descr="5c4133ec4e88a13ffec229a3811abb5d7ac1a96f76457a4a73814e67065b762b.png" id="58" name="Picture"/>
                     <pic:cNvPicPr>
                       <a:picLocks noChangeArrowheads="1" noChangeAspect="1"/>
                     </pic:cNvPicPr>
                   </pic:nvPicPr>
                   <pic:blipFill>
-                    <a:blip r:embed="rId57"/>
+                    <a:blip r:embed="rId56"/>
                     <a:stretch>
                       <a:fillRect/>
                     </a:stretch>
@@ -14711,18 +13528,18 @@
           <wp:inline>
             <wp:extent cx="2667000" cy="2329554"/>
             <wp:effectExtent b="0" l="0" r="0" t="0"/>
-            <wp:docPr descr="" title="" id="61" name="Picture"/>
+            <wp:docPr descr="" title="" id="60" name="Picture"/>
             <a:graphic>
               <a:graphicData uri="http://schemas.openxmlformats.org/drawingml/2006/picture">
                 <pic:pic>
                   <pic:nvPicPr>
-                    <pic:cNvPr descr="86e483b9a8c4f06e2704b81bc0883f2655de6d475c0472b9ef07fd705d6ebd1e.jpg" id="62" name="Picture"/>
+                    <pic:cNvPr descr="86e483b9a8c4f06e2704b81bc0883f2655de6d475c0472b9ef07fd705d6ebd1e.jpg" id="61" name="Picture"/>
                     <pic:cNvPicPr>
                       <a:picLocks noChangeArrowheads="1" noChangeAspect="1"/>
                     </pic:cNvPicPr>
                   </pic:nvPicPr>
                   <pic:blipFill>
-                    <a:blip r:embed="rId60"/>
+                    <a:blip r:embed="rId59"/>
                     <a:stretch>
                       <a:fillRect/>
                     </a:stretch>
@@ -14825,18 +13642,15 @@
         </w:rPr>
         <w:t>：</w:t>
       </w:r>
-      <w:r>
-        <w:rPr>
-          <w:rFonts w:ascii="Times New Roman" w:hAnsi="Times New Roman" w:eastAsia="Times New Roman" w:cs="Times New Roman"/>
-        </w:rPr>
-        <w:t xml:space="preserve"> </w:t>
-      </w:r>
-      <w:r>
-        <w:rPr>
-          <w:rFonts w:ascii="Times New Roman" w:hAnsi="Times New Roman" w:eastAsia="Times New Roman" w:cs="Times New Roman"/>
-        </w:rPr>
-        <w:t xml:space="preserve">1. </w:t>
-      </w:r>
+    </w:p>
+    <w:p>
+      <w:pPr>
+        <w:numPr>
+          <w:ilvl w:val="0"/>
+          <w:numId w:val="1001"/>
+        </w:numPr>
+        <w:ind w:firstLine="420"/>
+      </w:pPr>
       <w:r>
         <w:rPr>
           <w:rFonts w:hint="eastAsia" w:ascii="Times New Roman" w:hAnsi="Times New Roman" w:eastAsia="FangSong" w:cs="Times New Roman"/>
@@ -15010,18 +13824,15 @@
         </w:rPr>
         <w:t xml:space="preserve">）；</w:t>
       </w:r>
-      <w:r>
-        <w:rPr>
-          <w:rFonts w:ascii="Times New Roman" w:hAnsi="Times New Roman" w:eastAsia="Times New Roman" w:cs="Times New Roman"/>
-        </w:rPr>
-        <w:t xml:space="preserve"> </w:t>
-      </w:r>
-      <w:r>
-        <w:rPr>
-          <w:rFonts w:ascii="Times New Roman" w:hAnsi="Times New Roman" w:eastAsia="Times New Roman" w:cs="Times New Roman"/>
-        </w:rPr>
-        <w:t xml:space="preserve">2. </w:t>
-      </w:r>
+    </w:p>
+    <w:p>
+      <w:pPr>
+        <w:numPr>
+          <w:ilvl w:val="0"/>
+          <w:numId w:val="1001"/>
+        </w:numPr>
+        <w:ind w:firstLine="420"/>
+      </w:pPr>
       <w:r>
         <w:rPr>
           <w:rFonts w:hint="eastAsia" w:ascii="Times New Roman" w:hAnsi="Times New Roman" w:eastAsia="FangSong" w:cs="Times New Roman"/>
@@ -15405,18 +14216,15 @@
         </w:rPr>
         <w:t xml:space="preserve">）；</w:t>
       </w:r>
-      <w:r>
-        <w:rPr>
-          <w:rFonts w:ascii="Times New Roman" w:hAnsi="Times New Roman" w:eastAsia="Times New Roman" w:cs="Times New Roman"/>
-        </w:rPr>
-        <w:t xml:space="preserve"> </w:t>
-      </w:r>
-      <w:r>
-        <w:rPr>
-          <w:rFonts w:ascii="Times New Roman" w:hAnsi="Times New Roman" w:eastAsia="Times New Roman" w:cs="Times New Roman"/>
-        </w:rPr>
-        <w:t xml:space="preserve">3. </w:t>
-      </w:r>
+    </w:p>
+    <w:p>
+      <w:pPr>
+        <w:numPr>
+          <w:ilvl w:val="0"/>
+          <w:numId w:val="1001"/>
+        </w:numPr>
+        <w:ind w:firstLine="420"/>
+      </w:pPr>
       <w:r>
         <w:rPr>
           <w:rFonts w:hint="eastAsia" w:ascii="Times New Roman" w:hAnsi="Times New Roman" w:eastAsia="FangSong" w:cs="Times New Roman"/>
@@ -15573,18 +14381,15 @@
         </w:rPr>
         <w:t xml:space="preserve">）；</w:t>
       </w:r>
-      <w:r>
-        <w:rPr>
-          <w:rFonts w:ascii="Times New Roman" w:hAnsi="Times New Roman" w:eastAsia="Times New Roman" w:cs="Times New Roman"/>
-        </w:rPr>
-        <w:t xml:space="preserve"> </w:t>
-      </w:r>
-      <w:r>
-        <w:rPr>
-          <w:rFonts w:ascii="Times New Roman" w:hAnsi="Times New Roman" w:eastAsia="Times New Roman" w:cs="Times New Roman"/>
-        </w:rPr>
-        <w:t xml:space="preserve">4. </w:t>
-      </w:r>
+    </w:p>
+    <w:p>
+      <w:pPr>
+        <w:numPr>
+          <w:ilvl w:val="0"/>
+          <w:numId w:val="1001"/>
+        </w:numPr>
+        <w:ind w:firstLine="420"/>
+      </w:pPr>
       <w:r>
         <w:rPr>
           <w:rFonts w:hint="eastAsia" w:ascii="Times New Roman" w:hAnsi="Times New Roman" w:eastAsia="FangSong" w:cs="Times New Roman"/>
@@ -15752,7 +14557,7 @@
     </w:p>
     <w:p>
       <w:pPr>
-        <w:pStyle w:val="BodyText"/>
+        <w:pStyle w:val="FirstParagraph"/>
         <w:spacing w:before="160" w:after="80"/>
         <w:jc w:val="center"/>
       </w:pPr>
@@ -15764,18 +14569,18 @@
           <wp:inline>
             <wp:extent cx="2667000" cy="1063908"/>
             <wp:effectExtent b="0" l="0" r="0" t="0"/>
-            <wp:docPr descr="" title="" id="64" name="Picture"/>
+            <wp:docPr descr="" title="" id="63" name="Picture"/>
             <a:graphic>
               <a:graphicData uri="http://schemas.openxmlformats.org/drawingml/2006/picture">
                 <pic:pic>
                   <pic:nvPicPr>
-                    <pic:cNvPr descr="e24689caf3117fe72dc27d03961a30f2e9a41988159b39887b4aa3a15c0ee84c.png" id="65" name="Picture"/>
+                    <pic:cNvPr descr="e24689caf3117fe72dc27d03961a30f2e9a41988159b39887b4aa3a15c0ee84c.png" id="64" name="Picture"/>
                     <pic:cNvPicPr>
                       <a:picLocks noChangeArrowheads="1" noChangeAspect="1"/>
                     </pic:cNvPicPr>
                   </pic:nvPicPr>
                   <pic:blipFill>
-                    <a:blip r:embed="rId63"/>
+                    <a:blip r:embed="rId62"/>
                     <a:stretch>
                       <a:fillRect/>
                     </a:stretch>
@@ -16433,18 +15238,18 @@
           <wp:inline>
             <wp:extent cx="2667000" cy="2564558"/>
             <wp:effectExtent b="0" l="0" r="0" t="0"/>
-            <wp:docPr descr="" title="" id="67" name="Picture"/>
+            <wp:docPr descr="" title="" id="66" name="Picture"/>
             <a:graphic>
               <a:graphicData uri="http://schemas.openxmlformats.org/drawingml/2006/picture">
                 <pic:pic>
                   <pic:nvPicPr>
-                    <pic:cNvPr descr="5ffdf0f9ea2339f07dd11ff7e178215fa2b546e24a2d6efed0ff0c691c9e7ca4.jpg" id="68" name="Picture"/>
+                    <pic:cNvPr descr="5ffdf0f9ea2339f07dd11ff7e178215fa2b546e24a2d6efed0ff0c691c9e7ca4.jpg" id="67" name="Picture"/>
                     <pic:cNvPicPr>
                       <a:picLocks noChangeArrowheads="1" noChangeAspect="1"/>
                     </pic:cNvPicPr>
                   </pic:nvPicPr>
                   <pic:blipFill>
-                    <a:blip r:embed="rId66"/>
+                    <a:blip r:embed="rId65"/>
                     <a:stretch>
                       <a:fillRect/>
                     </a:stretch>
@@ -16517,8 +15322,8 @@
         </w:pict>
       </w:r>
     </w:p>
-    <w:bookmarkEnd w:id="69"/>
-    <w:bookmarkStart w:id="82" w:name="层状钙钛矿演化与-ruddlesden-popper-同系物谱系"/>
+    <w:bookmarkEnd w:id="68"/>
+    <w:bookmarkStart w:id="81" w:name="层状钙钛矿演化与-ruddlesden-popper-同系物谱系"/>
     <w:p>
       <w:pPr>
         <w:pStyle w:val="Heading2"/>
@@ -16868,18 +15673,18 @@
           <wp:inline>
             <wp:extent cx="2667000" cy="1491272"/>
             <wp:effectExtent b="0" l="0" r="0" t="0"/>
-            <wp:docPr descr="" title="" id="71" name="Picture"/>
+            <wp:docPr descr="" title="" id="70" name="Picture"/>
             <a:graphic>
               <a:graphicData uri="http://schemas.openxmlformats.org/drawingml/2006/picture">
                 <pic:pic>
                   <pic:nvPicPr>
-                    <pic:cNvPr descr="02869de87e7b75f8c36fe21ad2f282e931f32c330b6fdbefc187835732d69830.jpg" id="72" name="Picture"/>
+                    <pic:cNvPr descr="02869de87e7b75f8c36fe21ad2f282e931f32c330b6fdbefc187835732d69830.jpg" id="71" name="Picture"/>
                     <pic:cNvPicPr>
                       <a:picLocks noChangeArrowheads="1" noChangeAspect="1"/>
                     </pic:cNvPicPr>
                   </pic:nvPicPr>
                   <pic:blipFill>
-                    <a:blip r:embed="rId70"/>
+                    <a:blip r:embed="rId69"/>
                     <a:stretch>
                       <a:fillRect/>
                     </a:stretch>
@@ -17256,18 +16061,18 @@
           <wp:inline>
             <wp:extent cx="2667000" cy="2620516"/>
             <wp:effectExtent b="0" l="0" r="0" t="0"/>
-            <wp:docPr descr="" title="" id="74" name="Picture"/>
+            <wp:docPr descr="" title="" id="73" name="Picture"/>
             <a:graphic>
               <a:graphicData uri="http://schemas.openxmlformats.org/drawingml/2006/picture">
                 <pic:pic>
                   <pic:nvPicPr>
-                    <pic:cNvPr descr="a1f90ee389862a118b51c32ba3fdcd3ddecabb2acbc4916447aa7ac5d0d071bc.jpg" id="75" name="Picture"/>
+                    <pic:cNvPr descr="a1f90ee389862a118b51c32ba3fdcd3ddecabb2acbc4916447aa7ac5d0d071bc.jpg" id="74" name="Picture"/>
                     <pic:cNvPicPr>
                       <a:picLocks noChangeArrowheads="1" noChangeAspect="1"/>
                     </pic:cNvPicPr>
                   </pic:nvPicPr>
                   <pic:blipFill>
-                    <a:blip r:embed="rId73"/>
+                    <a:blip r:embed="rId72"/>
                     <a:stretch>
                       <a:fillRect/>
                     </a:stretch>
@@ -18141,18 +16946,18 @@
           <wp:inline>
             <wp:extent cx="2667000" cy="929562"/>
             <wp:effectExtent b="0" l="0" r="0" t="0"/>
-            <wp:docPr descr="" title="" id="77" name="Picture"/>
+            <wp:docPr descr="" title="" id="76" name="Picture"/>
             <a:graphic>
               <a:graphicData uri="http://schemas.openxmlformats.org/drawingml/2006/picture">
                 <pic:pic>
                   <pic:nvPicPr>
-                    <pic:cNvPr descr="3b8263233fca68b4307a73bdb1e870a1a8d7c74378c357c93900bbb6df89d373.jpg" id="78" name="Picture"/>
+                    <pic:cNvPr descr="3b8263233fca68b4307a73bdb1e870a1a8d7c74378c357c93900bbb6df89d373.jpg" id="77" name="Picture"/>
                     <pic:cNvPicPr>
                       <a:picLocks noChangeArrowheads="1" noChangeAspect="1"/>
                     </pic:cNvPicPr>
                   </pic:nvPicPr>
                   <pic:blipFill>
-                    <a:blip r:embed="rId76"/>
+                    <a:blip r:embed="rId75"/>
                     <a:stretch>
                       <a:fillRect/>
                     </a:stretch>
@@ -18651,18 +17456,18 @@
           <wp:inline>
             <wp:extent cx="2667000" cy="730129"/>
             <wp:effectExtent b="0" l="0" r="0" t="0"/>
-            <wp:docPr descr="" title="" id="80" name="Picture"/>
+            <wp:docPr descr="" title="" id="79" name="Picture"/>
             <a:graphic>
               <a:graphicData uri="http://schemas.openxmlformats.org/drawingml/2006/picture">
                 <pic:pic>
                   <pic:nvPicPr>
-                    <pic:cNvPr descr="601b8f30a8e6a3f6f311cdc563b56b3c405716e01ce2a119945d972358349703.jpg" id="81" name="Picture"/>
+                    <pic:cNvPr descr="601b8f30a8e6a3f6f311cdc563b56b3c405716e01ce2a119945d972358349703.jpg" id="80" name="Picture"/>
                     <pic:cNvPicPr>
                       <a:picLocks noChangeArrowheads="1" noChangeAspect="1"/>
                     </pic:cNvPicPr>
                   </pic:nvPicPr>
                   <pic:blipFill>
-                    <a:blip r:embed="rId79"/>
+                    <a:blip r:embed="rId78"/>
                     <a:stretch>
                       <a:fillRect/>
                     </a:stretch>
@@ -18735,8 +17540,8 @@
         </w:pict>
       </w:r>
     </w:p>
-    <w:bookmarkEnd w:id="82"/>
-    <w:bookmarkStart w:id="89" w:name="高温超导材料微观缺陷与-ybco-氧空位序"/>
+    <w:bookmarkEnd w:id="81"/>
+    <w:bookmarkStart w:id="88" w:name="高温超导材料微观缺陷与-ybco-氧空位序"/>
     <w:p>
       <w:pPr>
         <w:pStyle w:val="Heading2"/>
@@ -19145,18 +17950,18 @@
           <wp:inline>
             <wp:extent cx="2520000" cy="4088436"/>
             <wp:effectExtent b="0" l="0" r="0" t="0"/>
-            <wp:docPr descr="" title="" id="84" name="Picture"/>
+            <wp:docPr descr="" title="" id="83" name="Picture"/>
             <a:graphic>
               <a:graphicData uri="http://schemas.openxmlformats.org/drawingml/2006/picture">
                 <pic:pic>
                   <pic:nvPicPr>
-                    <pic:cNvPr descr="47ac0d68be9bfc33eb926fb27aa4daa26fffc12dc986382e3b1351f2d5fd2162.jpg" id="85" name="Picture"/>
+                    <pic:cNvPr descr="47ac0d68be9bfc33eb926fb27aa4daa26fffc12dc986382e3b1351f2d5fd2162.jpg" id="84" name="Picture"/>
                     <pic:cNvPicPr>
                       <a:picLocks noChangeArrowheads="1" noChangeAspect="1"/>
                     </pic:cNvPicPr>
                   </pic:nvPicPr>
                   <pic:blipFill>
-                    <a:blip r:embed="rId83"/>
+                    <a:blip r:embed="rId82"/>
                     <a:stretch>
                       <a:fillRect/>
                     </a:stretch>
@@ -20587,18 +19392,18 @@
           <wp:inline>
             <wp:extent cx="2667000" cy="2852351"/>
             <wp:effectExtent b="0" l="0" r="0" t="0"/>
-            <wp:docPr descr="" title="" id="87" name="Picture"/>
+            <wp:docPr descr="" title="" id="86" name="Picture"/>
             <a:graphic>
               <a:graphicData uri="http://schemas.openxmlformats.org/drawingml/2006/picture">
                 <pic:pic>
                   <pic:nvPicPr>
-                    <pic:cNvPr descr="fe5ab29705422af1d1802bfc597661758edc2f7db9b554a062b8a09d43dfd8cd.jpg" id="88" name="Picture"/>
+                    <pic:cNvPr descr="fe5ab29705422af1d1802bfc597661758edc2f7db9b554a062b8a09d43dfd8cd.jpg" id="87" name="Picture"/>
                     <pic:cNvPicPr>
                       <a:picLocks noChangeArrowheads="1" noChangeAspect="1"/>
                     </pic:cNvPicPr>
                   </pic:nvPicPr>
                   <pic:blipFill>
-                    <a:blip r:embed="rId86"/>
+                    <a:blip r:embed="rId85"/>
                     <a:stretch>
                       <a:fillRect/>
                     </a:stretch>
@@ -20671,8 +19476,8 @@
         </w:pict>
       </w:r>
     </w:p>
-    <w:bookmarkEnd w:id="89"/>
-    <w:bookmarkStart w:id="93" w:name="非化学计量缺陷化学与-kröger-vink-准化学平衡"/>
+    <w:bookmarkEnd w:id="88"/>
+    <w:bookmarkStart w:id="92" w:name="非化学计量缺陷化学与-kröger-vink-准化学平衡"/>
     <w:p>
       <w:pPr>
         <w:pStyle w:val="Heading2"/>
@@ -21133,18 +19938,18 @@
           <wp:inline>
             <wp:extent cx="2667000" cy="1554820"/>
             <wp:effectExtent b="0" l="0" r="0" t="0"/>
-            <wp:docPr descr="" title="" id="91" name="Picture"/>
+            <wp:docPr descr="" title="" id="90" name="Picture"/>
             <a:graphic>
               <a:graphicData uri="http://schemas.openxmlformats.org/drawingml/2006/picture">
                 <pic:pic>
                   <pic:nvPicPr>
-                    <pic:cNvPr descr="175fbda89ff064959be5982fb0d49b3e319f2c0b815325300fbfa14cd6f6f2c2.png" id="92" name="Picture"/>
+                    <pic:cNvPr descr="175fbda89ff064959be5982fb0d49b3e319f2c0b815325300fbfa14cd6f6f2c2.png" id="91" name="Picture"/>
                     <pic:cNvPicPr>
                       <a:picLocks noChangeArrowheads="1" noChangeAspect="1"/>
                     </pic:cNvPicPr>
                   </pic:nvPicPr>
                   <pic:blipFill>
-                    <a:blip r:embed="rId90"/>
+                    <a:blip r:embed="rId89"/>
                     <a:stretch>
                       <a:fillRect/>
                     </a:stretch>
@@ -22995,8 +21800,8 @@
         </w:pict>
       </w:r>
     </w:p>
-    <w:bookmarkEnd w:id="93"/>
-    <w:bookmarkStart w:id="94" w:name="赛场高频失分命题陷阱清单"/>
+    <w:bookmarkEnd w:id="92"/>
+    <w:bookmarkStart w:id="93" w:name="课后习题"/>
     <w:p>
       <w:pPr>
         <w:pStyle w:val="Heading2"/>
@@ -23012,1604 +21817,7 @@
         <w:rPr>
           <w:rFonts w:hint="eastAsia" w:ascii="Times New Roman" w:hAnsi="Times New Roman" w:eastAsia="SimHei" w:cs="Times New Roman"/>
         </w:rPr>
-        <w:t xml:space="preserve">赛场高频失分命题陷阱清单</w:t>
-      </w:r>
-    </w:p>
-    <w:p>
-      <w:pPr>
-        <w:pStyle w:val="FirstParagraph"/>
-        <w:ind w:firstLine="420"/>
-      </w:pPr>
-      <w:r>
-        <w:rPr>
-          <w:rFonts w:hint="eastAsia" w:ascii="Times New Roman" w:hAnsi="Times New Roman" w:eastAsia="FangSong" w:cs="Times New Roman"/>
-        </w:rPr>
-        <w:t>在无机与结构化学竞赛的高强度竞技环境下</w:t>
-      </w:r>
-      <w:r>
-        <w:rPr>
-          <w:rFonts w:hint="eastAsia" w:ascii="Times New Roman" w:hAnsi="Times New Roman" w:eastAsia="Times New Roman" w:cs="Times New Roman"/>
-        </w:rPr>
-        <w:t>，</w:t>
-      </w:r>
-      <w:r>
-        <w:rPr>
-          <w:rFonts w:hint="eastAsia" w:ascii="Times New Roman" w:hAnsi="Times New Roman" w:eastAsia="FangSong" w:cs="Times New Roman"/>
-        </w:rPr>
-        <w:t>面对复杂晶体结构与衍射缺陷题</w:t>
-      </w:r>
-      <w:r>
-        <w:rPr>
-          <w:rFonts w:hint="eastAsia" w:ascii="Times New Roman" w:hAnsi="Times New Roman" w:eastAsia="Times New Roman" w:cs="Times New Roman"/>
-        </w:rPr>
-        <w:t>，</w:t>
-      </w:r>
-      <w:r>
-        <w:rPr>
-          <w:rFonts w:hint="eastAsia" w:ascii="Times New Roman" w:hAnsi="Times New Roman" w:eastAsia="FangSong" w:cs="Times New Roman"/>
-        </w:rPr>
-        <w:t>选手极易在以下八大高频陷阱处产生逻辑溃败与失分</w:t>
-      </w:r>
-      <w:r>
-        <w:rPr>
-          <w:rFonts w:hint="eastAsia" w:ascii="Times New Roman" w:hAnsi="Times New Roman" w:eastAsia="Times New Roman" w:cs="Times New Roman"/>
-        </w:rPr>
-        <w:t>：</w:t>
-      </w:r>
-    </w:p>
-    <w:p>
-      <w:pPr>
-        <w:pStyle w:val="Compact"/>
-        <w:numPr>
-          <w:ilvl w:val="0"/>
-          <w:numId w:val="1001"/>
-        </w:numPr>
-        <w:ind w:firstLine="420"/>
-      </w:pPr>
-      <w:r>
-        <w:rPr>
-          <w:rFonts w:hint="eastAsia" w:ascii="Times New Roman" w:hAnsi="Times New Roman" w:eastAsia="FangSong" w:cs="Times New Roman"/>
-          <w:b/>
-          <w:bCs/>
-        </w:rPr>
-        <w:t xml:space="preserve">倒易消光与空间群消光层级混淆</w:t>
-      </w:r>
-      <w:r>
-        <w:rPr>
-          <w:rFonts w:hint="eastAsia" w:ascii="Times New Roman" w:hAnsi="Times New Roman" w:eastAsia="Times New Roman" w:cs="Times New Roman"/>
-        </w:rPr>
-        <w:t>：</w:t>
-      </w:r>
-      <w:r>
-        <w:rPr>
-          <w:rFonts w:hint="eastAsia" w:ascii="Times New Roman" w:hAnsi="Times New Roman" w:eastAsia="FangSong" w:cs="Times New Roman"/>
-        </w:rPr>
-        <w:t>误将点阵消光</w:t>
-      </w:r>
-      <w:r>
-        <w:rPr>
-          <w:rFonts w:hint="eastAsia" w:ascii="Times New Roman" w:hAnsi="Times New Roman" w:eastAsia="Times New Roman" w:cs="Times New Roman"/>
-        </w:rPr>
-        <w:t>（</w:t>
-      </w:r>
-      <w:r>
-        <w:rPr>
-          <w:rFonts w:hint="eastAsia" w:ascii="Times New Roman" w:hAnsi="Times New Roman" w:eastAsia="FangSong" w:cs="Times New Roman"/>
-        </w:rPr>
-        <w:t>如</w:t>
-      </w:r>
-      <w:r>
-        <w:rPr>
-          <w:rFonts w:ascii="Times New Roman" w:hAnsi="Times New Roman" w:eastAsia="Times New Roman" w:cs="Times New Roman"/>
-        </w:rPr>
-        <w:t xml:space="preserve"> bcc </w:t>
-      </w:r>
-      <w:r>
-        <w:rPr>
-          <w:rFonts w:hint="eastAsia" w:ascii="Times New Roman" w:hAnsi="Times New Roman" w:eastAsia="FangSong" w:cs="Times New Roman"/>
-        </w:rPr>
-        <w:t xml:space="preserve">的</w:t>
-      </w:r>
-      <w:r>
-        <w:rPr>
-          <w:rFonts w:ascii="Times New Roman" w:hAnsi="Times New Roman" w:eastAsia="Times New Roman" w:cs="Times New Roman"/>
-        </w:rPr>
-        <w:t xml:space="preserve"> </w:t>
-      </w:r>
-      <m:oMath>
-        <m:r>
-          <m:t>h</m:t>
-        </m:r>
-        <m:r>
-          <m:rPr>
-            <m:sty m:val="p"/>
-          </m:rPr>
-          <m:t>+</m:t>
-        </m:r>
-        <m:r>
-          <m:t>k</m:t>
-        </m:r>
-        <m:r>
-          <m:rPr>
-            <m:sty m:val="p"/>
-          </m:rPr>
-          <m:t>+</m:t>
-        </m:r>
-        <m:r>
-          <m:t>l</m:t>
-        </m:r>
-      </m:oMath>
-      <w:r>
-        <w:rPr>
-          <w:rFonts w:ascii="Times New Roman" w:hAnsi="Times New Roman" w:eastAsia="Times New Roman" w:cs="Times New Roman"/>
-        </w:rPr>
-        <w:t xml:space="preserve"> </w:t>
-      </w:r>
-      <w:r>
-        <w:rPr>
-          <w:rFonts w:hint="eastAsia" w:ascii="Times New Roman" w:hAnsi="Times New Roman" w:eastAsia="FangSong" w:cs="Times New Roman"/>
-        </w:rPr>
-        <w:t>奇数消光</w:t>
-      </w:r>
-      <w:r>
-        <w:rPr>
-          <w:rFonts w:hint="eastAsia" w:ascii="Times New Roman" w:hAnsi="Times New Roman" w:eastAsia="Times New Roman" w:cs="Times New Roman"/>
-        </w:rPr>
-        <w:t>、fcc</w:t>
-      </w:r>
-      <w:r>
-        <w:rPr>
-          <w:rFonts w:ascii="Times New Roman" w:hAnsi="Times New Roman" w:eastAsia="Times New Roman" w:cs="Times New Roman"/>
-        </w:rPr>
-        <w:t xml:space="preserve"> </w:t>
-      </w:r>
-      <w:r>
-        <w:rPr>
-          <w:rFonts w:hint="eastAsia" w:ascii="Times New Roman" w:hAnsi="Times New Roman" w:eastAsia="FangSong" w:cs="Times New Roman"/>
-        </w:rPr>
-        <w:t>的奇偶混杂消光</w:t>
-      </w:r>
-      <w:r>
-        <w:rPr>
-          <w:rFonts w:hint="eastAsia" w:ascii="Times New Roman" w:hAnsi="Times New Roman" w:eastAsia="Times New Roman" w:cs="Times New Roman"/>
-        </w:rPr>
-        <w:t>）</w:t>
-      </w:r>
-      <w:r>
-        <w:rPr>
-          <w:rFonts w:hint="eastAsia" w:ascii="Times New Roman" w:hAnsi="Times New Roman" w:eastAsia="FangSong" w:cs="Times New Roman"/>
-        </w:rPr>
-        <w:t>与微观对称元素导致的消光</w:t>
-      </w:r>
-      <w:r>
-        <w:rPr>
-          <w:rFonts w:hint="eastAsia" w:ascii="Times New Roman" w:hAnsi="Times New Roman" w:eastAsia="Times New Roman" w:cs="Times New Roman"/>
-        </w:rPr>
-        <w:t>（</w:t>
-      </w:r>
-      <w:r>
-        <w:rPr>
-          <w:rFonts w:hint="eastAsia" w:ascii="Times New Roman" w:hAnsi="Times New Roman" w:eastAsia="FangSong" w:cs="Times New Roman"/>
-        </w:rPr>
-        <w:t>如螺旋轴的一维消光</w:t>
-      </w:r>
-      <w:r>
-        <w:rPr>
-          <w:rFonts w:hint="eastAsia" w:ascii="Times New Roman" w:hAnsi="Times New Roman" w:eastAsia="Times New Roman" w:cs="Times New Roman"/>
-        </w:rPr>
-        <w:t>、</w:t>
-      </w:r>
-      <w:r>
-        <w:rPr>
-          <w:rFonts w:hint="eastAsia" w:ascii="Times New Roman" w:hAnsi="Times New Roman" w:eastAsia="FangSong" w:cs="Times New Roman"/>
-        </w:rPr>
-        <w:t>滑移面的二维晶面消光</w:t>
-      </w:r>
-      <w:r>
-        <w:rPr>
-          <w:rFonts w:hint="eastAsia" w:ascii="Times New Roman" w:hAnsi="Times New Roman" w:eastAsia="Times New Roman" w:cs="Times New Roman"/>
-        </w:rPr>
-        <w:t>）</w:t>
-      </w:r>
-      <w:r>
-        <w:rPr>
-          <w:rFonts w:hint="eastAsia" w:ascii="Times New Roman" w:hAnsi="Times New Roman" w:eastAsia="FangSong" w:cs="Times New Roman"/>
-        </w:rPr>
-        <w:t>混为一谈</w:t>
-      </w:r>
-      <w:r>
-        <w:rPr>
-          <w:rFonts w:hint="eastAsia" w:ascii="Times New Roman" w:hAnsi="Times New Roman" w:eastAsia="Times New Roman" w:cs="Times New Roman"/>
-        </w:rPr>
-        <w:t>。</w:t>
-      </w:r>
-      <w:r>
-        <w:rPr>
-          <w:rFonts w:hint="eastAsia" w:ascii="Times New Roman" w:hAnsi="Times New Roman" w:eastAsia="FangSong" w:cs="Times New Roman"/>
-        </w:rPr>
-        <w:t>必须牢记点阵消光对三维倒易空间所有晶面具有全局排他性</w:t>
-      </w:r>
-      <w:r>
-        <w:rPr>
-          <w:rFonts w:hint="eastAsia" w:ascii="Times New Roman" w:hAnsi="Times New Roman" w:eastAsia="Times New Roman" w:cs="Times New Roman"/>
-        </w:rPr>
-        <w:t>，</w:t>
-      </w:r>
-      <w:r>
-        <w:rPr>
-          <w:rFonts w:hint="eastAsia" w:ascii="Times New Roman" w:hAnsi="Times New Roman" w:eastAsia="FangSong" w:cs="Times New Roman"/>
-        </w:rPr>
-        <w:t>而滑移面消光仅对特定指数切面有效</w:t>
-      </w:r>
-      <w:r>
-        <w:rPr>
-          <w:rFonts w:hint="eastAsia" w:ascii="Times New Roman" w:hAnsi="Times New Roman" w:eastAsia="Times New Roman" w:cs="Times New Roman"/>
-        </w:rPr>
-        <w:t>。</w:t>
-      </w:r>
-    </w:p>
-    <w:p>
-      <w:pPr>
-        <w:pStyle w:val="Compact"/>
-        <w:numPr>
-          <w:ilvl w:val="0"/>
-          <w:numId w:val="1001"/>
-        </w:numPr>
-        <w:ind w:firstLine="420"/>
-      </w:pPr>
-      <w:r>
-        <w:rPr>
-          <w:rFonts w:hint="eastAsia" w:ascii="Times New Roman" w:hAnsi="Times New Roman" w:eastAsia="FangSong" w:cs="Times New Roman"/>
-          <w:b/>
-          <w:bCs/>
-        </w:rPr>
-        <w:t xml:space="preserve">粉末衍射平方和序列中特定数字缺失盲区</w:t>
-      </w:r>
-      <w:r>
-        <w:rPr>
-          <w:rFonts w:hint="eastAsia" w:ascii="Times New Roman" w:hAnsi="Times New Roman" w:eastAsia="Times New Roman" w:cs="Times New Roman"/>
-        </w:rPr>
-        <w:t>：</w:t>
-      </w:r>
-      <w:r>
-        <w:rPr>
-          <w:rFonts w:hint="eastAsia" w:ascii="Times New Roman" w:hAnsi="Times New Roman" w:eastAsia="FangSong" w:cs="Times New Roman"/>
-        </w:rPr>
-        <w:t>在利用</w:t>
-      </w:r>
-      <w:r>
-        <w:rPr>
-          <w:rFonts w:ascii="Times New Roman" w:hAnsi="Times New Roman" w:eastAsia="Times New Roman" w:cs="Times New Roman"/>
-        </w:rPr>
-        <w:t xml:space="preserve"> </w:t>
-      </w:r>
-      <m:oMath>
-        <m:sSup>
-          <m:e>
-            <m:r>
-              <m:rPr>
-                <m:sty m:val="p"/>
-              </m:rPr>
-              <m:t>sin</m:t>
-            </m:r>
-          </m:e>
-          <m:sup>
-            <m:r>
-              <m:t>2</m:t>
-            </m:r>
-          </m:sup>
-        </m:sSup>
-        <m:r>
-          <m:t>θ</m:t>
-        </m:r>
-      </m:oMath>
-      <w:r>
-        <w:rPr>
-          <w:rFonts w:ascii="Times New Roman" w:hAnsi="Times New Roman" w:eastAsia="Times New Roman" w:cs="Times New Roman"/>
-        </w:rPr>
-        <w:t xml:space="preserve"> </w:t>
-      </w:r>
-      <w:r>
-        <w:rPr>
-          <w:rFonts w:hint="eastAsia" w:ascii="Times New Roman" w:hAnsi="Times New Roman" w:eastAsia="FangSong" w:cs="Times New Roman"/>
-        </w:rPr>
-        <w:t>比值判定简单立方点阵时</w:t>
-      </w:r>
-      <w:r>
-        <w:rPr>
-          <w:rFonts w:hint="eastAsia" w:ascii="Times New Roman" w:hAnsi="Times New Roman" w:eastAsia="Times New Roman" w:cs="Times New Roman"/>
-        </w:rPr>
-        <w:t>，</w:t>
-      </w:r>
-      <w:r>
-        <w:rPr>
-          <w:rFonts w:hint="eastAsia" w:ascii="Times New Roman" w:hAnsi="Times New Roman" w:eastAsia="FangSong" w:cs="Times New Roman"/>
-        </w:rPr>
-        <w:t>忘记了</w:t>
-      </w:r>
-      <w:r>
-        <w:rPr>
-          <w:rFonts w:ascii="Times New Roman" w:hAnsi="Times New Roman" w:eastAsia="Times New Roman" w:cs="Times New Roman"/>
-        </w:rPr>
-        <w:t xml:space="preserve"> </w:t>
-      </w:r>
-      <m:oMath>
-        <m:oMathPr>
-          <m:ctrlPr>
-            <w:rPr>
-              <w:sz w:val="28"/>
-              <w:szCs w:val="28"/>
-            </w:rPr>
-          </m:ctrlPr>
-        </m:oMathPr>
-        <m:r>
-          <m:t>7</m:t>
-        </m:r>
-        <m:r>
-          <m:rPr>
-            <m:sty m:val="p"/>
-          </m:rPr>
-          <m:t>,</m:t>
-        </m:r>
-        <m:r>
-          <m:t>15</m:t>
-        </m:r>
-        <m:r>
-          <m:rPr>
-            <m:sty m:val="p"/>
-          </m:rPr>
-          <m:t>,</m:t>
-        </m:r>
-        <m:r>
-          <m:t>23</m:t>
-        </m:r>
-        <m:r>
-          <m:rPr>
-            <m:sty m:val="p"/>
-          </m:rPr>
-          <m:t>,</m:t>
-        </m:r>
-        <m:r>
-          <m:t>28</m:t>
-        </m:r>
-        <m:r>
-          <m:rPr>
-            <m:sty m:val="p"/>
-          </m:rPr>
-          <m:t>,</m:t>
-        </m:r>
-        <m:r>
-          <m:t>31</m:t>
-        </m:r>
-      </m:oMath>
-      <w:r>
-        <w:rPr>
-          <w:rFonts w:ascii="Times New Roman" w:hAnsi="Times New Roman" w:eastAsia="Times New Roman" w:cs="Times New Roman"/>
-        </w:rPr>
-        <w:t xml:space="preserve"> </w:t>
-      </w:r>
-      <w:r>
-        <w:rPr>
-          <w:rFonts w:hint="eastAsia" w:ascii="Times New Roman" w:hAnsi="Times New Roman" w:eastAsia="FangSong" w:cs="Times New Roman"/>
-        </w:rPr>
-        <w:t>等正整数根本无法由三个整数平方和相加构成</w:t>
-      </w:r>
-      <w:r>
-        <w:rPr>
-          <w:rFonts w:hint="eastAsia" w:ascii="Times New Roman" w:hAnsi="Times New Roman" w:eastAsia="Times New Roman" w:cs="Times New Roman"/>
-        </w:rPr>
-        <w:t>，</w:t>
-      </w:r>
-      <w:r>
-        <w:rPr>
-          <w:rFonts w:hint="eastAsia" w:ascii="Times New Roman" w:hAnsi="Times New Roman" w:eastAsia="FangSong" w:cs="Times New Roman"/>
-        </w:rPr>
-        <w:t>错误地将实验数据中自然跳过</w:t>
-      </w:r>
-      <w:r>
-        <w:rPr>
-          <w:rFonts w:ascii="Times New Roman" w:hAnsi="Times New Roman" w:eastAsia="Times New Roman" w:cs="Times New Roman"/>
-        </w:rPr>
-        <w:t xml:space="preserve"> </w:t>
-      </w:r>
-      <m:oMath>
-        <m:r>
-          <m:t>7</m:t>
-        </m:r>
-      </m:oMath>
-      <w:r>
-        <w:rPr>
-          <w:rFonts w:ascii="Times New Roman" w:hAnsi="Times New Roman" w:eastAsia="Times New Roman" w:cs="Times New Roman"/>
-        </w:rPr>
-        <w:t xml:space="preserve"> </w:t>
-      </w:r>
-      <w:r>
-        <w:rPr>
-          <w:rFonts w:hint="eastAsia" w:ascii="Times New Roman" w:hAnsi="Times New Roman" w:eastAsia="FangSong" w:cs="Times New Roman"/>
-        </w:rPr>
-        <w:t>处的正常间隔误判为高对称消光点阵</w:t>
-      </w:r>
-      <w:r>
-        <w:rPr>
-          <w:rFonts w:hint="eastAsia" w:ascii="Times New Roman" w:hAnsi="Times New Roman" w:eastAsia="Times New Roman" w:cs="Times New Roman"/>
-        </w:rPr>
-        <w:t>。</w:t>
-      </w:r>
-    </w:p>
-    <w:p>
-      <w:pPr>
-        <w:pStyle w:val="Compact"/>
-        <w:numPr>
-          <w:ilvl w:val="0"/>
-          <w:numId w:val="1001"/>
-        </w:numPr>
-        <w:ind w:firstLine="420"/>
-      </w:pPr>
-      <w:r>
-        <w:rPr>
-          <w:rFonts w:ascii="Times New Roman" w:hAnsi="Times New Roman" w:eastAsia="Times New Roman" w:cs="Times New Roman"/>
-          <w:b/>
-          <w:bCs/>
-        </w:rPr>
-        <w:t xml:space="preserve">hcp </w:t>
-      </w:r>
-      <w:r>
-        <w:rPr>
-          <w:rFonts w:hint="eastAsia" w:ascii="Times New Roman" w:hAnsi="Times New Roman" w:eastAsia="FangSong" w:cs="Times New Roman"/>
-          <w:b/>
-          <w:bCs/>
-        </w:rPr>
-        <w:t xml:space="preserve">轴比与刚球相切几何刚性绑定</w:t>
-      </w:r>
-      <w:r>
-        <w:rPr>
-          <w:rFonts w:hint="eastAsia" w:ascii="Times New Roman" w:hAnsi="Times New Roman" w:eastAsia="Times New Roman" w:cs="Times New Roman"/>
-        </w:rPr>
-        <w:t>：</w:t>
-      </w:r>
-      <w:r>
-        <w:rPr>
-          <w:rFonts w:hint="eastAsia" w:ascii="Times New Roman" w:hAnsi="Times New Roman" w:eastAsia="FangSong" w:cs="Times New Roman"/>
-        </w:rPr>
-        <w:t>在处理实际金属单质或二元六方晶体时</w:t>
-      </w:r>
-      <w:r>
-        <w:rPr>
-          <w:rFonts w:hint="eastAsia" w:ascii="Times New Roman" w:hAnsi="Times New Roman" w:eastAsia="Times New Roman" w:cs="Times New Roman"/>
-        </w:rPr>
-        <w:t>，</w:t>
-      </w:r>
-      <w:r>
-        <w:rPr>
-          <w:rFonts w:hint="eastAsia" w:ascii="Times New Roman" w:hAnsi="Times New Roman" w:eastAsia="FangSong" w:cs="Times New Roman"/>
-        </w:rPr>
-        <w:t>机械套用理想六方密堆的</w:t>
-      </w:r>
-      <w:r>
-        <w:rPr>
-          <w:rFonts w:ascii="Times New Roman" w:hAnsi="Times New Roman" w:eastAsia="Times New Roman" w:cs="Times New Roman"/>
-        </w:rPr>
-        <w:t xml:space="preserve"> </w:t>
-      </w:r>
-      <m:oMath>
-        <m:oMathPr>
-          <m:ctrlPr>
-            <w:rPr>
-              <w:sz w:val="28"/>
-              <w:szCs w:val="28"/>
-            </w:rPr>
-          </m:ctrlPr>
-        </m:oMathPr>
-        <m:r>
-          <m:t>c</m:t>
-        </m:r>
-        <m:r>
-          <m:rPr>
-            <m:sty m:val="p"/>
-          </m:rPr>
-          <m:t>/</m:t>
-        </m:r>
-        <m:r>
-          <m:t>a</m:t>
-        </m:r>
-        <m:r>
-          <m:rPr>
-            <m:sty m:val="p"/>
-          </m:rPr>
-          <m:t>=</m:t>
-        </m:r>
-        <m:rad>
-          <m:radPr>
-            <m:degHide m:val="on"/>
-          </m:radPr>
-          <m:deg/>
-          <m:e>
-            <m:r>
-              <m:t>8</m:t>
-            </m:r>
-            <m:r>
-              <m:rPr>
-                <m:sty m:val="p"/>
-              </m:rPr>
-              <m:t>/</m:t>
-            </m:r>
-            <m:r>
-              <m:t>3</m:t>
-            </m:r>
-          </m:e>
-        </m:rad>
-        <m:r>
-          <m:rPr>
-            <m:sty m:val="p"/>
-          </m:rPr>
-          <m:t>≈</m:t>
-        </m:r>
-        <m:r>
-          <m:t>1.633</m:t>
-        </m:r>
-      </m:oMath>
-      <w:r>
-        <w:rPr>
-          <w:rFonts w:ascii="Times New Roman" w:hAnsi="Times New Roman" w:eastAsia="Times New Roman" w:cs="Times New Roman"/>
-        </w:rPr>
-        <w:t xml:space="preserve"> </w:t>
-      </w:r>
-      <w:r>
-        <w:rPr>
-          <w:rFonts w:hint="eastAsia" w:ascii="Times New Roman" w:hAnsi="Times New Roman" w:eastAsia="FangSong" w:cs="Times New Roman"/>
-        </w:rPr>
-        <w:t>进行理论计算</w:t>
-      </w:r>
-      <w:r>
-        <w:rPr>
-          <w:rFonts w:hint="eastAsia" w:ascii="Times New Roman" w:hAnsi="Times New Roman" w:eastAsia="Times New Roman" w:cs="Times New Roman"/>
-        </w:rPr>
-        <w:t>，</w:t>
-      </w:r>
-      <w:r>
-        <w:rPr>
-          <w:rFonts w:hint="eastAsia" w:ascii="Times New Roman" w:hAnsi="Times New Roman" w:eastAsia="FangSong" w:cs="Times New Roman"/>
-        </w:rPr>
-        <w:t>完全忽视题干给定的实际实测晶胞参数</w:t>
-      </w:r>
-      <w:r>
-        <w:rPr>
-          <w:rFonts w:hint="eastAsia" w:ascii="Times New Roman" w:hAnsi="Times New Roman" w:eastAsia="Times New Roman" w:cs="Times New Roman"/>
-        </w:rPr>
-        <w:t>，</w:t>
-      </w:r>
-      <w:r>
-        <w:rPr>
-          <w:rFonts w:hint="eastAsia" w:ascii="Times New Roman" w:hAnsi="Times New Roman" w:eastAsia="FangSong" w:cs="Times New Roman"/>
-        </w:rPr>
-        <w:t>导致晶胞体积</w:t>
-      </w:r>
-      <w:r>
-        <w:rPr>
-          <w:rFonts w:hint="eastAsia" w:ascii="Times New Roman" w:hAnsi="Times New Roman" w:eastAsia="Times New Roman" w:cs="Times New Roman"/>
-        </w:rPr>
-        <w:t>、</w:t>
-      </w:r>
-      <w:r>
-        <w:rPr>
-          <w:rFonts w:hint="eastAsia" w:ascii="Times New Roman" w:hAnsi="Times New Roman" w:eastAsia="FangSong" w:cs="Times New Roman"/>
-        </w:rPr>
-        <w:t>配位数与密度的计算产生系统性偏差</w:t>
-      </w:r>
-      <w:r>
-        <w:rPr>
-          <w:rFonts w:hint="eastAsia" w:ascii="Times New Roman" w:hAnsi="Times New Roman" w:eastAsia="Times New Roman" w:cs="Times New Roman"/>
-        </w:rPr>
-        <w:t>。</w:t>
-      </w:r>
-    </w:p>
-    <w:p>
-      <w:pPr>
-        <w:pStyle w:val="Compact"/>
-        <w:numPr>
-          <w:ilvl w:val="0"/>
-          <w:numId w:val="1001"/>
-        </w:numPr>
-        <w:ind w:firstLine="420"/>
-      </w:pPr>
-      <w:r>
-        <w:rPr>
-          <w:rFonts w:hint="eastAsia" w:ascii="Times New Roman" w:hAnsi="Times New Roman" w:eastAsia="FangSong" w:cs="Times New Roman"/>
-          <w:b/>
-          <w:bCs/>
-        </w:rPr>
-        <w:t xml:space="preserve">尖晶石配位多面体空隙占有率混淆</w:t>
-      </w:r>
-      <w:r>
-        <w:rPr>
-          <w:rFonts w:hint="eastAsia" w:ascii="Times New Roman" w:hAnsi="Times New Roman" w:eastAsia="Times New Roman" w:cs="Times New Roman"/>
-        </w:rPr>
-        <w:t>：</w:t>
-      </w:r>
-      <w:r>
-        <w:rPr>
-          <w:rFonts w:hint="eastAsia" w:ascii="Times New Roman" w:hAnsi="Times New Roman" w:eastAsia="FangSong" w:cs="Times New Roman"/>
-        </w:rPr>
-        <w:t>在计算尖晶石晶胞内阳离子填充率时</w:t>
-      </w:r>
-      <w:r>
-        <w:rPr>
-          <w:rFonts w:hint="eastAsia" w:ascii="Times New Roman" w:hAnsi="Times New Roman" w:eastAsia="Times New Roman" w:cs="Times New Roman"/>
-        </w:rPr>
-        <w:t>，</w:t>
-      </w:r>
-      <w:r>
-        <w:rPr>
-          <w:rFonts w:hint="eastAsia" w:ascii="Times New Roman" w:hAnsi="Times New Roman" w:eastAsia="FangSong" w:cs="Times New Roman"/>
-        </w:rPr>
-        <w:t>常常把四面体空隙总数</w:t>
-      </w:r>
-      <w:r>
-        <w:rPr>
-          <w:rFonts w:hint="eastAsia" w:ascii="Times New Roman" w:hAnsi="Times New Roman" w:eastAsia="Times New Roman" w:cs="Times New Roman"/>
-        </w:rPr>
-        <w:t>（64</w:t>
-      </w:r>
-      <w:r>
-        <w:rPr>
-          <w:rFonts w:ascii="Times New Roman" w:hAnsi="Times New Roman" w:eastAsia="Times New Roman" w:cs="Times New Roman"/>
-        </w:rPr>
-        <w:t xml:space="preserve"> </w:t>
-      </w:r>
-      <w:r>
-        <w:rPr>
-          <w:rFonts w:hint="eastAsia" w:ascii="Times New Roman" w:hAnsi="Times New Roman" w:eastAsia="FangSong" w:cs="Times New Roman"/>
-        </w:rPr>
-        <w:t>个</w:t>
-      </w:r>
-      <w:r>
-        <w:rPr>
-          <w:rFonts w:hint="eastAsia" w:ascii="Times New Roman" w:hAnsi="Times New Roman" w:eastAsia="Times New Roman" w:cs="Times New Roman"/>
-        </w:rPr>
-        <w:t>）</w:t>
-      </w:r>
-      <w:r>
-        <w:rPr>
-          <w:rFonts w:hint="eastAsia" w:ascii="Times New Roman" w:hAnsi="Times New Roman" w:eastAsia="FangSong" w:cs="Times New Roman"/>
-        </w:rPr>
-        <w:t>与八面体空隙总数</w:t>
-      </w:r>
-      <w:r>
-        <w:rPr>
-          <w:rFonts w:hint="eastAsia" w:ascii="Times New Roman" w:hAnsi="Times New Roman" w:eastAsia="Times New Roman" w:cs="Times New Roman"/>
-        </w:rPr>
-        <w:t>（32</w:t>
-      </w:r>
-      <w:r>
-        <w:rPr>
-          <w:rFonts w:ascii="Times New Roman" w:hAnsi="Times New Roman" w:eastAsia="Times New Roman" w:cs="Times New Roman"/>
-        </w:rPr>
-        <w:t xml:space="preserve"> </w:t>
-      </w:r>
-      <w:r>
-        <w:rPr>
-          <w:rFonts w:hint="eastAsia" w:ascii="Times New Roman" w:hAnsi="Times New Roman" w:eastAsia="FangSong" w:cs="Times New Roman"/>
-        </w:rPr>
-        <w:t>个</w:t>
-      </w:r>
-      <w:r>
-        <w:rPr>
-          <w:rFonts w:hint="eastAsia" w:ascii="Times New Roman" w:hAnsi="Times New Roman" w:eastAsia="Times New Roman" w:cs="Times New Roman"/>
-        </w:rPr>
-        <w:t>）</w:t>
-      </w:r>
-      <w:r>
-        <w:rPr>
-          <w:rFonts w:hint="eastAsia" w:ascii="Times New Roman" w:hAnsi="Times New Roman" w:eastAsia="FangSong" w:cs="Times New Roman"/>
-        </w:rPr>
-        <w:t>记反</w:t>
-      </w:r>
-      <w:r>
-        <w:rPr>
-          <w:rFonts w:hint="eastAsia" w:ascii="Times New Roman" w:hAnsi="Times New Roman" w:eastAsia="Times New Roman" w:cs="Times New Roman"/>
-        </w:rPr>
-        <w:t>，</w:t>
-      </w:r>
-      <w:r>
-        <w:rPr>
-          <w:rFonts w:hint="eastAsia" w:ascii="Times New Roman" w:hAnsi="Times New Roman" w:eastAsia="FangSong" w:cs="Times New Roman"/>
-        </w:rPr>
-        <w:t>或者误以为正尖晶石中</w:t>
-      </w:r>
-      <w:r>
-        <w:rPr>
-          <w:rFonts w:ascii="Times New Roman" w:hAnsi="Times New Roman" w:eastAsia="Times New Roman" w:cs="Times New Roman"/>
-        </w:rPr>
-        <w:t xml:space="preserve"> </w:t>
-      </w:r>
-      <m:oMath>
-        <m:sSup>
-          <m:e>
-            <m:r>
-              <m:rPr>
-                <m:sty m:val="p"/>
-              </m:rPr>
-              <m:t>A</m:t>
-            </m:r>
-          </m:e>
-          <m:sup>
-            <m:r>
-              <m:rPr>
-                <m:sty m:val="p"/>
-              </m:rPr>
-              <m:t>2</m:t>
-            </m:r>
-            <m:r>
-              <m:rPr>
-                <m:sty m:val="p"/>
-              </m:rPr>
-              <m:t>+</m:t>
-            </m:r>
-          </m:sup>
-        </m:sSup>
-      </m:oMath>
-      <w:r>
-        <w:rPr>
-          <w:rFonts w:ascii="Times New Roman" w:hAnsi="Times New Roman" w:eastAsia="Times New Roman" w:cs="Times New Roman"/>
-        </w:rPr>
-        <w:t xml:space="preserve"> </w:t>
-      </w:r>
-      <w:r>
-        <w:rPr>
-          <w:rFonts w:hint="eastAsia" w:ascii="Times New Roman" w:hAnsi="Times New Roman" w:eastAsia="FangSong" w:cs="Times New Roman"/>
-        </w:rPr>
-        <w:t>占有了所有四面体空隙</w:t>
-      </w:r>
-      <w:r>
-        <w:rPr>
-          <w:rFonts w:hint="eastAsia" w:ascii="Times New Roman" w:hAnsi="Times New Roman" w:eastAsia="Times New Roman" w:cs="Times New Roman"/>
-        </w:rPr>
-        <w:t>，</w:t>
-      </w:r>
-      <w:r>
-        <w:rPr>
-          <w:rFonts w:hint="eastAsia" w:ascii="Times New Roman" w:hAnsi="Times New Roman" w:eastAsia="FangSong" w:cs="Times New Roman"/>
-        </w:rPr>
-        <w:t>而实际上仅占有了其</w:t>
-      </w:r>
-      <w:r>
-        <w:rPr>
-          <w:rFonts w:ascii="Times New Roman" w:hAnsi="Times New Roman" w:eastAsia="Times New Roman" w:cs="Times New Roman"/>
-        </w:rPr>
-        <w:t xml:space="preserve"> </w:t>
-      </w:r>
-      <m:oMath>
-        <m:r>
-          <m:t>1</m:t>
-        </m:r>
-        <m:r>
-          <m:rPr>
-            <m:sty m:val="p"/>
-          </m:rPr>
-          <m:t>/</m:t>
-        </m:r>
-        <m:r>
-          <m:t>8</m:t>
-        </m:r>
-      </m:oMath>
-      <w:r>
-        <w:rPr>
-          <w:rFonts w:ascii="Times New Roman" w:hAnsi="Times New Roman" w:eastAsia="Times New Roman" w:cs="Times New Roman"/>
-        </w:rPr>
-        <w:t xml:space="preserve">。</w:t>
-      </w:r>
-    </w:p>
-    <w:p>
-      <w:pPr>
-        <w:pStyle w:val="Compact"/>
-        <w:numPr>
-          <w:ilvl w:val="0"/>
-          <w:numId w:val="1001"/>
-        </w:numPr>
-        <w:ind w:firstLine="420"/>
-      </w:pPr>
-      <w:r>
-        <w:rPr>
-          <w:rFonts w:hint="eastAsia" w:ascii="Times New Roman" w:hAnsi="Times New Roman" w:eastAsia="FangSong" w:cs="Times New Roman"/>
-          <w:b/>
-          <w:bCs/>
-        </w:rPr>
-        <w:t xml:space="preserve">钙钛矿容差因子分子分母半径加和倒置</w:t>
-      </w:r>
-      <w:r>
-        <w:rPr>
-          <w:rFonts w:hint="eastAsia" w:ascii="Times New Roman" w:hAnsi="Times New Roman" w:eastAsia="Times New Roman" w:cs="Times New Roman"/>
-        </w:rPr>
-        <w:t>：</w:t>
-      </w:r>
-      <w:r>
-        <w:rPr>
-          <w:rFonts w:hint="eastAsia" w:ascii="Times New Roman" w:hAnsi="Times New Roman" w:eastAsia="FangSong" w:cs="Times New Roman"/>
-        </w:rPr>
-        <w:t>在计算</w:t>
-      </w:r>
-      <w:r>
-        <w:rPr>
-          <w:rFonts w:ascii="Times New Roman" w:hAnsi="Times New Roman" w:eastAsia="Times New Roman" w:cs="Times New Roman"/>
-        </w:rPr>
-        <w:t xml:space="preserve"> Goldschmidt </w:t>
-      </w:r>
-      <w:r>
-        <w:rPr>
-          <w:rFonts w:hint="eastAsia" w:ascii="Times New Roman" w:hAnsi="Times New Roman" w:eastAsia="FangSong" w:cs="Times New Roman"/>
-        </w:rPr>
-        <w:t xml:space="preserve">容差因子</w:t>
-      </w:r>
-      <w:r>
-        <w:rPr>
-          <w:rFonts w:ascii="Times New Roman" w:hAnsi="Times New Roman" w:eastAsia="Times New Roman" w:cs="Times New Roman"/>
-        </w:rPr>
-        <w:t xml:space="preserve"> </w:t>
-      </w:r>
-      <m:oMath>
-        <m:r>
-          <m:t>t</m:t>
-        </m:r>
-      </m:oMath>
-      <w:r>
-        <w:rPr>
-          <w:rFonts w:ascii="Times New Roman" w:hAnsi="Times New Roman" w:eastAsia="Times New Roman" w:cs="Times New Roman"/>
-        </w:rPr>
-        <w:t xml:space="preserve"> </w:t>
-      </w:r>
-      <w:r>
-        <w:rPr>
-          <w:rFonts w:hint="eastAsia" w:ascii="Times New Roman" w:hAnsi="Times New Roman" w:eastAsia="FangSong" w:cs="Times New Roman"/>
-        </w:rPr>
-        <w:t>时</w:t>
-      </w:r>
-      <w:r>
-        <w:rPr>
-          <w:rFonts w:hint="eastAsia" w:ascii="Times New Roman" w:hAnsi="Times New Roman" w:eastAsia="Times New Roman" w:cs="Times New Roman"/>
-        </w:rPr>
-        <w:t>，</w:t>
-      </w:r>
-      <w:r>
-        <w:rPr>
-          <w:rFonts w:hint="eastAsia" w:ascii="Times New Roman" w:hAnsi="Times New Roman" w:eastAsia="FangSong" w:cs="Times New Roman"/>
-        </w:rPr>
-        <w:t>将面对角线的</w:t>
-      </w:r>
-      <w:r>
-        <w:rPr>
-          <w:rFonts w:ascii="Times New Roman" w:hAnsi="Times New Roman" w:eastAsia="Times New Roman" w:cs="Times New Roman"/>
-        </w:rPr>
-        <w:t xml:space="preserve"> A </w:t>
-      </w:r>
-      <w:r>
-        <w:rPr>
-          <w:rFonts w:hint="eastAsia" w:ascii="Times New Roman" w:hAnsi="Times New Roman" w:eastAsia="FangSong" w:cs="Times New Roman"/>
-        </w:rPr>
-        <w:t xml:space="preserve">离子与</w:t>
-      </w:r>
-      <w:r>
-        <w:rPr>
-          <w:rFonts w:ascii="Times New Roman" w:hAnsi="Times New Roman" w:eastAsia="Times New Roman" w:cs="Times New Roman"/>
-        </w:rPr>
-        <w:t xml:space="preserve"> X </w:t>
-      </w:r>
-      <w:r>
-        <w:rPr>
-          <w:rFonts w:hint="eastAsia" w:ascii="Times New Roman" w:hAnsi="Times New Roman" w:eastAsia="FangSong" w:cs="Times New Roman"/>
-        </w:rPr>
-        <w:t>离子半径加和写在分母</w:t>
-      </w:r>
-      <w:r>
-        <w:rPr>
-          <w:rFonts w:hint="eastAsia" w:ascii="Times New Roman" w:hAnsi="Times New Roman" w:eastAsia="Times New Roman" w:cs="Times New Roman"/>
-        </w:rPr>
-        <w:t>，</w:t>
-      </w:r>
-      <w:r>
-        <w:rPr>
-          <w:rFonts w:hint="eastAsia" w:ascii="Times New Roman" w:hAnsi="Times New Roman" w:eastAsia="FangSong" w:cs="Times New Roman"/>
-        </w:rPr>
-        <w:t>或将棱边的</w:t>
-      </w:r>
-      <w:r>
-        <w:rPr>
-          <w:rFonts w:ascii="Times New Roman" w:hAnsi="Times New Roman" w:eastAsia="Times New Roman" w:cs="Times New Roman"/>
-        </w:rPr>
-        <w:t xml:space="preserve"> B </w:t>
-      </w:r>
-      <w:r>
-        <w:rPr>
-          <w:rFonts w:hint="eastAsia" w:ascii="Times New Roman" w:hAnsi="Times New Roman" w:eastAsia="FangSong" w:cs="Times New Roman"/>
-        </w:rPr>
-        <w:t xml:space="preserve">离子与</w:t>
-      </w:r>
-      <w:r>
-        <w:rPr>
-          <w:rFonts w:ascii="Times New Roman" w:hAnsi="Times New Roman" w:eastAsia="Times New Roman" w:cs="Times New Roman"/>
-        </w:rPr>
-        <w:t xml:space="preserve"> X </w:t>
-      </w:r>
-      <w:r>
-        <w:rPr>
-          <w:rFonts w:hint="eastAsia" w:ascii="Times New Roman" w:hAnsi="Times New Roman" w:eastAsia="FangSong" w:cs="Times New Roman"/>
-        </w:rPr>
-        <w:t xml:space="preserve">离子半径漏乘</w:t>
-      </w:r>
-      <w:r>
-        <w:rPr>
-          <w:rFonts w:ascii="Times New Roman" w:hAnsi="Times New Roman" w:eastAsia="Times New Roman" w:cs="Times New Roman"/>
-        </w:rPr>
-        <w:t xml:space="preserve"> </w:t>
-      </w:r>
-      <m:oMath>
-        <m:rad>
-          <m:radPr>
-            <m:degHide m:val="on"/>
-          </m:radPr>
-          <m:deg/>
-          <m:e>
-            <m:r>
-              <m:t>2</m:t>
-            </m:r>
-          </m:e>
-        </m:rad>
-      </m:oMath>
-      <w:r>
-        <w:rPr>
-          <w:rFonts w:ascii="Times New Roman" w:hAnsi="Times New Roman" w:eastAsia="Times New Roman" w:cs="Times New Roman"/>
-        </w:rPr>
-        <w:t xml:space="preserve"> </w:t>
-      </w:r>
-      <w:r>
-        <w:rPr>
-          <w:rFonts w:hint="eastAsia" w:ascii="Times New Roman" w:hAnsi="Times New Roman" w:eastAsia="FangSong" w:cs="Times New Roman"/>
-        </w:rPr>
-        <w:t>因子</w:t>
-      </w:r>
-      <w:r>
-        <w:rPr>
-          <w:rFonts w:hint="eastAsia" w:ascii="Times New Roman" w:hAnsi="Times New Roman" w:eastAsia="Times New Roman" w:cs="Times New Roman"/>
-        </w:rPr>
-        <w:t>，</w:t>
-      </w:r>
-      <w:r>
-        <w:rPr>
-          <w:rFonts w:hint="eastAsia" w:ascii="Times New Roman" w:hAnsi="Times New Roman" w:eastAsia="FangSong" w:cs="Times New Roman"/>
-        </w:rPr>
-        <w:t>导致判定八面体倾斜旋转的临界值完全颠倒</w:t>
-      </w:r>
-      <w:r>
-        <w:rPr>
-          <w:rFonts w:hint="eastAsia" w:ascii="Times New Roman" w:hAnsi="Times New Roman" w:eastAsia="Times New Roman" w:cs="Times New Roman"/>
-        </w:rPr>
-        <w:t>。</w:t>
-      </w:r>
-    </w:p>
-    <w:p>
-      <w:pPr>
-        <w:pStyle w:val="Compact"/>
-        <w:numPr>
-          <w:ilvl w:val="0"/>
-          <w:numId w:val="1001"/>
-        </w:numPr>
-        <w:ind w:firstLine="420"/>
-      </w:pPr>
-      <w:r>
-        <w:rPr>
-          <w:rFonts w:ascii="Times New Roman" w:hAnsi="Times New Roman" w:eastAsia="Times New Roman" w:cs="Times New Roman"/>
-          <w:b/>
-          <w:bCs/>
-        </w:rPr>
-        <w:t xml:space="preserve">RP </w:t>
-      </w:r>
-      <w:r>
-        <w:rPr>
-          <w:rFonts w:hint="eastAsia" w:ascii="Times New Roman" w:hAnsi="Times New Roman" w:eastAsia="FangSong" w:cs="Times New Roman"/>
-          <w:b/>
-          <w:bCs/>
-        </w:rPr>
-        <w:t xml:space="preserve">相同系物层数参数与化学式比例错位</w:t>
-      </w:r>
-      <w:r>
-        <w:rPr>
-          <w:rFonts w:hint="eastAsia" w:ascii="Times New Roman" w:hAnsi="Times New Roman" w:eastAsia="Times New Roman" w:cs="Times New Roman"/>
-        </w:rPr>
-        <w:t>：</w:t>
-      </w:r>
-      <w:r>
-        <w:rPr>
-          <w:rFonts w:hint="eastAsia" w:ascii="Times New Roman" w:hAnsi="Times New Roman" w:eastAsia="FangSong" w:cs="Times New Roman"/>
-        </w:rPr>
-        <w:t>在书写</w:t>
-      </w:r>
-      <w:r>
-        <w:rPr>
-          <w:rFonts w:ascii="Times New Roman" w:hAnsi="Times New Roman" w:eastAsia="Times New Roman" w:cs="Times New Roman"/>
-        </w:rPr>
-        <w:t xml:space="preserve"> Ruddlesden-Popper </w:t>
-      </w:r>
-      <w:r>
-        <w:rPr>
-          <w:rFonts w:hint="eastAsia" w:ascii="Times New Roman" w:hAnsi="Times New Roman" w:eastAsia="FangSong" w:cs="Times New Roman"/>
-        </w:rPr>
-        <w:t xml:space="preserve">相通式</w:t>
-      </w:r>
-      <w:r>
-        <w:rPr>
-          <w:rFonts w:ascii="Times New Roman" w:hAnsi="Times New Roman" w:eastAsia="Times New Roman" w:cs="Times New Roman"/>
-        </w:rPr>
-        <w:t xml:space="preserve"> </w:t>
-      </w:r>
-      <m:oMath>
-        <m:oMathPr>
-          <m:ctrlPr>
-            <w:rPr>
-              <w:sz w:val="28"/>
-              <w:szCs w:val="28"/>
-            </w:rPr>
-          </m:ctrlPr>
-        </m:oMathPr>
-        <m:sSub>
-          <m:e>
-            <m:r>
-              <m:rPr>
-                <m:sty m:val="p"/>
-              </m:rPr>
-              <m:t>A</m:t>
-            </m:r>
-          </m:e>
-          <m:sub>
-            <m:r>
-              <m:t>n</m:t>
-            </m:r>
-            <m:r>
-              <m:rPr>
-                <m:sty m:val="p"/>
-              </m:rPr>
-              <m:t>+</m:t>
-            </m:r>
-            <m:r>
-              <m:t>1</m:t>
-            </m:r>
-          </m:sub>
-        </m:sSub>
-        <m:sSub>
-          <m:e>
-            <m:r>
-              <m:rPr>
-                <m:sty m:val="p"/>
-              </m:rPr>
-              <m:t>B</m:t>
-            </m:r>
-          </m:e>
-          <m:sub>
-            <m:r>
-              <m:t>n</m:t>
-            </m:r>
-          </m:sub>
-        </m:sSub>
-        <m:sSub>
-          <m:e>
-            <m:r>
-              <m:rPr>
-                <m:sty m:val="p"/>
-              </m:rPr>
-              <m:t>X</m:t>
-            </m:r>
-          </m:e>
-          <m:sub>
-            <m:r>
-              <m:t>3</m:t>
-            </m:r>
-            <m:r>
-              <m:t>n</m:t>
-            </m:r>
-            <m:r>
-              <m:rPr>
-                <m:sty m:val="p"/>
-              </m:rPr>
-              <m:t>+</m:t>
-            </m:r>
-            <m:r>
-              <m:t>1</m:t>
-            </m:r>
-          </m:sub>
-        </m:sSub>
-      </m:oMath>
-      <w:r>
-        <w:rPr>
-          <w:rFonts w:ascii="Times New Roman" w:hAnsi="Times New Roman" w:eastAsia="Times New Roman" w:cs="Times New Roman"/>
-        </w:rPr>
-        <w:t xml:space="preserve"> </w:t>
-      </w:r>
-      <w:r>
-        <w:rPr>
-          <w:rFonts w:hint="eastAsia" w:ascii="Times New Roman" w:hAnsi="Times New Roman" w:eastAsia="FangSong" w:cs="Times New Roman"/>
-        </w:rPr>
-        <w:t>时</w:t>
-      </w:r>
-      <w:r>
-        <w:rPr>
-          <w:rFonts w:hint="eastAsia" w:ascii="Times New Roman" w:hAnsi="Times New Roman" w:eastAsia="Times New Roman" w:cs="Times New Roman"/>
-        </w:rPr>
-        <w:t>，</w:t>
-      </w:r>
-      <w:r>
-        <w:rPr>
-          <w:rFonts w:hint="eastAsia" w:ascii="Times New Roman" w:hAnsi="Times New Roman" w:eastAsia="FangSong" w:cs="Times New Roman"/>
-        </w:rPr>
-        <w:t>将</w:t>
-      </w:r>
-      <w:r>
-        <w:rPr>
-          <w:rFonts w:ascii="Times New Roman" w:hAnsi="Times New Roman" w:eastAsia="Times New Roman" w:cs="Times New Roman"/>
-        </w:rPr>
-        <w:t xml:space="preserve"> </w:t>
-      </w:r>
-      <m:oMath>
-        <m:r>
-          <m:t>n</m:t>
-        </m:r>
-      </m:oMath>
-      <w:r>
-        <w:rPr>
-          <w:rFonts w:ascii="Times New Roman" w:hAnsi="Times New Roman" w:eastAsia="Times New Roman" w:cs="Times New Roman"/>
-        </w:rPr>
-        <w:t xml:space="preserve"> </w:t>
-      </w:r>
-      <w:r>
-        <w:rPr>
-          <w:rFonts w:hint="eastAsia" w:ascii="Times New Roman" w:hAnsi="Times New Roman" w:eastAsia="FangSong" w:cs="Times New Roman"/>
-        </w:rPr>
-        <w:t>误认为是晶胞中全部八面体总数</w:t>
-      </w:r>
-      <w:r>
-        <w:rPr>
-          <w:rFonts w:hint="eastAsia" w:ascii="Times New Roman" w:hAnsi="Times New Roman" w:eastAsia="Times New Roman" w:cs="Times New Roman"/>
-        </w:rPr>
-        <w:t>，</w:t>
-      </w:r>
-      <w:r>
-        <w:rPr>
-          <w:rFonts w:hint="eastAsia" w:ascii="Times New Roman" w:hAnsi="Times New Roman" w:eastAsia="FangSong" w:cs="Times New Roman"/>
-        </w:rPr>
-        <w:t>忽视了</w:t>
-      </w:r>
-      <w:r>
-        <w:rPr>
-          <w:rFonts w:ascii="Times New Roman" w:hAnsi="Times New Roman" w:eastAsia="Times New Roman" w:cs="Times New Roman"/>
-        </w:rPr>
-        <w:t xml:space="preserve"> </w:t>
-      </w:r>
-      <m:oMath>
-        <m:r>
-          <m:t>n</m:t>
-        </m:r>
-      </m:oMath>
-      <w:r>
-        <w:rPr>
-          <w:rFonts w:ascii="Times New Roman" w:hAnsi="Times New Roman" w:eastAsia="Times New Roman" w:cs="Times New Roman"/>
-        </w:rPr>
-        <w:t xml:space="preserve"> </w:t>
-      </w:r>
-      <w:r>
-        <w:rPr>
-          <w:rFonts w:hint="eastAsia" w:ascii="Times New Roman" w:hAnsi="Times New Roman" w:eastAsia="FangSong" w:cs="Times New Roman"/>
-        </w:rPr>
-        <w:t>仅仅代表单个钙钛矿板坯厚度</w:t>
-      </w:r>
-      <w:r>
-        <w:rPr>
-          <w:rFonts w:hint="eastAsia" w:ascii="Times New Roman" w:hAnsi="Times New Roman" w:eastAsia="Times New Roman" w:cs="Times New Roman"/>
-        </w:rPr>
-        <w:t>，</w:t>
-      </w:r>
-      <w:r>
-        <w:rPr>
-          <w:rFonts w:hint="eastAsia" w:ascii="Times New Roman" w:hAnsi="Times New Roman" w:eastAsia="FangSong" w:cs="Times New Roman"/>
-        </w:rPr>
-        <w:t>导致由化学计量比推算层数时发生整数量级错误</w:t>
-      </w:r>
-      <w:r>
-        <w:rPr>
-          <w:rFonts w:hint="eastAsia" w:ascii="Times New Roman" w:hAnsi="Times New Roman" w:eastAsia="Times New Roman" w:cs="Times New Roman"/>
-        </w:rPr>
-        <w:t>。</w:t>
-      </w:r>
-    </w:p>
-    <w:p>
-      <w:pPr>
-        <w:pStyle w:val="Compact"/>
-        <w:numPr>
-          <w:ilvl w:val="0"/>
-          <w:numId w:val="1001"/>
-        </w:numPr>
-        <w:ind w:firstLine="420"/>
-      </w:pPr>
-      <w:r>
-        <w:rPr>
-          <w:rFonts w:ascii="Times New Roman" w:hAnsi="Times New Roman" w:eastAsia="Times New Roman" w:cs="Times New Roman"/>
-          <w:b/>
-          <w:bCs/>
-        </w:rPr>
-        <w:t xml:space="preserve">YBCO </w:t>
-      </w:r>
-      <w:r>
-        <w:rPr>
-          <w:rFonts w:hint="eastAsia" w:ascii="Times New Roman" w:hAnsi="Times New Roman" w:eastAsia="FangSong" w:cs="Times New Roman"/>
-          <w:b/>
-          <w:bCs/>
-        </w:rPr>
-        <w:t xml:space="preserve">晶胞氧空位空间取向对称性忽视</w:t>
-      </w:r>
-      <w:r>
-        <w:rPr>
-          <w:rFonts w:hint="eastAsia" w:ascii="Times New Roman" w:hAnsi="Times New Roman" w:eastAsia="Times New Roman" w:cs="Times New Roman"/>
-        </w:rPr>
-        <w:t>：</w:t>
-      </w:r>
-      <w:r>
-        <w:rPr>
-          <w:rFonts w:hint="eastAsia" w:ascii="Times New Roman" w:hAnsi="Times New Roman" w:eastAsia="FangSong" w:cs="Times New Roman"/>
-        </w:rPr>
-        <w:t>误以为</w:t>
-      </w:r>
-      <w:r>
-        <w:rPr>
-          <w:rFonts w:ascii="Times New Roman" w:hAnsi="Times New Roman" w:eastAsia="Times New Roman" w:cs="Times New Roman"/>
-        </w:rPr>
-        <w:t xml:space="preserve"> YBCO </w:t>
-      </w:r>
-      <w:r>
-        <w:rPr>
-          <w:rFonts w:hint="eastAsia" w:ascii="Times New Roman" w:hAnsi="Times New Roman" w:eastAsia="FangSong" w:cs="Times New Roman"/>
-        </w:rPr>
-        <w:t xml:space="preserve">中</w:t>
-      </w:r>
-      <w:r>
-        <w:rPr>
-          <w:rFonts w:ascii="Times New Roman" w:hAnsi="Times New Roman" w:eastAsia="Times New Roman" w:cs="Times New Roman"/>
-        </w:rPr>
-        <w:t xml:space="preserve"> </w:t>
-      </w:r>
-      <m:oMath>
-        <m:r>
-          <m:rPr>
-            <m:sty m:val="p"/>
-          </m:rPr>
-          <m:t>C</m:t>
-        </m:r>
-        <m:r>
-          <m:rPr>
-            <m:sty m:val="p"/>
-          </m:rPr>
-          <m:t>u</m:t>
-        </m:r>
-        <m:r>
-          <m:rPr>
-            <m:sty m:val="p"/>
-          </m:rPr>
-          <m:t>(</m:t>
-        </m:r>
-        <m:r>
-          <m:t>1</m:t>
-        </m:r>
-        <m:r>
-          <m:rPr>
-            <m:sty m:val="p"/>
-          </m:rPr>
-          <m:t>)</m:t>
-        </m:r>
-      </m:oMath>
-      <w:r>
-        <w:rPr>
-          <w:rFonts w:ascii="Times New Roman" w:hAnsi="Times New Roman" w:eastAsia="Times New Roman" w:cs="Times New Roman"/>
-        </w:rPr>
-        <w:t xml:space="preserve"> </w:t>
-      </w:r>
-      <w:r>
-        <w:rPr>
-          <w:rFonts w:hint="eastAsia" w:ascii="Times New Roman" w:hAnsi="Times New Roman" w:eastAsia="FangSong" w:cs="Times New Roman"/>
-        </w:rPr>
-        <w:t>层面内的氧原子是各向同性随机分布的</w:t>
-      </w:r>
-      <w:r>
-        <w:rPr>
-          <w:rFonts w:hint="eastAsia" w:ascii="Times New Roman" w:hAnsi="Times New Roman" w:eastAsia="Times New Roman" w:cs="Times New Roman"/>
-        </w:rPr>
-        <w:t>，</w:t>
-      </w:r>
-      <w:r>
-        <w:rPr>
-          <w:rFonts w:hint="eastAsia" w:ascii="Times New Roman" w:hAnsi="Times New Roman" w:eastAsia="FangSong" w:cs="Times New Roman"/>
-        </w:rPr>
-        <w:t>从而误将正交相算成立方相</w:t>
-      </w:r>
-      <w:r>
-        <w:rPr>
-          <w:rFonts w:hint="eastAsia" w:ascii="Times New Roman" w:hAnsi="Times New Roman" w:eastAsia="Times New Roman" w:cs="Times New Roman"/>
-        </w:rPr>
-        <w:t>；</w:t>
-      </w:r>
-      <w:r>
-        <w:rPr>
-          <w:rFonts w:hint="eastAsia" w:ascii="Times New Roman" w:hAnsi="Times New Roman" w:eastAsia="FangSong" w:cs="Times New Roman"/>
-        </w:rPr>
-        <w:t>或误以为</w:t>
-      </w:r>
-      <w:r>
-        <w:rPr>
-          <w:rFonts w:ascii="Times New Roman" w:hAnsi="Times New Roman" w:eastAsia="Times New Roman" w:cs="Times New Roman"/>
-        </w:rPr>
-        <w:t xml:space="preserve"> </w:t>
-      </w:r>
-      <m:oMath>
-        <m:r>
-          <m:rPr>
-            <m:sty m:val="p"/>
-          </m:rPr>
-          <m:t>Y</m:t>
-        </m:r>
-      </m:oMath>
-      <w:r>
-        <w:rPr>
-          <w:rFonts w:ascii="Times New Roman" w:hAnsi="Times New Roman" w:eastAsia="Times New Roman" w:cs="Times New Roman"/>
-        </w:rPr>
-        <w:t xml:space="preserve"> </w:t>
-      </w:r>
-      <w:r>
-        <w:rPr>
-          <w:rFonts w:hint="eastAsia" w:ascii="Times New Roman" w:hAnsi="Times New Roman" w:eastAsia="FangSong" w:cs="Times New Roman"/>
-        </w:rPr>
-        <w:t>层面含有氧原子</w:t>
-      </w:r>
-      <w:r>
-        <w:rPr>
-          <w:rFonts w:hint="eastAsia" w:ascii="Times New Roman" w:hAnsi="Times New Roman" w:eastAsia="Times New Roman" w:cs="Times New Roman"/>
-        </w:rPr>
-        <w:t>，</w:t>
-      </w:r>
-      <w:r>
-        <w:rPr>
-          <w:rFonts w:hint="eastAsia" w:ascii="Times New Roman" w:hAnsi="Times New Roman" w:eastAsia="FangSong" w:cs="Times New Roman"/>
-        </w:rPr>
-        <w:t>导致铜离子的平均形式氧化态与超导空穴浓度计算全盘皆错</w:t>
-      </w:r>
-      <w:r>
-        <w:rPr>
-          <w:rFonts w:hint="eastAsia" w:ascii="Times New Roman" w:hAnsi="Times New Roman" w:eastAsia="Times New Roman" w:cs="Times New Roman"/>
-        </w:rPr>
-        <w:t>。</w:t>
-      </w:r>
-    </w:p>
-    <w:p>
-      <w:pPr>
-        <w:pStyle w:val="Compact"/>
-        <w:numPr>
-          <w:ilvl w:val="0"/>
-          <w:numId w:val="1001"/>
-        </w:numPr>
-        <w:ind w:firstLine="420"/>
-      </w:pPr>
-      <w:r>
-        <w:rPr>
-          <w:rFonts w:ascii="Times New Roman" w:hAnsi="Times New Roman" w:eastAsia="Times New Roman" w:cs="Times New Roman"/>
-          <w:b/>
-          <w:bCs/>
-        </w:rPr>
-        <w:t xml:space="preserve">Kröger-Vink </w:t>
-      </w:r>
-      <w:r>
-        <w:rPr>
-          <w:rFonts w:hint="eastAsia" w:ascii="Times New Roman" w:hAnsi="Times New Roman" w:eastAsia="FangSong" w:cs="Times New Roman"/>
-          <w:b/>
-          <w:bCs/>
-        </w:rPr>
-        <w:t xml:space="preserve">符号相对电荷与绝对氧化态混淆</w:t>
-      </w:r>
-      <w:r>
-        <w:rPr>
-          <w:rFonts w:hint="eastAsia" w:ascii="Times New Roman" w:hAnsi="Times New Roman" w:eastAsia="Times New Roman" w:cs="Times New Roman"/>
-        </w:rPr>
-        <w:t>：</w:t>
-      </w:r>
-      <w:r>
-        <w:rPr>
-          <w:rFonts w:hint="eastAsia" w:ascii="Times New Roman" w:hAnsi="Times New Roman" w:eastAsia="FangSong" w:cs="Times New Roman"/>
-        </w:rPr>
-        <w:t>将缺陷化学式中的有效电荷</w:t>
-      </w:r>
-      <w:r>
-        <w:rPr>
-          <w:rFonts w:hint="eastAsia" w:ascii="Times New Roman" w:hAnsi="Times New Roman" w:eastAsia="Times New Roman" w:cs="Times New Roman"/>
-        </w:rPr>
-        <w:t>（</w:t>
-      </w:r>
-      <w:r>
-        <w:rPr>
-          <w:rFonts w:hint="eastAsia" w:ascii="Times New Roman" w:hAnsi="Times New Roman" w:eastAsia="FangSong" w:cs="Times New Roman"/>
-        </w:rPr>
-        <w:t>相对于纯净晶格的偏差</w:t>
-      </w:r>
-      <w:r>
-        <w:rPr>
-          <w:rFonts w:hint="eastAsia" w:ascii="Times New Roman" w:hAnsi="Times New Roman" w:eastAsia="Times New Roman" w:cs="Times New Roman"/>
-        </w:rPr>
-        <w:t>，</w:t>
-      </w:r>
-      <w:r>
-        <w:rPr>
-          <w:rFonts w:hint="eastAsia" w:ascii="Times New Roman" w:hAnsi="Times New Roman" w:eastAsia="FangSong" w:cs="Times New Roman"/>
-        </w:rPr>
-        <w:t>如</w:t>
-      </w:r>
-      <w:r>
-        <w:rPr>
-          <w:rFonts w:ascii="Times New Roman" w:hAnsi="Times New Roman" w:eastAsia="Times New Roman" w:cs="Times New Roman"/>
-        </w:rPr>
-        <w:t xml:space="preserve"> </w:t>
-      </w:r>
-      <m:oMath>
-        <m:sSubSup>
-          <m:e>
-            <m:r>
-              <m:t>V</m:t>
-            </m:r>
-          </m:e>
-          <m:sub>
-            <m:r>
-              <m:rPr>
-                <m:sty m:val="p"/>
-              </m:rPr>
-              <m:t>F</m:t>
-            </m:r>
-            <m:r>
-              <m:rPr>
-                <m:sty m:val="p"/>
-              </m:rPr>
-              <m:t>e</m:t>
-            </m:r>
-          </m:sub>
-          <m:sup>
-            <m:r>
-              <m:rPr>
-                <m:sty m:val="p"/>
-              </m:rPr>
-              <m:t>″</m:t>
-            </m:r>
-          </m:sup>
-        </m:sSubSup>
-      </m:oMath>
-      <w:r>
-        <w:rPr>
-          <w:rFonts w:ascii="Times New Roman" w:hAnsi="Times New Roman" w:eastAsia="Times New Roman" w:cs="Times New Roman"/>
-        </w:rPr>
-        <w:t xml:space="preserve"> </w:t>
-      </w:r>
-      <w:r>
-        <w:rPr>
-          <w:rFonts w:hint="eastAsia" w:ascii="Times New Roman" w:hAnsi="Times New Roman" w:eastAsia="FangSong" w:cs="Times New Roman"/>
-        </w:rPr>
-        <w:t>带有两单位负有效电荷</w:t>
-      </w:r>
-      <w:r>
-        <w:rPr>
-          <w:rFonts w:hint="eastAsia" w:ascii="Times New Roman" w:hAnsi="Times New Roman" w:eastAsia="Times New Roman" w:cs="Times New Roman"/>
-        </w:rPr>
-        <w:t>）</w:t>
-      </w:r>
-      <w:r>
-        <w:rPr>
-          <w:rFonts w:hint="eastAsia" w:ascii="Times New Roman" w:hAnsi="Times New Roman" w:eastAsia="FangSong" w:cs="Times New Roman"/>
-        </w:rPr>
-        <w:t>机械地与自由离子的绝对化合价</w:t>
-      </w:r>
-      <w:r>
-        <w:rPr>
-          <w:rFonts w:hint="eastAsia" w:ascii="Times New Roman" w:hAnsi="Times New Roman" w:eastAsia="Times New Roman" w:cs="Times New Roman"/>
-        </w:rPr>
-        <w:t>（</w:t>
-      </w:r>
-      <w:r>
-        <w:rPr>
-          <w:rFonts w:hint="eastAsia" w:ascii="Times New Roman" w:hAnsi="Times New Roman" w:eastAsia="FangSong" w:cs="Times New Roman"/>
-        </w:rPr>
-        <w:t>如</w:t>
-      </w:r>
-      <w:r>
-        <w:rPr>
-          <w:rFonts w:ascii="Times New Roman" w:hAnsi="Times New Roman" w:eastAsia="Times New Roman" w:cs="Times New Roman"/>
-        </w:rPr>
-        <w:t xml:space="preserve"> </w:t>
-      </w:r>
-      <m:oMath>
-        <m:sSup>
-          <m:e>
-            <m:r>
-              <m:rPr>
-                <m:sty m:val="p"/>
-              </m:rPr>
-              <m:t>F</m:t>
-            </m:r>
-            <m:r>
-              <m:rPr>
-                <m:sty m:val="p"/>
-              </m:rPr>
-              <m:t>e</m:t>
-            </m:r>
-          </m:e>
-          <m:sup>
-            <m:r>
-              <m:t>2</m:t>
-            </m:r>
-            <m:r>
-              <m:rPr>
-                <m:sty m:val="p"/>
-              </m:rPr>
-              <m:t>+</m:t>
-            </m:r>
-          </m:sup>
-        </m:sSup>
-      </m:oMath>
-      <w:r>
-        <w:rPr>
-          <w:rFonts w:hint="eastAsia" w:ascii="Times New Roman" w:hAnsi="Times New Roman" w:eastAsia="Times New Roman" w:cs="Times New Roman"/>
-        </w:rPr>
-        <w:t>）</w:t>
-      </w:r>
-      <w:r>
-        <w:rPr>
-          <w:rFonts w:hint="eastAsia" w:ascii="Times New Roman" w:hAnsi="Times New Roman" w:eastAsia="FangSong" w:cs="Times New Roman"/>
-        </w:rPr>
-        <w:t>画等号</w:t>
-      </w:r>
-      <w:r>
-        <w:rPr>
-          <w:rFonts w:hint="eastAsia" w:ascii="Times New Roman" w:hAnsi="Times New Roman" w:eastAsia="Times New Roman" w:cs="Times New Roman"/>
-        </w:rPr>
-        <w:t>，</w:t>
-      </w:r>
-      <w:r>
-        <w:rPr>
-          <w:rFonts w:hint="eastAsia" w:ascii="Times New Roman" w:hAnsi="Times New Roman" w:eastAsia="FangSong" w:cs="Times New Roman"/>
-        </w:rPr>
-        <w:t>导致在列写晶格全电中性守恒方程时电荷符号与系数成倍混乱</w:t>
-      </w:r>
-      <w:r>
-        <w:rPr>
-          <w:rFonts w:hint="eastAsia" w:ascii="Times New Roman" w:hAnsi="Times New Roman" w:eastAsia="Times New Roman" w:cs="Times New Roman"/>
-        </w:rPr>
-        <w:t>。</w:t>
-      </w:r>
-    </w:p>
-    <w:p>
-      <w:pPr>
-        <w:spacing w:before="160" w:after="80"/>
-      </w:pPr>
-      <w:r>
-        <w:pict>
-          <v:rect style="width:0;height:1.5pt" o:hralign="center" o:hrstd="t" o:hr="t"/>
-        </w:pict>
-      </w:r>
-    </w:p>
-    <w:bookmarkEnd w:id="94"/>
-    <w:bookmarkStart w:id="95" w:name="竞赛思考强化题与微观机理精解"/>
-    <w:p>
-      <w:pPr>
-        <w:pStyle w:val="Heading2"/>
-        <w:spacing w:before="280" w:after="120"/>
-      </w:pPr>
-      <w:r>
-        <w:rPr>
-          <w:rFonts w:ascii="Times New Roman" w:hAnsi="Times New Roman" w:eastAsia="Times New Roman" w:cs="Times New Roman"/>
-        </w:rPr>
-        <w:t xml:space="preserve">§11 </w:t>
-      </w:r>
-      <w:r>
-        <w:rPr>
-          <w:rFonts w:hint="eastAsia" w:ascii="Times New Roman" w:hAnsi="Times New Roman" w:eastAsia="SimHei" w:cs="Times New Roman"/>
-        </w:rPr>
-        <w:t xml:space="preserve">竞赛思考强化题与微观机理精解</w:t>
+        <w:t xml:space="preserve">课后习题</w:t>
       </w:r>
     </w:p>
     <w:p>
@@ -34073,9 +31281,9 @@
         <w:pStyle w:val="FirstParagraph"/>
       </w:pPr>
     </w:p>
-    <w:bookmarkEnd w:id="95"/>
+    <w:bookmarkEnd w:id="93"/>
     <w:sectPr>
-      <w:footerReference w:type="default" r:id="rId9"/>
+      <w:footerReference w:type="default" r:id="rId10"/>
       <w:footnotePr>
         <w:numRestart w:val="eachSect"/>
       </w:footnotePr>

--- a/06-学生侧材料/讲义/学生专用版/2-结构化学/晶体结构深化-超级充实版（学生专用版）.docx
+++ b/06-学生侧材料/讲义/学生专用版/2-结构化学/晶体结构深化-超级充实版（学生专用版）.docx
@@ -6674,7 +6674,7 @@
         <w:rPr>
           <w:rFonts w:hint="eastAsia" w:ascii="Times New Roman" w:hAnsi="Times New Roman" w:eastAsia="FangSong" w:cs="Times New Roman"/>
         </w:rPr>
-        <w:t>可以衍生出极为庞大的无机晶体结构家族</w:t>
+        <w:t>可以衍生出庞大的无机晶体结构家族</w:t>
       </w:r>
       <w:r>
         <w:rPr>
@@ -12426,7 +12426,7 @@
         <w:rPr>
           <w:rFonts w:hint="eastAsia" w:ascii="Times New Roman" w:hAnsi="Times New Roman" w:eastAsia="FangSong" w:cs="Times New Roman"/>
         </w:rPr>
-        <w:t>的极为重要的功能晶体材料</w:t>
+        <w:t>的重要的功能晶体材料</w:t>
       </w:r>
       <w:r>
         <w:rPr>

--- a/06-学生侧材料/讲义/学生专用版/2-结构化学/晶体结构深化-超级充实版（学生专用版）.docx
+++ b/06-学生侧材料/讲义/学生专用版/2-结构化学/晶体结构深化-超级充实版（学生专用版）.docx
@@ -24,6 +24,7 @@
     <w:p>
       <w:pPr>
         <w:pStyle w:val="FirstParagraph"/>
+        <w:spacing w:after="80"/>
         <w:ind w:firstLine="420"/>
       </w:pPr>
       <w:r>
@@ -349,97 +350,152 @@
         <w:t>。</w:t>
       </w:r>
     </w:p>
+    <w:tbl>
+      <w:tblPr>
+        <w:tblStyle w:val="Table"/>
+        <w:tblW w:type="pct" w:w="5000"/>
+        <w:tblLayout w:type="fixed"/>
+        <w:tblLook w:firstRow="1" w:lastRow="0" w:firstColumn="0" w:lastColumn="0" w:noHBand="0" w:noVBand="0" w:val="0020"/>
+        <w:jc w:val="center"/>
+        <w:tblBorders>
+          <w:top w:val="single" w:sz="12" w:space="0" w:color="333333"/>
+          <w:bottom w:val="single" w:sz="12" w:space="0" w:color="333333"/>
+          <w:left w:val="none"/>
+          <w:right w:val="none"/>
+          <w:insideH w:val="none"/>
+          <w:insideV w:val="none"/>
+        </w:tblBorders>
+      </w:tblPr>
+      <w:tblGrid>
+        <w:gridCol w:w="7920"/>
+      </w:tblGrid>
+      <w:tr>
+        <w:trPr>
+          <w:tblHeader w:val="on"/>
+        </w:trPr>
+        <w:tc>
+          <w:tcPr>
+            <w:tcBorders>
+              <w:bottom w:val="single" w:sz="6" w:space="0" w:color="333333"/>
+            </w:tcBorders>
+          </w:tcPr>
+          <w:p>
+            <w:pPr>
+              <w:pStyle w:val="Compact"/>
+              <w:jc w:val="center"/>
+            </w:pPr>
+            <w:r>
+              <w:rPr>
+                <w:rFonts w:hint="eastAsia" w:ascii="Times New Roman" w:hAnsi="Times New Roman" w:eastAsia="SimHei" w:cs="Times New Roman"/>
+                <w:b/>
+              </w:rPr>
+              <w:t xml:space="preserve">晶胞低指数基面取向</w:t>
+            </w:r>
+          </w:p>
+        </w:tc>
+      </w:tr>
+      <w:tr>
+        <w:tc>
+          <w:tcPr/>
+          <w:p>
+            <w:pPr>
+              <w:pStyle w:val="Compact"/>
+              <w:jc w:val="center"/>
+            </w:pPr>
+            <w:r>
+              <w:rPr>
+                <w:rFonts w:ascii="Times New Roman" w:hAnsi="Times New Roman" w:eastAsia="Times New Roman" w:cs="Times New Roman"/>
+              </w:rPr>
+              <w:drawing>
+                <wp:inline>
+                  <wp:extent cx="2667000" cy="914059"/>
+                  <wp:effectExtent b="0" l="0" r="0" t="0"/>
+                  <wp:docPr descr="" title="" id="10" name="Picture"/>
+                  <a:graphic>
+                    <a:graphicData uri="http://schemas.openxmlformats.org/drawingml/2006/picture">
+                      <pic:pic>
+                        <pic:nvPicPr>
+                          <pic:cNvPr descr="5895babe1e4323d0720a5e3454cabee35f81911a4ec212c5e8428e1cb4fc372c.png" id="11" name="Picture"/>
+                          <pic:cNvPicPr>
+                            <a:picLocks noChangeArrowheads="1" noChangeAspect="1"/>
+                          </pic:cNvPicPr>
+                        </pic:nvPicPr>
+                        <pic:blipFill>
+                          <a:blip r:embed="rId9"/>
+                          <a:stretch>
+                            <a:fillRect/>
+                          </a:stretch>
+                        </pic:blipFill>
+                        <pic:spPr bwMode="auto">
+                          <a:xfrm>
+                            <a:off x="0" y="0"/>
+                            <a:ext cx="2667000" cy="914059"/>
+                          </a:xfrm>
+                          <a:prstGeom prst="rect">
+                            <a:avLst/>
+                          </a:prstGeom>
+                          <a:noFill/>
+                          <a:ln w="9525">
+                            <a:noFill/>
+                            <a:headEnd/>
+                            <a:tailEnd/>
+                          </a:ln>
+                        </pic:spPr>
+                      </pic:pic>
+                    </a:graphicData>
+                  </a:graphic>
+                </wp:inline>
+              </w:drawing>
+            </w:r>
+          </w:p>
+        </w:tc>
+      </w:tr>
+      <w:tr>
+        <w:tc>
+          <w:tcPr/>
+          <w:p>
+            <w:pPr>
+              <w:pStyle w:val="Compact"/>
+              <w:jc w:val="center"/>
+            </w:pPr>
+            <w:r>
+              <w:rPr>
+                <w:rFonts w:ascii="Times New Roman" w:hAnsi="Times New Roman" w:eastAsia="Times New Roman" w:cs="Times New Roman"/>
+              </w:rPr>
+              <w:t xml:space="preserve">&gt; </w:t>
+            </w:r>
+            <w:r>
+              <w:rPr>
+                <w:rFonts w:hint="eastAsia" w:ascii="Times New Roman" w:hAnsi="Times New Roman" w:eastAsia="FangSong" w:cs="Times New Roman"/>
+              </w:rPr>
+              <w:t xml:space="preserve">图</w:t>
+            </w:r>
+            <w:r>
+              <w:rPr>
+                <w:rFonts w:ascii="Times New Roman" w:hAnsi="Times New Roman" w:eastAsia="Times New Roman" w:cs="Times New Roman"/>
+              </w:rPr>
+              <w:t xml:space="preserve"> </w:t>
+            </w:r>
+            <w:r>
+              <w:rPr>
+                <w:rFonts w:hint="eastAsia" w:ascii="Times New Roman" w:hAnsi="Times New Roman" w:eastAsia="Times New Roman" w:cs="Times New Roman"/>
+              </w:rPr>
+              <w:t>6-1：</w:t>
+            </w:r>
+            <w:r>
+              <w:rPr>
+                <w:rFonts w:hint="eastAsia" w:ascii="Times New Roman" w:hAnsi="Times New Roman" w:eastAsia="FangSong" w:cs="Times New Roman"/>
+              </w:rPr>
+              <w:t>晶胞低指数基面取向</w:t>
+            </w:r>
+          </w:p>
+        </w:tc>
+      </w:tr>
+    </w:tbl>
     <w:p>
       <w:pPr>
         <w:pStyle w:val="BodyText"/>
-        <w:spacing w:before="160" w:after="80"/>
-        <w:jc w:val="center"/>
-      </w:pPr>
-      <w:r>
-        <w:rPr>
-          <w:rFonts w:ascii="Times New Roman" w:hAnsi="Times New Roman" w:eastAsia="Times New Roman" w:cs="Times New Roman"/>
-        </w:rPr>
-        <w:drawing>
-          <wp:inline>
-            <wp:extent cx="2667000" cy="914059"/>
-            <wp:effectExtent b="0" l="0" r="0" t="0"/>
-            <wp:docPr descr="" title="" id="10" name="Picture"/>
-            <a:graphic>
-              <a:graphicData uri="http://schemas.openxmlformats.org/drawingml/2006/picture">
-                <pic:pic>
-                  <pic:nvPicPr>
-                    <pic:cNvPr descr="5895babe1e4323d0720a5e3454cabee35f81911a4ec212c5e8428e1cb4fc372c.png" id="11" name="Picture"/>
-                    <pic:cNvPicPr>
-                      <a:picLocks noChangeArrowheads="1" noChangeAspect="1"/>
-                    </pic:cNvPicPr>
-                  </pic:nvPicPr>
-                  <pic:blipFill>
-                    <a:blip r:embed="rId9"/>
-                    <a:stretch>
-                      <a:fillRect/>
-                    </a:stretch>
-                  </pic:blipFill>
-                  <pic:spPr bwMode="auto">
-                    <a:xfrm>
-                      <a:off x="0" y="0"/>
-                      <a:ext cx="2667000" cy="914059"/>
-                    </a:xfrm>
-                    <a:prstGeom prst="rect">
-                      <a:avLst/>
-                    </a:prstGeom>
-                    <a:noFill/>
-                    <a:ln w="9525">
-                      <a:noFill/>
-                      <a:headEnd/>
-                      <a:tailEnd/>
-                    </a:ln>
-                  </pic:spPr>
-                </pic:pic>
-              </a:graphicData>
-            </a:graphic>
-          </wp:inline>
-        </w:drawing>
-      </w:r>
-      <w:r>
-        <w:rPr>
-          <w:rFonts w:ascii="Times New Roman" w:hAnsi="Times New Roman" w:eastAsia="Times New Roman" w:cs="Times New Roman"/>
-        </w:rPr>
-        <w:t xml:space="preserve"> </w:t>
-      </w:r>
-      <w:r>
-        <w:rPr>
-          <w:rFonts w:ascii="Times New Roman" w:hAnsi="Times New Roman" w:eastAsia="Times New Roman" w:cs="Times New Roman"/>
-        </w:rPr>
-        <w:t xml:space="preserve">&gt; </w:t>
-      </w:r>
-      <w:r>
-        <w:rPr>
-          <w:rFonts w:hint="eastAsia" w:ascii="Times New Roman" w:hAnsi="Times New Roman" w:eastAsia="FangSong" w:cs="Times New Roman"/>
-        </w:rPr>
-        <w:t xml:space="preserve">图</w:t>
-      </w:r>
-      <w:r>
-        <w:rPr>
-          <w:rFonts w:ascii="Times New Roman" w:hAnsi="Times New Roman" w:eastAsia="Times New Roman" w:cs="Times New Roman"/>
-        </w:rPr>
-        <w:t xml:space="preserve"> </w:t>
-      </w:r>
-      <w:r>
-        <w:rPr>
-          <w:rFonts w:hint="eastAsia" w:ascii="Times New Roman" w:hAnsi="Times New Roman" w:eastAsia="Times New Roman" w:cs="Times New Roman"/>
-        </w:rPr>
-        <w:t>6-1：</w:t>
-      </w:r>
-      <w:r>
-        <w:rPr>
-          <w:rFonts w:hint="eastAsia" w:ascii="Times New Roman" w:hAnsi="Times New Roman" w:eastAsia="FangSong" w:cs="Times New Roman"/>
-        </w:rPr>
-        <w:t>晶胞低指数基面取向</w:t>
-      </w:r>
-    </w:p>
-    <w:p>
-      <w:pPr>
-        <w:pStyle w:val="BodyText"/>
+        <w:spacing w:before="120" w:after="80"/>
         <w:ind w:firstLine="420"/>
       </w:pPr>
       <w:r>
@@ -911,97 +967,152 @@
         <w:t xml:space="preserve">。</w:t>
       </w:r>
     </w:p>
+    <w:tbl>
+      <w:tblPr>
+        <w:tblStyle w:val="Table"/>
+        <w:tblW w:type="pct" w:w="5000"/>
+        <w:tblLayout w:type="fixed"/>
+        <w:tblLook w:firstRow="1" w:lastRow="0" w:firstColumn="0" w:lastColumn="0" w:noHBand="0" w:noVBand="0" w:val="0020"/>
+        <w:jc w:val="center"/>
+        <w:tblBorders>
+          <w:top w:val="single" w:sz="12" w:space="0" w:color="333333"/>
+          <w:bottom w:val="single" w:sz="12" w:space="0" w:color="333333"/>
+          <w:left w:val="none"/>
+          <w:right w:val="none"/>
+          <w:insideH w:val="none"/>
+          <w:insideV w:val="none"/>
+        </w:tblBorders>
+      </w:tblPr>
+      <w:tblGrid>
+        <w:gridCol w:w="7920"/>
+      </w:tblGrid>
+      <w:tr>
+        <w:trPr>
+          <w:tblHeader w:val="on"/>
+        </w:trPr>
+        <w:tc>
+          <w:tcPr>
+            <w:tcBorders>
+              <w:bottom w:val="single" w:sz="6" w:space="0" w:color="333333"/>
+            </w:tcBorders>
+          </w:tcPr>
+          <w:p>
+            <w:pPr>
+              <w:pStyle w:val="Compact"/>
+              <w:jc w:val="center"/>
+            </w:pPr>
+            <w:r>
+              <w:rPr>
+                <w:rFonts w:hint="eastAsia" w:ascii="Times New Roman" w:hAnsi="Times New Roman" w:eastAsia="SimHei" w:cs="Times New Roman"/>
+                <w:b/>
+              </w:rPr>
+              <w:t xml:space="preserve">密勒指数截距平面</w:t>
+            </w:r>
+          </w:p>
+        </w:tc>
+      </w:tr>
+      <w:tr>
+        <w:tc>
+          <w:tcPr/>
+          <w:p>
+            <w:pPr>
+              <w:pStyle w:val="Compact"/>
+              <w:jc w:val="center"/>
+            </w:pPr>
+            <w:r>
+              <w:rPr>
+                <w:rFonts w:ascii="Times New Roman" w:hAnsi="Times New Roman" w:eastAsia="Times New Roman" w:cs="Times New Roman"/>
+              </w:rPr>
+              <w:drawing>
+                <wp:inline>
+                  <wp:extent cx="2667000" cy="929614"/>
+                  <wp:effectExtent b="0" l="0" r="0" t="0"/>
+                  <wp:docPr descr="" title="" id="13" name="Picture"/>
+                  <a:graphic>
+                    <a:graphicData uri="http://schemas.openxmlformats.org/drawingml/2006/picture">
+                      <pic:pic>
+                        <pic:nvPicPr>
+                          <pic:cNvPr descr="e9c1db3e7b47f8badc8b33ea8df1765f0b1a75a59361a43f7ef180cc607117dc.png" id="14" name="Picture"/>
+                          <pic:cNvPicPr>
+                            <a:picLocks noChangeArrowheads="1" noChangeAspect="1"/>
+                          </pic:cNvPicPr>
+                        </pic:nvPicPr>
+                        <pic:blipFill>
+                          <a:blip r:embed="rId12"/>
+                          <a:stretch>
+                            <a:fillRect/>
+                          </a:stretch>
+                        </pic:blipFill>
+                        <pic:spPr bwMode="auto">
+                          <a:xfrm>
+                            <a:off x="0" y="0"/>
+                            <a:ext cx="2667000" cy="929614"/>
+                          </a:xfrm>
+                          <a:prstGeom prst="rect">
+                            <a:avLst/>
+                          </a:prstGeom>
+                          <a:noFill/>
+                          <a:ln w="9525">
+                            <a:noFill/>
+                            <a:headEnd/>
+                            <a:tailEnd/>
+                          </a:ln>
+                        </pic:spPr>
+                      </pic:pic>
+                    </a:graphicData>
+                  </a:graphic>
+                </wp:inline>
+              </w:drawing>
+            </w:r>
+          </w:p>
+        </w:tc>
+      </w:tr>
+      <w:tr>
+        <w:tc>
+          <w:tcPr/>
+          <w:p>
+            <w:pPr>
+              <w:pStyle w:val="Compact"/>
+              <w:jc w:val="center"/>
+            </w:pPr>
+            <w:r>
+              <w:rPr>
+                <w:rFonts w:ascii="Times New Roman" w:hAnsi="Times New Roman" w:eastAsia="Times New Roman" w:cs="Times New Roman"/>
+              </w:rPr>
+              <w:t xml:space="preserve">&gt; </w:t>
+            </w:r>
+            <w:r>
+              <w:rPr>
+                <w:rFonts w:hint="eastAsia" w:ascii="Times New Roman" w:hAnsi="Times New Roman" w:eastAsia="FangSong" w:cs="Times New Roman"/>
+              </w:rPr>
+              <w:t xml:space="preserve">图</w:t>
+            </w:r>
+            <w:r>
+              <w:rPr>
+                <w:rFonts w:ascii="Times New Roman" w:hAnsi="Times New Roman" w:eastAsia="Times New Roman" w:cs="Times New Roman"/>
+              </w:rPr>
+              <w:t xml:space="preserve"> </w:t>
+            </w:r>
+            <w:r>
+              <w:rPr>
+                <w:rFonts w:hint="eastAsia" w:ascii="Times New Roman" w:hAnsi="Times New Roman" w:eastAsia="Times New Roman" w:cs="Times New Roman"/>
+              </w:rPr>
+              <w:t>6-2：</w:t>
+            </w:r>
+            <w:r>
+              <w:rPr>
+                <w:rFonts w:hint="eastAsia" w:ascii="Times New Roman" w:hAnsi="Times New Roman" w:eastAsia="FangSong" w:cs="Times New Roman"/>
+              </w:rPr>
+              <w:t>密勒指数截距平面</w:t>
+            </w:r>
+          </w:p>
+        </w:tc>
+      </w:tr>
+    </w:tbl>
     <w:p>
       <w:pPr>
         <w:pStyle w:val="BodyText"/>
-        <w:spacing w:before="160" w:after="80"/>
-        <w:jc w:val="center"/>
-      </w:pPr>
-      <w:r>
-        <w:rPr>
-          <w:rFonts w:ascii="Times New Roman" w:hAnsi="Times New Roman" w:eastAsia="Times New Roman" w:cs="Times New Roman"/>
-        </w:rPr>
-        <w:drawing>
-          <wp:inline>
-            <wp:extent cx="2667000" cy="929614"/>
-            <wp:effectExtent b="0" l="0" r="0" t="0"/>
-            <wp:docPr descr="" title="" id="13" name="Picture"/>
-            <a:graphic>
-              <a:graphicData uri="http://schemas.openxmlformats.org/drawingml/2006/picture">
-                <pic:pic>
-                  <pic:nvPicPr>
-                    <pic:cNvPr descr="e9c1db3e7b47f8badc8b33ea8df1765f0b1a75a59361a43f7ef180cc607117dc.png" id="14" name="Picture"/>
-                    <pic:cNvPicPr>
-                      <a:picLocks noChangeArrowheads="1" noChangeAspect="1"/>
-                    </pic:cNvPicPr>
-                  </pic:nvPicPr>
-                  <pic:blipFill>
-                    <a:blip r:embed="rId12"/>
-                    <a:stretch>
-                      <a:fillRect/>
-                    </a:stretch>
-                  </pic:blipFill>
-                  <pic:spPr bwMode="auto">
-                    <a:xfrm>
-                      <a:off x="0" y="0"/>
-                      <a:ext cx="2667000" cy="929614"/>
-                    </a:xfrm>
-                    <a:prstGeom prst="rect">
-                      <a:avLst/>
-                    </a:prstGeom>
-                    <a:noFill/>
-                    <a:ln w="9525">
-                      <a:noFill/>
-                      <a:headEnd/>
-                      <a:tailEnd/>
-                    </a:ln>
-                  </pic:spPr>
-                </pic:pic>
-              </a:graphicData>
-            </a:graphic>
-          </wp:inline>
-        </w:drawing>
-      </w:r>
-      <w:r>
-        <w:rPr>
-          <w:rFonts w:ascii="Times New Roman" w:hAnsi="Times New Roman" w:eastAsia="Times New Roman" w:cs="Times New Roman"/>
-        </w:rPr>
-        <w:t xml:space="preserve"> </w:t>
-      </w:r>
-      <w:r>
-        <w:rPr>
-          <w:rFonts w:ascii="Times New Roman" w:hAnsi="Times New Roman" w:eastAsia="Times New Roman" w:cs="Times New Roman"/>
-        </w:rPr>
-        <w:t xml:space="preserve">&gt; </w:t>
-      </w:r>
-      <w:r>
-        <w:rPr>
-          <w:rFonts w:hint="eastAsia" w:ascii="Times New Roman" w:hAnsi="Times New Roman" w:eastAsia="FangSong" w:cs="Times New Roman"/>
-        </w:rPr>
-        <w:t xml:space="preserve">图</w:t>
-      </w:r>
-      <w:r>
-        <w:rPr>
-          <w:rFonts w:ascii="Times New Roman" w:hAnsi="Times New Roman" w:eastAsia="Times New Roman" w:cs="Times New Roman"/>
-        </w:rPr>
-        <w:t xml:space="preserve"> </w:t>
-      </w:r>
-      <w:r>
-        <w:rPr>
-          <w:rFonts w:hint="eastAsia" w:ascii="Times New Roman" w:hAnsi="Times New Roman" w:eastAsia="Times New Roman" w:cs="Times New Roman"/>
-        </w:rPr>
-        <w:t>6-2：</w:t>
-      </w:r>
-      <w:r>
-        <w:rPr>
-          <w:rFonts w:hint="eastAsia" w:ascii="Times New Roman" w:hAnsi="Times New Roman" w:eastAsia="FangSong" w:cs="Times New Roman"/>
-        </w:rPr>
-        <w:t>密勒指数截距平面</w:t>
-      </w:r>
-    </w:p>
-    <w:p>
-      <w:pPr>
-        <w:pStyle w:val="BodyText"/>
+        <w:spacing w:before="120" w:after="80"/>
         <w:ind w:firstLine="420"/>
       </w:pPr>
       <w:r>
@@ -1664,94 +1775,148 @@
         <w:t xml:space="preserve">。</w:t>
       </w:r>
     </w:p>
-    <w:p>
-      <w:pPr>
-        <w:pStyle w:val="BodyText"/>
-        <w:spacing w:before="160" w:after="80"/>
+    <w:tbl>
+      <w:tblPr>
+        <w:tblStyle w:val="Table"/>
+        <w:tblW w:type="pct" w:w="5000"/>
+        <w:tblLayout w:type="fixed"/>
+        <w:tblLook w:firstRow="1" w:lastRow="0" w:firstColumn="0" w:lastColumn="0" w:noHBand="0" w:noVBand="0" w:val="0020"/>
         <w:jc w:val="center"/>
-      </w:pPr>
-      <w:r>
-        <w:rPr>
-          <w:rFonts w:ascii="Times New Roman" w:hAnsi="Times New Roman" w:eastAsia="Times New Roman" w:cs="Times New Roman"/>
-        </w:rPr>
-        <w:drawing>
-          <wp:inline>
-            <wp:extent cx="2667000" cy="1691596"/>
-            <wp:effectExtent b="0" l="0" r="0" t="0"/>
-            <wp:docPr descr="" title="" id="16" name="Picture"/>
-            <a:graphic>
-              <a:graphicData uri="http://schemas.openxmlformats.org/drawingml/2006/picture">
-                <pic:pic>
-                  <pic:nvPicPr>
-                    <pic:cNvPr descr="8cb594e7cd926ced4aee688df607034f72c4b7d26b05ece12ccca69b7c7e4865.png" id="17" name="Picture"/>
-                    <pic:cNvPicPr>
-                      <a:picLocks noChangeArrowheads="1" noChangeAspect="1"/>
-                    </pic:cNvPicPr>
-                  </pic:nvPicPr>
-                  <pic:blipFill>
-                    <a:blip r:embed="rId15"/>
-                    <a:stretch>
-                      <a:fillRect/>
-                    </a:stretch>
-                  </pic:blipFill>
-                  <pic:spPr bwMode="auto">
-                    <a:xfrm>
-                      <a:off x="0" y="0"/>
-                      <a:ext cx="2667000" cy="1691596"/>
-                    </a:xfrm>
-                    <a:prstGeom prst="rect">
-                      <a:avLst/>
-                    </a:prstGeom>
-                    <a:noFill/>
-                    <a:ln w="9525">
-                      <a:noFill/>
-                      <a:headEnd/>
-                      <a:tailEnd/>
-                    </a:ln>
-                  </pic:spPr>
-                </pic:pic>
-              </a:graphicData>
-            </a:graphic>
-          </wp:inline>
-        </w:drawing>
-      </w:r>
-      <w:r>
-        <w:rPr>
-          <w:rFonts w:ascii="Times New Roman" w:hAnsi="Times New Roman" w:eastAsia="Times New Roman" w:cs="Times New Roman"/>
-        </w:rPr>
-        <w:t xml:space="preserve"> </w:t>
-      </w:r>
-      <w:r>
-        <w:rPr>
-          <w:rFonts w:ascii="Times New Roman" w:hAnsi="Times New Roman" w:eastAsia="Times New Roman" w:cs="Times New Roman"/>
-        </w:rPr>
-        <w:t xml:space="preserve">&gt; </w:t>
-      </w:r>
-      <w:r>
-        <w:rPr>
-          <w:rFonts w:hint="eastAsia" w:ascii="Times New Roman" w:hAnsi="Times New Roman" w:eastAsia="FangSong" w:cs="Times New Roman"/>
-        </w:rPr>
-        <w:t xml:space="preserve">图</w:t>
-      </w:r>
-      <w:r>
-        <w:rPr>
-          <w:rFonts w:ascii="Times New Roman" w:hAnsi="Times New Roman" w:eastAsia="Times New Roman" w:cs="Times New Roman"/>
-        </w:rPr>
-        <w:t xml:space="preserve"> </w:t>
-      </w:r>
-      <w:r>
-        <w:rPr>
-          <w:rFonts w:hint="eastAsia" w:ascii="Times New Roman" w:hAnsi="Times New Roman" w:eastAsia="Times New Roman" w:cs="Times New Roman"/>
-        </w:rPr>
-        <w:t>6-3：</w:t>
-      </w:r>
-      <w:r>
-        <w:rPr>
-          <w:rFonts w:hint="eastAsia" w:ascii="Times New Roman" w:hAnsi="Times New Roman" w:eastAsia="FangSong" w:cs="Times New Roman"/>
-        </w:rPr>
-        <w:t>斜截晶面空间截面</w:t>
-      </w:r>
-    </w:p>
+        <w:tblBorders>
+          <w:top w:val="single" w:sz="12" w:space="0" w:color="333333"/>
+          <w:bottom w:val="single" w:sz="12" w:space="0" w:color="333333"/>
+          <w:left w:val="none"/>
+          <w:right w:val="none"/>
+          <w:insideH w:val="none"/>
+          <w:insideV w:val="none"/>
+        </w:tblBorders>
+      </w:tblPr>
+      <w:tblGrid>
+        <w:gridCol w:w="7920"/>
+      </w:tblGrid>
+      <w:tr>
+        <w:trPr>
+          <w:tblHeader w:val="on"/>
+        </w:trPr>
+        <w:tc>
+          <w:tcPr>
+            <w:tcBorders>
+              <w:bottom w:val="single" w:sz="6" w:space="0" w:color="333333"/>
+            </w:tcBorders>
+          </w:tcPr>
+          <w:p>
+            <w:pPr>
+              <w:pStyle w:val="Compact"/>
+              <w:jc w:val="center"/>
+            </w:pPr>
+            <w:r>
+              <w:rPr>
+                <w:rFonts w:hint="eastAsia" w:ascii="Times New Roman" w:hAnsi="Times New Roman" w:eastAsia="SimHei" w:cs="Times New Roman"/>
+                <w:b/>
+              </w:rPr>
+              <w:t xml:space="preserve">斜截晶面空间截面</w:t>
+            </w:r>
+          </w:p>
+        </w:tc>
+      </w:tr>
+      <w:tr>
+        <w:tc>
+          <w:tcPr/>
+          <w:p>
+            <w:pPr>
+              <w:pStyle w:val="Compact"/>
+              <w:jc w:val="center"/>
+            </w:pPr>
+            <w:r>
+              <w:rPr>
+                <w:rFonts w:ascii="Times New Roman" w:hAnsi="Times New Roman" w:eastAsia="Times New Roman" w:cs="Times New Roman"/>
+              </w:rPr>
+              <w:drawing>
+                <wp:inline>
+                  <wp:extent cx="2667000" cy="1691596"/>
+                  <wp:effectExtent b="0" l="0" r="0" t="0"/>
+                  <wp:docPr descr="" title="" id="16" name="Picture"/>
+                  <a:graphic>
+                    <a:graphicData uri="http://schemas.openxmlformats.org/drawingml/2006/picture">
+                      <pic:pic>
+                        <pic:nvPicPr>
+                          <pic:cNvPr descr="8cb594e7cd926ced4aee688df607034f72c4b7d26b05ece12ccca69b7c7e4865.png" id="17" name="Picture"/>
+                          <pic:cNvPicPr>
+                            <a:picLocks noChangeArrowheads="1" noChangeAspect="1"/>
+                          </pic:cNvPicPr>
+                        </pic:nvPicPr>
+                        <pic:blipFill>
+                          <a:blip r:embed="rId15"/>
+                          <a:stretch>
+                            <a:fillRect/>
+                          </a:stretch>
+                        </pic:blipFill>
+                        <pic:spPr bwMode="auto">
+                          <a:xfrm>
+                            <a:off x="0" y="0"/>
+                            <a:ext cx="2667000" cy="1691596"/>
+                          </a:xfrm>
+                          <a:prstGeom prst="rect">
+                            <a:avLst/>
+                          </a:prstGeom>
+                          <a:noFill/>
+                          <a:ln w="9525">
+                            <a:noFill/>
+                            <a:headEnd/>
+                            <a:tailEnd/>
+                          </a:ln>
+                        </pic:spPr>
+                      </pic:pic>
+                    </a:graphicData>
+                  </a:graphic>
+                </wp:inline>
+              </w:drawing>
+            </w:r>
+          </w:p>
+        </w:tc>
+      </w:tr>
+      <w:tr>
+        <w:tc>
+          <w:tcPr/>
+          <w:p>
+            <w:pPr>
+              <w:pStyle w:val="Compact"/>
+              <w:jc w:val="center"/>
+            </w:pPr>
+            <w:r>
+              <w:rPr>
+                <w:rFonts w:ascii="Times New Roman" w:hAnsi="Times New Roman" w:eastAsia="Times New Roman" w:cs="Times New Roman"/>
+              </w:rPr>
+              <w:t xml:space="preserve">&gt; </w:t>
+            </w:r>
+            <w:r>
+              <w:rPr>
+                <w:rFonts w:hint="eastAsia" w:ascii="Times New Roman" w:hAnsi="Times New Roman" w:eastAsia="FangSong" w:cs="Times New Roman"/>
+              </w:rPr>
+              <w:t xml:space="preserve">图</w:t>
+            </w:r>
+            <w:r>
+              <w:rPr>
+                <w:rFonts w:ascii="Times New Roman" w:hAnsi="Times New Roman" w:eastAsia="Times New Roman" w:cs="Times New Roman"/>
+              </w:rPr>
+              <w:t xml:space="preserve"> </w:t>
+            </w:r>
+            <w:r>
+              <w:rPr>
+                <w:rFonts w:hint="eastAsia" w:ascii="Times New Roman" w:hAnsi="Times New Roman" w:eastAsia="Times New Roman" w:cs="Times New Roman"/>
+              </w:rPr>
+              <w:t>6-3：</w:t>
+            </w:r>
+            <w:r>
+              <w:rPr>
+                <w:rFonts w:hint="eastAsia" w:ascii="Times New Roman" w:hAnsi="Times New Roman" w:eastAsia="FangSong" w:cs="Times New Roman"/>
+              </w:rPr>
+              <w:t>斜截晶面空间截面</w:t>
+            </w:r>
+          </w:p>
+        </w:tc>
+      </w:tr>
+    </w:tbl>
     <w:p>
       <w:pPr>
         <w:spacing w:before="160" w:after="80"/>
@@ -1797,6 +1962,7 @@
     <w:p>
       <w:pPr>
         <w:pStyle w:val="FirstParagraph"/>
+        <w:spacing w:after="80"/>
         <w:ind w:firstLine="420"/>
       </w:pPr>
       <w:r>
@@ -2523,97 +2689,152 @@
         <w:t>。</w:t>
       </w:r>
     </w:p>
+    <w:tbl>
+      <w:tblPr>
+        <w:tblStyle w:val="Table"/>
+        <w:tblW w:type="pct" w:w="5000"/>
+        <w:tblLayout w:type="fixed"/>
+        <w:tblLook w:firstRow="1" w:lastRow="0" w:firstColumn="0" w:lastColumn="0" w:noHBand="0" w:noVBand="0" w:val="0020"/>
+        <w:jc w:val="center"/>
+        <w:tblBorders>
+          <w:top w:val="single" w:sz="12" w:space="0" w:color="333333"/>
+          <w:bottom w:val="single" w:sz="12" w:space="0" w:color="333333"/>
+          <w:left w:val="none"/>
+          <w:right w:val="none"/>
+          <w:insideH w:val="none"/>
+          <w:insideV w:val="none"/>
+        </w:tblBorders>
+      </w:tblPr>
+      <w:tblGrid>
+        <w:gridCol w:w="7920"/>
+      </w:tblGrid>
+      <w:tr>
+        <w:trPr>
+          <w:tblHeader w:val="on"/>
+        </w:trPr>
+        <w:tc>
+          <w:tcPr>
+            <w:tcBorders>
+              <w:bottom w:val="single" w:sz="6" w:space="0" w:color="333333"/>
+            </w:tcBorders>
+          </w:tcPr>
+          <w:p>
+            <w:pPr>
+              <w:pStyle w:val="Compact"/>
+              <w:jc w:val="center"/>
+            </w:pPr>
+            <w:r>
+              <w:rPr>
+                <w:rFonts w:hint="eastAsia" w:ascii="Times New Roman" w:hAnsi="Times New Roman" w:eastAsia="SimHei" w:cs="Times New Roman"/>
+                <w:b/>
+              </w:rPr>
+              <w:t xml:space="preserve">指数倍增间距折半</w:t>
+            </w:r>
+          </w:p>
+        </w:tc>
+      </w:tr>
+      <w:tr>
+        <w:tc>
+          <w:tcPr/>
+          <w:p>
+            <w:pPr>
+              <w:pStyle w:val="Compact"/>
+              <w:jc w:val="center"/>
+            </w:pPr>
+            <w:r>
+              <w:rPr>
+                <w:rFonts w:ascii="Times New Roman" w:hAnsi="Times New Roman" w:eastAsia="Times New Roman" w:cs="Times New Roman"/>
+              </w:rPr>
+              <w:drawing>
+                <wp:inline>
+                  <wp:extent cx="2667000" cy="1678652"/>
+                  <wp:effectExtent b="0" l="0" r="0" t="0"/>
+                  <wp:docPr descr="" title="" id="20" name="Picture"/>
+                  <a:graphic>
+                    <a:graphicData uri="http://schemas.openxmlformats.org/drawingml/2006/picture">
+                      <pic:pic>
+                        <pic:nvPicPr>
+                          <pic:cNvPr descr="6301e6569b4ca6d2352979cad869d6b9a07c326fb3b9a20bf37a0ae7a6b9937b.png" id="21" name="Picture"/>
+                          <pic:cNvPicPr>
+                            <a:picLocks noChangeArrowheads="1" noChangeAspect="1"/>
+                          </pic:cNvPicPr>
+                        </pic:nvPicPr>
+                        <pic:blipFill>
+                          <a:blip r:embed="rId19"/>
+                          <a:stretch>
+                            <a:fillRect/>
+                          </a:stretch>
+                        </pic:blipFill>
+                        <pic:spPr bwMode="auto">
+                          <a:xfrm>
+                            <a:off x="0" y="0"/>
+                            <a:ext cx="2667000" cy="1678652"/>
+                          </a:xfrm>
+                          <a:prstGeom prst="rect">
+                            <a:avLst/>
+                          </a:prstGeom>
+                          <a:noFill/>
+                          <a:ln w="9525">
+                            <a:noFill/>
+                            <a:headEnd/>
+                            <a:tailEnd/>
+                          </a:ln>
+                        </pic:spPr>
+                      </pic:pic>
+                    </a:graphicData>
+                  </a:graphic>
+                </wp:inline>
+              </w:drawing>
+            </w:r>
+          </w:p>
+        </w:tc>
+      </w:tr>
+      <w:tr>
+        <w:tc>
+          <w:tcPr/>
+          <w:p>
+            <w:pPr>
+              <w:pStyle w:val="Compact"/>
+              <w:jc w:val="center"/>
+            </w:pPr>
+            <w:r>
+              <w:rPr>
+                <w:rFonts w:ascii="Times New Roman" w:hAnsi="Times New Roman" w:eastAsia="Times New Roman" w:cs="Times New Roman"/>
+              </w:rPr>
+              <w:t xml:space="preserve">&gt; </w:t>
+            </w:r>
+            <w:r>
+              <w:rPr>
+                <w:rFonts w:hint="eastAsia" w:ascii="Times New Roman" w:hAnsi="Times New Roman" w:eastAsia="FangSong" w:cs="Times New Roman"/>
+              </w:rPr>
+              <w:t xml:space="preserve">图</w:t>
+            </w:r>
+            <w:r>
+              <w:rPr>
+                <w:rFonts w:ascii="Times New Roman" w:hAnsi="Times New Roman" w:eastAsia="Times New Roman" w:cs="Times New Roman"/>
+              </w:rPr>
+              <w:t xml:space="preserve"> </w:t>
+            </w:r>
+            <w:r>
+              <w:rPr>
+                <w:rFonts w:hint="eastAsia" w:ascii="Times New Roman" w:hAnsi="Times New Roman" w:eastAsia="Times New Roman" w:cs="Times New Roman"/>
+              </w:rPr>
+              <w:t>6-4：</w:t>
+            </w:r>
+            <w:r>
+              <w:rPr>
+                <w:rFonts w:hint="eastAsia" w:ascii="Times New Roman" w:hAnsi="Times New Roman" w:eastAsia="FangSong" w:cs="Times New Roman"/>
+              </w:rPr>
+              <w:t>指数倍增间距折半</w:t>
+            </w:r>
+          </w:p>
+        </w:tc>
+      </w:tr>
+    </w:tbl>
     <w:p>
       <w:pPr>
         <w:pStyle w:val="BodyText"/>
-        <w:spacing w:before="160" w:after="80"/>
-        <w:jc w:val="center"/>
-      </w:pPr>
-      <w:r>
-        <w:rPr>
-          <w:rFonts w:ascii="Times New Roman" w:hAnsi="Times New Roman" w:eastAsia="Times New Roman" w:cs="Times New Roman"/>
-        </w:rPr>
-        <w:drawing>
-          <wp:inline>
-            <wp:extent cx="2667000" cy="1678652"/>
-            <wp:effectExtent b="0" l="0" r="0" t="0"/>
-            <wp:docPr descr="" title="" id="20" name="Picture"/>
-            <a:graphic>
-              <a:graphicData uri="http://schemas.openxmlformats.org/drawingml/2006/picture">
-                <pic:pic>
-                  <pic:nvPicPr>
-                    <pic:cNvPr descr="6301e6569b4ca6d2352979cad869d6b9a07c326fb3b9a20bf37a0ae7a6b9937b.png" id="21" name="Picture"/>
-                    <pic:cNvPicPr>
-                      <a:picLocks noChangeArrowheads="1" noChangeAspect="1"/>
-                    </pic:cNvPicPr>
-                  </pic:nvPicPr>
-                  <pic:blipFill>
-                    <a:blip r:embed="rId19"/>
-                    <a:stretch>
-                      <a:fillRect/>
-                    </a:stretch>
-                  </pic:blipFill>
-                  <pic:spPr bwMode="auto">
-                    <a:xfrm>
-                      <a:off x="0" y="0"/>
-                      <a:ext cx="2667000" cy="1678652"/>
-                    </a:xfrm>
-                    <a:prstGeom prst="rect">
-                      <a:avLst/>
-                    </a:prstGeom>
-                    <a:noFill/>
-                    <a:ln w="9525">
-                      <a:noFill/>
-                      <a:headEnd/>
-                      <a:tailEnd/>
-                    </a:ln>
-                  </pic:spPr>
-                </pic:pic>
-              </a:graphicData>
-            </a:graphic>
-          </wp:inline>
-        </w:drawing>
-      </w:r>
-      <w:r>
-        <w:rPr>
-          <w:rFonts w:ascii="Times New Roman" w:hAnsi="Times New Roman" w:eastAsia="Times New Roman" w:cs="Times New Roman"/>
-        </w:rPr>
-        <w:t xml:space="preserve"> </w:t>
-      </w:r>
-      <w:r>
-        <w:rPr>
-          <w:rFonts w:ascii="Times New Roman" w:hAnsi="Times New Roman" w:eastAsia="Times New Roman" w:cs="Times New Roman"/>
-        </w:rPr>
-        <w:t xml:space="preserve">&gt; </w:t>
-      </w:r>
-      <w:r>
-        <w:rPr>
-          <w:rFonts w:hint="eastAsia" w:ascii="Times New Roman" w:hAnsi="Times New Roman" w:eastAsia="FangSong" w:cs="Times New Roman"/>
-        </w:rPr>
-        <w:t xml:space="preserve">图</w:t>
-      </w:r>
-      <w:r>
-        <w:rPr>
-          <w:rFonts w:ascii="Times New Roman" w:hAnsi="Times New Roman" w:eastAsia="Times New Roman" w:cs="Times New Roman"/>
-        </w:rPr>
-        <w:t xml:space="preserve"> </w:t>
-      </w:r>
-      <w:r>
-        <w:rPr>
-          <w:rFonts w:hint="eastAsia" w:ascii="Times New Roman" w:hAnsi="Times New Roman" w:eastAsia="Times New Roman" w:cs="Times New Roman"/>
-        </w:rPr>
-        <w:t>6-4：</w:t>
-      </w:r>
-      <w:r>
-        <w:rPr>
-          <w:rFonts w:hint="eastAsia" w:ascii="Times New Roman" w:hAnsi="Times New Roman" w:eastAsia="FangSong" w:cs="Times New Roman"/>
-        </w:rPr>
-        <w:t>指数倍增间距折半</w:t>
-      </w:r>
-    </w:p>
-    <w:p>
-      <w:pPr>
-        <w:pStyle w:val="BodyText"/>
+        <w:spacing w:before="120" w:after="80"/>
         <w:ind w:firstLine="420"/>
       </w:pPr>
       <w:r>
@@ -3377,97 +3598,152 @@
         <w:t>。</w:t>
       </w:r>
     </w:p>
+    <w:tbl>
+      <w:tblPr>
+        <w:tblStyle w:val="Table"/>
+        <w:tblW w:type="pct" w:w="5000"/>
+        <w:tblLayout w:type="fixed"/>
+        <w:tblLook w:firstRow="1" w:lastRow="0" w:firstColumn="0" w:lastColumn="0" w:noHBand="0" w:noVBand="0" w:val="0020"/>
+        <w:jc w:val="center"/>
+        <w:tblBorders>
+          <w:top w:val="single" w:sz="12" w:space="0" w:color="333333"/>
+          <w:bottom w:val="single" w:sz="12" w:space="0" w:color="333333"/>
+          <w:left w:val="none"/>
+          <w:right w:val="none"/>
+          <w:insideH w:val="none"/>
+          <w:insideV w:val="none"/>
+        </w:tblBorders>
+      </w:tblPr>
+      <w:tblGrid>
+        <w:gridCol w:w="7920"/>
+      </w:tblGrid>
+      <w:tr>
+        <w:trPr>
+          <w:tblHeader w:val="on"/>
+        </w:trPr>
+        <w:tc>
+          <w:tcPr>
+            <w:tcBorders>
+              <w:bottom w:val="single" w:sz="6" w:space="0" w:color="333333"/>
+            </w:tcBorders>
+          </w:tcPr>
+          <w:p>
+            <w:pPr>
+              <w:pStyle w:val="Compact"/>
+              <w:jc w:val="center"/>
+            </w:pPr>
+            <w:r>
+              <w:rPr>
+                <w:rFonts w:hint="eastAsia" w:ascii="Times New Roman" w:hAnsi="Times New Roman" w:eastAsia="SimHei" w:cs="Times New Roman"/>
+                <w:b/>
+              </w:rPr>
+              <w:t xml:space="preserve">晶面散射光程差几何</w:t>
+            </w:r>
+          </w:p>
+        </w:tc>
+      </w:tr>
+      <w:tr>
+        <w:tc>
+          <w:tcPr/>
+          <w:p>
+            <w:pPr>
+              <w:pStyle w:val="Compact"/>
+              <w:jc w:val="center"/>
+            </w:pPr>
+            <w:r>
+              <w:rPr>
+                <w:rFonts w:ascii="Times New Roman" w:hAnsi="Times New Roman" w:eastAsia="Times New Roman" w:cs="Times New Roman"/>
+              </w:rPr>
+              <w:drawing>
+                <wp:inline>
+                  <wp:extent cx="2667000" cy="1370067"/>
+                  <wp:effectExtent b="0" l="0" r="0" t="0"/>
+                  <wp:docPr descr="" title="" id="23" name="Picture"/>
+                  <a:graphic>
+                    <a:graphicData uri="http://schemas.openxmlformats.org/drawingml/2006/picture">
+                      <pic:pic>
+                        <pic:nvPicPr>
+                          <pic:cNvPr descr="d5b5f78c3a235ab1298a43c1c94e74578cf75838c8e183e24759e6f6f7692ff9.png" id="24" name="Picture"/>
+                          <pic:cNvPicPr>
+                            <a:picLocks noChangeArrowheads="1" noChangeAspect="1"/>
+                          </pic:cNvPicPr>
+                        </pic:nvPicPr>
+                        <pic:blipFill>
+                          <a:blip r:embed="rId22"/>
+                          <a:stretch>
+                            <a:fillRect/>
+                          </a:stretch>
+                        </pic:blipFill>
+                        <pic:spPr bwMode="auto">
+                          <a:xfrm>
+                            <a:off x="0" y="0"/>
+                            <a:ext cx="2667000" cy="1370067"/>
+                          </a:xfrm>
+                          <a:prstGeom prst="rect">
+                            <a:avLst/>
+                          </a:prstGeom>
+                          <a:noFill/>
+                          <a:ln w="9525">
+                            <a:noFill/>
+                            <a:headEnd/>
+                            <a:tailEnd/>
+                          </a:ln>
+                        </pic:spPr>
+                      </pic:pic>
+                    </a:graphicData>
+                  </a:graphic>
+                </wp:inline>
+              </w:drawing>
+            </w:r>
+          </w:p>
+        </w:tc>
+      </w:tr>
+      <w:tr>
+        <w:tc>
+          <w:tcPr/>
+          <w:p>
+            <w:pPr>
+              <w:pStyle w:val="Compact"/>
+              <w:jc w:val="center"/>
+            </w:pPr>
+            <w:r>
+              <w:rPr>
+                <w:rFonts w:ascii="Times New Roman" w:hAnsi="Times New Roman" w:eastAsia="Times New Roman" w:cs="Times New Roman"/>
+              </w:rPr>
+              <w:t xml:space="preserve">&gt; </w:t>
+            </w:r>
+            <w:r>
+              <w:rPr>
+                <w:rFonts w:hint="eastAsia" w:ascii="Times New Roman" w:hAnsi="Times New Roman" w:eastAsia="FangSong" w:cs="Times New Roman"/>
+              </w:rPr>
+              <w:t xml:space="preserve">图</w:t>
+            </w:r>
+            <w:r>
+              <w:rPr>
+                <w:rFonts w:ascii="Times New Roman" w:hAnsi="Times New Roman" w:eastAsia="Times New Roman" w:cs="Times New Roman"/>
+              </w:rPr>
+              <w:t xml:space="preserve"> </w:t>
+            </w:r>
+            <w:r>
+              <w:rPr>
+                <w:rFonts w:hint="eastAsia" w:ascii="Times New Roman" w:hAnsi="Times New Roman" w:eastAsia="Times New Roman" w:cs="Times New Roman"/>
+              </w:rPr>
+              <w:t>6-5：</w:t>
+            </w:r>
+            <w:r>
+              <w:rPr>
+                <w:rFonts w:hint="eastAsia" w:ascii="Times New Roman" w:hAnsi="Times New Roman" w:eastAsia="FangSong" w:cs="Times New Roman"/>
+              </w:rPr>
+              <w:t>晶面散射光程差几何</w:t>
+            </w:r>
+          </w:p>
+        </w:tc>
+      </w:tr>
+    </w:tbl>
     <w:p>
       <w:pPr>
         <w:pStyle w:val="BodyText"/>
-        <w:spacing w:before="160" w:after="80"/>
-        <w:jc w:val="center"/>
-      </w:pPr>
-      <w:r>
-        <w:rPr>
-          <w:rFonts w:ascii="Times New Roman" w:hAnsi="Times New Roman" w:eastAsia="Times New Roman" w:cs="Times New Roman"/>
-        </w:rPr>
-        <w:drawing>
-          <wp:inline>
-            <wp:extent cx="2667000" cy="1370067"/>
-            <wp:effectExtent b="0" l="0" r="0" t="0"/>
-            <wp:docPr descr="" title="" id="23" name="Picture"/>
-            <a:graphic>
-              <a:graphicData uri="http://schemas.openxmlformats.org/drawingml/2006/picture">
-                <pic:pic>
-                  <pic:nvPicPr>
-                    <pic:cNvPr descr="d5b5f78c3a235ab1298a43c1c94e74578cf75838c8e183e24759e6f6f7692ff9.png" id="24" name="Picture"/>
-                    <pic:cNvPicPr>
-                      <a:picLocks noChangeArrowheads="1" noChangeAspect="1"/>
-                    </pic:cNvPicPr>
-                  </pic:nvPicPr>
-                  <pic:blipFill>
-                    <a:blip r:embed="rId22"/>
-                    <a:stretch>
-                      <a:fillRect/>
-                    </a:stretch>
-                  </pic:blipFill>
-                  <pic:spPr bwMode="auto">
-                    <a:xfrm>
-                      <a:off x="0" y="0"/>
-                      <a:ext cx="2667000" cy="1370067"/>
-                    </a:xfrm>
-                    <a:prstGeom prst="rect">
-                      <a:avLst/>
-                    </a:prstGeom>
-                    <a:noFill/>
-                    <a:ln w="9525">
-                      <a:noFill/>
-                      <a:headEnd/>
-                      <a:tailEnd/>
-                    </a:ln>
-                  </pic:spPr>
-                </pic:pic>
-              </a:graphicData>
-            </a:graphic>
-          </wp:inline>
-        </w:drawing>
-      </w:r>
-      <w:r>
-        <w:rPr>
-          <w:rFonts w:ascii="Times New Roman" w:hAnsi="Times New Roman" w:eastAsia="Times New Roman" w:cs="Times New Roman"/>
-        </w:rPr>
-        <w:t xml:space="preserve"> </w:t>
-      </w:r>
-      <w:r>
-        <w:rPr>
-          <w:rFonts w:ascii="Times New Roman" w:hAnsi="Times New Roman" w:eastAsia="Times New Roman" w:cs="Times New Roman"/>
-        </w:rPr>
-        <w:t xml:space="preserve">&gt; </w:t>
-      </w:r>
-      <w:r>
-        <w:rPr>
-          <w:rFonts w:hint="eastAsia" w:ascii="Times New Roman" w:hAnsi="Times New Roman" w:eastAsia="FangSong" w:cs="Times New Roman"/>
-        </w:rPr>
-        <w:t xml:space="preserve">图</w:t>
-      </w:r>
-      <w:r>
-        <w:rPr>
-          <w:rFonts w:ascii="Times New Roman" w:hAnsi="Times New Roman" w:eastAsia="Times New Roman" w:cs="Times New Roman"/>
-        </w:rPr>
-        <w:t xml:space="preserve"> </w:t>
-      </w:r>
-      <w:r>
-        <w:rPr>
-          <w:rFonts w:hint="eastAsia" w:ascii="Times New Roman" w:hAnsi="Times New Roman" w:eastAsia="Times New Roman" w:cs="Times New Roman"/>
-        </w:rPr>
-        <w:t>6-5：</w:t>
-      </w:r>
-      <w:r>
-        <w:rPr>
-          <w:rFonts w:hint="eastAsia" w:ascii="Times New Roman" w:hAnsi="Times New Roman" w:eastAsia="FangSong" w:cs="Times New Roman"/>
-        </w:rPr>
-        <w:t>晶面散射光程差几何</w:t>
-      </w:r>
-    </w:p>
-    <w:p>
-      <w:pPr>
-        <w:pStyle w:val="BodyText"/>
+        <w:spacing w:before="120" w:after="80"/>
         <w:ind w:firstLine="420"/>
       </w:pPr>
       <w:r>
@@ -4046,97 +4322,152 @@
         <w:t>。</w:t>
       </w:r>
     </w:p>
+    <w:tbl>
+      <w:tblPr>
+        <w:tblStyle w:val="Table"/>
+        <w:tblW w:type="pct" w:w="5000"/>
+        <w:tblLayout w:type="fixed"/>
+        <w:tblLook w:firstRow="1" w:lastRow="0" w:firstColumn="0" w:lastColumn="0" w:noHBand="0" w:noVBand="0" w:val="0020"/>
+        <w:jc w:val="center"/>
+        <w:tblBorders>
+          <w:top w:val="single" w:sz="12" w:space="0" w:color="333333"/>
+          <w:bottom w:val="single" w:sz="12" w:space="0" w:color="333333"/>
+          <w:left w:val="none"/>
+          <w:right w:val="none"/>
+          <w:insideH w:val="none"/>
+          <w:insideV w:val="none"/>
+        </w:tblBorders>
+      </w:tblPr>
+      <w:tblGrid>
+        <w:gridCol w:w="7920"/>
+      </w:tblGrid>
+      <w:tr>
+        <w:trPr>
+          <w:tblHeader w:val="on"/>
+        </w:trPr>
+        <w:tc>
+          <w:tcPr>
+            <w:tcBorders>
+              <w:bottom w:val="single" w:sz="6" w:space="0" w:color="333333"/>
+            </w:tcBorders>
+          </w:tcPr>
+          <w:p>
+            <w:pPr>
+              <w:pStyle w:val="Compact"/>
+              <w:jc w:val="center"/>
+            </w:pPr>
+            <w:r>
+              <w:rPr>
+                <w:rFonts w:hint="eastAsia" w:ascii="Times New Roman" w:hAnsi="Times New Roman" w:eastAsia="SimHei" w:cs="Times New Roman"/>
+                <w:b/>
+              </w:rPr>
+              <w:t xml:space="preserve">粉末衍射取向平均</w:t>
+            </w:r>
+          </w:p>
+        </w:tc>
+      </w:tr>
+      <w:tr>
+        <w:tc>
+          <w:tcPr/>
+          <w:p>
+            <w:pPr>
+              <w:pStyle w:val="Compact"/>
+              <w:jc w:val="center"/>
+            </w:pPr>
+            <w:r>
+              <w:rPr>
+                <w:rFonts w:ascii="Times New Roman" w:hAnsi="Times New Roman" w:eastAsia="Times New Roman" w:cs="Times New Roman"/>
+              </w:rPr>
+              <w:drawing>
+                <wp:inline>
+                  <wp:extent cx="2667000" cy="1168167"/>
+                  <wp:effectExtent b="0" l="0" r="0" t="0"/>
+                  <wp:docPr descr="" title="" id="26" name="Picture"/>
+                  <a:graphic>
+                    <a:graphicData uri="http://schemas.openxmlformats.org/drawingml/2006/picture">
+                      <pic:pic>
+                        <pic:nvPicPr>
+                          <pic:cNvPr descr="a0df0d6f5853f877dfb0546a02163e8335d8cc6c8c3dc1681445480ec55f78a4.png" id="27" name="Picture"/>
+                          <pic:cNvPicPr>
+                            <a:picLocks noChangeArrowheads="1" noChangeAspect="1"/>
+                          </pic:cNvPicPr>
+                        </pic:nvPicPr>
+                        <pic:blipFill>
+                          <a:blip r:embed="rId25"/>
+                          <a:stretch>
+                            <a:fillRect/>
+                          </a:stretch>
+                        </pic:blipFill>
+                        <pic:spPr bwMode="auto">
+                          <a:xfrm>
+                            <a:off x="0" y="0"/>
+                            <a:ext cx="2667000" cy="1168167"/>
+                          </a:xfrm>
+                          <a:prstGeom prst="rect">
+                            <a:avLst/>
+                          </a:prstGeom>
+                          <a:noFill/>
+                          <a:ln w="9525">
+                            <a:noFill/>
+                            <a:headEnd/>
+                            <a:tailEnd/>
+                          </a:ln>
+                        </pic:spPr>
+                      </pic:pic>
+                    </a:graphicData>
+                  </a:graphic>
+                </wp:inline>
+              </w:drawing>
+            </w:r>
+          </w:p>
+        </w:tc>
+      </w:tr>
+      <w:tr>
+        <w:tc>
+          <w:tcPr/>
+          <w:p>
+            <w:pPr>
+              <w:pStyle w:val="Compact"/>
+              <w:jc w:val="center"/>
+            </w:pPr>
+            <w:r>
+              <w:rPr>
+                <w:rFonts w:ascii="Times New Roman" w:hAnsi="Times New Roman" w:eastAsia="Times New Roman" w:cs="Times New Roman"/>
+              </w:rPr>
+              <w:t xml:space="preserve">&gt; </w:t>
+            </w:r>
+            <w:r>
+              <w:rPr>
+                <w:rFonts w:hint="eastAsia" w:ascii="Times New Roman" w:hAnsi="Times New Roman" w:eastAsia="FangSong" w:cs="Times New Roman"/>
+              </w:rPr>
+              <w:t xml:space="preserve">图</w:t>
+            </w:r>
+            <w:r>
+              <w:rPr>
+                <w:rFonts w:ascii="Times New Roman" w:hAnsi="Times New Roman" w:eastAsia="Times New Roman" w:cs="Times New Roman"/>
+              </w:rPr>
+              <w:t xml:space="preserve"> </w:t>
+            </w:r>
+            <w:r>
+              <w:rPr>
+                <w:rFonts w:hint="eastAsia" w:ascii="Times New Roman" w:hAnsi="Times New Roman" w:eastAsia="Times New Roman" w:cs="Times New Roman"/>
+              </w:rPr>
+              <w:t>6-6：</w:t>
+            </w:r>
+            <w:r>
+              <w:rPr>
+                <w:rFonts w:hint="eastAsia" w:ascii="Times New Roman" w:hAnsi="Times New Roman" w:eastAsia="FangSong" w:cs="Times New Roman"/>
+              </w:rPr>
+              <w:t>粉末衍射取向平均</w:t>
+            </w:r>
+          </w:p>
+        </w:tc>
+      </w:tr>
+    </w:tbl>
     <w:p>
       <w:pPr>
         <w:pStyle w:val="BodyText"/>
-        <w:spacing w:before="160" w:after="80"/>
-        <w:jc w:val="center"/>
-      </w:pPr>
-      <w:r>
-        <w:rPr>
-          <w:rFonts w:ascii="Times New Roman" w:hAnsi="Times New Roman" w:eastAsia="Times New Roman" w:cs="Times New Roman"/>
-        </w:rPr>
-        <w:drawing>
-          <wp:inline>
-            <wp:extent cx="2667000" cy="1168167"/>
-            <wp:effectExtent b="0" l="0" r="0" t="0"/>
-            <wp:docPr descr="" title="" id="26" name="Picture"/>
-            <a:graphic>
-              <a:graphicData uri="http://schemas.openxmlformats.org/drawingml/2006/picture">
-                <pic:pic>
-                  <pic:nvPicPr>
-                    <pic:cNvPr descr="a0df0d6f5853f877dfb0546a02163e8335d8cc6c8c3dc1681445480ec55f78a4.png" id="27" name="Picture"/>
-                    <pic:cNvPicPr>
-                      <a:picLocks noChangeArrowheads="1" noChangeAspect="1"/>
-                    </pic:cNvPicPr>
-                  </pic:nvPicPr>
-                  <pic:blipFill>
-                    <a:blip r:embed="rId25"/>
-                    <a:stretch>
-                      <a:fillRect/>
-                    </a:stretch>
-                  </pic:blipFill>
-                  <pic:spPr bwMode="auto">
-                    <a:xfrm>
-                      <a:off x="0" y="0"/>
-                      <a:ext cx="2667000" cy="1168167"/>
-                    </a:xfrm>
-                    <a:prstGeom prst="rect">
-                      <a:avLst/>
-                    </a:prstGeom>
-                    <a:noFill/>
-                    <a:ln w="9525">
-                      <a:noFill/>
-                      <a:headEnd/>
-                      <a:tailEnd/>
-                    </a:ln>
-                  </pic:spPr>
-                </pic:pic>
-              </a:graphicData>
-            </a:graphic>
-          </wp:inline>
-        </w:drawing>
-      </w:r>
-      <w:r>
-        <w:rPr>
-          <w:rFonts w:ascii="Times New Roman" w:hAnsi="Times New Roman" w:eastAsia="Times New Roman" w:cs="Times New Roman"/>
-        </w:rPr>
-        <w:t xml:space="preserve"> </w:t>
-      </w:r>
-      <w:r>
-        <w:rPr>
-          <w:rFonts w:ascii="Times New Roman" w:hAnsi="Times New Roman" w:eastAsia="Times New Roman" w:cs="Times New Roman"/>
-        </w:rPr>
-        <w:t xml:space="preserve">&gt; </w:t>
-      </w:r>
-      <w:r>
-        <w:rPr>
-          <w:rFonts w:hint="eastAsia" w:ascii="Times New Roman" w:hAnsi="Times New Roman" w:eastAsia="FangSong" w:cs="Times New Roman"/>
-        </w:rPr>
-        <w:t xml:space="preserve">图</w:t>
-      </w:r>
-      <w:r>
-        <w:rPr>
-          <w:rFonts w:ascii="Times New Roman" w:hAnsi="Times New Roman" w:eastAsia="Times New Roman" w:cs="Times New Roman"/>
-        </w:rPr>
-        <w:t xml:space="preserve"> </w:t>
-      </w:r>
-      <w:r>
-        <w:rPr>
-          <w:rFonts w:hint="eastAsia" w:ascii="Times New Roman" w:hAnsi="Times New Roman" w:eastAsia="Times New Roman" w:cs="Times New Roman"/>
-        </w:rPr>
-        <w:t>6-6：</w:t>
-      </w:r>
-      <w:r>
-        <w:rPr>
-          <w:rFonts w:hint="eastAsia" w:ascii="Times New Roman" w:hAnsi="Times New Roman" w:eastAsia="FangSong" w:cs="Times New Roman"/>
-        </w:rPr>
-        <w:t>粉末衍射取向平均</w:t>
-      </w:r>
-    </w:p>
-    <w:p>
-      <w:pPr>
-        <w:pStyle w:val="BodyText"/>
+        <w:spacing w:before="120"/>
         <w:ind w:firstLine="420"/>
       </w:pPr>
       <w:r>
@@ -5582,6 +5913,7 @@
     <w:p>
       <w:pPr>
         <w:pStyle w:val="FirstParagraph"/>
+        <w:spacing w:after="80"/>
         <w:ind w:firstLine="420"/>
       </w:pPr>
       <w:r>
@@ -6186,97 +6518,152 @@
         <w:t xml:space="preserve">。</w:t>
       </w:r>
     </w:p>
+    <w:tbl>
+      <w:tblPr>
+        <w:tblStyle w:val="Table"/>
+        <w:tblW w:type="pct" w:w="5000"/>
+        <w:tblLayout w:type="fixed"/>
+        <w:tblLook w:firstRow="1" w:lastRow="0" w:firstColumn="0" w:lastColumn="0" w:noHBand="0" w:noVBand="0" w:val="0020"/>
+        <w:jc w:val="center"/>
+        <w:tblBorders>
+          <w:top w:val="single" w:sz="12" w:space="0" w:color="333333"/>
+          <w:bottom w:val="single" w:sz="12" w:space="0" w:color="333333"/>
+          <w:left w:val="none"/>
+          <w:right w:val="none"/>
+          <w:insideH w:val="none"/>
+          <w:insideV w:val="none"/>
+        </w:tblBorders>
+      </w:tblPr>
+      <w:tblGrid>
+        <w:gridCol w:w="7920"/>
+      </w:tblGrid>
+      <w:tr>
+        <w:trPr>
+          <w:tblHeader w:val="on"/>
+        </w:trPr>
+        <w:tc>
+          <w:tcPr>
+            <w:tcBorders>
+              <w:bottom w:val="single" w:sz="6" w:space="0" w:color="333333"/>
+            </w:tcBorders>
+          </w:tcPr>
+          <w:p>
+            <w:pPr>
+              <w:pStyle w:val="Compact"/>
+              <w:jc w:val="center"/>
+            </w:pPr>
+            <w:r>
+              <w:rPr>
+                <w:rFonts w:hint="eastAsia" w:ascii="Times New Roman" w:hAnsi="Times New Roman" w:eastAsia="SimHei" w:cs="Times New Roman"/>
+                <w:b/>
+              </w:rPr>
+              <w:t xml:space="preserve">六方密堆轴比压缩</w:t>
+            </w:r>
+          </w:p>
+        </w:tc>
+      </w:tr>
+      <w:tr>
+        <w:tc>
+          <w:tcPr/>
+          <w:p>
+            <w:pPr>
+              <w:pStyle w:val="Compact"/>
+              <w:jc w:val="center"/>
+            </w:pPr>
+            <w:r>
+              <w:rPr>
+                <w:rFonts w:ascii="Times New Roman" w:hAnsi="Times New Roman" w:eastAsia="Times New Roman" w:cs="Times New Roman"/>
+              </w:rPr>
+              <w:drawing>
+                <wp:inline>
+                  <wp:extent cx="2667000" cy="1341359"/>
+                  <wp:effectExtent b="0" l="0" r="0" t="0"/>
+                  <wp:docPr descr="" title="" id="30" name="Picture"/>
+                  <a:graphic>
+                    <a:graphicData uri="http://schemas.openxmlformats.org/drawingml/2006/picture">
+                      <pic:pic>
+                        <pic:nvPicPr>
+                          <pic:cNvPr descr="48aca720ae58212471c75599e2aec42942143128722af37b8a84d4fa4074ba94.jpg" id="31" name="Picture"/>
+                          <pic:cNvPicPr>
+                            <a:picLocks noChangeArrowheads="1" noChangeAspect="1"/>
+                          </pic:cNvPicPr>
+                        </pic:nvPicPr>
+                        <pic:blipFill>
+                          <a:blip r:embed="rId29"/>
+                          <a:stretch>
+                            <a:fillRect/>
+                          </a:stretch>
+                        </pic:blipFill>
+                        <pic:spPr bwMode="auto">
+                          <a:xfrm>
+                            <a:off x="0" y="0"/>
+                            <a:ext cx="2667000" cy="1341359"/>
+                          </a:xfrm>
+                          <a:prstGeom prst="rect">
+                            <a:avLst/>
+                          </a:prstGeom>
+                          <a:noFill/>
+                          <a:ln w="9525">
+                            <a:noFill/>
+                            <a:headEnd/>
+                            <a:tailEnd/>
+                          </a:ln>
+                        </pic:spPr>
+                      </pic:pic>
+                    </a:graphicData>
+                  </a:graphic>
+                </wp:inline>
+              </w:drawing>
+            </w:r>
+          </w:p>
+        </w:tc>
+      </w:tr>
+      <w:tr>
+        <w:tc>
+          <w:tcPr/>
+          <w:p>
+            <w:pPr>
+              <w:pStyle w:val="Compact"/>
+              <w:jc w:val="center"/>
+            </w:pPr>
+            <w:r>
+              <w:rPr>
+                <w:rFonts w:ascii="Times New Roman" w:hAnsi="Times New Roman" w:eastAsia="Times New Roman" w:cs="Times New Roman"/>
+              </w:rPr>
+              <w:t xml:space="preserve">&gt; </w:t>
+            </w:r>
+            <w:r>
+              <w:rPr>
+                <w:rFonts w:hint="eastAsia" w:ascii="Times New Roman" w:hAnsi="Times New Roman" w:eastAsia="FangSong" w:cs="Times New Roman"/>
+              </w:rPr>
+              <w:t xml:space="preserve">图</w:t>
+            </w:r>
+            <w:r>
+              <w:rPr>
+                <w:rFonts w:ascii="Times New Roman" w:hAnsi="Times New Roman" w:eastAsia="Times New Roman" w:cs="Times New Roman"/>
+              </w:rPr>
+              <w:t xml:space="preserve"> </w:t>
+            </w:r>
+            <w:r>
+              <w:rPr>
+                <w:rFonts w:hint="eastAsia" w:ascii="Times New Roman" w:hAnsi="Times New Roman" w:eastAsia="Times New Roman" w:cs="Times New Roman"/>
+              </w:rPr>
+              <w:t>6-7：</w:t>
+            </w:r>
+            <w:r>
+              <w:rPr>
+                <w:rFonts w:hint="eastAsia" w:ascii="Times New Roman" w:hAnsi="Times New Roman" w:eastAsia="FangSong" w:cs="Times New Roman"/>
+              </w:rPr>
+              <w:t>六方密堆轴比压缩</w:t>
+            </w:r>
+          </w:p>
+        </w:tc>
+      </w:tr>
+    </w:tbl>
     <w:p>
       <w:pPr>
         <w:pStyle w:val="BodyText"/>
-        <w:spacing w:before="160" w:after="80"/>
-        <w:jc w:val="center"/>
-      </w:pPr>
-      <w:r>
-        <w:rPr>
-          <w:rFonts w:ascii="Times New Roman" w:hAnsi="Times New Roman" w:eastAsia="Times New Roman" w:cs="Times New Roman"/>
-        </w:rPr>
-        <w:drawing>
-          <wp:inline>
-            <wp:extent cx="2667000" cy="1341359"/>
-            <wp:effectExtent b="0" l="0" r="0" t="0"/>
-            <wp:docPr descr="" title="" id="30" name="Picture"/>
-            <a:graphic>
-              <a:graphicData uri="http://schemas.openxmlformats.org/drawingml/2006/picture">
-                <pic:pic>
-                  <pic:nvPicPr>
-                    <pic:cNvPr descr="48aca720ae58212471c75599e2aec42942143128722af37b8a84d4fa4074ba94.jpg" id="31" name="Picture"/>
-                    <pic:cNvPicPr>
-                      <a:picLocks noChangeArrowheads="1" noChangeAspect="1"/>
-                    </pic:cNvPicPr>
-                  </pic:nvPicPr>
-                  <pic:blipFill>
-                    <a:blip r:embed="rId29"/>
-                    <a:stretch>
-                      <a:fillRect/>
-                    </a:stretch>
-                  </pic:blipFill>
-                  <pic:spPr bwMode="auto">
-                    <a:xfrm>
-                      <a:off x="0" y="0"/>
-                      <a:ext cx="2667000" cy="1341359"/>
-                    </a:xfrm>
-                    <a:prstGeom prst="rect">
-                      <a:avLst/>
-                    </a:prstGeom>
-                    <a:noFill/>
-                    <a:ln w="9525">
-                      <a:noFill/>
-                      <a:headEnd/>
-                      <a:tailEnd/>
-                    </a:ln>
-                  </pic:spPr>
-                </pic:pic>
-              </a:graphicData>
-            </a:graphic>
-          </wp:inline>
-        </w:drawing>
-      </w:r>
-      <w:r>
-        <w:rPr>
-          <w:rFonts w:ascii="Times New Roman" w:hAnsi="Times New Roman" w:eastAsia="Times New Roman" w:cs="Times New Roman"/>
-        </w:rPr>
-        <w:t xml:space="preserve"> </w:t>
-      </w:r>
-      <w:r>
-        <w:rPr>
-          <w:rFonts w:ascii="Times New Roman" w:hAnsi="Times New Roman" w:eastAsia="Times New Roman" w:cs="Times New Roman"/>
-        </w:rPr>
-        <w:t xml:space="preserve">&gt; </w:t>
-      </w:r>
-      <w:r>
-        <w:rPr>
-          <w:rFonts w:hint="eastAsia" w:ascii="Times New Roman" w:hAnsi="Times New Roman" w:eastAsia="FangSong" w:cs="Times New Roman"/>
-        </w:rPr>
-        <w:t xml:space="preserve">图</w:t>
-      </w:r>
-      <w:r>
-        <w:rPr>
-          <w:rFonts w:ascii="Times New Roman" w:hAnsi="Times New Roman" w:eastAsia="Times New Roman" w:cs="Times New Roman"/>
-        </w:rPr>
-        <w:t xml:space="preserve"> </w:t>
-      </w:r>
-      <w:r>
-        <w:rPr>
-          <w:rFonts w:hint="eastAsia" w:ascii="Times New Roman" w:hAnsi="Times New Roman" w:eastAsia="Times New Roman" w:cs="Times New Roman"/>
-        </w:rPr>
-        <w:t>6-7：</w:t>
-      </w:r>
-      <w:r>
-        <w:rPr>
-          <w:rFonts w:hint="eastAsia" w:ascii="Times New Roman" w:hAnsi="Times New Roman" w:eastAsia="FangSong" w:cs="Times New Roman"/>
-        </w:rPr>
-        <w:t>六方密堆轴比压缩</w:t>
-      </w:r>
-    </w:p>
-    <w:p>
-      <w:pPr>
-        <w:pStyle w:val="BodyText"/>
+        <w:spacing w:before="120" w:after="80"/>
         <w:ind w:firstLine="420"/>
       </w:pPr>
       <w:r>
@@ -6541,97 +6928,152 @@
         <w:t>。</w:t>
       </w:r>
     </w:p>
+    <w:tbl>
+      <w:tblPr>
+        <w:tblStyle w:val="Table"/>
+        <w:tblW w:type="pct" w:w="5000"/>
+        <w:tblLayout w:type="fixed"/>
+        <w:tblLook w:firstRow="1" w:lastRow="0" w:firstColumn="0" w:lastColumn="0" w:noHBand="0" w:noVBand="0" w:val="0020"/>
+        <w:jc w:val="center"/>
+        <w:tblBorders>
+          <w:top w:val="single" w:sz="12" w:space="0" w:color="333333"/>
+          <w:bottom w:val="single" w:sz="12" w:space="0" w:color="333333"/>
+          <w:left w:val="none"/>
+          <w:right w:val="none"/>
+          <w:insideH w:val="none"/>
+          <w:insideV w:val="none"/>
+        </w:tblBorders>
+      </w:tblPr>
+      <w:tblGrid>
+        <w:gridCol w:w="7920"/>
+      </w:tblGrid>
+      <w:tr>
+        <w:trPr>
+          <w:tblHeader w:val="on"/>
+        </w:trPr>
+        <w:tc>
+          <w:tcPr>
+            <w:tcBorders>
+              <w:bottom w:val="single" w:sz="6" w:space="0" w:color="333333"/>
+            </w:tcBorders>
+          </w:tcPr>
+          <w:p>
+            <w:pPr>
+              <w:pStyle w:val="Compact"/>
+              <w:jc w:val="center"/>
+            </w:pPr>
+            <w:r>
+              <w:rPr>
+                <w:rFonts w:hint="eastAsia" w:ascii="Times New Roman" w:hAnsi="Times New Roman" w:eastAsia="SimHei" w:cs="Times New Roman"/>
+                <w:b/>
+              </w:rPr>
+              <w:t xml:space="preserve">刚玉型六方层状堆积</w:t>
+            </w:r>
+          </w:p>
+        </w:tc>
+      </w:tr>
+      <w:tr>
+        <w:tc>
+          <w:tcPr/>
+          <w:p>
+            <w:pPr>
+              <w:pStyle w:val="Compact"/>
+              <w:jc w:val="center"/>
+            </w:pPr>
+            <w:r>
+              <w:rPr>
+                <w:rFonts w:ascii="Times New Roman" w:hAnsi="Times New Roman" w:eastAsia="Times New Roman" w:cs="Times New Roman"/>
+              </w:rPr>
+              <w:drawing>
+                <wp:inline>
+                  <wp:extent cx="2667000" cy="3671047"/>
+                  <wp:effectExtent b="0" l="0" r="0" t="0"/>
+                  <wp:docPr descr="" title="" id="33" name="Picture"/>
+                  <a:graphic>
+                    <a:graphicData uri="http://schemas.openxmlformats.org/drawingml/2006/picture">
+                      <pic:pic>
+                        <pic:nvPicPr>
+                          <pic:cNvPr descr="594494112bc5e75a1204154453fa4c47c5f7e3f9898777f39face27dd7725882.jpg" id="34" name="Picture"/>
+                          <pic:cNvPicPr>
+                            <a:picLocks noChangeArrowheads="1" noChangeAspect="1"/>
+                          </pic:cNvPicPr>
+                        </pic:nvPicPr>
+                        <pic:blipFill>
+                          <a:blip r:embed="rId32"/>
+                          <a:stretch>
+                            <a:fillRect/>
+                          </a:stretch>
+                        </pic:blipFill>
+                        <pic:spPr bwMode="auto">
+                          <a:xfrm>
+                            <a:off x="0" y="0"/>
+                            <a:ext cx="2667000" cy="3671047"/>
+                          </a:xfrm>
+                          <a:prstGeom prst="rect">
+                            <a:avLst/>
+                          </a:prstGeom>
+                          <a:noFill/>
+                          <a:ln w="9525">
+                            <a:noFill/>
+                            <a:headEnd/>
+                            <a:tailEnd/>
+                          </a:ln>
+                        </pic:spPr>
+                      </pic:pic>
+                    </a:graphicData>
+                  </a:graphic>
+                </wp:inline>
+              </w:drawing>
+            </w:r>
+          </w:p>
+        </w:tc>
+      </w:tr>
+      <w:tr>
+        <w:tc>
+          <w:tcPr/>
+          <w:p>
+            <w:pPr>
+              <w:pStyle w:val="Compact"/>
+              <w:jc w:val="center"/>
+            </w:pPr>
+            <w:r>
+              <w:rPr>
+                <w:rFonts w:ascii="Times New Roman" w:hAnsi="Times New Roman" w:eastAsia="Times New Roman" w:cs="Times New Roman"/>
+              </w:rPr>
+              <w:t xml:space="preserve">&gt; </w:t>
+            </w:r>
+            <w:r>
+              <w:rPr>
+                <w:rFonts w:hint="eastAsia" w:ascii="Times New Roman" w:hAnsi="Times New Roman" w:eastAsia="FangSong" w:cs="Times New Roman"/>
+              </w:rPr>
+              <w:t xml:space="preserve">图</w:t>
+            </w:r>
+            <w:r>
+              <w:rPr>
+                <w:rFonts w:ascii="Times New Roman" w:hAnsi="Times New Roman" w:eastAsia="Times New Roman" w:cs="Times New Roman"/>
+              </w:rPr>
+              <w:t xml:space="preserve"> </w:t>
+            </w:r>
+            <w:r>
+              <w:rPr>
+                <w:rFonts w:hint="eastAsia" w:ascii="Times New Roman" w:hAnsi="Times New Roman" w:eastAsia="Times New Roman" w:cs="Times New Roman"/>
+              </w:rPr>
+              <w:t>6-8：</w:t>
+            </w:r>
+            <w:r>
+              <w:rPr>
+                <w:rFonts w:hint="eastAsia" w:ascii="Times New Roman" w:hAnsi="Times New Roman" w:eastAsia="FangSong" w:cs="Times New Roman"/>
+              </w:rPr>
+              <w:t>刚玉型六方层状堆积</w:t>
+            </w:r>
+          </w:p>
+        </w:tc>
+      </w:tr>
+    </w:tbl>
     <w:p>
       <w:pPr>
         <w:pStyle w:val="BodyText"/>
-        <w:spacing w:before="160" w:after="80"/>
-        <w:jc w:val="center"/>
-      </w:pPr>
-      <w:r>
-        <w:rPr>
-          <w:rFonts w:ascii="Times New Roman" w:hAnsi="Times New Roman" w:eastAsia="Times New Roman" w:cs="Times New Roman"/>
-        </w:rPr>
-        <w:drawing>
-          <wp:inline>
-            <wp:extent cx="2667000" cy="3671047"/>
-            <wp:effectExtent b="0" l="0" r="0" t="0"/>
-            <wp:docPr descr="" title="" id="33" name="Picture"/>
-            <a:graphic>
-              <a:graphicData uri="http://schemas.openxmlformats.org/drawingml/2006/picture">
-                <pic:pic>
-                  <pic:nvPicPr>
-                    <pic:cNvPr descr="594494112bc5e75a1204154453fa4c47c5f7e3f9898777f39face27dd7725882.jpg" id="34" name="Picture"/>
-                    <pic:cNvPicPr>
-                      <a:picLocks noChangeArrowheads="1" noChangeAspect="1"/>
-                    </pic:cNvPicPr>
-                  </pic:nvPicPr>
-                  <pic:blipFill>
-                    <a:blip r:embed="rId32"/>
-                    <a:stretch>
-                      <a:fillRect/>
-                    </a:stretch>
-                  </pic:blipFill>
-                  <pic:spPr bwMode="auto">
-                    <a:xfrm>
-                      <a:off x="0" y="0"/>
-                      <a:ext cx="2667000" cy="3671047"/>
-                    </a:xfrm>
-                    <a:prstGeom prst="rect">
-                      <a:avLst/>
-                    </a:prstGeom>
-                    <a:noFill/>
-                    <a:ln w="9525">
-                      <a:noFill/>
-                      <a:headEnd/>
-                      <a:tailEnd/>
-                    </a:ln>
-                  </pic:spPr>
-                </pic:pic>
-              </a:graphicData>
-            </a:graphic>
-          </wp:inline>
-        </w:drawing>
-      </w:r>
-      <w:r>
-        <w:rPr>
-          <w:rFonts w:ascii="Times New Roman" w:hAnsi="Times New Roman" w:eastAsia="Times New Roman" w:cs="Times New Roman"/>
-        </w:rPr>
-        <w:t xml:space="preserve"> </w:t>
-      </w:r>
-      <w:r>
-        <w:rPr>
-          <w:rFonts w:ascii="Times New Roman" w:hAnsi="Times New Roman" w:eastAsia="Times New Roman" w:cs="Times New Roman"/>
-        </w:rPr>
-        <w:t xml:space="preserve">&gt; </w:t>
-      </w:r>
-      <w:r>
-        <w:rPr>
-          <w:rFonts w:hint="eastAsia" w:ascii="Times New Roman" w:hAnsi="Times New Roman" w:eastAsia="FangSong" w:cs="Times New Roman"/>
-        </w:rPr>
-        <w:t xml:space="preserve">图</w:t>
-      </w:r>
-      <w:r>
-        <w:rPr>
-          <w:rFonts w:ascii="Times New Roman" w:hAnsi="Times New Roman" w:eastAsia="Times New Roman" w:cs="Times New Roman"/>
-        </w:rPr>
-        <w:t xml:space="preserve"> </w:t>
-      </w:r>
-      <w:r>
-        <w:rPr>
-          <w:rFonts w:hint="eastAsia" w:ascii="Times New Roman" w:hAnsi="Times New Roman" w:eastAsia="Times New Roman" w:cs="Times New Roman"/>
-        </w:rPr>
-        <w:t>6-8：</w:t>
-      </w:r>
-      <w:r>
-        <w:rPr>
-          <w:rFonts w:hint="eastAsia" w:ascii="Times New Roman" w:hAnsi="Times New Roman" w:eastAsia="FangSong" w:cs="Times New Roman"/>
-        </w:rPr>
-        <w:t>刚玉型六方层状堆积</w:t>
-      </w:r>
-    </w:p>
-    <w:p>
-      <w:pPr>
-        <w:pStyle w:val="BodyText"/>
+        <w:spacing w:before="120"/>
         <w:ind w:firstLine="420"/>
       </w:pPr>
       <w:r>
@@ -7192,6 +7634,7 @@
     <w:p>
       <w:pPr>
         <w:pStyle w:val="FirstParagraph"/>
+        <w:spacing w:after="80"/>
         <w:ind w:firstLine="420"/>
       </w:pPr>
       <w:r>
@@ -7825,97 +8268,152 @@
         <w:t>。</w:t>
       </w:r>
     </w:p>
+    <w:tbl>
+      <w:tblPr>
+        <w:tblStyle w:val="Table"/>
+        <w:tblW w:type="pct" w:w="5000"/>
+        <w:tblLayout w:type="fixed"/>
+        <w:tblLook w:firstRow="1" w:lastRow="0" w:firstColumn="0" w:lastColumn="0" w:noHBand="0" w:noVBand="0" w:val="0020"/>
+        <w:jc w:val="center"/>
+        <w:tblBorders>
+          <w:top w:val="single" w:sz="12" w:space="0" w:color="333333"/>
+          <w:bottom w:val="single" w:sz="12" w:space="0" w:color="333333"/>
+          <w:left w:val="none"/>
+          <w:right w:val="none"/>
+          <w:insideH w:val="none"/>
+          <w:insideV w:val="none"/>
+        </w:tblBorders>
+      </w:tblPr>
+      <w:tblGrid>
+        <w:gridCol w:w="7920"/>
+      </w:tblGrid>
+      <w:tr>
+        <w:trPr>
+          <w:tblHeader w:val="on"/>
+        </w:trPr>
+        <w:tc>
+          <w:tcPr>
+            <w:tcBorders>
+              <w:bottom w:val="single" w:sz="6" w:space="0" w:color="333333"/>
+            </w:tcBorders>
+          </w:tcPr>
+          <w:p>
+            <w:pPr>
+              <w:pStyle w:val="Compact"/>
+              <w:jc w:val="center"/>
+            </w:pPr>
+            <w:r>
+              <w:rPr>
+                <w:rFonts w:hint="eastAsia" w:ascii="Times New Roman" w:hAnsi="Times New Roman" w:eastAsia="SimHei" w:cs="Times New Roman"/>
+                <w:b/>
+              </w:rPr>
+              <w:t xml:space="preserve">萤石晶胞空隙填充</w:t>
+            </w:r>
+          </w:p>
+        </w:tc>
+      </w:tr>
+      <w:tr>
+        <w:tc>
+          <w:tcPr/>
+          <w:p>
+            <w:pPr>
+              <w:pStyle w:val="Compact"/>
+              <w:jc w:val="center"/>
+            </w:pPr>
+            <w:r>
+              <w:rPr>
+                <w:rFonts w:ascii="Times New Roman" w:hAnsi="Times New Roman" w:eastAsia="Times New Roman" w:cs="Times New Roman"/>
+              </w:rPr>
+              <w:drawing>
+                <wp:inline>
+                  <wp:extent cx="2667000" cy="2667000"/>
+                  <wp:effectExtent b="0" l="0" r="0" t="0"/>
+                  <wp:docPr descr="" title="" id="37" name="Picture"/>
+                  <a:graphic>
+                    <a:graphicData uri="http://schemas.openxmlformats.org/drawingml/2006/picture">
+                      <pic:pic>
+                        <pic:nvPicPr>
+                          <pic:cNvPr descr="842f11610982edb9864434386961e51e51b5018aa78aa559c2fdd3220392d6b8.png" id="38" name="Picture"/>
+                          <pic:cNvPicPr>
+                            <a:picLocks noChangeArrowheads="1" noChangeAspect="1"/>
+                          </pic:cNvPicPr>
+                        </pic:nvPicPr>
+                        <pic:blipFill>
+                          <a:blip r:embed="rId36"/>
+                          <a:stretch>
+                            <a:fillRect/>
+                          </a:stretch>
+                        </pic:blipFill>
+                        <pic:spPr bwMode="auto">
+                          <a:xfrm>
+                            <a:off x="0" y="0"/>
+                            <a:ext cx="2667000" cy="2667000"/>
+                          </a:xfrm>
+                          <a:prstGeom prst="rect">
+                            <a:avLst/>
+                          </a:prstGeom>
+                          <a:noFill/>
+                          <a:ln w="9525">
+                            <a:noFill/>
+                            <a:headEnd/>
+                            <a:tailEnd/>
+                          </a:ln>
+                        </pic:spPr>
+                      </pic:pic>
+                    </a:graphicData>
+                  </a:graphic>
+                </wp:inline>
+              </w:drawing>
+            </w:r>
+          </w:p>
+        </w:tc>
+      </w:tr>
+      <w:tr>
+        <w:tc>
+          <w:tcPr/>
+          <w:p>
+            <w:pPr>
+              <w:pStyle w:val="Compact"/>
+              <w:jc w:val="center"/>
+            </w:pPr>
+            <w:r>
+              <w:rPr>
+                <w:rFonts w:ascii="Times New Roman" w:hAnsi="Times New Roman" w:eastAsia="Times New Roman" w:cs="Times New Roman"/>
+              </w:rPr>
+              <w:t xml:space="preserve">&gt; </w:t>
+            </w:r>
+            <w:r>
+              <w:rPr>
+                <w:rFonts w:hint="eastAsia" w:ascii="Times New Roman" w:hAnsi="Times New Roman" w:eastAsia="FangSong" w:cs="Times New Roman"/>
+              </w:rPr>
+              <w:t xml:space="preserve">图</w:t>
+            </w:r>
+            <w:r>
+              <w:rPr>
+                <w:rFonts w:ascii="Times New Roman" w:hAnsi="Times New Roman" w:eastAsia="Times New Roman" w:cs="Times New Roman"/>
+              </w:rPr>
+              <w:t xml:space="preserve"> </w:t>
+            </w:r>
+            <w:r>
+              <w:rPr>
+                <w:rFonts w:hint="eastAsia" w:ascii="Times New Roman" w:hAnsi="Times New Roman" w:eastAsia="Times New Roman" w:cs="Times New Roman"/>
+              </w:rPr>
+              <w:t>6-9：</w:t>
+            </w:r>
+            <w:r>
+              <w:rPr>
+                <w:rFonts w:hint="eastAsia" w:ascii="Times New Roman" w:hAnsi="Times New Roman" w:eastAsia="FangSong" w:cs="Times New Roman"/>
+              </w:rPr>
+              <w:t>萤石晶胞空隙填充</w:t>
+            </w:r>
+          </w:p>
+        </w:tc>
+      </w:tr>
+    </w:tbl>
     <w:p>
       <w:pPr>
         <w:pStyle w:val="BodyText"/>
-        <w:spacing w:before="160" w:after="80"/>
-        <w:jc w:val="center"/>
-      </w:pPr>
-      <w:r>
-        <w:rPr>
-          <w:rFonts w:ascii="Times New Roman" w:hAnsi="Times New Roman" w:eastAsia="Times New Roman" w:cs="Times New Roman"/>
-        </w:rPr>
-        <w:drawing>
-          <wp:inline>
-            <wp:extent cx="2667000" cy="2667000"/>
-            <wp:effectExtent b="0" l="0" r="0" t="0"/>
-            <wp:docPr descr="" title="" id="37" name="Picture"/>
-            <a:graphic>
-              <a:graphicData uri="http://schemas.openxmlformats.org/drawingml/2006/picture">
-                <pic:pic>
-                  <pic:nvPicPr>
-                    <pic:cNvPr descr="842f11610982edb9864434386961e51e51b5018aa78aa559c2fdd3220392d6b8.png" id="38" name="Picture"/>
-                    <pic:cNvPicPr>
-                      <a:picLocks noChangeArrowheads="1" noChangeAspect="1"/>
-                    </pic:cNvPicPr>
-                  </pic:nvPicPr>
-                  <pic:blipFill>
-                    <a:blip r:embed="rId36"/>
-                    <a:stretch>
-                      <a:fillRect/>
-                    </a:stretch>
-                  </pic:blipFill>
-                  <pic:spPr bwMode="auto">
-                    <a:xfrm>
-                      <a:off x="0" y="0"/>
-                      <a:ext cx="2667000" cy="2667000"/>
-                    </a:xfrm>
-                    <a:prstGeom prst="rect">
-                      <a:avLst/>
-                    </a:prstGeom>
-                    <a:noFill/>
-                    <a:ln w="9525">
-                      <a:noFill/>
-                      <a:headEnd/>
-                      <a:tailEnd/>
-                    </a:ln>
-                  </pic:spPr>
-                </pic:pic>
-              </a:graphicData>
-            </a:graphic>
-          </wp:inline>
-        </w:drawing>
-      </w:r>
-      <w:r>
-        <w:rPr>
-          <w:rFonts w:ascii="Times New Roman" w:hAnsi="Times New Roman" w:eastAsia="Times New Roman" w:cs="Times New Roman"/>
-        </w:rPr>
-        <w:t xml:space="preserve"> </w:t>
-      </w:r>
-      <w:r>
-        <w:rPr>
-          <w:rFonts w:ascii="Times New Roman" w:hAnsi="Times New Roman" w:eastAsia="Times New Roman" w:cs="Times New Roman"/>
-        </w:rPr>
-        <w:t xml:space="preserve">&gt; </w:t>
-      </w:r>
-      <w:r>
-        <w:rPr>
-          <w:rFonts w:hint="eastAsia" w:ascii="Times New Roman" w:hAnsi="Times New Roman" w:eastAsia="FangSong" w:cs="Times New Roman"/>
-        </w:rPr>
-        <w:t xml:space="preserve">图</w:t>
-      </w:r>
-      <w:r>
-        <w:rPr>
-          <w:rFonts w:ascii="Times New Roman" w:hAnsi="Times New Roman" w:eastAsia="Times New Roman" w:cs="Times New Roman"/>
-        </w:rPr>
-        <w:t xml:space="preserve"> </w:t>
-      </w:r>
-      <w:r>
-        <w:rPr>
-          <w:rFonts w:hint="eastAsia" w:ascii="Times New Roman" w:hAnsi="Times New Roman" w:eastAsia="Times New Roman" w:cs="Times New Roman"/>
-        </w:rPr>
-        <w:t>6-9：</w:t>
-      </w:r>
-      <w:r>
-        <w:rPr>
-          <w:rFonts w:hint="eastAsia" w:ascii="Times New Roman" w:hAnsi="Times New Roman" w:eastAsia="FangSong" w:cs="Times New Roman"/>
-        </w:rPr>
-        <w:t>萤石晶胞空隙填充</w:t>
-      </w:r>
-    </w:p>
-    <w:p>
-      <w:pPr>
-        <w:pStyle w:val="BodyText"/>
+        <w:spacing w:before="120" w:after="80"/>
         <w:ind w:firstLine="420"/>
       </w:pPr>
       <w:r>
@@ -8182,97 +8680,152 @@
         <w:t>。</w:t>
       </w:r>
     </w:p>
+    <w:tbl>
+      <w:tblPr>
+        <w:tblStyle w:val="Table"/>
+        <w:tblW w:type="pct" w:w="5000"/>
+        <w:tblLayout w:type="fixed"/>
+        <w:tblLook w:firstRow="1" w:lastRow="0" w:firstColumn="0" w:lastColumn="0" w:noHBand="0" w:noVBand="0" w:val="0020"/>
+        <w:jc w:val="center"/>
+        <w:tblBorders>
+          <w:top w:val="single" w:sz="12" w:space="0" w:color="333333"/>
+          <w:bottom w:val="single" w:sz="12" w:space="0" w:color="333333"/>
+          <w:left w:val="none"/>
+          <w:right w:val="none"/>
+          <w:insideH w:val="none"/>
+          <w:insideV w:val="none"/>
+        </w:tblBorders>
+      </w:tblPr>
+      <w:tblGrid>
+        <w:gridCol w:w="7920"/>
+      </w:tblGrid>
+      <w:tr>
+        <w:trPr>
+          <w:tblHeader w:val="on"/>
+        </w:trPr>
+        <w:tc>
+          <w:tcPr>
+            <w:tcBorders>
+              <w:bottom w:val="single" w:sz="6" w:space="0" w:color="333333"/>
+            </w:tcBorders>
+          </w:tcPr>
+          <w:p>
+            <w:pPr>
+              <w:pStyle w:val="Compact"/>
+              <w:jc w:val="center"/>
+            </w:pPr>
+            <w:r>
+              <w:rPr>
+                <w:rFonts w:hint="eastAsia" w:ascii="Times New Roman" w:hAnsi="Times New Roman" w:eastAsia="SimHei" w:cs="Times New Roman"/>
+                <w:b/>
+              </w:rPr>
+              <w:t xml:space="preserve">纤锌矿四面体配位</w:t>
+            </w:r>
+          </w:p>
+        </w:tc>
+      </w:tr>
+      <w:tr>
+        <w:tc>
+          <w:tcPr/>
+          <w:p>
+            <w:pPr>
+              <w:pStyle w:val="Compact"/>
+              <w:jc w:val="center"/>
+            </w:pPr>
+            <w:r>
+              <w:rPr>
+                <w:rFonts w:ascii="Times New Roman" w:hAnsi="Times New Roman" w:eastAsia="Times New Roman" w:cs="Times New Roman"/>
+              </w:rPr>
+              <w:drawing>
+                <wp:inline>
+                  <wp:extent cx="2667000" cy="3020245"/>
+                  <wp:effectExtent b="0" l="0" r="0" t="0"/>
+                  <wp:docPr descr="" title="" id="40" name="Picture"/>
+                  <a:graphic>
+                    <a:graphicData uri="http://schemas.openxmlformats.org/drawingml/2006/picture">
+                      <pic:pic>
+                        <pic:nvPicPr>
+                          <pic:cNvPr descr="e87a6a311d6a8d0265b9ba1b6a279b3459e5a3e6c939aec5e6335b3eb8d89ce5.png" id="41" name="Picture"/>
+                          <pic:cNvPicPr>
+                            <a:picLocks noChangeArrowheads="1" noChangeAspect="1"/>
+                          </pic:cNvPicPr>
+                        </pic:nvPicPr>
+                        <pic:blipFill>
+                          <a:blip r:embed="rId39"/>
+                          <a:stretch>
+                            <a:fillRect/>
+                          </a:stretch>
+                        </pic:blipFill>
+                        <pic:spPr bwMode="auto">
+                          <a:xfrm>
+                            <a:off x="0" y="0"/>
+                            <a:ext cx="2667000" cy="3020245"/>
+                          </a:xfrm>
+                          <a:prstGeom prst="rect">
+                            <a:avLst/>
+                          </a:prstGeom>
+                          <a:noFill/>
+                          <a:ln w="9525">
+                            <a:noFill/>
+                            <a:headEnd/>
+                            <a:tailEnd/>
+                          </a:ln>
+                        </pic:spPr>
+                      </pic:pic>
+                    </a:graphicData>
+                  </a:graphic>
+                </wp:inline>
+              </w:drawing>
+            </w:r>
+          </w:p>
+        </w:tc>
+      </w:tr>
+      <w:tr>
+        <w:tc>
+          <w:tcPr/>
+          <w:p>
+            <w:pPr>
+              <w:pStyle w:val="Compact"/>
+              <w:jc w:val="center"/>
+            </w:pPr>
+            <w:r>
+              <w:rPr>
+                <w:rFonts w:ascii="Times New Roman" w:hAnsi="Times New Roman" w:eastAsia="Times New Roman" w:cs="Times New Roman"/>
+              </w:rPr>
+              <w:t xml:space="preserve">&gt; </w:t>
+            </w:r>
+            <w:r>
+              <w:rPr>
+                <w:rFonts w:hint="eastAsia" w:ascii="Times New Roman" w:hAnsi="Times New Roman" w:eastAsia="FangSong" w:cs="Times New Roman"/>
+              </w:rPr>
+              <w:t xml:space="preserve">图</w:t>
+            </w:r>
+            <w:r>
+              <w:rPr>
+                <w:rFonts w:ascii="Times New Roman" w:hAnsi="Times New Roman" w:eastAsia="Times New Roman" w:cs="Times New Roman"/>
+              </w:rPr>
+              <w:t xml:space="preserve"> </w:t>
+            </w:r>
+            <w:r>
+              <w:rPr>
+                <w:rFonts w:hint="eastAsia" w:ascii="Times New Roman" w:hAnsi="Times New Roman" w:eastAsia="Times New Roman" w:cs="Times New Roman"/>
+              </w:rPr>
+              <w:t>6-10：</w:t>
+            </w:r>
+            <w:r>
+              <w:rPr>
+                <w:rFonts w:hint="eastAsia" w:ascii="Times New Roman" w:hAnsi="Times New Roman" w:eastAsia="FangSong" w:cs="Times New Roman"/>
+              </w:rPr>
+              <w:t>纤锌矿四面体配位</w:t>
+            </w:r>
+          </w:p>
+        </w:tc>
+      </w:tr>
+    </w:tbl>
     <w:p>
       <w:pPr>
         <w:pStyle w:val="BodyText"/>
-        <w:spacing w:before="160" w:after="80"/>
-        <w:jc w:val="center"/>
-      </w:pPr>
-      <w:r>
-        <w:rPr>
-          <w:rFonts w:ascii="Times New Roman" w:hAnsi="Times New Roman" w:eastAsia="Times New Roman" w:cs="Times New Roman"/>
-        </w:rPr>
-        <w:drawing>
-          <wp:inline>
-            <wp:extent cx="2667000" cy="3020245"/>
-            <wp:effectExtent b="0" l="0" r="0" t="0"/>
-            <wp:docPr descr="" title="" id="40" name="Picture"/>
-            <a:graphic>
-              <a:graphicData uri="http://schemas.openxmlformats.org/drawingml/2006/picture">
-                <pic:pic>
-                  <pic:nvPicPr>
-                    <pic:cNvPr descr="e87a6a311d6a8d0265b9ba1b6a279b3459e5a3e6c939aec5e6335b3eb8d89ce5.png" id="41" name="Picture"/>
-                    <pic:cNvPicPr>
-                      <a:picLocks noChangeArrowheads="1" noChangeAspect="1"/>
-                    </pic:cNvPicPr>
-                  </pic:nvPicPr>
-                  <pic:blipFill>
-                    <a:blip r:embed="rId39"/>
-                    <a:stretch>
-                      <a:fillRect/>
-                    </a:stretch>
-                  </pic:blipFill>
-                  <pic:spPr bwMode="auto">
-                    <a:xfrm>
-                      <a:off x="0" y="0"/>
-                      <a:ext cx="2667000" cy="3020245"/>
-                    </a:xfrm>
-                    <a:prstGeom prst="rect">
-                      <a:avLst/>
-                    </a:prstGeom>
-                    <a:noFill/>
-                    <a:ln w="9525">
-                      <a:noFill/>
-                      <a:headEnd/>
-                      <a:tailEnd/>
-                    </a:ln>
-                  </pic:spPr>
-                </pic:pic>
-              </a:graphicData>
-            </a:graphic>
-          </wp:inline>
-        </w:drawing>
-      </w:r>
-      <w:r>
-        <w:rPr>
-          <w:rFonts w:ascii="Times New Roman" w:hAnsi="Times New Roman" w:eastAsia="Times New Roman" w:cs="Times New Roman"/>
-        </w:rPr>
-        <w:t xml:space="preserve"> </w:t>
-      </w:r>
-      <w:r>
-        <w:rPr>
-          <w:rFonts w:ascii="Times New Roman" w:hAnsi="Times New Roman" w:eastAsia="Times New Roman" w:cs="Times New Roman"/>
-        </w:rPr>
-        <w:t xml:space="preserve">&gt; </w:t>
-      </w:r>
-      <w:r>
-        <w:rPr>
-          <w:rFonts w:hint="eastAsia" w:ascii="Times New Roman" w:hAnsi="Times New Roman" w:eastAsia="FangSong" w:cs="Times New Roman"/>
-        </w:rPr>
-        <w:t xml:space="preserve">图</w:t>
-      </w:r>
-      <w:r>
-        <w:rPr>
-          <w:rFonts w:ascii="Times New Roman" w:hAnsi="Times New Roman" w:eastAsia="Times New Roman" w:cs="Times New Roman"/>
-        </w:rPr>
-        <w:t xml:space="preserve"> </w:t>
-      </w:r>
-      <w:r>
-        <w:rPr>
-          <w:rFonts w:hint="eastAsia" w:ascii="Times New Roman" w:hAnsi="Times New Roman" w:eastAsia="Times New Roman" w:cs="Times New Roman"/>
-        </w:rPr>
-        <w:t>6-10：</w:t>
-      </w:r>
-      <w:r>
-        <w:rPr>
-          <w:rFonts w:hint="eastAsia" w:ascii="Times New Roman" w:hAnsi="Times New Roman" w:eastAsia="FangSong" w:cs="Times New Roman"/>
-        </w:rPr>
-        <w:t>纤锌矿四面体配位</w:t>
-      </w:r>
-    </w:p>
-    <w:p>
-      <w:pPr>
-        <w:pStyle w:val="BodyText"/>
+        <w:spacing w:before="120" w:after="80"/>
         <w:ind w:firstLine="420"/>
       </w:pPr>
       <w:r>
@@ -8482,94 +9035,148 @@
         <w:t>。</w:t>
       </w:r>
     </w:p>
-    <w:p>
-      <w:pPr>
-        <w:pStyle w:val="BodyText"/>
-        <w:spacing w:before="160" w:after="80"/>
+    <w:tbl>
+      <w:tblPr>
+        <w:tblStyle w:val="Table"/>
+        <w:tblW w:type="pct" w:w="5000"/>
+        <w:tblLayout w:type="fixed"/>
+        <w:tblLook w:firstRow="1" w:lastRow="0" w:firstColumn="0" w:lastColumn="0" w:noHBand="0" w:noVBand="0" w:val="0020"/>
         <w:jc w:val="center"/>
-      </w:pPr>
-      <w:r>
-        <w:rPr>
-          <w:rFonts w:ascii="Times New Roman" w:hAnsi="Times New Roman" w:eastAsia="Times New Roman" w:cs="Times New Roman"/>
-        </w:rPr>
-        <w:drawing>
-          <wp:inline>
-            <wp:extent cx="2667000" cy="2568627"/>
-            <wp:effectExtent b="0" l="0" r="0" t="0"/>
-            <wp:docPr descr="" title="" id="43" name="Picture"/>
-            <a:graphic>
-              <a:graphicData uri="http://schemas.openxmlformats.org/drawingml/2006/picture">
-                <pic:pic>
-                  <pic:nvPicPr>
-                    <pic:cNvPr descr="04646029f8ad3b0f9b746a9c602ec18904e8e1505a86c2e337957a8e39613a0f.jpg" id="44" name="Picture"/>
-                    <pic:cNvPicPr>
-                      <a:picLocks noChangeArrowheads="1" noChangeAspect="1"/>
-                    </pic:cNvPicPr>
-                  </pic:nvPicPr>
-                  <pic:blipFill>
-                    <a:blip r:embed="rId42"/>
-                    <a:stretch>
-                      <a:fillRect/>
-                    </a:stretch>
-                  </pic:blipFill>
-                  <pic:spPr bwMode="auto">
-                    <a:xfrm>
-                      <a:off x="0" y="0"/>
-                      <a:ext cx="2667000" cy="2568627"/>
-                    </a:xfrm>
-                    <a:prstGeom prst="rect">
-                      <a:avLst/>
-                    </a:prstGeom>
-                    <a:noFill/>
-                    <a:ln w="9525">
-                      <a:noFill/>
-                      <a:headEnd/>
-                      <a:tailEnd/>
-                    </a:ln>
-                  </pic:spPr>
-                </pic:pic>
-              </a:graphicData>
-            </a:graphic>
-          </wp:inline>
-        </w:drawing>
-      </w:r>
-      <w:r>
-        <w:rPr>
-          <w:rFonts w:ascii="Times New Roman" w:hAnsi="Times New Roman" w:eastAsia="Times New Roman" w:cs="Times New Roman"/>
-        </w:rPr>
-        <w:t xml:space="preserve"> </w:t>
-      </w:r>
-      <w:r>
-        <w:rPr>
-          <w:rFonts w:ascii="Times New Roman" w:hAnsi="Times New Roman" w:eastAsia="Times New Roman" w:cs="Times New Roman"/>
-        </w:rPr>
-        <w:t xml:space="preserve">&gt; </w:t>
-      </w:r>
-      <w:r>
-        <w:rPr>
-          <w:rFonts w:hint="eastAsia" w:ascii="Times New Roman" w:hAnsi="Times New Roman" w:eastAsia="FangSong" w:cs="Times New Roman"/>
-        </w:rPr>
-        <w:t xml:space="preserve">图</w:t>
-      </w:r>
-      <w:r>
-        <w:rPr>
-          <w:rFonts w:ascii="Times New Roman" w:hAnsi="Times New Roman" w:eastAsia="Times New Roman" w:cs="Times New Roman"/>
-        </w:rPr>
-        <w:t xml:space="preserve"> </w:t>
-      </w:r>
-      <w:r>
-        <w:rPr>
-          <w:rFonts w:hint="eastAsia" w:ascii="Times New Roman" w:hAnsi="Times New Roman" w:eastAsia="Times New Roman" w:cs="Times New Roman"/>
-        </w:rPr>
-        <w:t>6-11：</w:t>
-      </w:r>
-      <w:r>
-        <w:rPr>
-          <w:rFonts w:hint="eastAsia" w:ascii="Times New Roman" w:hAnsi="Times New Roman" w:eastAsia="FangSong" w:cs="Times New Roman"/>
-        </w:rPr>
-        <w:t>密堆积四面体空隙</w:t>
-      </w:r>
-    </w:p>
+        <w:tblBorders>
+          <w:top w:val="single" w:sz="12" w:space="0" w:color="333333"/>
+          <w:bottom w:val="single" w:sz="12" w:space="0" w:color="333333"/>
+          <w:left w:val="none"/>
+          <w:right w:val="none"/>
+          <w:insideH w:val="none"/>
+          <w:insideV w:val="none"/>
+        </w:tblBorders>
+      </w:tblPr>
+      <w:tblGrid>
+        <w:gridCol w:w="7920"/>
+      </w:tblGrid>
+      <w:tr>
+        <w:trPr>
+          <w:tblHeader w:val="on"/>
+        </w:trPr>
+        <w:tc>
+          <w:tcPr>
+            <w:tcBorders>
+              <w:bottom w:val="single" w:sz="6" w:space="0" w:color="333333"/>
+            </w:tcBorders>
+          </w:tcPr>
+          <w:p>
+            <w:pPr>
+              <w:pStyle w:val="Compact"/>
+              <w:jc w:val="center"/>
+            </w:pPr>
+            <w:r>
+              <w:rPr>
+                <w:rFonts w:hint="eastAsia" w:ascii="Times New Roman" w:hAnsi="Times New Roman" w:eastAsia="SimHei" w:cs="Times New Roman"/>
+                <w:b/>
+              </w:rPr>
+              <w:t xml:space="preserve">密堆积四面体空隙</w:t>
+            </w:r>
+          </w:p>
+        </w:tc>
+      </w:tr>
+      <w:tr>
+        <w:tc>
+          <w:tcPr/>
+          <w:p>
+            <w:pPr>
+              <w:pStyle w:val="Compact"/>
+              <w:jc w:val="center"/>
+            </w:pPr>
+            <w:r>
+              <w:rPr>
+                <w:rFonts w:ascii="Times New Roman" w:hAnsi="Times New Roman" w:eastAsia="Times New Roman" w:cs="Times New Roman"/>
+              </w:rPr>
+              <w:drawing>
+                <wp:inline>
+                  <wp:extent cx="2667000" cy="2568627"/>
+                  <wp:effectExtent b="0" l="0" r="0" t="0"/>
+                  <wp:docPr descr="" title="" id="43" name="Picture"/>
+                  <a:graphic>
+                    <a:graphicData uri="http://schemas.openxmlformats.org/drawingml/2006/picture">
+                      <pic:pic>
+                        <pic:nvPicPr>
+                          <pic:cNvPr descr="04646029f8ad3b0f9b746a9c602ec18904e8e1505a86c2e337957a8e39613a0f.jpg" id="44" name="Picture"/>
+                          <pic:cNvPicPr>
+                            <a:picLocks noChangeArrowheads="1" noChangeAspect="1"/>
+                          </pic:cNvPicPr>
+                        </pic:nvPicPr>
+                        <pic:blipFill>
+                          <a:blip r:embed="rId42"/>
+                          <a:stretch>
+                            <a:fillRect/>
+                          </a:stretch>
+                        </pic:blipFill>
+                        <pic:spPr bwMode="auto">
+                          <a:xfrm>
+                            <a:off x="0" y="0"/>
+                            <a:ext cx="2667000" cy="2568627"/>
+                          </a:xfrm>
+                          <a:prstGeom prst="rect">
+                            <a:avLst/>
+                          </a:prstGeom>
+                          <a:noFill/>
+                          <a:ln w="9525">
+                            <a:noFill/>
+                            <a:headEnd/>
+                            <a:tailEnd/>
+                          </a:ln>
+                        </pic:spPr>
+                      </pic:pic>
+                    </a:graphicData>
+                  </a:graphic>
+                </wp:inline>
+              </w:drawing>
+            </w:r>
+          </w:p>
+        </w:tc>
+      </w:tr>
+      <w:tr>
+        <w:tc>
+          <w:tcPr/>
+          <w:p>
+            <w:pPr>
+              <w:pStyle w:val="Compact"/>
+              <w:jc w:val="center"/>
+            </w:pPr>
+            <w:r>
+              <w:rPr>
+                <w:rFonts w:ascii="Times New Roman" w:hAnsi="Times New Roman" w:eastAsia="Times New Roman" w:cs="Times New Roman"/>
+              </w:rPr>
+              <w:t xml:space="preserve">&gt; </w:t>
+            </w:r>
+            <w:r>
+              <w:rPr>
+                <w:rFonts w:hint="eastAsia" w:ascii="Times New Roman" w:hAnsi="Times New Roman" w:eastAsia="FangSong" w:cs="Times New Roman"/>
+              </w:rPr>
+              <w:t xml:space="preserve">图</w:t>
+            </w:r>
+            <w:r>
+              <w:rPr>
+                <w:rFonts w:ascii="Times New Roman" w:hAnsi="Times New Roman" w:eastAsia="Times New Roman" w:cs="Times New Roman"/>
+              </w:rPr>
+              <w:t xml:space="preserve"> </w:t>
+            </w:r>
+            <w:r>
+              <w:rPr>
+                <w:rFonts w:hint="eastAsia" w:ascii="Times New Roman" w:hAnsi="Times New Roman" w:eastAsia="Times New Roman" w:cs="Times New Roman"/>
+              </w:rPr>
+              <w:t>6-11：</w:t>
+            </w:r>
+            <w:r>
+              <w:rPr>
+                <w:rFonts w:hint="eastAsia" w:ascii="Times New Roman" w:hAnsi="Times New Roman" w:eastAsia="FangSong" w:cs="Times New Roman"/>
+              </w:rPr>
+              <w:t>密堆积四面体空隙</w:t>
+            </w:r>
+          </w:p>
+        </w:tc>
+      </w:tr>
+    </w:tbl>
     <w:p>
       <w:pPr>
         <w:spacing w:before="160" w:after="80"/>
@@ -8615,6 +9222,7 @@
     <w:p>
       <w:pPr>
         <w:pStyle w:val="FirstParagraph"/>
+        <w:spacing w:after="80"/>
         <w:ind w:firstLine="420"/>
       </w:pPr>
       <w:r>
@@ -9009,97 +9617,152 @@
         <w:t>。</w:t>
       </w:r>
     </w:p>
+    <w:tbl>
+      <w:tblPr>
+        <w:tblStyle w:val="Table"/>
+        <w:tblW w:type="pct" w:w="5000"/>
+        <w:tblLayout w:type="fixed"/>
+        <w:tblLook w:firstRow="1" w:lastRow="0" w:firstColumn="0" w:lastColumn="0" w:noHBand="0" w:noVBand="0" w:val="0020"/>
+        <w:jc w:val="center"/>
+        <w:tblBorders>
+          <w:top w:val="single" w:sz="12" w:space="0" w:color="333333"/>
+          <w:bottom w:val="single" w:sz="12" w:space="0" w:color="333333"/>
+          <w:left w:val="none"/>
+          <w:right w:val="none"/>
+          <w:insideH w:val="none"/>
+          <w:insideV w:val="none"/>
+        </w:tblBorders>
+      </w:tblPr>
+      <w:tblGrid>
+        <w:gridCol w:w="7920"/>
+      </w:tblGrid>
+      <w:tr>
+        <w:trPr>
+          <w:tblHeader w:val="on"/>
+        </w:trPr>
+        <w:tc>
+          <w:tcPr>
+            <w:tcBorders>
+              <w:bottom w:val="single" w:sz="6" w:space="0" w:color="333333"/>
+            </w:tcBorders>
+          </w:tcPr>
+          <w:p>
+            <w:pPr>
+              <w:pStyle w:val="Compact"/>
+              <w:jc w:val="center"/>
+            </w:pPr>
+            <w:r>
+              <w:rPr>
+                <w:rFonts w:hint="eastAsia" w:ascii="Times New Roman" w:hAnsi="Times New Roman" w:eastAsia="SimHei" w:cs="Times New Roman"/>
+                <w:b/>
+              </w:rPr>
+              <w:t xml:space="preserve">八面体空隙临界截面</w:t>
+            </w:r>
+          </w:p>
+        </w:tc>
+      </w:tr>
+      <w:tr>
+        <w:tc>
+          <w:tcPr/>
+          <w:p>
+            <w:pPr>
+              <w:pStyle w:val="Compact"/>
+              <w:jc w:val="center"/>
+            </w:pPr>
+            <w:r>
+              <w:rPr>
+                <w:rFonts w:ascii="Times New Roman" w:hAnsi="Times New Roman" w:eastAsia="Times New Roman" w:cs="Times New Roman"/>
+              </w:rPr>
+              <w:drawing>
+                <wp:inline>
+                  <wp:extent cx="2667000" cy="3305153"/>
+                  <wp:effectExtent b="0" l="0" r="0" t="0"/>
+                  <wp:docPr descr="" title="" id="47" name="Picture"/>
+                  <a:graphic>
+                    <a:graphicData uri="http://schemas.openxmlformats.org/drawingml/2006/picture">
+                      <pic:pic>
+                        <pic:nvPicPr>
+                          <pic:cNvPr descr="1cf53f30e30d122f4d3acfb62a7e6adddfd6327d673bfd2d7a6949b42d820ed2.png" id="48" name="Picture"/>
+                          <pic:cNvPicPr>
+                            <a:picLocks noChangeArrowheads="1" noChangeAspect="1"/>
+                          </pic:cNvPicPr>
+                        </pic:nvPicPr>
+                        <pic:blipFill>
+                          <a:blip r:embed="rId46"/>
+                          <a:stretch>
+                            <a:fillRect/>
+                          </a:stretch>
+                        </pic:blipFill>
+                        <pic:spPr bwMode="auto">
+                          <a:xfrm>
+                            <a:off x="0" y="0"/>
+                            <a:ext cx="2667000" cy="3305153"/>
+                          </a:xfrm>
+                          <a:prstGeom prst="rect">
+                            <a:avLst/>
+                          </a:prstGeom>
+                          <a:noFill/>
+                          <a:ln w="9525">
+                            <a:noFill/>
+                            <a:headEnd/>
+                            <a:tailEnd/>
+                          </a:ln>
+                        </pic:spPr>
+                      </pic:pic>
+                    </a:graphicData>
+                  </a:graphic>
+                </wp:inline>
+              </w:drawing>
+            </w:r>
+          </w:p>
+        </w:tc>
+      </w:tr>
+      <w:tr>
+        <w:tc>
+          <w:tcPr/>
+          <w:p>
+            <w:pPr>
+              <w:pStyle w:val="Compact"/>
+              <w:jc w:val="center"/>
+            </w:pPr>
+            <w:r>
+              <w:rPr>
+                <w:rFonts w:ascii="Times New Roman" w:hAnsi="Times New Roman" w:eastAsia="Times New Roman" w:cs="Times New Roman"/>
+              </w:rPr>
+              <w:t xml:space="preserve">&gt; </w:t>
+            </w:r>
+            <w:r>
+              <w:rPr>
+                <w:rFonts w:hint="eastAsia" w:ascii="Times New Roman" w:hAnsi="Times New Roman" w:eastAsia="FangSong" w:cs="Times New Roman"/>
+              </w:rPr>
+              <w:t xml:space="preserve">图</w:t>
+            </w:r>
+            <w:r>
+              <w:rPr>
+                <w:rFonts w:ascii="Times New Roman" w:hAnsi="Times New Roman" w:eastAsia="Times New Roman" w:cs="Times New Roman"/>
+              </w:rPr>
+              <w:t xml:space="preserve"> </w:t>
+            </w:r>
+            <w:r>
+              <w:rPr>
+                <w:rFonts w:hint="eastAsia" w:ascii="Times New Roman" w:hAnsi="Times New Roman" w:eastAsia="Times New Roman" w:cs="Times New Roman"/>
+              </w:rPr>
+              <w:t>6-12：</w:t>
+            </w:r>
+            <w:r>
+              <w:rPr>
+                <w:rFonts w:hint="eastAsia" w:ascii="Times New Roman" w:hAnsi="Times New Roman" w:eastAsia="FangSong" w:cs="Times New Roman"/>
+              </w:rPr>
+              <w:t>八面体空隙临界截面</w:t>
+            </w:r>
+          </w:p>
+        </w:tc>
+      </w:tr>
+    </w:tbl>
     <w:p>
       <w:pPr>
         <w:pStyle w:val="BodyText"/>
-        <w:spacing w:before="160" w:after="80"/>
-        <w:jc w:val="center"/>
-      </w:pPr>
-      <w:r>
-        <w:rPr>
-          <w:rFonts w:ascii="Times New Roman" w:hAnsi="Times New Roman" w:eastAsia="Times New Roman" w:cs="Times New Roman"/>
-        </w:rPr>
-        <w:drawing>
-          <wp:inline>
-            <wp:extent cx="2667000" cy="3305153"/>
-            <wp:effectExtent b="0" l="0" r="0" t="0"/>
-            <wp:docPr descr="" title="" id="47" name="Picture"/>
-            <a:graphic>
-              <a:graphicData uri="http://schemas.openxmlformats.org/drawingml/2006/picture">
-                <pic:pic>
-                  <pic:nvPicPr>
-                    <pic:cNvPr descr="1cf53f30e30d122f4d3acfb62a7e6adddfd6327d673bfd2d7a6949b42d820ed2.png" id="48" name="Picture"/>
-                    <pic:cNvPicPr>
-                      <a:picLocks noChangeArrowheads="1" noChangeAspect="1"/>
-                    </pic:cNvPicPr>
-                  </pic:nvPicPr>
-                  <pic:blipFill>
-                    <a:blip r:embed="rId46"/>
-                    <a:stretch>
-                      <a:fillRect/>
-                    </a:stretch>
-                  </pic:blipFill>
-                  <pic:spPr bwMode="auto">
-                    <a:xfrm>
-                      <a:off x="0" y="0"/>
-                      <a:ext cx="2667000" cy="3305153"/>
-                    </a:xfrm>
-                    <a:prstGeom prst="rect">
-                      <a:avLst/>
-                    </a:prstGeom>
-                    <a:noFill/>
-                    <a:ln w="9525">
-                      <a:noFill/>
-                      <a:headEnd/>
-                      <a:tailEnd/>
-                    </a:ln>
-                  </pic:spPr>
-                </pic:pic>
-              </a:graphicData>
-            </a:graphic>
-          </wp:inline>
-        </w:drawing>
-      </w:r>
-      <w:r>
-        <w:rPr>
-          <w:rFonts w:ascii="Times New Roman" w:hAnsi="Times New Roman" w:eastAsia="Times New Roman" w:cs="Times New Roman"/>
-        </w:rPr>
-        <w:t xml:space="preserve"> </w:t>
-      </w:r>
-      <w:r>
-        <w:rPr>
-          <w:rFonts w:ascii="Times New Roman" w:hAnsi="Times New Roman" w:eastAsia="Times New Roman" w:cs="Times New Roman"/>
-        </w:rPr>
-        <w:t xml:space="preserve">&gt; </w:t>
-      </w:r>
-      <w:r>
-        <w:rPr>
-          <w:rFonts w:hint="eastAsia" w:ascii="Times New Roman" w:hAnsi="Times New Roman" w:eastAsia="FangSong" w:cs="Times New Roman"/>
-        </w:rPr>
-        <w:t xml:space="preserve">图</w:t>
-      </w:r>
-      <w:r>
-        <w:rPr>
-          <w:rFonts w:ascii="Times New Roman" w:hAnsi="Times New Roman" w:eastAsia="Times New Roman" w:cs="Times New Roman"/>
-        </w:rPr>
-        <w:t xml:space="preserve"> </w:t>
-      </w:r>
-      <w:r>
-        <w:rPr>
-          <w:rFonts w:hint="eastAsia" w:ascii="Times New Roman" w:hAnsi="Times New Roman" w:eastAsia="Times New Roman" w:cs="Times New Roman"/>
-        </w:rPr>
-        <w:t>6-12：</w:t>
-      </w:r>
-      <w:r>
-        <w:rPr>
-          <w:rFonts w:hint="eastAsia" w:ascii="Times New Roman" w:hAnsi="Times New Roman" w:eastAsia="FangSong" w:cs="Times New Roman"/>
-        </w:rPr>
-        <w:t>八面体空隙临界截面</w:t>
-      </w:r>
-    </w:p>
-    <w:p>
-      <w:pPr>
-        <w:pStyle w:val="BodyText"/>
+        <w:spacing w:before="120" w:after="80"/>
         <w:ind w:firstLine="420"/>
       </w:pPr>
       <w:r>
@@ -10039,97 +10702,152 @@
         <w:t>。</w:t>
       </w:r>
     </w:p>
+    <w:tbl>
+      <w:tblPr>
+        <w:tblStyle w:val="Table"/>
+        <w:tblW w:type="pct" w:w="5000"/>
+        <w:tblLayout w:type="fixed"/>
+        <w:tblLook w:firstRow="1" w:lastRow="0" w:firstColumn="0" w:lastColumn="0" w:noHBand="0" w:noVBand="0" w:val="0020"/>
+        <w:jc w:val="center"/>
+        <w:tblBorders>
+          <w:top w:val="single" w:sz="12" w:space="0" w:color="333333"/>
+          <w:bottom w:val="single" w:sz="12" w:space="0" w:color="333333"/>
+          <w:left w:val="none"/>
+          <w:right w:val="none"/>
+          <w:insideH w:val="none"/>
+          <w:insideV w:val="none"/>
+        </w:tblBorders>
+      </w:tblPr>
+      <w:tblGrid>
+        <w:gridCol w:w="7920"/>
+      </w:tblGrid>
+      <w:tr>
+        <w:trPr>
+          <w:tblHeader w:val="on"/>
+        </w:trPr>
+        <w:tc>
+          <w:tcPr>
+            <w:tcBorders>
+              <w:bottom w:val="single" w:sz="6" w:space="0" w:color="333333"/>
+            </w:tcBorders>
+          </w:tcPr>
+          <w:p>
+            <w:pPr>
+              <w:pStyle w:val="Compact"/>
+              <w:jc w:val="center"/>
+            </w:pPr>
+            <w:r>
+              <w:rPr>
+                <w:rFonts w:hint="eastAsia" w:ascii="Times New Roman" w:hAnsi="Times New Roman" w:eastAsia="SimHei" w:cs="Times New Roman"/>
+                <w:b/>
+              </w:rPr>
+              <w:t xml:space="preserve">晶胞二维投影还原</w:t>
+            </w:r>
+          </w:p>
+        </w:tc>
+      </w:tr>
+      <w:tr>
+        <w:tc>
+          <w:tcPr/>
+          <w:p>
+            <w:pPr>
+              <w:pStyle w:val="Compact"/>
+              <w:jc w:val="center"/>
+            </w:pPr>
+            <w:r>
+              <w:rPr>
+                <w:rFonts w:ascii="Times New Roman" w:hAnsi="Times New Roman" w:eastAsia="Times New Roman" w:cs="Times New Roman"/>
+              </w:rPr>
+              <w:drawing>
+                <wp:inline>
+                  <wp:extent cx="2667000" cy="1047148"/>
+                  <wp:effectExtent b="0" l="0" r="0" t="0"/>
+                  <wp:docPr descr="" title="" id="50" name="Picture"/>
+                  <a:graphic>
+                    <a:graphicData uri="http://schemas.openxmlformats.org/drawingml/2006/picture">
+                      <pic:pic>
+                        <pic:nvPicPr>
+                          <pic:cNvPr descr="7fcf16d004e542d2bbbb55838f7d0cd9a7cd50f530160f081b5805a4bcf9ed02.png" id="51" name="Picture"/>
+                          <pic:cNvPicPr>
+                            <a:picLocks noChangeArrowheads="1" noChangeAspect="1"/>
+                          </pic:cNvPicPr>
+                        </pic:nvPicPr>
+                        <pic:blipFill>
+                          <a:blip r:embed="rId49"/>
+                          <a:stretch>
+                            <a:fillRect/>
+                          </a:stretch>
+                        </pic:blipFill>
+                        <pic:spPr bwMode="auto">
+                          <a:xfrm>
+                            <a:off x="0" y="0"/>
+                            <a:ext cx="2667000" cy="1047148"/>
+                          </a:xfrm>
+                          <a:prstGeom prst="rect">
+                            <a:avLst/>
+                          </a:prstGeom>
+                          <a:noFill/>
+                          <a:ln w="9525">
+                            <a:noFill/>
+                            <a:headEnd/>
+                            <a:tailEnd/>
+                          </a:ln>
+                        </pic:spPr>
+                      </pic:pic>
+                    </a:graphicData>
+                  </a:graphic>
+                </wp:inline>
+              </w:drawing>
+            </w:r>
+          </w:p>
+        </w:tc>
+      </w:tr>
+      <w:tr>
+        <w:tc>
+          <w:tcPr/>
+          <w:p>
+            <w:pPr>
+              <w:pStyle w:val="Compact"/>
+              <w:jc w:val="center"/>
+            </w:pPr>
+            <w:r>
+              <w:rPr>
+                <w:rFonts w:ascii="Times New Roman" w:hAnsi="Times New Roman" w:eastAsia="Times New Roman" w:cs="Times New Roman"/>
+              </w:rPr>
+              <w:t xml:space="preserve">&gt; </w:t>
+            </w:r>
+            <w:r>
+              <w:rPr>
+                <w:rFonts w:hint="eastAsia" w:ascii="Times New Roman" w:hAnsi="Times New Roman" w:eastAsia="FangSong" w:cs="Times New Roman"/>
+              </w:rPr>
+              <w:t xml:space="preserve">图</w:t>
+            </w:r>
+            <w:r>
+              <w:rPr>
+                <w:rFonts w:ascii="Times New Roman" w:hAnsi="Times New Roman" w:eastAsia="Times New Roman" w:cs="Times New Roman"/>
+              </w:rPr>
+              <w:t xml:space="preserve"> </w:t>
+            </w:r>
+            <w:r>
+              <w:rPr>
+                <w:rFonts w:hint="eastAsia" w:ascii="Times New Roman" w:hAnsi="Times New Roman" w:eastAsia="Times New Roman" w:cs="Times New Roman"/>
+              </w:rPr>
+              <w:t>6-13：</w:t>
+            </w:r>
+            <w:r>
+              <w:rPr>
+                <w:rFonts w:hint="eastAsia" w:ascii="Times New Roman" w:hAnsi="Times New Roman" w:eastAsia="FangSong" w:cs="Times New Roman"/>
+              </w:rPr>
+              <w:t>晶胞二维投影还原</w:t>
+            </w:r>
+          </w:p>
+        </w:tc>
+      </w:tr>
+    </w:tbl>
     <w:p>
       <w:pPr>
         <w:pStyle w:val="BodyText"/>
-        <w:spacing w:before="160" w:after="80"/>
-        <w:jc w:val="center"/>
-      </w:pPr>
-      <w:r>
-        <w:rPr>
-          <w:rFonts w:ascii="Times New Roman" w:hAnsi="Times New Roman" w:eastAsia="Times New Roman" w:cs="Times New Roman"/>
-        </w:rPr>
-        <w:drawing>
-          <wp:inline>
-            <wp:extent cx="2667000" cy="1047148"/>
-            <wp:effectExtent b="0" l="0" r="0" t="0"/>
-            <wp:docPr descr="" title="" id="50" name="Picture"/>
-            <a:graphic>
-              <a:graphicData uri="http://schemas.openxmlformats.org/drawingml/2006/picture">
-                <pic:pic>
-                  <pic:nvPicPr>
-                    <pic:cNvPr descr="7fcf16d004e542d2bbbb55838f7d0cd9a7cd50f530160f081b5805a4bcf9ed02.png" id="51" name="Picture"/>
-                    <pic:cNvPicPr>
-                      <a:picLocks noChangeArrowheads="1" noChangeAspect="1"/>
-                    </pic:cNvPicPr>
-                  </pic:nvPicPr>
-                  <pic:blipFill>
-                    <a:blip r:embed="rId49"/>
-                    <a:stretch>
-                      <a:fillRect/>
-                    </a:stretch>
-                  </pic:blipFill>
-                  <pic:spPr bwMode="auto">
-                    <a:xfrm>
-                      <a:off x="0" y="0"/>
-                      <a:ext cx="2667000" cy="1047148"/>
-                    </a:xfrm>
-                    <a:prstGeom prst="rect">
-                      <a:avLst/>
-                    </a:prstGeom>
-                    <a:noFill/>
-                    <a:ln w="9525">
-                      <a:noFill/>
-                      <a:headEnd/>
-                      <a:tailEnd/>
-                    </a:ln>
-                  </pic:spPr>
-                </pic:pic>
-              </a:graphicData>
-            </a:graphic>
-          </wp:inline>
-        </w:drawing>
-      </w:r>
-      <w:r>
-        <w:rPr>
-          <w:rFonts w:ascii="Times New Roman" w:hAnsi="Times New Roman" w:eastAsia="Times New Roman" w:cs="Times New Roman"/>
-        </w:rPr>
-        <w:t xml:space="preserve"> </w:t>
-      </w:r>
-      <w:r>
-        <w:rPr>
-          <w:rFonts w:ascii="Times New Roman" w:hAnsi="Times New Roman" w:eastAsia="Times New Roman" w:cs="Times New Roman"/>
-        </w:rPr>
-        <w:t xml:space="preserve">&gt; </w:t>
-      </w:r>
-      <w:r>
-        <w:rPr>
-          <w:rFonts w:hint="eastAsia" w:ascii="Times New Roman" w:hAnsi="Times New Roman" w:eastAsia="FangSong" w:cs="Times New Roman"/>
-        </w:rPr>
-        <w:t xml:space="preserve">图</w:t>
-      </w:r>
-      <w:r>
-        <w:rPr>
-          <w:rFonts w:ascii="Times New Roman" w:hAnsi="Times New Roman" w:eastAsia="Times New Roman" w:cs="Times New Roman"/>
-        </w:rPr>
-        <w:t xml:space="preserve"> </w:t>
-      </w:r>
-      <w:r>
-        <w:rPr>
-          <w:rFonts w:hint="eastAsia" w:ascii="Times New Roman" w:hAnsi="Times New Roman" w:eastAsia="Times New Roman" w:cs="Times New Roman"/>
-        </w:rPr>
-        <w:t>6-13：</w:t>
-      </w:r>
-      <w:r>
-        <w:rPr>
-          <w:rFonts w:hint="eastAsia" w:ascii="Times New Roman" w:hAnsi="Times New Roman" w:eastAsia="FangSong" w:cs="Times New Roman"/>
-        </w:rPr>
-        <w:t>晶胞二维投影还原</w:t>
-      </w:r>
-    </w:p>
-    <w:p>
-      <w:pPr>
-        <w:pStyle w:val="BodyText"/>
+        <w:spacing w:before="120" w:after="80"/>
         <w:ind w:firstLine="420"/>
       </w:pPr>
       <w:r>
@@ -10829,97 +11547,152 @@
         <w:t xml:space="preserve">。</w:t>
       </w:r>
     </w:p>
+    <w:tbl>
+      <w:tblPr>
+        <w:tblStyle w:val="Table"/>
+        <w:tblW w:type="pct" w:w="5000"/>
+        <w:tblLayout w:type="fixed"/>
+        <w:tblLook w:firstRow="1" w:lastRow="0" w:firstColumn="0" w:lastColumn="0" w:noHBand="0" w:noVBand="0" w:val="0020"/>
+        <w:jc w:val="center"/>
+        <w:tblBorders>
+          <w:top w:val="single" w:sz="12" w:space="0" w:color="333333"/>
+          <w:bottom w:val="single" w:sz="12" w:space="0" w:color="333333"/>
+          <w:left w:val="none"/>
+          <w:right w:val="none"/>
+          <w:insideH w:val="none"/>
+          <w:insideV w:val="none"/>
+        </w:tblBorders>
+      </w:tblPr>
+      <w:tblGrid>
+        <w:gridCol w:w="7920"/>
+      </w:tblGrid>
+      <w:tr>
+        <w:trPr>
+          <w:tblHeader w:val="on"/>
+        </w:trPr>
+        <w:tc>
+          <w:tcPr>
+            <w:tcBorders>
+              <w:bottom w:val="single" w:sz="6" w:space="0" w:color="333333"/>
+            </w:tcBorders>
+          </w:tcPr>
+          <w:p>
+            <w:pPr>
+              <w:pStyle w:val="Compact"/>
+              <w:jc w:val="center"/>
+            </w:pPr>
+            <w:r>
+              <w:rPr>
+                <w:rFonts w:hint="eastAsia" w:ascii="Times New Roman" w:hAnsi="Times New Roman" w:eastAsia="SimHei" w:cs="Times New Roman"/>
+                <w:b/>
+              </w:rPr>
+              <w:t xml:space="preserve">分数坐标高度标定</w:t>
+            </w:r>
+          </w:p>
+        </w:tc>
+      </w:tr>
+      <w:tr>
+        <w:tc>
+          <w:tcPr/>
+          <w:p>
+            <w:pPr>
+              <w:pStyle w:val="Compact"/>
+              <w:jc w:val="center"/>
+            </w:pPr>
+            <w:r>
+              <w:rPr>
+                <w:rFonts w:ascii="Times New Roman" w:hAnsi="Times New Roman" w:eastAsia="Times New Roman" w:cs="Times New Roman"/>
+              </w:rPr>
+              <w:drawing>
+                <wp:inline>
+                  <wp:extent cx="2667000" cy="1003002"/>
+                  <wp:effectExtent b="0" l="0" r="0" t="0"/>
+                  <wp:docPr descr="" title="" id="53" name="Picture"/>
+                  <a:graphic>
+                    <a:graphicData uri="http://schemas.openxmlformats.org/drawingml/2006/picture">
+                      <pic:pic>
+                        <pic:nvPicPr>
+                          <pic:cNvPr descr="2910d7a87d627b692192646acf2155080d3f2f6c397d1d8af509815eaaba4673.png" id="54" name="Picture"/>
+                          <pic:cNvPicPr>
+                            <a:picLocks noChangeArrowheads="1" noChangeAspect="1"/>
+                          </pic:cNvPicPr>
+                        </pic:nvPicPr>
+                        <pic:blipFill>
+                          <a:blip r:embed="rId52"/>
+                          <a:stretch>
+                            <a:fillRect/>
+                          </a:stretch>
+                        </pic:blipFill>
+                        <pic:spPr bwMode="auto">
+                          <a:xfrm>
+                            <a:off x="0" y="0"/>
+                            <a:ext cx="2667000" cy="1003002"/>
+                          </a:xfrm>
+                          <a:prstGeom prst="rect">
+                            <a:avLst/>
+                          </a:prstGeom>
+                          <a:noFill/>
+                          <a:ln w="9525">
+                            <a:noFill/>
+                            <a:headEnd/>
+                            <a:tailEnd/>
+                          </a:ln>
+                        </pic:spPr>
+                      </pic:pic>
+                    </a:graphicData>
+                  </a:graphic>
+                </wp:inline>
+              </w:drawing>
+            </w:r>
+          </w:p>
+        </w:tc>
+      </w:tr>
+      <w:tr>
+        <w:tc>
+          <w:tcPr/>
+          <w:p>
+            <w:pPr>
+              <w:pStyle w:val="Compact"/>
+              <w:jc w:val="center"/>
+            </w:pPr>
+            <w:r>
+              <w:rPr>
+                <w:rFonts w:ascii="Times New Roman" w:hAnsi="Times New Roman" w:eastAsia="Times New Roman" w:cs="Times New Roman"/>
+              </w:rPr>
+              <w:t xml:space="preserve">&gt; </w:t>
+            </w:r>
+            <w:r>
+              <w:rPr>
+                <w:rFonts w:hint="eastAsia" w:ascii="Times New Roman" w:hAnsi="Times New Roman" w:eastAsia="FangSong" w:cs="Times New Roman"/>
+              </w:rPr>
+              <w:t xml:space="preserve">图</w:t>
+            </w:r>
+            <w:r>
+              <w:rPr>
+                <w:rFonts w:ascii="Times New Roman" w:hAnsi="Times New Roman" w:eastAsia="Times New Roman" w:cs="Times New Roman"/>
+              </w:rPr>
+              <w:t xml:space="preserve"> </w:t>
+            </w:r>
+            <w:r>
+              <w:rPr>
+                <w:rFonts w:hint="eastAsia" w:ascii="Times New Roman" w:hAnsi="Times New Roman" w:eastAsia="Times New Roman" w:cs="Times New Roman"/>
+              </w:rPr>
+              <w:t>6-14：</w:t>
+            </w:r>
+            <w:r>
+              <w:rPr>
+                <w:rFonts w:hint="eastAsia" w:ascii="Times New Roman" w:hAnsi="Times New Roman" w:eastAsia="FangSong" w:cs="Times New Roman"/>
+              </w:rPr>
+              <w:t>分数坐标高度标定</w:t>
+            </w:r>
+          </w:p>
+        </w:tc>
+      </w:tr>
+    </w:tbl>
     <w:p>
       <w:pPr>
         <w:pStyle w:val="BodyText"/>
-        <w:spacing w:before="160" w:after="80"/>
-        <w:jc w:val="center"/>
-      </w:pPr>
-      <w:r>
-        <w:rPr>
-          <w:rFonts w:ascii="Times New Roman" w:hAnsi="Times New Roman" w:eastAsia="Times New Roman" w:cs="Times New Roman"/>
-        </w:rPr>
-        <w:drawing>
-          <wp:inline>
-            <wp:extent cx="2667000" cy="1003002"/>
-            <wp:effectExtent b="0" l="0" r="0" t="0"/>
-            <wp:docPr descr="" title="" id="53" name="Picture"/>
-            <a:graphic>
-              <a:graphicData uri="http://schemas.openxmlformats.org/drawingml/2006/picture">
-                <pic:pic>
-                  <pic:nvPicPr>
-                    <pic:cNvPr descr="2910d7a87d627b692192646acf2155080d3f2f6c397d1d8af509815eaaba4673.png" id="54" name="Picture"/>
-                    <pic:cNvPicPr>
-                      <a:picLocks noChangeArrowheads="1" noChangeAspect="1"/>
-                    </pic:cNvPicPr>
-                  </pic:nvPicPr>
-                  <pic:blipFill>
-                    <a:blip r:embed="rId52"/>
-                    <a:stretch>
-                      <a:fillRect/>
-                    </a:stretch>
-                  </pic:blipFill>
-                  <pic:spPr bwMode="auto">
-                    <a:xfrm>
-                      <a:off x="0" y="0"/>
-                      <a:ext cx="2667000" cy="1003002"/>
-                    </a:xfrm>
-                    <a:prstGeom prst="rect">
-                      <a:avLst/>
-                    </a:prstGeom>
-                    <a:noFill/>
-                    <a:ln w="9525">
-                      <a:noFill/>
-                      <a:headEnd/>
-                      <a:tailEnd/>
-                    </a:ln>
-                  </pic:spPr>
-                </pic:pic>
-              </a:graphicData>
-            </a:graphic>
-          </wp:inline>
-        </w:drawing>
-      </w:r>
-      <w:r>
-        <w:rPr>
-          <w:rFonts w:ascii="Times New Roman" w:hAnsi="Times New Roman" w:eastAsia="Times New Roman" w:cs="Times New Roman"/>
-        </w:rPr>
-        <w:t xml:space="preserve"> </w:t>
-      </w:r>
-      <w:r>
-        <w:rPr>
-          <w:rFonts w:ascii="Times New Roman" w:hAnsi="Times New Roman" w:eastAsia="Times New Roman" w:cs="Times New Roman"/>
-        </w:rPr>
-        <w:t xml:space="preserve">&gt; </w:t>
-      </w:r>
-      <w:r>
-        <w:rPr>
-          <w:rFonts w:hint="eastAsia" w:ascii="Times New Roman" w:hAnsi="Times New Roman" w:eastAsia="FangSong" w:cs="Times New Roman"/>
-        </w:rPr>
-        <w:t xml:space="preserve">图</w:t>
-      </w:r>
-      <w:r>
-        <w:rPr>
-          <w:rFonts w:ascii="Times New Roman" w:hAnsi="Times New Roman" w:eastAsia="Times New Roman" w:cs="Times New Roman"/>
-        </w:rPr>
-        <w:t xml:space="preserve"> </w:t>
-      </w:r>
-      <w:r>
-        <w:rPr>
-          <w:rFonts w:hint="eastAsia" w:ascii="Times New Roman" w:hAnsi="Times New Roman" w:eastAsia="Times New Roman" w:cs="Times New Roman"/>
-        </w:rPr>
-        <w:t>6-14：</w:t>
-      </w:r>
-      <w:r>
-        <w:rPr>
-          <w:rFonts w:hint="eastAsia" w:ascii="Times New Roman" w:hAnsi="Times New Roman" w:eastAsia="FangSong" w:cs="Times New Roman"/>
-        </w:rPr>
-        <w:t>分数坐标高度标定</w:t>
-      </w:r>
-    </w:p>
-    <w:p>
-      <w:pPr>
-        <w:pStyle w:val="BodyText"/>
+        <w:spacing w:before="120"/>
         <w:ind w:firstLine="420"/>
       </w:pPr>
       <w:r>
@@ -12358,6 +13131,7 @@
     <w:p>
       <w:pPr>
         <w:pStyle w:val="FirstParagraph"/>
+        <w:spacing w:after="80"/>
         <w:ind w:firstLine="420"/>
       </w:pPr>
       <w:r>
@@ -12961,97 +13735,152 @@
         <w:t>）。</w:t>
       </w:r>
     </w:p>
+    <w:tbl>
+      <w:tblPr>
+        <w:tblStyle w:val="Table"/>
+        <w:tblW w:type="pct" w:w="5000"/>
+        <w:tblLayout w:type="fixed"/>
+        <w:tblLook w:firstRow="1" w:lastRow="0" w:firstColumn="0" w:lastColumn="0" w:noHBand="0" w:noVBand="0" w:val="0020"/>
+        <w:jc w:val="center"/>
+        <w:tblBorders>
+          <w:top w:val="single" w:sz="12" w:space="0" w:color="333333"/>
+          <w:bottom w:val="single" w:sz="12" w:space="0" w:color="333333"/>
+          <w:left w:val="none"/>
+          <w:right w:val="none"/>
+          <w:insideH w:val="none"/>
+          <w:insideV w:val="none"/>
+        </w:tblBorders>
+      </w:tblPr>
+      <w:tblGrid>
+        <w:gridCol w:w="7920"/>
+      </w:tblGrid>
+      <w:tr>
+        <w:trPr>
+          <w:tblHeader w:val="on"/>
+        </w:trPr>
+        <w:tc>
+          <w:tcPr>
+            <w:tcBorders>
+              <w:bottom w:val="single" w:sz="6" w:space="0" w:color="333333"/>
+            </w:tcBorders>
+          </w:tcPr>
+          <w:p>
+            <w:pPr>
+              <w:pStyle w:val="Compact"/>
+              <w:jc w:val="center"/>
+            </w:pPr>
+            <w:r>
+              <w:rPr>
+                <w:rFonts w:hint="eastAsia" w:ascii="Times New Roman" w:hAnsi="Times New Roman" w:eastAsia="SimHei" w:cs="Times New Roman"/>
+                <w:b/>
+              </w:rPr>
+              <w:t xml:space="preserve">碳化钙四方畸变晶胞</w:t>
+            </w:r>
+          </w:p>
+        </w:tc>
+      </w:tr>
+      <w:tr>
+        <w:tc>
+          <w:tcPr/>
+          <w:p>
+            <w:pPr>
+              <w:pStyle w:val="Compact"/>
+              <w:jc w:val="center"/>
+            </w:pPr>
+            <w:r>
+              <w:rPr>
+                <w:rFonts w:ascii="Times New Roman" w:hAnsi="Times New Roman" w:eastAsia="Times New Roman" w:cs="Times New Roman"/>
+              </w:rPr>
+              <w:drawing>
+                <wp:inline>
+                  <wp:extent cx="2667000" cy="3089495"/>
+                  <wp:effectExtent b="0" l="0" r="0" t="0"/>
+                  <wp:docPr descr="" title="" id="57" name="Picture"/>
+                  <a:graphic>
+                    <a:graphicData uri="http://schemas.openxmlformats.org/drawingml/2006/picture">
+                      <pic:pic>
+                        <pic:nvPicPr>
+                          <pic:cNvPr descr="5c4133ec4e88a13ffec229a3811abb5d7ac1a96f76457a4a73814e67065b762b.png" id="58" name="Picture"/>
+                          <pic:cNvPicPr>
+                            <a:picLocks noChangeArrowheads="1" noChangeAspect="1"/>
+                          </pic:cNvPicPr>
+                        </pic:nvPicPr>
+                        <pic:blipFill>
+                          <a:blip r:embed="rId56"/>
+                          <a:stretch>
+                            <a:fillRect/>
+                          </a:stretch>
+                        </pic:blipFill>
+                        <pic:spPr bwMode="auto">
+                          <a:xfrm>
+                            <a:off x="0" y="0"/>
+                            <a:ext cx="2667000" cy="3089495"/>
+                          </a:xfrm>
+                          <a:prstGeom prst="rect">
+                            <a:avLst/>
+                          </a:prstGeom>
+                          <a:noFill/>
+                          <a:ln w="9525">
+                            <a:noFill/>
+                            <a:headEnd/>
+                            <a:tailEnd/>
+                          </a:ln>
+                        </pic:spPr>
+                      </pic:pic>
+                    </a:graphicData>
+                  </a:graphic>
+                </wp:inline>
+              </w:drawing>
+            </w:r>
+          </w:p>
+        </w:tc>
+      </w:tr>
+      <w:tr>
+        <w:tc>
+          <w:tcPr/>
+          <w:p>
+            <w:pPr>
+              <w:pStyle w:val="Compact"/>
+              <w:jc w:val="center"/>
+            </w:pPr>
+            <w:r>
+              <w:rPr>
+                <w:rFonts w:ascii="Times New Roman" w:hAnsi="Times New Roman" w:eastAsia="Times New Roman" w:cs="Times New Roman"/>
+              </w:rPr>
+              <w:t xml:space="preserve">&gt; </w:t>
+            </w:r>
+            <w:r>
+              <w:rPr>
+                <w:rFonts w:hint="eastAsia" w:ascii="Times New Roman" w:hAnsi="Times New Roman" w:eastAsia="FangSong" w:cs="Times New Roman"/>
+              </w:rPr>
+              <w:t xml:space="preserve">图</w:t>
+            </w:r>
+            <w:r>
+              <w:rPr>
+                <w:rFonts w:ascii="Times New Roman" w:hAnsi="Times New Roman" w:eastAsia="Times New Roman" w:cs="Times New Roman"/>
+              </w:rPr>
+              <w:t xml:space="preserve"> </w:t>
+            </w:r>
+            <w:r>
+              <w:rPr>
+                <w:rFonts w:hint="eastAsia" w:ascii="Times New Roman" w:hAnsi="Times New Roman" w:eastAsia="Times New Roman" w:cs="Times New Roman"/>
+              </w:rPr>
+              <w:t>6-15：</w:t>
+            </w:r>
+            <w:r>
+              <w:rPr>
+                <w:rFonts w:hint="eastAsia" w:ascii="Times New Roman" w:hAnsi="Times New Roman" w:eastAsia="FangSong" w:cs="Times New Roman"/>
+              </w:rPr>
+              <w:t>碳化钙四方畸变晶胞</w:t>
+            </w:r>
+          </w:p>
+        </w:tc>
+      </w:tr>
+    </w:tbl>
     <w:p>
       <w:pPr>
         <w:pStyle w:val="BodyText"/>
-        <w:spacing w:before="160" w:after="80"/>
-        <w:jc w:val="center"/>
-      </w:pPr>
-      <w:r>
-        <w:rPr>
-          <w:rFonts w:ascii="Times New Roman" w:hAnsi="Times New Roman" w:eastAsia="Times New Roman" w:cs="Times New Roman"/>
-        </w:rPr>
-        <w:drawing>
-          <wp:inline>
-            <wp:extent cx="2667000" cy="3089495"/>
-            <wp:effectExtent b="0" l="0" r="0" t="0"/>
-            <wp:docPr descr="" title="" id="57" name="Picture"/>
-            <a:graphic>
-              <a:graphicData uri="http://schemas.openxmlformats.org/drawingml/2006/picture">
-                <pic:pic>
-                  <pic:nvPicPr>
-                    <pic:cNvPr descr="5c4133ec4e88a13ffec229a3811abb5d7ac1a96f76457a4a73814e67065b762b.png" id="58" name="Picture"/>
-                    <pic:cNvPicPr>
-                      <a:picLocks noChangeArrowheads="1" noChangeAspect="1"/>
-                    </pic:cNvPicPr>
-                  </pic:nvPicPr>
-                  <pic:blipFill>
-                    <a:blip r:embed="rId56"/>
-                    <a:stretch>
-                      <a:fillRect/>
-                    </a:stretch>
-                  </pic:blipFill>
-                  <pic:spPr bwMode="auto">
-                    <a:xfrm>
-                      <a:off x="0" y="0"/>
-                      <a:ext cx="2667000" cy="3089495"/>
-                    </a:xfrm>
-                    <a:prstGeom prst="rect">
-                      <a:avLst/>
-                    </a:prstGeom>
-                    <a:noFill/>
-                    <a:ln w="9525">
-                      <a:noFill/>
-                      <a:headEnd/>
-                      <a:tailEnd/>
-                    </a:ln>
-                  </pic:spPr>
-                </pic:pic>
-              </a:graphicData>
-            </a:graphic>
-          </wp:inline>
-        </w:drawing>
-      </w:r>
-      <w:r>
-        <w:rPr>
-          <w:rFonts w:ascii="Times New Roman" w:hAnsi="Times New Roman" w:eastAsia="Times New Roman" w:cs="Times New Roman"/>
-        </w:rPr>
-        <w:t xml:space="preserve"> </w:t>
-      </w:r>
-      <w:r>
-        <w:rPr>
-          <w:rFonts w:ascii="Times New Roman" w:hAnsi="Times New Roman" w:eastAsia="Times New Roman" w:cs="Times New Roman"/>
-        </w:rPr>
-        <w:t xml:space="preserve">&gt; </w:t>
-      </w:r>
-      <w:r>
-        <w:rPr>
-          <w:rFonts w:hint="eastAsia" w:ascii="Times New Roman" w:hAnsi="Times New Roman" w:eastAsia="FangSong" w:cs="Times New Roman"/>
-        </w:rPr>
-        <w:t xml:space="preserve">图</w:t>
-      </w:r>
-      <w:r>
-        <w:rPr>
-          <w:rFonts w:ascii="Times New Roman" w:hAnsi="Times New Roman" w:eastAsia="Times New Roman" w:cs="Times New Roman"/>
-        </w:rPr>
-        <w:t xml:space="preserve"> </w:t>
-      </w:r>
-      <w:r>
-        <w:rPr>
-          <w:rFonts w:hint="eastAsia" w:ascii="Times New Roman" w:hAnsi="Times New Roman" w:eastAsia="Times New Roman" w:cs="Times New Roman"/>
-        </w:rPr>
-        <w:t>6-15：</w:t>
-      </w:r>
-      <w:r>
-        <w:rPr>
-          <w:rFonts w:hint="eastAsia" w:ascii="Times New Roman" w:hAnsi="Times New Roman" w:eastAsia="FangSong" w:cs="Times New Roman"/>
-        </w:rPr>
-        <w:t>碳化钙四方畸变晶胞</w:t>
-      </w:r>
-    </w:p>
-    <w:p>
-      <w:pPr>
-        <w:pStyle w:val="BodyText"/>
+        <w:spacing w:before="120" w:after="80"/>
         <w:ind w:firstLine="420"/>
       </w:pPr>
       <w:r>
@@ -13514,97 +14343,152 @@
         <w:t xml:space="preserve">。</w:t>
       </w:r>
     </w:p>
+    <w:tbl>
+      <w:tblPr>
+        <w:tblStyle w:val="Table"/>
+        <w:tblW w:type="pct" w:w="5000"/>
+        <w:tblLayout w:type="fixed"/>
+        <w:tblLook w:firstRow="1" w:lastRow="0" w:firstColumn="0" w:lastColumn="0" w:noHBand="0" w:noVBand="0" w:val="0020"/>
+        <w:jc w:val="center"/>
+        <w:tblBorders>
+          <w:top w:val="single" w:sz="12" w:space="0" w:color="333333"/>
+          <w:bottom w:val="single" w:sz="12" w:space="0" w:color="333333"/>
+          <w:left w:val="none"/>
+          <w:right w:val="none"/>
+          <w:insideH w:val="none"/>
+          <w:insideV w:val="none"/>
+        </w:tblBorders>
+      </w:tblPr>
+      <w:tblGrid>
+        <w:gridCol w:w="7920"/>
+      </w:tblGrid>
+      <w:tr>
+        <w:trPr>
+          <w:tblHeader w:val="on"/>
+        </w:trPr>
+        <w:tc>
+          <w:tcPr>
+            <w:tcBorders>
+              <w:bottom w:val="single" w:sz="6" w:space="0" w:color="333333"/>
+            </w:tcBorders>
+          </w:tcPr>
+          <w:p>
+            <w:pPr>
+              <w:pStyle w:val="Compact"/>
+              <w:jc w:val="center"/>
+            </w:pPr>
+            <w:r>
+              <w:rPr>
+                <w:rFonts w:hint="eastAsia" w:ascii="Times New Roman" w:hAnsi="Times New Roman" w:eastAsia="SimHei" w:cs="Times New Roman"/>
+                <w:b/>
+              </w:rPr>
+              <w:t xml:space="preserve">三元层状碳化物晶体</w:t>
+            </w:r>
+          </w:p>
+        </w:tc>
+      </w:tr>
+      <w:tr>
+        <w:tc>
+          <w:tcPr/>
+          <w:p>
+            <w:pPr>
+              <w:pStyle w:val="Compact"/>
+              <w:jc w:val="center"/>
+            </w:pPr>
+            <w:r>
+              <w:rPr>
+                <w:rFonts w:ascii="Times New Roman" w:hAnsi="Times New Roman" w:eastAsia="Times New Roman" w:cs="Times New Roman"/>
+              </w:rPr>
+              <w:drawing>
+                <wp:inline>
+                  <wp:extent cx="2667000" cy="2329554"/>
+                  <wp:effectExtent b="0" l="0" r="0" t="0"/>
+                  <wp:docPr descr="" title="" id="60" name="Picture"/>
+                  <a:graphic>
+                    <a:graphicData uri="http://schemas.openxmlformats.org/drawingml/2006/picture">
+                      <pic:pic>
+                        <pic:nvPicPr>
+                          <pic:cNvPr descr="86e483b9a8c4f06e2704b81bc0883f2655de6d475c0472b9ef07fd705d6ebd1e.jpg" id="61" name="Picture"/>
+                          <pic:cNvPicPr>
+                            <a:picLocks noChangeArrowheads="1" noChangeAspect="1"/>
+                          </pic:cNvPicPr>
+                        </pic:nvPicPr>
+                        <pic:blipFill>
+                          <a:blip r:embed="rId59"/>
+                          <a:stretch>
+                            <a:fillRect/>
+                          </a:stretch>
+                        </pic:blipFill>
+                        <pic:spPr bwMode="auto">
+                          <a:xfrm>
+                            <a:off x="0" y="0"/>
+                            <a:ext cx="2667000" cy="2329554"/>
+                          </a:xfrm>
+                          <a:prstGeom prst="rect">
+                            <a:avLst/>
+                          </a:prstGeom>
+                          <a:noFill/>
+                          <a:ln w="9525">
+                            <a:noFill/>
+                            <a:headEnd/>
+                            <a:tailEnd/>
+                          </a:ln>
+                        </pic:spPr>
+                      </pic:pic>
+                    </a:graphicData>
+                  </a:graphic>
+                </wp:inline>
+              </w:drawing>
+            </w:r>
+          </w:p>
+        </w:tc>
+      </w:tr>
+      <w:tr>
+        <w:tc>
+          <w:tcPr/>
+          <w:p>
+            <w:pPr>
+              <w:pStyle w:val="Compact"/>
+              <w:jc w:val="center"/>
+            </w:pPr>
+            <w:r>
+              <w:rPr>
+                <w:rFonts w:ascii="Times New Roman" w:hAnsi="Times New Roman" w:eastAsia="Times New Roman" w:cs="Times New Roman"/>
+              </w:rPr>
+              <w:t xml:space="preserve">&gt; </w:t>
+            </w:r>
+            <w:r>
+              <w:rPr>
+                <w:rFonts w:hint="eastAsia" w:ascii="Times New Roman" w:hAnsi="Times New Roman" w:eastAsia="FangSong" w:cs="Times New Roman"/>
+              </w:rPr>
+              <w:t xml:space="preserve">图</w:t>
+            </w:r>
+            <w:r>
+              <w:rPr>
+                <w:rFonts w:ascii="Times New Roman" w:hAnsi="Times New Roman" w:eastAsia="Times New Roman" w:cs="Times New Roman"/>
+              </w:rPr>
+              <w:t xml:space="preserve"> </w:t>
+            </w:r>
+            <w:r>
+              <w:rPr>
+                <w:rFonts w:hint="eastAsia" w:ascii="Times New Roman" w:hAnsi="Times New Roman" w:eastAsia="Times New Roman" w:cs="Times New Roman"/>
+              </w:rPr>
+              <w:t>6-16：</w:t>
+            </w:r>
+            <w:r>
+              <w:rPr>
+                <w:rFonts w:hint="eastAsia" w:ascii="Times New Roman" w:hAnsi="Times New Roman" w:eastAsia="FangSong" w:cs="Times New Roman"/>
+              </w:rPr>
+              <w:t>三元层状碳化物晶体</w:t>
+            </w:r>
+          </w:p>
+        </w:tc>
+      </w:tr>
+    </w:tbl>
     <w:p>
       <w:pPr>
         <w:pStyle w:val="BodyText"/>
-        <w:spacing w:before="160" w:after="80"/>
-        <w:jc w:val="center"/>
-      </w:pPr>
-      <w:r>
-        <w:rPr>
-          <w:rFonts w:ascii="Times New Roman" w:hAnsi="Times New Roman" w:eastAsia="Times New Roman" w:cs="Times New Roman"/>
-        </w:rPr>
-        <w:drawing>
-          <wp:inline>
-            <wp:extent cx="2667000" cy="2329554"/>
-            <wp:effectExtent b="0" l="0" r="0" t="0"/>
-            <wp:docPr descr="" title="" id="60" name="Picture"/>
-            <a:graphic>
-              <a:graphicData uri="http://schemas.openxmlformats.org/drawingml/2006/picture">
-                <pic:pic>
-                  <pic:nvPicPr>
-                    <pic:cNvPr descr="86e483b9a8c4f06e2704b81bc0883f2655de6d475c0472b9ef07fd705d6ebd1e.jpg" id="61" name="Picture"/>
-                    <pic:cNvPicPr>
-                      <a:picLocks noChangeArrowheads="1" noChangeAspect="1"/>
-                    </pic:cNvPicPr>
-                  </pic:nvPicPr>
-                  <pic:blipFill>
-                    <a:blip r:embed="rId59"/>
-                    <a:stretch>
-                      <a:fillRect/>
-                    </a:stretch>
-                  </pic:blipFill>
-                  <pic:spPr bwMode="auto">
-                    <a:xfrm>
-                      <a:off x="0" y="0"/>
-                      <a:ext cx="2667000" cy="2329554"/>
-                    </a:xfrm>
-                    <a:prstGeom prst="rect">
-                      <a:avLst/>
-                    </a:prstGeom>
-                    <a:noFill/>
-                    <a:ln w="9525">
-                      <a:noFill/>
-                      <a:headEnd/>
-                      <a:tailEnd/>
-                    </a:ln>
-                  </pic:spPr>
-                </pic:pic>
-              </a:graphicData>
-            </a:graphic>
-          </wp:inline>
-        </w:drawing>
-      </w:r>
-      <w:r>
-        <w:rPr>
-          <w:rFonts w:ascii="Times New Roman" w:hAnsi="Times New Roman" w:eastAsia="Times New Roman" w:cs="Times New Roman"/>
-        </w:rPr>
-        <w:t xml:space="preserve"> </w:t>
-      </w:r>
-      <w:r>
-        <w:rPr>
-          <w:rFonts w:ascii="Times New Roman" w:hAnsi="Times New Roman" w:eastAsia="Times New Roman" w:cs="Times New Roman"/>
-        </w:rPr>
-        <w:t xml:space="preserve">&gt; </w:t>
-      </w:r>
-      <w:r>
-        <w:rPr>
-          <w:rFonts w:hint="eastAsia" w:ascii="Times New Roman" w:hAnsi="Times New Roman" w:eastAsia="FangSong" w:cs="Times New Roman"/>
-        </w:rPr>
-        <w:t xml:space="preserve">图</w:t>
-      </w:r>
-      <w:r>
-        <w:rPr>
-          <w:rFonts w:ascii="Times New Roman" w:hAnsi="Times New Roman" w:eastAsia="Times New Roman" w:cs="Times New Roman"/>
-        </w:rPr>
-        <w:t xml:space="preserve"> </w:t>
-      </w:r>
-      <w:r>
-        <w:rPr>
-          <w:rFonts w:hint="eastAsia" w:ascii="Times New Roman" w:hAnsi="Times New Roman" w:eastAsia="Times New Roman" w:cs="Times New Roman"/>
-        </w:rPr>
-        <w:t>6-16：</w:t>
-      </w:r>
-      <w:r>
-        <w:rPr>
-          <w:rFonts w:hint="eastAsia" w:ascii="Times New Roman" w:hAnsi="Times New Roman" w:eastAsia="FangSong" w:cs="Times New Roman"/>
-        </w:rPr>
-        <w:t>三元层状碳化物晶体</w:t>
-      </w:r>
-    </w:p>
-    <w:p>
-      <w:pPr>
-        <w:pStyle w:val="BodyText"/>
+        <w:spacing w:before="120"/>
         <w:ind w:firstLine="420"/>
       </w:pPr>
       <w:r>
@@ -14388,6 +15272,7 @@
           <w:ilvl w:val="0"/>
           <w:numId w:val="1001"/>
         </w:numPr>
+        <w:spacing w:after="80"/>
         <w:ind w:firstLine="420"/>
       </w:pPr>
       <w:r>
@@ -14555,97 +15440,152 @@
         <w:t>。</w:t>
       </w:r>
     </w:p>
-    <w:p>
-      <w:pPr>
-        <w:pStyle w:val="FirstParagraph"/>
-        <w:spacing w:before="160" w:after="80"/>
+    <w:tbl>
+      <w:tblPr>
+        <w:tblStyle w:val="Table"/>
+        <w:tblW w:type="pct" w:w="5000"/>
+        <w:tblLayout w:type="fixed"/>
+        <w:tblLook w:firstRow="1" w:lastRow="0" w:firstColumn="0" w:lastColumn="0" w:noHBand="0" w:noVBand="0" w:val="0020"/>
         <w:jc w:val="center"/>
-      </w:pPr>
-      <w:r>
-        <w:rPr>
-          <w:rFonts w:ascii="Times New Roman" w:hAnsi="Times New Roman" w:eastAsia="Times New Roman" w:cs="Times New Roman"/>
-        </w:rPr>
-        <w:drawing>
-          <wp:inline>
-            <wp:extent cx="2667000" cy="1063908"/>
-            <wp:effectExtent b="0" l="0" r="0" t="0"/>
-            <wp:docPr descr="" title="" id="63" name="Picture"/>
-            <a:graphic>
-              <a:graphicData uri="http://schemas.openxmlformats.org/drawingml/2006/picture">
-                <pic:pic>
-                  <pic:nvPicPr>
-                    <pic:cNvPr descr="e24689caf3117fe72dc27d03961a30f2e9a41988159b39887b4aa3a15c0ee84c.png" id="64" name="Picture"/>
-                    <pic:cNvPicPr>
-                      <a:picLocks noChangeArrowheads="1" noChangeAspect="1"/>
-                    </pic:cNvPicPr>
-                  </pic:nvPicPr>
-                  <pic:blipFill>
-                    <a:blip r:embed="rId62"/>
-                    <a:stretch>
-                      <a:fillRect/>
-                    </a:stretch>
-                  </pic:blipFill>
-                  <pic:spPr bwMode="auto">
-                    <a:xfrm>
-                      <a:off x="0" y="0"/>
-                      <a:ext cx="2667000" cy="1063908"/>
-                    </a:xfrm>
-                    <a:prstGeom prst="rect">
-                      <a:avLst/>
-                    </a:prstGeom>
-                    <a:noFill/>
-                    <a:ln w="9525">
-                      <a:noFill/>
-                      <a:headEnd/>
-                      <a:tailEnd/>
-                    </a:ln>
-                  </pic:spPr>
-                </pic:pic>
-              </a:graphicData>
-            </a:graphic>
-          </wp:inline>
-        </w:drawing>
-      </w:r>
-      <w:r>
-        <w:rPr>
-          <w:rFonts w:ascii="Times New Roman" w:hAnsi="Times New Roman" w:eastAsia="Times New Roman" w:cs="Times New Roman"/>
-        </w:rPr>
-        <w:t xml:space="preserve"> </w:t>
-      </w:r>
-      <w:r>
-        <w:rPr>
-          <w:rFonts w:ascii="Times New Roman" w:hAnsi="Times New Roman" w:eastAsia="Times New Roman" w:cs="Times New Roman"/>
-        </w:rPr>
-        <w:t xml:space="preserve">&gt; </w:t>
-      </w:r>
-      <w:r>
-        <w:rPr>
-          <w:rFonts w:hint="eastAsia" w:ascii="Times New Roman" w:hAnsi="Times New Roman" w:eastAsia="FangSong" w:cs="Times New Roman"/>
-        </w:rPr>
-        <w:t xml:space="preserve">图</w:t>
-      </w:r>
-      <w:r>
-        <w:rPr>
-          <w:rFonts w:ascii="Times New Roman" w:hAnsi="Times New Roman" w:eastAsia="Times New Roman" w:cs="Times New Roman"/>
-        </w:rPr>
-        <w:t xml:space="preserve"> </w:t>
-      </w:r>
-      <w:r>
-        <w:rPr>
-          <w:rFonts w:hint="eastAsia" w:ascii="Times New Roman" w:hAnsi="Times New Roman" w:eastAsia="Times New Roman" w:cs="Times New Roman"/>
-        </w:rPr>
-        <w:t>6-17：</w:t>
-      </w:r>
-      <w:r>
-        <w:rPr>
-          <w:rFonts w:hint="eastAsia" w:ascii="Times New Roman" w:hAnsi="Times New Roman" w:eastAsia="FangSong" w:cs="Times New Roman"/>
-        </w:rPr>
-        <w:t>配位场能级分裂特征</w:t>
-      </w:r>
-    </w:p>
+        <w:tblBorders>
+          <w:top w:val="single" w:sz="12" w:space="0" w:color="333333"/>
+          <w:bottom w:val="single" w:sz="12" w:space="0" w:color="333333"/>
+          <w:left w:val="none"/>
+          <w:right w:val="none"/>
+          <w:insideH w:val="none"/>
+          <w:insideV w:val="none"/>
+        </w:tblBorders>
+      </w:tblPr>
+      <w:tblGrid>
+        <w:gridCol w:w="7920"/>
+      </w:tblGrid>
+      <w:tr>
+        <w:trPr>
+          <w:tblHeader w:val="on"/>
+        </w:trPr>
+        <w:tc>
+          <w:tcPr>
+            <w:tcBorders>
+              <w:bottom w:val="single" w:sz="6" w:space="0" w:color="333333"/>
+            </w:tcBorders>
+          </w:tcPr>
+          <w:p>
+            <w:pPr>
+              <w:pStyle w:val="Compact"/>
+              <w:jc w:val="center"/>
+            </w:pPr>
+            <w:r>
+              <w:rPr>
+                <w:rFonts w:hint="eastAsia" w:ascii="Times New Roman" w:hAnsi="Times New Roman" w:eastAsia="SimHei" w:cs="Times New Roman"/>
+                <w:b/>
+              </w:rPr>
+              <w:t xml:space="preserve">配位场能级分裂特征</w:t>
+            </w:r>
+          </w:p>
+        </w:tc>
+      </w:tr>
+      <w:tr>
+        <w:tc>
+          <w:tcPr/>
+          <w:p>
+            <w:pPr>
+              <w:pStyle w:val="Compact"/>
+              <w:jc w:val="center"/>
+            </w:pPr>
+            <w:r>
+              <w:rPr>
+                <w:rFonts w:ascii="Times New Roman" w:hAnsi="Times New Roman" w:eastAsia="Times New Roman" w:cs="Times New Roman"/>
+              </w:rPr>
+              <w:drawing>
+                <wp:inline>
+                  <wp:extent cx="2667000" cy="1063908"/>
+                  <wp:effectExtent b="0" l="0" r="0" t="0"/>
+                  <wp:docPr descr="" title="" id="63" name="Picture"/>
+                  <a:graphic>
+                    <a:graphicData uri="http://schemas.openxmlformats.org/drawingml/2006/picture">
+                      <pic:pic>
+                        <pic:nvPicPr>
+                          <pic:cNvPr descr="e24689caf3117fe72dc27d03961a30f2e9a41988159b39887b4aa3a15c0ee84c.png" id="64" name="Picture"/>
+                          <pic:cNvPicPr>
+                            <a:picLocks noChangeArrowheads="1" noChangeAspect="1"/>
+                          </pic:cNvPicPr>
+                        </pic:nvPicPr>
+                        <pic:blipFill>
+                          <a:blip r:embed="rId62"/>
+                          <a:stretch>
+                            <a:fillRect/>
+                          </a:stretch>
+                        </pic:blipFill>
+                        <pic:spPr bwMode="auto">
+                          <a:xfrm>
+                            <a:off x="0" y="0"/>
+                            <a:ext cx="2667000" cy="1063908"/>
+                          </a:xfrm>
+                          <a:prstGeom prst="rect">
+                            <a:avLst/>
+                          </a:prstGeom>
+                          <a:noFill/>
+                          <a:ln w="9525">
+                            <a:noFill/>
+                            <a:headEnd/>
+                            <a:tailEnd/>
+                          </a:ln>
+                        </pic:spPr>
+                      </pic:pic>
+                    </a:graphicData>
+                  </a:graphic>
+                </wp:inline>
+              </w:drawing>
+            </w:r>
+          </w:p>
+        </w:tc>
+      </w:tr>
+      <w:tr>
+        <w:tc>
+          <w:tcPr/>
+          <w:p>
+            <w:pPr>
+              <w:pStyle w:val="Compact"/>
+              <w:jc w:val="center"/>
+            </w:pPr>
+            <w:r>
+              <w:rPr>
+                <w:rFonts w:ascii="Times New Roman" w:hAnsi="Times New Roman" w:eastAsia="Times New Roman" w:cs="Times New Roman"/>
+              </w:rPr>
+              <w:t xml:space="preserve">&gt; </w:t>
+            </w:r>
+            <w:r>
+              <w:rPr>
+                <w:rFonts w:hint="eastAsia" w:ascii="Times New Roman" w:hAnsi="Times New Roman" w:eastAsia="FangSong" w:cs="Times New Roman"/>
+              </w:rPr>
+              <w:t xml:space="preserve">图</w:t>
+            </w:r>
+            <w:r>
+              <w:rPr>
+                <w:rFonts w:ascii="Times New Roman" w:hAnsi="Times New Roman" w:eastAsia="Times New Roman" w:cs="Times New Roman"/>
+              </w:rPr>
+              <w:t xml:space="preserve"> </w:t>
+            </w:r>
+            <w:r>
+              <w:rPr>
+                <w:rFonts w:hint="eastAsia" w:ascii="Times New Roman" w:hAnsi="Times New Roman" w:eastAsia="Times New Roman" w:cs="Times New Roman"/>
+              </w:rPr>
+              <w:t>6-17：</w:t>
+            </w:r>
+            <w:r>
+              <w:rPr>
+                <w:rFonts w:hint="eastAsia" w:ascii="Times New Roman" w:hAnsi="Times New Roman" w:eastAsia="FangSong" w:cs="Times New Roman"/>
+              </w:rPr>
+              <w:t>配位场能级分裂特征</w:t>
+            </w:r>
+          </w:p>
+        </w:tc>
+      </w:tr>
+    </w:tbl>
     <w:p>
       <w:pPr>
         <w:pStyle w:val="BodyText"/>
+        <w:spacing w:before="120" w:after="80"/>
         <w:ind w:firstLine="420"/>
       </w:pPr>
       <w:r>
@@ -15224,94 +16164,148 @@
         <w:t>。</w:t>
       </w:r>
     </w:p>
-    <w:p>
-      <w:pPr>
-        <w:pStyle w:val="BodyText"/>
-        <w:spacing w:before="160" w:after="80"/>
+    <w:tbl>
+      <w:tblPr>
+        <w:tblStyle w:val="Table"/>
+        <w:tblW w:type="pct" w:w="5000"/>
+        <w:tblLayout w:type="fixed"/>
+        <w:tblLook w:firstRow="1" w:lastRow="0" w:firstColumn="0" w:lastColumn="0" w:noHBand="0" w:noVBand="0" w:val="0020"/>
         <w:jc w:val="center"/>
-      </w:pPr>
-      <w:r>
-        <w:rPr>
-          <w:rFonts w:ascii="Times New Roman" w:hAnsi="Times New Roman" w:eastAsia="Times New Roman" w:cs="Times New Roman"/>
-        </w:rPr>
-        <w:drawing>
-          <wp:inline>
-            <wp:extent cx="2667000" cy="2564558"/>
-            <wp:effectExtent b="0" l="0" r="0" t="0"/>
-            <wp:docPr descr="" title="" id="66" name="Picture"/>
-            <a:graphic>
-              <a:graphicData uri="http://schemas.openxmlformats.org/drawingml/2006/picture">
-                <pic:pic>
-                  <pic:nvPicPr>
-                    <pic:cNvPr descr="5ffdf0f9ea2339f07dd11ff7e178215fa2b546e24a2d6efed0ff0c691c9e7ca4.jpg" id="67" name="Picture"/>
-                    <pic:cNvPicPr>
-                      <a:picLocks noChangeArrowheads="1" noChangeAspect="1"/>
-                    </pic:cNvPicPr>
-                  </pic:nvPicPr>
-                  <pic:blipFill>
-                    <a:blip r:embed="rId65"/>
-                    <a:stretch>
-                      <a:fillRect/>
-                    </a:stretch>
-                  </pic:blipFill>
-                  <pic:spPr bwMode="auto">
-                    <a:xfrm>
-                      <a:off x="0" y="0"/>
-                      <a:ext cx="2667000" cy="2564558"/>
-                    </a:xfrm>
-                    <a:prstGeom prst="rect">
-                      <a:avLst/>
-                    </a:prstGeom>
-                    <a:noFill/>
-                    <a:ln w="9525">
-                      <a:noFill/>
-                      <a:headEnd/>
-                      <a:tailEnd/>
-                    </a:ln>
-                  </pic:spPr>
-                </pic:pic>
-              </a:graphicData>
-            </a:graphic>
-          </wp:inline>
-        </w:drawing>
-      </w:r>
-      <w:r>
-        <w:rPr>
-          <w:rFonts w:ascii="Times New Roman" w:hAnsi="Times New Roman" w:eastAsia="Times New Roman" w:cs="Times New Roman"/>
-        </w:rPr>
-        <w:t xml:space="preserve"> </w:t>
-      </w:r>
-      <w:r>
-        <w:rPr>
-          <w:rFonts w:ascii="Times New Roman" w:hAnsi="Times New Roman" w:eastAsia="Times New Roman" w:cs="Times New Roman"/>
-        </w:rPr>
-        <w:t xml:space="preserve">&gt; </w:t>
-      </w:r>
-      <w:r>
-        <w:rPr>
-          <w:rFonts w:hint="eastAsia" w:ascii="Times New Roman" w:hAnsi="Times New Roman" w:eastAsia="FangSong" w:cs="Times New Roman"/>
-        </w:rPr>
-        <w:t xml:space="preserve">图</w:t>
-      </w:r>
-      <w:r>
-        <w:rPr>
-          <w:rFonts w:ascii="Times New Roman" w:hAnsi="Times New Roman" w:eastAsia="Times New Roman" w:cs="Times New Roman"/>
-        </w:rPr>
-        <w:t xml:space="preserve"> </w:t>
-      </w:r>
-      <w:r>
-        <w:rPr>
-          <w:rFonts w:hint="eastAsia" w:ascii="Times New Roman" w:hAnsi="Times New Roman" w:eastAsia="Times New Roman" w:cs="Times New Roman"/>
-        </w:rPr>
-        <w:t>6-18：</w:t>
-      </w:r>
-      <w:r>
-        <w:rPr>
-          <w:rFonts w:hint="eastAsia" w:ascii="Times New Roman" w:hAnsi="Times New Roman" w:eastAsia="FangSong" w:cs="Times New Roman"/>
-        </w:rPr>
-        <w:t>理想立方钙钛矿晶胞</w:t>
-      </w:r>
-    </w:p>
+        <w:tblBorders>
+          <w:top w:val="single" w:sz="12" w:space="0" w:color="333333"/>
+          <w:bottom w:val="single" w:sz="12" w:space="0" w:color="333333"/>
+          <w:left w:val="none"/>
+          <w:right w:val="none"/>
+          <w:insideH w:val="none"/>
+          <w:insideV w:val="none"/>
+        </w:tblBorders>
+      </w:tblPr>
+      <w:tblGrid>
+        <w:gridCol w:w="7920"/>
+      </w:tblGrid>
+      <w:tr>
+        <w:trPr>
+          <w:tblHeader w:val="on"/>
+        </w:trPr>
+        <w:tc>
+          <w:tcPr>
+            <w:tcBorders>
+              <w:bottom w:val="single" w:sz="6" w:space="0" w:color="333333"/>
+            </w:tcBorders>
+          </w:tcPr>
+          <w:p>
+            <w:pPr>
+              <w:pStyle w:val="Compact"/>
+              <w:jc w:val="center"/>
+            </w:pPr>
+            <w:r>
+              <w:rPr>
+                <w:rFonts w:hint="eastAsia" w:ascii="Times New Roman" w:hAnsi="Times New Roman" w:eastAsia="SimHei" w:cs="Times New Roman"/>
+                <w:b/>
+              </w:rPr>
+              <w:t xml:space="preserve">理想立方钙钛矿晶胞</w:t>
+            </w:r>
+          </w:p>
+        </w:tc>
+      </w:tr>
+      <w:tr>
+        <w:tc>
+          <w:tcPr/>
+          <w:p>
+            <w:pPr>
+              <w:pStyle w:val="Compact"/>
+              <w:jc w:val="center"/>
+            </w:pPr>
+            <w:r>
+              <w:rPr>
+                <w:rFonts w:ascii="Times New Roman" w:hAnsi="Times New Roman" w:eastAsia="Times New Roman" w:cs="Times New Roman"/>
+              </w:rPr>
+              <w:drawing>
+                <wp:inline>
+                  <wp:extent cx="2667000" cy="2564558"/>
+                  <wp:effectExtent b="0" l="0" r="0" t="0"/>
+                  <wp:docPr descr="" title="" id="66" name="Picture"/>
+                  <a:graphic>
+                    <a:graphicData uri="http://schemas.openxmlformats.org/drawingml/2006/picture">
+                      <pic:pic>
+                        <pic:nvPicPr>
+                          <pic:cNvPr descr="5ffdf0f9ea2339f07dd11ff7e178215fa2b546e24a2d6efed0ff0c691c9e7ca4.jpg" id="67" name="Picture"/>
+                          <pic:cNvPicPr>
+                            <a:picLocks noChangeArrowheads="1" noChangeAspect="1"/>
+                          </pic:cNvPicPr>
+                        </pic:nvPicPr>
+                        <pic:blipFill>
+                          <a:blip r:embed="rId65"/>
+                          <a:stretch>
+                            <a:fillRect/>
+                          </a:stretch>
+                        </pic:blipFill>
+                        <pic:spPr bwMode="auto">
+                          <a:xfrm>
+                            <a:off x="0" y="0"/>
+                            <a:ext cx="2667000" cy="2564558"/>
+                          </a:xfrm>
+                          <a:prstGeom prst="rect">
+                            <a:avLst/>
+                          </a:prstGeom>
+                          <a:noFill/>
+                          <a:ln w="9525">
+                            <a:noFill/>
+                            <a:headEnd/>
+                            <a:tailEnd/>
+                          </a:ln>
+                        </pic:spPr>
+                      </pic:pic>
+                    </a:graphicData>
+                  </a:graphic>
+                </wp:inline>
+              </w:drawing>
+            </w:r>
+          </w:p>
+        </w:tc>
+      </w:tr>
+      <w:tr>
+        <w:tc>
+          <w:tcPr/>
+          <w:p>
+            <w:pPr>
+              <w:pStyle w:val="Compact"/>
+              <w:jc w:val="center"/>
+            </w:pPr>
+            <w:r>
+              <w:rPr>
+                <w:rFonts w:ascii="Times New Roman" w:hAnsi="Times New Roman" w:eastAsia="Times New Roman" w:cs="Times New Roman"/>
+              </w:rPr>
+              <w:t xml:space="preserve">&gt; </w:t>
+            </w:r>
+            <w:r>
+              <w:rPr>
+                <w:rFonts w:hint="eastAsia" w:ascii="Times New Roman" w:hAnsi="Times New Roman" w:eastAsia="FangSong" w:cs="Times New Roman"/>
+              </w:rPr>
+              <w:t xml:space="preserve">图</w:t>
+            </w:r>
+            <w:r>
+              <w:rPr>
+                <w:rFonts w:ascii="Times New Roman" w:hAnsi="Times New Roman" w:eastAsia="Times New Roman" w:cs="Times New Roman"/>
+              </w:rPr>
+              <w:t xml:space="preserve"> </w:t>
+            </w:r>
+            <w:r>
+              <w:rPr>
+                <w:rFonts w:hint="eastAsia" w:ascii="Times New Roman" w:hAnsi="Times New Roman" w:eastAsia="Times New Roman" w:cs="Times New Roman"/>
+              </w:rPr>
+              <w:t>6-18：</w:t>
+            </w:r>
+            <w:r>
+              <w:rPr>
+                <w:rFonts w:hint="eastAsia" w:ascii="Times New Roman" w:hAnsi="Times New Roman" w:eastAsia="FangSong" w:cs="Times New Roman"/>
+              </w:rPr>
+              <w:t>理想立方钙钛矿晶胞</w:t>
+            </w:r>
+          </w:p>
+        </w:tc>
+      </w:tr>
+    </w:tbl>
     <w:p>
       <w:pPr>
         <w:spacing w:before="160" w:after="80"/>
@@ -15357,6 +16351,7 @@
     <w:p>
       <w:pPr>
         <w:pStyle w:val="FirstParagraph"/>
+        <w:spacing w:after="80"/>
         <w:ind w:firstLine="420"/>
       </w:pPr>
       <w:r>
@@ -15659,97 +16654,152 @@
         <w:t xml:space="preserve">。</w:t>
       </w:r>
     </w:p>
+    <w:tbl>
+      <w:tblPr>
+        <w:tblStyle w:val="Table"/>
+        <w:tblW w:type="pct" w:w="5000"/>
+        <w:tblLayout w:type="fixed"/>
+        <w:tblLook w:firstRow="1" w:lastRow="0" w:firstColumn="0" w:lastColumn="0" w:noHBand="0" w:noVBand="0" w:val="0020"/>
+        <w:jc w:val="center"/>
+        <w:tblBorders>
+          <w:top w:val="single" w:sz="12" w:space="0" w:color="333333"/>
+          <w:bottom w:val="single" w:sz="12" w:space="0" w:color="333333"/>
+          <w:left w:val="none"/>
+          <w:right w:val="none"/>
+          <w:insideH w:val="none"/>
+          <w:insideV w:val="none"/>
+        </w:tblBorders>
+      </w:tblPr>
+      <w:tblGrid>
+        <w:gridCol w:w="7920"/>
+      </w:tblGrid>
+      <w:tr>
+        <w:trPr>
+          <w:tblHeader w:val="on"/>
+        </w:trPr>
+        <w:tc>
+          <w:tcPr>
+            <w:tcBorders>
+              <w:bottom w:val="single" w:sz="6" w:space="0" w:color="333333"/>
+            </w:tcBorders>
+          </w:tcPr>
+          <w:p>
+            <w:pPr>
+              <w:pStyle w:val="Compact"/>
+              <w:jc w:val="center"/>
+            </w:pPr>
+            <w:r>
+              <w:rPr>
+                <w:rFonts w:hint="eastAsia" w:ascii="Times New Roman" w:hAnsi="Times New Roman" w:eastAsia="SimHei" w:cs="Times New Roman"/>
+                <w:b/>
+              </w:rPr>
+              <w:t xml:space="preserve">钙钛矿八面体倾斜</w:t>
+            </w:r>
+          </w:p>
+        </w:tc>
+      </w:tr>
+      <w:tr>
+        <w:tc>
+          <w:tcPr/>
+          <w:p>
+            <w:pPr>
+              <w:pStyle w:val="Compact"/>
+              <w:jc w:val="center"/>
+            </w:pPr>
+            <w:r>
+              <w:rPr>
+                <w:rFonts w:ascii="Times New Roman" w:hAnsi="Times New Roman" w:eastAsia="Times New Roman" w:cs="Times New Roman"/>
+              </w:rPr>
+              <w:drawing>
+                <wp:inline>
+                  <wp:extent cx="2667000" cy="1491272"/>
+                  <wp:effectExtent b="0" l="0" r="0" t="0"/>
+                  <wp:docPr descr="" title="" id="70" name="Picture"/>
+                  <a:graphic>
+                    <a:graphicData uri="http://schemas.openxmlformats.org/drawingml/2006/picture">
+                      <pic:pic>
+                        <pic:nvPicPr>
+                          <pic:cNvPr descr="02869de87e7b75f8c36fe21ad2f282e931f32c330b6fdbefc187835732d69830.jpg" id="71" name="Picture"/>
+                          <pic:cNvPicPr>
+                            <a:picLocks noChangeArrowheads="1" noChangeAspect="1"/>
+                          </pic:cNvPicPr>
+                        </pic:nvPicPr>
+                        <pic:blipFill>
+                          <a:blip r:embed="rId69"/>
+                          <a:stretch>
+                            <a:fillRect/>
+                          </a:stretch>
+                        </pic:blipFill>
+                        <pic:spPr bwMode="auto">
+                          <a:xfrm>
+                            <a:off x="0" y="0"/>
+                            <a:ext cx="2667000" cy="1491272"/>
+                          </a:xfrm>
+                          <a:prstGeom prst="rect">
+                            <a:avLst/>
+                          </a:prstGeom>
+                          <a:noFill/>
+                          <a:ln w="9525">
+                            <a:noFill/>
+                            <a:headEnd/>
+                            <a:tailEnd/>
+                          </a:ln>
+                        </pic:spPr>
+                      </pic:pic>
+                    </a:graphicData>
+                  </a:graphic>
+                </wp:inline>
+              </w:drawing>
+            </w:r>
+          </w:p>
+        </w:tc>
+      </w:tr>
+      <w:tr>
+        <w:tc>
+          <w:tcPr/>
+          <w:p>
+            <w:pPr>
+              <w:pStyle w:val="Compact"/>
+              <w:jc w:val="center"/>
+            </w:pPr>
+            <w:r>
+              <w:rPr>
+                <w:rFonts w:ascii="Times New Roman" w:hAnsi="Times New Roman" w:eastAsia="Times New Roman" w:cs="Times New Roman"/>
+              </w:rPr>
+              <w:t xml:space="preserve">&gt; </w:t>
+            </w:r>
+            <w:r>
+              <w:rPr>
+                <w:rFonts w:hint="eastAsia" w:ascii="Times New Roman" w:hAnsi="Times New Roman" w:eastAsia="FangSong" w:cs="Times New Roman"/>
+              </w:rPr>
+              <w:t xml:space="preserve">图</w:t>
+            </w:r>
+            <w:r>
+              <w:rPr>
+                <w:rFonts w:ascii="Times New Roman" w:hAnsi="Times New Roman" w:eastAsia="Times New Roman" w:cs="Times New Roman"/>
+              </w:rPr>
+              <w:t xml:space="preserve"> </w:t>
+            </w:r>
+            <w:r>
+              <w:rPr>
+                <w:rFonts w:hint="eastAsia" w:ascii="Times New Roman" w:hAnsi="Times New Roman" w:eastAsia="Times New Roman" w:cs="Times New Roman"/>
+              </w:rPr>
+              <w:t>6-19：</w:t>
+            </w:r>
+            <w:r>
+              <w:rPr>
+                <w:rFonts w:hint="eastAsia" w:ascii="Times New Roman" w:hAnsi="Times New Roman" w:eastAsia="FangSong" w:cs="Times New Roman"/>
+              </w:rPr>
+              <w:t>钙钛矿八面体倾斜</w:t>
+            </w:r>
+          </w:p>
+        </w:tc>
+      </w:tr>
+    </w:tbl>
     <w:p>
       <w:pPr>
         <w:pStyle w:val="BodyText"/>
-        <w:spacing w:before="160" w:after="80"/>
-        <w:jc w:val="center"/>
-      </w:pPr>
-      <w:r>
-        <w:rPr>
-          <w:rFonts w:ascii="Times New Roman" w:hAnsi="Times New Roman" w:eastAsia="Times New Roman" w:cs="Times New Roman"/>
-        </w:rPr>
-        <w:drawing>
-          <wp:inline>
-            <wp:extent cx="2667000" cy="1491272"/>
-            <wp:effectExtent b="0" l="0" r="0" t="0"/>
-            <wp:docPr descr="" title="" id="70" name="Picture"/>
-            <a:graphic>
-              <a:graphicData uri="http://schemas.openxmlformats.org/drawingml/2006/picture">
-                <pic:pic>
-                  <pic:nvPicPr>
-                    <pic:cNvPr descr="02869de87e7b75f8c36fe21ad2f282e931f32c330b6fdbefc187835732d69830.jpg" id="71" name="Picture"/>
-                    <pic:cNvPicPr>
-                      <a:picLocks noChangeArrowheads="1" noChangeAspect="1"/>
-                    </pic:cNvPicPr>
-                  </pic:nvPicPr>
-                  <pic:blipFill>
-                    <a:blip r:embed="rId69"/>
-                    <a:stretch>
-                      <a:fillRect/>
-                    </a:stretch>
-                  </pic:blipFill>
-                  <pic:spPr bwMode="auto">
-                    <a:xfrm>
-                      <a:off x="0" y="0"/>
-                      <a:ext cx="2667000" cy="1491272"/>
-                    </a:xfrm>
-                    <a:prstGeom prst="rect">
-                      <a:avLst/>
-                    </a:prstGeom>
-                    <a:noFill/>
-                    <a:ln w="9525">
-                      <a:noFill/>
-                      <a:headEnd/>
-                      <a:tailEnd/>
-                    </a:ln>
-                  </pic:spPr>
-                </pic:pic>
-              </a:graphicData>
-            </a:graphic>
-          </wp:inline>
-        </w:drawing>
-      </w:r>
-      <w:r>
-        <w:rPr>
-          <w:rFonts w:ascii="Times New Roman" w:hAnsi="Times New Roman" w:eastAsia="Times New Roman" w:cs="Times New Roman"/>
-        </w:rPr>
-        <w:t xml:space="preserve"> </w:t>
-      </w:r>
-      <w:r>
-        <w:rPr>
-          <w:rFonts w:ascii="Times New Roman" w:hAnsi="Times New Roman" w:eastAsia="Times New Roman" w:cs="Times New Roman"/>
-        </w:rPr>
-        <w:t xml:space="preserve">&gt; </w:t>
-      </w:r>
-      <w:r>
-        <w:rPr>
-          <w:rFonts w:hint="eastAsia" w:ascii="Times New Roman" w:hAnsi="Times New Roman" w:eastAsia="FangSong" w:cs="Times New Roman"/>
-        </w:rPr>
-        <w:t xml:space="preserve">图</w:t>
-      </w:r>
-      <w:r>
-        <w:rPr>
-          <w:rFonts w:ascii="Times New Roman" w:hAnsi="Times New Roman" w:eastAsia="Times New Roman" w:cs="Times New Roman"/>
-        </w:rPr>
-        <w:t xml:space="preserve"> </w:t>
-      </w:r>
-      <w:r>
-        <w:rPr>
-          <w:rFonts w:hint="eastAsia" w:ascii="Times New Roman" w:hAnsi="Times New Roman" w:eastAsia="Times New Roman" w:cs="Times New Roman"/>
-        </w:rPr>
-        <w:t>6-19：</w:t>
-      </w:r>
-      <w:r>
-        <w:rPr>
-          <w:rFonts w:hint="eastAsia" w:ascii="Times New Roman" w:hAnsi="Times New Roman" w:eastAsia="FangSong" w:cs="Times New Roman"/>
-        </w:rPr>
-        <w:t>钙钛矿八面体倾斜</w:t>
-      </w:r>
-    </w:p>
-    <w:p>
-      <w:pPr>
-        <w:pStyle w:val="BodyText"/>
+        <w:spacing w:before="120" w:after="80"/>
         <w:ind w:firstLine="420"/>
       </w:pPr>
       <w:r>
@@ -16047,97 +17097,152 @@
         <w:t>。</w:t>
       </w:r>
     </w:p>
+    <w:tbl>
+      <w:tblPr>
+        <w:tblStyle w:val="Table"/>
+        <w:tblW w:type="pct" w:w="5000"/>
+        <w:tblLayout w:type="fixed"/>
+        <w:tblLook w:firstRow="1" w:lastRow="0" w:firstColumn="0" w:lastColumn="0" w:noHBand="0" w:noVBand="0" w:val="0020"/>
+        <w:jc w:val="center"/>
+        <w:tblBorders>
+          <w:top w:val="single" w:sz="12" w:space="0" w:color="333333"/>
+          <w:bottom w:val="single" w:sz="12" w:space="0" w:color="333333"/>
+          <w:left w:val="none"/>
+          <w:right w:val="none"/>
+          <w:insideH w:val="none"/>
+          <w:insideV w:val="none"/>
+        </w:tblBorders>
+      </w:tblPr>
+      <w:tblGrid>
+        <w:gridCol w:w="7920"/>
+      </w:tblGrid>
+      <w:tr>
+        <w:trPr>
+          <w:tblHeader w:val="on"/>
+        </w:trPr>
+        <w:tc>
+          <w:tcPr>
+            <w:tcBorders>
+              <w:bottom w:val="single" w:sz="6" w:space="0" w:color="333333"/>
+            </w:tcBorders>
+          </w:tcPr>
+          <w:p>
+            <w:pPr>
+              <w:pStyle w:val="Compact"/>
+              <w:jc w:val="center"/>
+            </w:pPr>
+            <w:r>
+              <w:rPr>
+                <w:rFonts w:hint="eastAsia" w:ascii="Times New Roman" w:hAnsi="Times New Roman" w:eastAsia="SimHei" w:cs="Times New Roman"/>
+                <w:b/>
+              </w:rPr>
+              <w:t xml:space="preserve">双钙钛矿交替多面体</w:t>
+            </w:r>
+          </w:p>
+        </w:tc>
+      </w:tr>
+      <w:tr>
+        <w:tc>
+          <w:tcPr/>
+          <w:p>
+            <w:pPr>
+              <w:pStyle w:val="Compact"/>
+              <w:jc w:val="center"/>
+            </w:pPr>
+            <w:r>
+              <w:rPr>
+                <w:rFonts w:ascii="Times New Roman" w:hAnsi="Times New Roman" w:eastAsia="Times New Roman" w:cs="Times New Roman"/>
+              </w:rPr>
+              <w:drawing>
+                <wp:inline>
+                  <wp:extent cx="2667000" cy="2620516"/>
+                  <wp:effectExtent b="0" l="0" r="0" t="0"/>
+                  <wp:docPr descr="" title="" id="73" name="Picture"/>
+                  <a:graphic>
+                    <a:graphicData uri="http://schemas.openxmlformats.org/drawingml/2006/picture">
+                      <pic:pic>
+                        <pic:nvPicPr>
+                          <pic:cNvPr descr="a1f90ee389862a118b51c32ba3fdcd3ddecabb2acbc4916447aa7ac5d0d071bc.jpg" id="74" name="Picture"/>
+                          <pic:cNvPicPr>
+                            <a:picLocks noChangeArrowheads="1" noChangeAspect="1"/>
+                          </pic:cNvPicPr>
+                        </pic:nvPicPr>
+                        <pic:blipFill>
+                          <a:blip r:embed="rId72"/>
+                          <a:stretch>
+                            <a:fillRect/>
+                          </a:stretch>
+                        </pic:blipFill>
+                        <pic:spPr bwMode="auto">
+                          <a:xfrm>
+                            <a:off x="0" y="0"/>
+                            <a:ext cx="2667000" cy="2620516"/>
+                          </a:xfrm>
+                          <a:prstGeom prst="rect">
+                            <a:avLst/>
+                          </a:prstGeom>
+                          <a:noFill/>
+                          <a:ln w="9525">
+                            <a:noFill/>
+                            <a:headEnd/>
+                            <a:tailEnd/>
+                          </a:ln>
+                        </pic:spPr>
+                      </pic:pic>
+                    </a:graphicData>
+                  </a:graphic>
+                </wp:inline>
+              </w:drawing>
+            </w:r>
+          </w:p>
+        </w:tc>
+      </w:tr>
+      <w:tr>
+        <w:tc>
+          <w:tcPr/>
+          <w:p>
+            <w:pPr>
+              <w:pStyle w:val="Compact"/>
+              <w:jc w:val="center"/>
+            </w:pPr>
+            <w:r>
+              <w:rPr>
+                <w:rFonts w:ascii="Times New Roman" w:hAnsi="Times New Roman" w:eastAsia="Times New Roman" w:cs="Times New Roman"/>
+              </w:rPr>
+              <w:t xml:space="preserve">&gt; </w:t>
+            </w:r>
+            <w:r>
+              <w:rPr>
+                <w:rFonts w:hint="eastAsia" w:ascii="Times New Roman" w:hAnsi="Times New Roman" w:eastAsia="FangSong" w:cs="Times New Roman"/>
+              </w:rPr>
+              <w:t xml:space="preserve">图</w:t>
+            </w:r>
+            <w:r>
+              <w:rPr>
+                <w:rFonts w:ascii="Times New Roman" w:hAnsi="Times New Roman" w:eastAsia="Times New Roman" w:cs="Times New Roman"/>
+              </w:rPr>
+              <w:t xml:space="preserve"> </w:t>
+            </w:r>
+            <w:r>
+              <w:rPr>
+                <w:rFonts w:hint="eastAsia" w:ascii="Times New Roman" w:hAnsi="Times New Roman" w:eastAsia="Times New Roman" w:cs="Times New Roman"/>
+              </w:rPr>
+              <w:t>6-20：</w:t>
+            </w:r>
+            <w:r>
+              <w:rPr>
+                <w:rFonts w:hint="eastAsia" w:ascii="Times New Roman" w:hAnsi="Times New Roman" w:eastAsia="FangSong" w:cs="Times New Roman"/>
+              </w:rPr>
+              <w:t>双钙钛矿交替多面体</w:t>
+            </w:r>
+          </w:p>
+        </w:tc>
+      </w:tr>
+    </w:tbl>
     <w:p>
       <w:pPr>
         <w:pStyle w:val="BodyText"/>
-        <w:spacing w:before="160" w:after="80"/>
-        <w:jc w:val="center"/>
-      </w:pPr>
-      <w:r>
-        <w:rPr>
-          <w:rFonts w:ascii="Times New Roman" w:hAnsi="Times New Roman" w:eastAsia="Times New Roman" w:cs="Times New Roman"/>
-        </w:rPr>
-        <w:drawing>
-          <wp:inline>
-            <wp:extent cx="2667000" cy="2620516"/>
-            <wp:effectExtent b="0" l="0" r="0" t="0"/>
-            <wp:docPr descr="" title="" id="73" name="Picture"/>
-            <a:graphic>
-              <a:graphicData uri="http://schemas.openxmlformats.org/drawingml/2006/picture">
-                <pic:pic>
-                  <pic:nvPicPr>
-                    <pic:cNvPr descr="a1f90ee389862a118b51c32ba3fdcd3ddecabb2acbc4916447aa7ac5d0d071bc.jpg" id="74" name="Picture"/>
-                    <pic:cNvPicPr>
-                      <a:picLocks noChangeArrowheads="1" noChangeAspect="1"/>
-                    </pic:cNvPicPr>
-                  </pic:nvPicPr>
-                  <pic:blipFill>
-                    <a:blip r:embed="rId72"/>
-                    <a:stretch>
-                      <a:fillRect/>
-                    </a:stretch>
-                  </pic:blipFill>
-                  <pic:spPr bwMode="auto">
-                    <a:xfrm>
-                      <a:off x="0" y="0"/>
-                      <a:ext cx="2667000" cy="2620516"/>
-                    </a:xfrm>
-                    <a:prstGeom prst="rect">
-                      <a:avLst/>
-                    </a:prstGeom>
-                    <a:noFill/>
-                    <a:ln w="9525">
-                      <a:noFill/>
-                      <a:headEnd/>
-                      <a:tailEnd/>
-                    </a:ln>
-                  </pic:spPr>
-                </pic:pic>
-              </a:graphicData>
-            </a:graphic>
-          </wp:inline>
-        </w:drawing>
-      </w:r>
-      <w:r>
-        <w:rPr>
-          <w:rFonts w:ascii="Times New Roman" w:hAnsi="Times New Roman" w:eastAsia="Times New Roman" w:cs="Times New Roman"/>
-        </w:rPr>
-        <w:t xml:space="preserve"> </w:t>
-      </w:r>
-      <w:r>
-        <w:rPr>
-          <w:rFonts w:ascii="Times New Roman" w:hAnsi="Times New Roman" w:eastAsia="Times New Roman" w:cs="Times New Roman"/>
-        </w:rPr>
-        <w:t xml:space="preserve">&gt; </w:t>
-      </w:r>
-      <w:r>
-        <w:rPr>
-          <w:rFonts w:hint="eastAsia" w:ascii="Times New Roman" w:hAnsi="Times New Roman" w:eastAsia="FangSong" w:cs="Times New Roman"/>
-        </w:rPr>
-        <w:t xml:space="preserve">图</w:t>
-      </w:r>
-      <w:r>
-        <w:rPr>
-          <w:rFonts w:ascii="Times New Roman" w:hAnsi="Times New Roman" w:eastAsia="Times New Roman" w:cs="Times New Roman"/>
-        </w:rPr>
-        <w:t xml:space="preserve"> </w:t>
-      </w:r>
-      <w:r>
-        <w:rPr>
-          <w:rFonts w:hint="eastAsia" w:ascii="Times New Roman" w:hAnsi="Times New Roman" w:eastAsia="Times New Roman" w:cs="Times New Roman"/>
-        </w:rPr>
-        <w:t>6-20：</w:t>
-      </w:r>
-      <w:r>
-        <w:rPr>
-          <w:rFonts w:hint="eastAsia" w:ascii="Times New Roman" w:hAnsi="Times New Roman" w:eastAsia="FangSong" w:cs="Times New Roman"/>
-        </w:rPr>
-        <w:t>双钙钛矿交替多面体</w:t>
-      </w:r>
-    </w:p>
-    <w:p>
-      <w:pPr>
-        <w:pStyle w:val="BodyText"/>
+        <w:spacing w:before="120" w:after="80"/>
         <w:ind w:firstLine="420"/>
       </w:pPr>
       <w:r>
@@ -16932,97 +18037,152 @@
         <w:t xml:space="preserve">。</w:t>
       </w:r>
     </w:p>
+    <w:tbl>
+      <w:tblPr>
+        <w:tblStyle w:val="Table"/>
+        <w:tblW w:type="pct" w:w="5000"/>
+        <w:tblLayout w:type="fixed"/>
+        <w:tblLook w:firstRow="1" w:lastRow="0" w:firstColumn="0" w:lastColumn="0" w:noHBand="0" w:noVBand="0" w:val="0020"/>
+        <w:jc w:val="center"/>
+        <w:tblBorders>
+          <w:top w:val="single" w:sz="12" w:space="0" w:color="333333"/>
+          <w:bottom w:val="single" w:sz="12" w:space="0" w:color="333333"/>
+          <w:left w:val="none"/>
+          <w:right w:val="none"/>
+          <w:insideH w:val="none"/>
+          <w:insideV w:val="none"/>
+        </w:tblBorders>
+      </w:tblPr>
+      <w:tblGrid>
+        <w:gridCol w:w="7920"/>
+      </w:tblGrid>
+      <w:tr>
+        <w:trPr>
+          <w:tblHeader w:val="on"/>
+        </w:trPr>
+        <w:tc>
+          <w:tcPr>
+            <w:tcBorders>
+              <w:bottom w:val="single" w:sz="6" w:space="0" w:color="333333"/>
+            </w:tcBorders>
+          </w:tcPr>
+          <w:p>
+            <w:pPr>
+              <w:pStyle w:val="Compact"/>
+              <w:jc w:val="center"/>
+            </w:pPr>
+            <w:r>
+              <w:rPr>
+                <w:rFonts w:hint="eastAsia" w:ascii="Times New Roman" w:hAnsi="Times New Roman" w:eastAsia="SimHei" w:cs="Times New Roman"/>
+                <w:b/>
+              </w:rPr>
+              <w:t xml:space="preserve">层状钙钛矿八面体层</w:t>
+            </w:r>
+          </w:p>
+        </w:tc>
+      </w:tr>
+      <w:tr>
+        <w:tc>
+          <w:tcPr/>
+          <w:p>
+            <w:pPr>
+              <w:pStyle w:val="Compact"/>
+              <w:jc w:val="center"/>
+            </w:pPr>
+            <w:r>
+              <w:rPr>
+                <w:rFonts w:ascii="Times New Roman" w:hAnsi="Times New Roman" w:eastAsia="Times New Roman" w:cs="Times New Roman"/>
+              </w:rPr>
+              <w:drawing>
+                <wp:inline>
+                  <wp:extent cx="2667000" cy="929562"/>
+                  <wp:effectExtent b="0" l="0" r="0" t="0"/>
+                  <wp:docPr descr="" title="" id="76" name="Picture"/>
+                  <a:graphic>
+                    <a:graphicData uri="http://schemas.openxmlformats.org/drawingml/2006/picture">
+                      <pic:pic>
+                        <pic:nvPicPr>
+                          <pic:cNvPr descr="3b8263233fca68b4307a73bdb1e870a1a8d7c74378c357c93900bbb6df89d373.jpg" id="77" name="Picture"/>
+                          <pic:cNvPicPr>
+                            <a:picLocks noChangeArrowheads="1" noChangeAspect="1"/>
+                          </pic:cNvPicPr>
+                        </pic:nvPicPr>
+                        <pic:blipFill>
+                          <a:blip r:embed="rId75"/>
+                          <a:stretch>
+                            <a:fillRect/>
+                          </a:stretch>
+                        </pic:blipFill>
+                        <pic:spPr bwMode="auto">
+                          <a:xfrm>
+                            <a:off x="0" y="0"/>
+                            <a:ext cx="2667000" cy="929562"/>
+                          </a:xfrm>
+                          <a:prstGeom prst="rect">
+                            <a:avLst/>
+                          </a:prstGeom>
+                          <a:noFill/>
+                          <a:ln w="9525">
+                            <a:noFill/>
+                            <a:headEnd/>
+                            <a:tailEnd/>
+                          </a:ln>
+                        </pic:spPr>
+                      </pic:pic>
+                    </a:graphicData>
+                  </a:graphic>
+                </wp:inline>
+              </w:drawing>
+            </w:r>
+          </w:p>
+        </w:tc>
+      </w:tr>
+      <w:tr>
+        <w:tc>
+          <w:tcPr/>
+          <w:p>
+            <w:pPr>
+              <w:pStyle w:val="Compact"/>
+              <w:jc w:val="center"/>
+            </w:pPr>
+            <w:r>
+              <w:rPr>
+                <w:rFonts w:ascii="Times New Roman" w:hAnsi="Times New Roman" w:eastAsia="Times New Roman" w:cs="Times New Roman"/>
+              </w:rPr>
+              <w:t xml:space="preserve">&gt; </w:t>
+            </w:r>
+            <w:r>
+              <w:rPr>
+                <w:rFonts w:hint="eastAsia" w:ascii="Times New Roman" w:hAnsi="Times New Roman" w:eastAsia="FangSong" w:cs="Times New Roman"/>
+              </w:rPr>
+              <w:t xml:space="preserve">图</w:t>
+            </w:r>
+            <w:r>
+              <w:rPr>
+                <w:rFonts w:ascii="Times New Roman" w:hAnsi="Times New Roman" w:eastAsia="Times New Roman" w:cs="Times New Roman"/>
+              </w:rPr>
+              <w:t xml:space="preserve"> </w:t>
+            </w:r>
+            <w:r>
+              <w:rPr>
+                <w:rFonts w:hint="eastAsia" w:ascii="Times New Roman" w:hAnsi="Times New Roman" w:eastAsia="Times New Roman" w:cs="Times New Roman"/>
+              </w:rPr>
+              <w:t>6-21：</w:t>
+            </w:r>
+            <w:r>
+              <w:rPr>
+                <w:rFonts w:hint="eastAsia" w:ascii="Times New Roman" w:hAnsi="Times New Roman" w:eastAsia="FangSong" w:cs="Times New Roman"/>
+              </w:rPr>
+              <w:t>层状钙钛矿八面体层</w:t>
+            </w:r>
+          </w:p>
+        </w:tc>
+      </w:tr>
+    </w:tbl>
     <w:p>
       <w:pPr>
         <w:pStyle w:val="BodyText"/>
-        <w:spacing w:before="160" w:after="80"/>
-        <w:jc w:val="center"/>
-      </w:pPr>
-      <w:r>
-        <w:rPr>
-          <w:rFonts w:ascii="Times New Roman" w:hAnsi="Times New Roman" w:eastAsia="Times New Roman" w:cs="Times New Roman"/>
-        </w:rPr>
-        <w:drawing>
-          <wp:inline>
-            <wp:extent cx="2667000" cy="929562"/>
-            <wp:effectExtent b="0" l="0" r="0" t="0"/>
-            <wp:docPr descr="" title="" id="76" name="Picture"/>
-            <a:graphic>
-              <a:graphicData uri="http://schemas.openxmlformats.org/drawingml/2006/picture">
-                <pic:pic>
-                  <pic:nvPicPr>
-                    <pic:cNvPr descr="3b8263233fca68b4307a73bdb1e870a1a8d7c74378c357c93900bbb6df89d373.jpg" id="77" name="Picture"/>
-                    <pic:cNvPicPr>
-                      <a:picLocks noChangeArrowheads="1" noChangeAspect="1"/>
-                    </pic:cNvPicPr>
-                  </pic:nvPicPr>
-                  <pic:blipFill>
-                    <a:blip r:embed="rId75"/>
-                    <a:stretch>
-                      <a:fillRect/>
-                    </a:stretch>
-                  </pic:blipFill>
-                  <pic:spPr bwMode="auto">
-                    <a:xfrm>
-                      <a:off x="0" y="0"/>
-                      <a:ext cx="2667000" cy="929562"/>
-                    </a:xfrm>
-                    <a:prstGeom prst="rect">
-                      <a:avLst/>
-                    </a:prstGeom>
-                    <a:noFill/>
-                    <a:ln w="9525">
-                      <a:noFill/>
-                      <a:headEnd/>
-                      <a:tailEnd/>
-                    </a:ln>
-                  </pic:spPr>
-                </pic:pic>
-              </a:graphicData>
-            </a:graphic>
-          </wp:inline>
-        </w:drawing>
-      </w:r>
-      <w:r>
-        <w:rPr>
-          <w:rFonts w:ascii="Times New Roman" w:hAnsi="Times New Roman" w:eastAsia="Times New Roman" w:cs="Times New Roman"/>
-        </w:rPr>
-        <w:t xml:space="preserve"> </w:t>
-      </w:r>
-      <w:r>
-        <w:rPr>
-          <w:rFonts w:ascii="Times New Roman" w:hAnsi="Times New Roman" w:eastAsia="Times New Roman" w:cs="Times New Roman"/>
-        </w:rPr>
-        <w:t xml:space="preserve">&gt; </w:t>
-      </w:r>
-      <w:r>
-        <w:rPr>
-          <w:rFonts w:hint="eastAsia" w:ascii="Times New Roman" w:hAnsi="Times New Roman" w:eastAsia="FangSong" w:cs="Times New Roman"/>
-        </w:rPr>
-        <w:t xml:space="preserve">图</w:t>
-      </w:r>
-      <w:r>
-        <w:rPr>
-          <w:rFonts w:ascii="Times New Roman" w:hAnsi="Times New Roman" w:eastAsia="Times New Roman" w:cs="Times New Roman"/>
-        </w:rPr>
-        <w:t xml:space="preserve"> </w:t>
-      </w:r>
-      <w:r>
-        <w:rPr>
-          <w:rFonts w:hint="eastAsia" w:ascii="Times New Roman" w:hAnsi="Times New Roman" w:eastAsia="Times New Roman" w:cs="Times New Roman"/>
-        </w:rPr>
-        <w:t>6-21：</w:t>
-      </w:r>
-      <w:r>
-        <w:rPr>
-          <w:rFonts w:hint="eastAsia" w:ascii="Times New Roman" w:hAnsi="Times New Roman" w:eastAsia="FangSong" w:cs="Times New Roman"/>
-        </w:rPr>
-        <w:t>层状钙钛矿八面体层</w:t>
-      </w:r>
-    </w:p>
-    <w:p>
-      <w:pPr>
-        <w:pStyle w:val="BodyText"/>
+        <w:spacing w:before="120" w:after="80"/>
         <w:ind w:firstLine="420"/>
       </w:pPr>
       <w:r>
@@ -17442,94 +18602,148 @@
         <w:t>。</w:t>
       </w:r>
     </w:p>
-    <w:p>
-      <w:pPr>
-        <w:pStyle w:val="BodyText"/>
-        <w:spacing w:before="160" w:after="80"/>
+    <w:tbl>
+      <w:tblPr>
+        <w:tblStyle w:val="Table"/>
+        <w:tblW w:type="pct" w:w="5000"/>
+        <w:tblLayout w:type="fixed"/>
+        <w:tblLook w:firstRow="1" w:lastRow="0" w:firstColumn="0" w:lastColumn="0" w:noHBand="0" w:noVBand="0" w:val="0020"/>
         <w:jc w:val="center"/>
-      </w:pPr>
-      <w:r>
-        <w:rPr>
-          <w:rFonts w:ascii="Times New Roman" w:hAnsi="Times New Roman" w:eastAsia="Times New Roman" w:cs="Times New Roman"/>
-        </w:rPr>
-        <w:drawing>
-          <wp:inline>
-            <wp:extent cx="2667000" cy="730129"/>
-            <wp:effectExtent b="0" l="0" r="0" t="0"/>
-            <wp:docPr descr="" title="" id="79" name="Picture"/>
-            <a:graphic>
-              <a:graphicData uri="http://schemas.openxmlformats.org/drawingml/2006/picture">
-                <pic:pic>
-                  <pic:nvPicPr>
-                    <pic:cNvPr descr="601b8f30a8e6a3f6f311cdc563b56b3c405716e01ce2a119945d972358349703.jpg" id="80" name="Picture"/>
-                    <pic:cNvPicPr>
-                      <a:picLocks noChangeArrowheads="1" noChangeAspect="1"/>
-                    </pic:cNvPicPr>
-                  </pic:nvPicPr>
-                  <pic:blipFill>
-                    <a:blip r:embed="rId78"/>
-                    <a:stretch>
-                      <a:fillRect/>
-                    </a:stretch>
-                  </pic:blipFill>
-                  <pic:spPr bwMode="auto">
-                    <a:xfrm>
-                      <a:off x="0" y="0"/>
-                      <a:ext cx="2667000" cy="730129"/>
-                    </a:xfrm>
-                    <a:prstGeom prst="rect">
-                      <a:avLst/>
-                    </a:prstGeom>
-                    <a:noFill/>
-                    <a:ln w="9525">
-                      <a:noFill/>
-                      <a:headEnd/>
-                      <a:tailEnd/>
-                    </a:ln>
-                  </pic:spPr>
-                </pic:pic>
-              </a:graphicData>
-            </a:graphic>
-          </wp:inline>
-        </w:drawing>
-      </w:r>
-      <w:r>
-        <w:rPr>
-          <w:rFonts w:ascii="Times New Roman" w:hAnsi="Times New Roman" w:eastAsia="Times New Roman" w:cs="Times New Roman"/>
-        </w:rPr>
-        <w:t xml:space="preserve"> </w:t>
-      </w:r>
-      <w:r>
-        <w:rPr>
-          <w:rFonts w:ascii="Times New Roman" w:hAnsi="Times New Roman" w:eastAsia="Times New Roman" w:cs="Times New Roman"/>
-        </w:rPr>
-        <w:t xml:space="preserve">&gt; </w:t>
-      </w:r>
-      <w:r>
-        <w:rPr>
-          <w:rFonts w:hint="eastAsia" w:ascii="Times New Roman" w:hAnsi="Times New Roman" w:eastAsia="FangSong" w:cs="Times New Roman"/>
-        </w:rPr>
-        <w:t xml:space="preserve">图</w:t>
-      </w:r>
-      <w:r>
-        <w:rPr>
-          <w:rFonts w:ascii="Times New Roman" w:hAnsi="Times New Roman" w:eastAsia="Times New Roman" w:cs="Times New Roman"/>
-        </w:rPr>
-        <w:t xml:space="preserve"> </w:t>
-      </w:r>
-      <w:r>
-        <w:rPr>
-          <w:rFonts w:hint="eastAsia" w:ascii="Times New Roman" w:hAnsi="Times New Roman" w:eastAsia="Times New Roman" w:cs="Times New Roman"/>
-        </w:rPr>
-        <w:t>6-22：</w:t>
-      </w:r>
-      <w:r>
-        <w:rPr>
-          <w:rFonts w:hint="eastAsia" w:ascii="Times New Roman" w:hAnsi="Times New Roman" w:eastAsia="FangSong" w:cs="Times New Roman"/>
-        </w:rPr>
-        <w:t>层状钙钛矿同系物谱</w:t>
-      </w:r>
-    </w:p>
+        <w:tblBorders>
+          <w:top w:val="single" w:sz="12" w:space="0" w:color="333333"/>
+          <w:bottom w:val="single" w:sz="12" w:space="0" w:color="333333"/>
+          <w:left w:val="none"/>
+          <w:right w:val="none"/>
+          <w:insideH w:val="none"/>
+          <w:insideV w:val="none"/>
+        </w:tblBorders>
+      </w:tblPr>
+      <w:tblGrid>
+        <w:gridCol w:w="7920"/>
+      </w:tblGrid>
+      <w:tr>
+        <w:trPr>
+          <w:tblHeader w:val="on"/>
+        </w:trPr>
+        <w:tc>
+          <w:tcPr>
+            <w:tcBorders>
+              <w:bottom w:val="single" w:sz="6" w:space="0" w:color="333333"/>
+            </w:tcBorders>
+          </w:tcPr>
+          <w:p>
+            <w:pPr>
+              <w:pStyle w:val="Compact"/>
+              <w:jc w:val="center"/>
+            </w:pPr>
+            <w:r>
+              <w:rPr>
+                <w:rFonts w:hint="eastAsia" w:ascii="Times New Roman" w:hAnsi="Times New Roman" w:eastAsia="SimHei" w:cs="Times New Roman"/>
+                <w:b/>
+              </w:rPr>
+              <w:t xml:space="preserve">层状钙钛矿同系物谱</w:t>
+            </w:r>
+          </w:p>
+        </w:tc>
+      </w:tr>
+      <w:tr>
+        <w:tc>
+          <w:tcPr/>
+          <w:p>
+            <w:pPr>
+              <w:pStyle w:val="Compact"/>
+              <w:jc w:val="center"/>
+            </w:pPr>
+            <w:r>
+              <w:rPr>
+                <w:rFonts w:ascii="Times New Roman" w:hAnsi="Times New Roman" w:eastAsia="Times New Roman" w:cs="Times New Roman"/>
+              </w:rPr>
+              <w:drawing>
+                <wp:inline>
+                  <wp:extent cx="2667000" cy="730129"/>
+                  <wp:effectExtent b="0" l="0" r="0" t="0"/>
+                  <wp:docPr descr="" title="" id="79" name="Picture"/>
+                  <a:graphic>
+                    <a:graphicData uri="http://schemas.openxmlformats.org/drawingml/2006/picture">
+                      <pic:pic>
+                        <pic:nvPicPr>
+                          <pic:cNvPr descr="601b8f30a8e6a3f6f311cdc563b56b3c405716e01ce2a119945d972358349703.jpg" id="80" name="Picture"/>
+                          <pic:cNvPicPr>
+                            <a:picLocks noChangeArrowheads="1" noChangeAspect="1"/>
+                          </pic:cNvPicPr>
+                        </pic:nvPicPr>
+                        <pic:blipFill>
+                          <a:blip r:embed="rId78"/>
+                          <a:stretch>
+                            <a:fillRect/>
+                          </a:stretch>
+                        </pic:blipFill>
+                        <pic:spPr bwMode="auto">
+                          <a:xfrm>
+                            <a:off x="0" y="0"/>
+                            <a:ext cx="2667000" cy="730129"/>
+                          </a:xfrm>
+                          <a:prstGeom prst="rect">
+                            <a:avLst/>
+                          </a:prstGeom>
+                          <a:noFill/>
+                          <a:ln w="9525">
+                            <a:noFill/>
+                            <a:headEnd/>
+                            <a:tailEnd/>
+                          </a:ln>
+                        </pic:spPr>
+                      </pic:pic>
+                    </a:graphicData>
+                  </a:graphic>
+                </wp:inline>
+              </w:drawing>
+            </w:r>
+          </w:p>
+        </w:tc>
+      </w:tr>
+      <w:tr>
+        <w:tc>
+          <w:tcPr/>
+          <w:p>
+            <w:pPr>
+              <w:pStyle w:val="Compact"/>
+              <w:jc w:val="center"/>
+            </w:pPr>
+            <w:r>
+              <w:rPr>
+                <w:rFonts w:ascii="Times New Roman" w:hAnsi="Times New Roman" w:eastAsia="Times New Roman" w:cs="Times New Roman"/>
+              </w:rPr>
+              <w:t xml:space="preserve">&gt; </w:t>
+            </w:r>
+            <w:r>
+              <w:rPr>
+                <w:rFonts w:hint="eastAsia" w:ascii="Times New Roman" w:hAnsi="Times New Roman" w:eastAsia="FangSong" w:cs="Times New Roman"/>
+              </w:rPr>
+              <w:t xml:space="preserve">图</w:t>
+            </w:r>
+            <w:r>
+              <w:rPr>
+                <w:rFonts w:ascii="Times New Roman" w:hAnsi="Times New Roman" w:eastAsia="Times New Roman" w:cs="Times New Roman"/>
+              </w:rPr>
+              <w:t xml:space="preserve"> </w:t>
+            </w:r>
+            <w:r>
+              <w:rPr>
+                <w:rFonts w:hint="eastAsia" w:ascii="Times New Roman" w:hAnsi="Times New Roman" w:eastAsia="Times New Roman" w:cs="Times New Roman"/>
+              </w:rPr>
+              <w:t>6-22：</w:t>
+            </w:r>
+            <w:r>
+              <w:rPr>
+                <w:rFonts w:hint="eastAsia" w:ascii="Times New Roman" w:hAnsi="Times New Roman" w:eastAsia="FangSong" w:cs="Times New Roman"/>
+              </w:rPr>
+              <w:t>层状钙钛矿同系物谱</w:t>
+            </w:r>
+          </w:p>
+        </w:tc>
+      </w:tr>
+    </w:tbl>
     <w:p>
       <w:pPr>
         <w:spacing w:before="160" w:after="80"/>
@@ -17575,6 +18789,7 @@
     <w:p>
       <w:pPr>
         <w:pStyle w:val="FirstParagraph"/>
+        <w:spacing w:after="80"/>
         <w:ind w:firstLine="420"/>
       </w:pPr>
       <w:r>
@@ -17936,97 +19151,152 @@
         <w:t xml:space="preserve">pm）。</w:t>
       </w:r>
     </w:p>
+    <w:tbl>
+      <w:tblPr>
+        <w:tblStyle w:val="Table"/>
+        <w:tblW w:type="pct" w:w="5000"/>
+        <w:tblLayout w:type="fixed"/>
+        <w:tblLook w:firstRow="1" w:lastRow="0" w:firstColumn="0" w:lastColumn="0" w:noHBand="0" w:noVBand="0" w:val="0020"/>
+        <w:jc w:val="center"/>
+        <w:tblBorders>
+          <w:top w:val="single" w:sz="12" w:space="0" w:color="333333"/>
+          <w:bottom w:val="single" w:sz="12" w:space="0" w:color="333333"/>
+          <w:left w:val="none"/>
+          <w:right w:val="none"/>
+          <w:insideH w:val="none"/>
+          <w:insideV w:val="none"/>
+        </w:tblBorders>
+      </w:tblPr>
+      <w:tblGrid>
+        <w:gridCol w:w="7920"/>
+      </w:tblGrid>
+      <w:tr>
+        <w:trPr>
+          <w:tblHeader w:val="on"/>
+        </w:trPr>
+        <w:tc>
+          <w:tcPr>
+            <w:tcBorders>
+              <w:bottom w:val="single" w:sz="6" w:space="0" w:color="333333"/>
+            </w:tcBorders>
+          </w:tcPr>
+          <w:p>
+            <w:pPr>
+              <w:pStyle w:val="Compact"/>
+              <w:jc w:val="center"/>
+            </w:pPr>
+            <w:r>
+              <w:rPr>
+                <w:rFonts w:hint="eastAsia" w:ascii="Times New Roman" w:hAnsi="Times New Roman" w:eastAsia="SimHei" w:cs="Times New Roman"/>
+                <w:b/>
+              </w:rPr>
+              <w:t xml:space="preserve">高温超导层状晶胞</w:t>
+            </w:r>
+          </w:p>
+        </w:tc>
+      </w:tr>
+      <w:tr>
+        <w:tc>
+          <w:tcPr/>
+          <w:p>
+            <w:pPr>
+              <w:pStyle w:val="Compact"/>
+              <w:jc w:val="center"/>
+            </w:pPr>
+            <w:r>
+              <w:rPr>
+                <w:rFonts w:ascii="Times New Roman" w:hAnsi="Times New Roman" w:eastAsia="Times New Roman" w:cs="Times New Roman"/>
+              </w:rPr>
+              <w:drawing>
+                <wp:inline>
+                  <wp:extent cx="2520000" cy="4088436"/>
+                  <wp:effectExtent b="0" l="0" r="0" t="0"/>
+                  <wp:docPr descr="" title="" id="83" name="Picture"/>
+                  <a:graphic>
+                    <a:graphicData uri="http://schemas.openxmlformats.org/drawingml/2006/picture">
+                      <pic:pic>
+                        <pic:nvPicPr>
+                          <pic:cNvPr descr="47ac0d68be9bfc33eb926fb27aa4daa26fffc12dc986382e3b1351f2d5fd2162.jpg" id="84" name="Picture"/>
+                          <pic:cNvPicPr>
+                            <a:picLocks noChangeArrowheads="1" noChangeAspect="1"/>
+                          </pic:cNvPicPr>
+                        </pic:nvPicPr>
+                        <pic:blipFill>
+                          <a:blip r:embed="rId82"/>
+                          <a:stretch>
+                            <a:fillRect/>
+                          </a:stretch>
+                        </pic:blipFill>
+                        <pic:spPr bwMode="auto">
+                          <a:xfrm>
+                            <a:off x="0" y="0"/>
+                            <a:ext cx="2520000" cy="4088436"/>
+                          </a:xfrm>
+                          <a:prstGeom prst="rect">
+                            <a:avLst/>
+                          </a:prstGeom>
+                          <a:noFill/>
+                          <a:ln w="9525">
+                            <a:noFill/>
+                            <a:headEnd/>
+                            <a:tailEnd/>
+                          </a:ln>
+                        </pic:spPr>
+                      </pic:pic>
+                    </a:graphicData>
+                  </a:graphic>
+                </wp:inline>
+              </w:drawing>
+            </w:r>
+          </w:p>
+        </w:tc>
+      </w:tr>
+      <w:tr>
+        <w:tc>
+          <w:tcPr/>
+          <w:p>
+            <w:pPr>
+              <w:pStyle w:val="Compact"/>
+              <w:jc w:val="center"/>
+            </w:pPr>
+            <w:r>
+              <w:rPr>
+                <w:rFonts w:ascii="Times New Roman" w:hAnsi="Times New Roman" w:eastAsia="Times New Roman" w:cs="Times New Roman"/>
+              </w:rPr>
+              <w:t xml:space="preserve">&gt; </w:t>
+            </w:r>
+            <w:r>
+              <w:rPr>
+                <w:rFonts w:hint="eastAsia" w:ascii="Times New Roman" w:hAnsi="Times New Roman" w:eastAsia="FangSong" w:cs="Times New Roman"/>
+              </w:rPr>
+              <w:t xml:space="preserve">图</w:t>
+            </w:r>
+            <w:r>
+              <w:rPr>
+                <w:rFonts w:ascii="Times New Roman" w:hAnsi="Times New Roman" w:eastAsia="Times New Roman" w:cs="Times New Roman"/>
+              </w:rPr>
+              <w:t xml:space="preserve"> </w:t>
+            </w:r>
+            <w:r>
+              <w:rPr>
+                <w:rFonts w:hint="eastAsia" w:ascii="Times New Roman" w:hAnsi="Times New Roman" w:eastAsia="Times New Roman" w:cs="Times New Roman"/>
+              </w:rPr>
+              <w:t>6-23：</w:t>
+            </w:r>
+            <w:r>
+              <w:rPr>
+                <w:rFonts w:hint="eastAsia" w:ascii="Times New Roman" w:hAnsi="Times New Roman" w:eastAsia="FangSong" w:cs="Times New Roman"/>
+              </w:rPr>
+              <w:t>高温超导层状晶胞</w:t>
+            </w:r>
+          </w:p>
+        </w:tc>
+      </w:tr>
+    </w:tbl>
     <w:p>
       <w:pPr>
         <w:pStyle w:val="BodyText"/>
-        <w:spacing w:before="160" w:after="80"/>
-        <w:jc w:val="center"/>
-      </w:pPr>
-      <w:r>
-        <w:rPr>
-          <w:rFonts w:ascii="Times New Roman" w:hAnsi="Times New Roman" w:eastAsia="Times New Roman" w:cs="Times New Roman"/>
-        </w:rPr>
-        <w:drawing>
-          <wp:inline>
-            <wp:extent cx="2520000" cy="4088436"/>
-            <wp:effectExtent b="0" l="0" r="0" t="0"/>
-            <wp:docPr descr="" title="" id="83" name="Picture"/>
-            <a:graphic>
-              <a:graphicData uri="http://schemas.openxmlformats.org/drawingml/2006/picture">
-                <pic:pic>
-                  <pic:nvPicPr>
-                    <pic:cNvPr descr="47ac0d68be9bfc33eb926fb27aa4daa26fffc12dc986382e3b1351f2d5fd2162.jpg" id="84" name="Picture"/>
-                    <pic:cNvPicPr>
-                      <a:picLocks noChangeArrowheads="1" noChangeAspect="1"/>
-                    </pic:cNvPicPr>
-                  </pic:nvPicPr>
-                  <pic:blipFill>
-                    <a:blip r:embed="rId82"/>
-                    <a:stretch>
-                      <a:fillRect/>
-                    </a:stretch>
-                  </pic:blipFill>
-                  <pic:spPr bwMode="auto">
-                    <a:xfrm>
-                      <a:off x="0" y="0"/>
-                      <a:ext cx="2520000" cy="4088436"/>
-                    </a:xfrm>
-                    <a:prstGeom prst="rect">
-                      <a:avLst/>
-                    </a:prstGeom>
-                    <a:noFill/>
-                    <a:ln w="9525">
-                      <a:noFill/>
-                      <a:headEnd/>
-                      <a:tailEnd/>
-                    </a:ln>
-                  </pic:spPr>
-                </pic:pic>
-              </a:graphicData>
-            </a:graphic>
-          </wp:inline>
-        </w:drawing>
-      </w:r>
-      <w:r>
-        <w:rPr>
-          <w:rFonts w:ascii="Times New Roman" w:hAnsi="Times New Roman" w:eastAsia="Times New Roman" w:cs="Times New Roman"/>
-        </w:rPr>
-        <w:t xml:space="preserve"> </w:t>
-      </w:r>
-      <w:r>
-        <w:rPr>
-          <w:rFonts w:ascii="Times New Roman" w:hAnsi="Times New Roman" w:eastAsia="Times New Roman" w:cs="Times New Roman"/>
-        </w:rPr>
-        <w:t xml:space="preserve">&gt; </w:t>
-      </w:r>
-      <w:r>
-        <w:rPr>
-          <w:rFonts w:hint="eastAsia" w:ascii="Times New Roman" w:hAnsi="Times New Roman" w:eastAsia="FangSong" w:cs="Times New Roman"/>
-        </w:rPr>
-        <w:t xml:space="preserve">图</w:t>
-      </w:r>
-      <w:r>
-        <w:rPr>
-          <w:rFonts w:ascii="Times New Roman" w:hAnsi="Times New Roman" w:eastAsia="Times New Roman" w:cs="Times New Roman"/>
-        </w:rPr>
-        <w:t xml:space="preserve"> </w:t>
-      </w:r>
-      <w:r>
-        <w:rPr>
-          <w:rFonts w:hint="eastAsia" w:ascii="Times New Roman" w:hAnsi="Times New Roman" w:eastAsia="Times New Roman" w:cs="Times New Roman"/>
-        </w:rPr>
-        <w:t>6-23：</w:t>
-      </w:r>
-      <w:r>
-        <w:rPr>
-          <w:rFonts w:hint="eastAsia" w:ascii="Times New Roman" w:hAnsi="Times New Roman" w:eastAsia="FangSong" w:cs="Times New Roman"/>
-        </w:rPr>
-        <w:t>高温超导层状晶胞</w:t>
-      </w:r>
-    </w:p>
-    <w:p>
-      <w:pPr>
-        <w:pStyle w:val="BodyText"/>
+        <w:spacing w:before="120"/>
         <w:ind w:firstLine="420"/>
       </w:pPr>
       <w:r>
@@ -18650,6 +19920,7 @@
     <w:p>
       <w:pPr>
         <w:pStyle w:val="BodyText"/>
+        <w:spacing w:after="80"/>
         <w:ind w:firstLine="420"/>
       </w:pPr>
       <w:r>
@@ -19378,94 +20649,148 @@
         <w:t>。</w:t>
       </w:r>
     </w:p>
-    <w:p>
-      <w:pPr>
-        <w:pStyle w:val="BodyText"/>
-        <w:spacing w:before="160" w:after="80"/>
+    <w:tbl>
+      <w:tblPr>
+        <w:tblStyle w:val="Table"/>
+        <w:tblW w:type="pct" w:w="5000"/>
+        <w:tblLayout w:type="fixed"/>
+        <w:tblLook w:firstRow="1" w:lastRow="0" w:firstColumn="0" w:lastColumn="0" w:noHBand="0" w:noVBand="0" w:val="0020"/>
         <w:jc w:val="center"/>
-      </w:pPr>
-      <w:r>
-        <w:rPr>
-          <w:rFonts w:ascii="Times New Roman" w:hAnsi="Times New Roman" w:eastAsia="Times New Roman" w:cs="Times New Roman"/>
-        </w:rPr>
-        <w:drawing>
-          <wp:inline>
-            <wp:extent cx="2667000" cy="2852351"/>
-            <wp:effectExtent b="0" l="0" r="0" t="0"/>
-            <wp:docPr descr="" title="" id="86" name="Picture"/>
-            <a:graphic>
-              <a:graphicData uri="http://schemas.openxmlformats.org/drawingml/2006/picture">
-                <pic:pic>
-                  <pic:nvPicPr>
-                    <pic:cNvPr descr="fe5ab29705422af1d1802bfc597661758edc2f7db9b554a062b8a09d43dfd8cd.jpg" id="87" name="Picture"/>
-                    <pic:cNvPicPr>
-                      <a:picLocks noChangeArrowheads="1" noChangeAspect="1"/>
-                    </pic:cNvPicPr>
-                  </pic:nvPicPr>
-                  <pic:blipFill>
-                    <a:blip r:embed="rId85"/>
-                    <a:stretch>
-                      <a:fillRect/>
-                    </a:stretch>
-                  </pic:blipFill>
-                  <pic:spPr bwMode="auto">
-                    <a:xfrm>
-                      <a:off x="0" y="0"/>
-                      <a:ext cx="2667000" cy="2852351"/>
-                    </a:xfrm>
-                    <a:prstGeom prst="rect">
-                      <a:avLst/>
-                    </a:prstGeom>
-                    <a:noFill/>
-                    <a:ln w="9525">
-                      <a:noFill/>
-                      <a:headEnd/>
-                      <a:tailEnd/>
-                    </a:ln>
-                  </pic:spPr>
-                </pic:pic>
-              </a:graphicData>
-            </a:graphic>
-          </wp:inline>
-        </w:drawing>
-      </w:r>
-      <w:r>
-        <w:rPr>
-          <w:rFonts w:ascii="Times New Roman" w:hAnsi="Times New Roman" w:eastAsia="Times New Roman" w:cs="Times New Roman"/>
-        </w:rPr>
-        <w:t xml:space="preserve"> </w:t>
-      </w:r>
-      <w:r>
-        <w:rPr>
-          <w:rFonts w:ascii="Times New Roman" w:hAnsi="Times New Roman" w:eastAsia="Times New Roman" w:cs="Times New Roman"/>
-        </w:rPr>
-        <w:t xml:space="preserve">&gt; </w:t>
-      </w:r>
-      <w:r>
-        <w:rPr>
-          <w:rFonts w:hint="eastAsia" w:ascii="Times New Roman" w:hAnsi="Times New Roman" w:eastAsia="FangSong" w:cs="Times New Roman"/>
-        </w:rPr>
-        <w:t xml:space="preserve">图</w:t>
-      </w:r>
-      <w:r>
-        <w:rPr>
-          <w:rFonts w:ascii="Times New Roman" w:hAnsi="Times New Roman" w:eastAsia="Times New Roman" w:cs="Times New Roman"/>
-        </w:rPr>
-        <w:t xml:space="preserve"> </w:t>
-      </w:r>
-      <w:r>
-        <w:rPr>
-          <w:rFonts w:hint="eastAsia" w:ascii="Times New Roman" w:hAnsi="Times New Roman" w:eastAsia="Times New Roman" w:cs="Times New Roman"/>
-        </w:rPr>
-        <w:t>6-24：</w:t>
-      </w:r>
-      <w:r>
-        <w:rPr>
-          <w:rFonts w:hint="eastAsia" w:ascii="Times New Roman" w:hAnsi="Times New Roman" w:eastAsia="FangSong" w:cs="Times New Roman"/>
-        </w:rPr>
-        <w:t>钼硫团簇超导晶格</w:t>
-      </w:r>
-    </w:p>
+        <w:tblBorders>
+          <w:top w:val="single" w:sz="12" w:space="0" w:color="333333"/>
+          <w:bottom w:val="single" w:sz="12" w:space="0" w:color="333333"/>
+          <w:left w:val="none"/>
+          <w:right w:val="none"/>
+          <w:insideH w:val="none"/>
+          <w:insideV w:val="none"/>
+        </w:tblBorders>
+      </w:tblPr>
+      <w:tblGrid>
+        <w:gridCol w:w="7920"/>
+      </w:tblGrid>
+      <w:tr>
+        <w:trPr>
+          <w:tblHeader w:val="on"/>
+        </w:trPr>
+        <w:tc>
+          <w:tcPr>
+            <w:tcBorders>
+              <w:bottom w:val="single" w:sz="6" w:space="0" w:color="333333"/>
+            </w:tcBorders>
+          </w:tcPr>
+          <w:p>
+            <w:pPr>
+              <w:pStyle w:val="Compact"/>
+              <w:jc w:val="center"/>
+            </w:pPr>
+            <w:r>
+              <w:rPr>
+                <w:rFonts w:hint="eastAsia" w:ascii="Times New Roman" w:hAnsi="Times New Roman" w:eastAsia="SimHei" w:cs="Times New Roman"/>
+                <w:b/>
+              </w:rPr>
+              <w:t xml:space="preserve">钼硫团簇超导晶格</w:t>
+            </w:r>
+          </w:p>
+        </w:tc>
+      </w:tr>
+      <w:tr>
+        <w:tc>
+          <w:tcPr/>
+          <w:p>
+            <w:pPr>
+              <w:pStyle w:val="Compact"/>
+              <w:jc w:val="center"/>
+            </w:pPr>
+            <w:r>
+              <w:rPr>
+                <w:rFonts w:ascii="Times New Roman" w:hAnsi="Times New Roman" w:eastAsia="Times New Roman" w:cs="Times New Roman"/>
+              </w:rPr>
+              <w:drawing>
+                <wp:inline>
+                  <wp:extent cx="2667000" cy="2852351"/>
+                  <wp:effectExtent b="0" l="0" r="0" t="0"/>
+                  <wp:docPr descr="" title="" id="86" name="Picture"/>
+                  <a:graphic>
+                    <a:graphicData uri="http://schemas.openxmlformats.org/drawingml/2006/picture">
+                      <pic:pic>
+                        <pic:nvPicPr>
+                          <pic:cNvPr descr="fe5ab29705422af1d1802bfc597661758edc2f7db9b554a062b8a09d43dfd8cd.jpg" id="87" name="Picture"/>
+                          <pic:cNvPicPr>
+                            <a:picLocks noChangeArrowheads="1" noChangeAspect="1"/>
+                          </pic:cNvPicPr>
+                        </pic:nvPicPr>
+                        <pic:blipFill>
+                          <a:blip r:embed="rId85"/>
+                          <a:stretch>
+                            <a:fillRect/>
+                          </a:stretch>
+                        </pic:blipFill>
+                        <pic:spPr bwMode="auto">
+                          <a:xfrm>
+                            <a:off x="0" y="0"/>
+                            <a:ext cx="2667000" cy="2852351"/>
+                          </a:xfrm>
+                          <a:prstGeom prst="rect">
+                            <a:avLst/>
+                          </a:prstGeom>
+                          <a:noFill/>
+                          <a:ln w="9525">
+                            <a:noFill/>
+                            <a:headEnd/>
+                            <a:tailEnd/>
+                          </a:ln>
+                        </pic:spPr>
+                      </pic:pic>
+                    </a:graphicData>
+                  </a:graphic>
+                </wp:inline>
+              </w:drawing>
+            </w:r>
+          </w:p>
+        </w:tc>
+      </w:tr>
+      <w:tr>
+        <w:tc>
+          <w:tcPr/>
+          <w:p>
+            <w:pPr>
+              <w:pStyle w:val="Compact"/>
+              <w:jc w:val="center"/>
+            </w:pPr>
+            <w:r>
+              <w:rPr>
+                <w:rFonts w:ascii="Times New Roman" w:hAnsi="Times New Roman" w:eastAsia="Times New Roman" w:cs="Times New Roman"/>
+              </w:rPr>
+              <w:t xml:space="preserve">&gt; </w:t>
+            </w:r>
+            <w:r>
+              <w:rPr>
+                <w:rFonts w:hint="eastAsia" w:ascii="Times New Roman" w:hAnsi="Times New Roman" w:eastAsia="FangSong" w:cs="Times New Roman"/>
+              </w:rPr>
+              <w:t xml:space="preserve">图</w:t>
+            </w:r>
+            <w:r>
+              <w:rPr>
+                <w:rFonts w:ascii="Times New Roman" w:hAnsi="Times New Roman" w:eastAsia="Times New Roman" w:cs="Times New Roman"/>
+              </w:rPr>
+              <w:t xml:space="preserve"> </w:t>
+            </w:r>
+            <w:r>
+              <w:rPr>
+                <w:rFonts w:hint="eastAsia" w:ascii="Times New Roman" w:hAnsi="Times New Roman" w:eastAsia="Times New Roman" w:cs="Times New Roman"/>
+              </w:rPr>
+              <w:t>6-24：</w:t>
+            </w:r>
+            <w:r>
+              <w:rPr>
+                <w:rFonts w:hint="eastAsia" w:ascii="Times New Roman" w:hAnsi="Times New Roman" w:eastAsia="FangSong" w:cs="Times New Roman"/>
+              </w:rPr>
+              <w:t>钼硫团簇超导晶格</w:t>
+            </w:r>
+          </w:p>
+        </w:tc>
+      </w:tr>
+    </w:tbl>
     <w:p>
       <w:pPr>
         <w:spacing w:before="160" w:after="80"/>
@@ -19511,6 +20836,7 @@
     <w:p>
       <w:pPr>
         <w:pStyle w:val="FirstParagraph"/>
+        <w:spacing w:after="80"/>
         <w:ind w:firstLine="420"/>
       </w:pPr>
       <w:r>
@@ -19924,97 +21250,152 @@
         <w:t xml:space="preserve">）。</w:t>
       </w:r>
     </w:p>
+    <w:tbl>
+      <w:tblPr>
+        <w:tblStyle w:val="Table"/>
+        <w:tblW w:type="pct" w:w="5000"/>
+        <w:tblLayout w:type="fixed"/>
+        <w:tblLook w:firstRow="1" w:lastRow="0" w:firstColumn="0" w:lastColumn="0" w:noHBand="0" w:noVBand="0" w:val="0020"/>
+        <w:jc w:val="center"/>
+        <w:tblBorders>
+          <w:top w:val="single" w:sz="12" w:space="0" w:color="333333"/>
+          <w:bottom w:val="single" w:sz="12" w:space="0" w:color="333333"/>
+          <w:left w:val="none"/>
+          <w:right w:val="none"/>
+          <w:insideH w:val="none"/>
+          <w:insideV w:val="none"/>
+        </w:tblBorders>
+      </w:tblPr>
+      <w:tblGrid>
+        <w:gridCol w:w="7920"/>
+      </w:tblGrid>
+      <w:tr>
+        <w:trPr>
+          <w:tblHeader w:val="on"/>
+        </w:trPr>
+        <w:tc>
+          <w:tcPr>
+            <w:tcBorders>
+              <w:bottom w:val="single" w:sz="6" w:space="0" w:color="333333"/>
+            </w:tcBorders>
+          </w:tcPr>
+          <w:p>
+            <w:pPr>
+              <w:pStyle w:val="Compact"/>
+              <w:jc w:val="center"/>
+            </w:pPr>
+            <w:r>
+              <w:rPr>
+                <w:rFonts w:hint="eastAsia" w:ascii="Times New Roman" w:hAnsi="Times New Roman" w:eastAsia="SimHei" w:cs="Times New Roman"/>
+                <w:b/>
+              </w:rPr>
+              <w:t xml:space="preserve">弗兰克尔缺陷点阵</w:t>
+            </w:r>
+          </w:p>
+        </w:tc>
+      </w:tr>
+      <w:tr>
+        <w:tc>
+          <w:tcPr/>
+          <w:p>
+            <w:pPr>
+              <w:pStyle w:val="Compact"/>
+              <w:jc w:val="center"/>
+            </w:pPr>
+            <w:r>
+              <w:rPr>
+                <w:rFonts w:ascii="Times New Roman" w:hAnsi="Times New Roman" w:eastAsia="Times New Roman" w:cs="Times New Roman"/>
+              </w:rPr>
+              <w:drawing>
+                <wp:inline>
+                  <wp:extent cx="2667000" cy="1554820"/>
+                  <wp:effectExtent b="0" l="0" r="0" t="0"/>
+                  <wp:docPr descr="" title="" id="90" name="Picture"/>
+                  <a:graphic>
+                    <a:graphicData uri="http://schemas.openxmlformats.org/drawingml/2006/picture">
+                      <pic:pic>
+                        <pic:nvPicPr>
+                          <pic:cNvPr descr="175fbda89ff064959be5982fb0d49b3e319f2c0b815325300fbfa14cd6f6f2c2.png" id="91" name="Picture"/>
+                          <pic:cNvPicPr>
+                            <a:picLocks noChangeArrowheads="1" noChangeAspect="1"/>
+                          </pic:cNvPicPr>
+                        </pic:nvPicPr>
+                        <pic:blipFill>
+                          <a:blip r:embed="rId89"/>
+                          <a:stretch>
+                            <a:fillRect/>
+                          </a:stretch>
+                        </pic:blipFill>
+                        <pic:spPr bwMode="auto">
+                          <a:xfrm>
+                            <a:off x="0" y="0"/>
+                            <a:ext cx="2667000" cy="1554820"/>
+                          </a:xfrm>
+                          <a:prstGeom prst="rect">
+                            <a:avLst/>
+                          </a:prstGeom>
+                          <a:noFill/>
+                          <a:ln w="9525">
+                            <a:noFill/>
+                            <a:headEnd/>
+                            <a:tailEnd/>
+                          </a:ln>
+                        </pic:spPr>
+                      </pic:pic>
+                    </a:graphicData>
+                  </a:graphic>
+                </wp:inline>
+              </w:drawing>
+            </w:r>
+          </w:p>
+        </w:tc>
+      </w:tr>
+      <w:tr>
+        <w:tc>
+          <w:tcPr/>
+          <w:p>
+            <w:pPr>
+              <w:pStyle w:val="Compact"/>
+              <w:jc w:val="center"/>
+            </w:pPr>
+            <w:r>
+              <w:rPr>
+                <w:rFonts w:ascii="Times New Roman" w:hAnsi="Times New Roman" w:eastAsia="Times New Roman" w:cs="Times New Roman"/>
+              </w:rPr>
+              <w:t xml:space="preserve">&gt; </w:t>
+            </w:r>
+            <w:r>
+              <w:rPr>
+                <w:rFonts w:hint="eastAsia" w:ascii="Times New Roman" w:hAnsi="Times New Roman" w:eastAsia="FangSong" w:cs="Times New Roman"/>
+              </w:rPr>
+              <w:t xml:space="preserve">图</w:t>
+            </w:r>
+            <w:r>
+              <w:rPr>
+                <w:rFonts w:ascii="Times New Roman" w:hAnsi="Times New Roman" w:eastAsia="Times New Roman" w:cs="Times New Roman"/>
+              </w:rPr>
+              <w:t xml:space="preserve"> </w:t>
+            </w:r>
+            <w:r>
+              <w:rPr>
+                <w:rFonts w:hint="eastAsia" w:ascii="Times New Roman" w:hAnsi="Times New Roman" w:eastAsia="Times New Roman" w:cs="Times New Roman"/>
+              </w:rPr>
+              <w:t>6-25：</w:t>
+            </w:r>
+            <w:r>
+              <w:rPr>
+                <w:rFonts w:hint="eastAsia" w:ascii="Times New Roman" w:hAnsi="Times New Roman" w:eastAsia="FangSong" w:cs="Times New Roman"/>
+              </w:rPr>
+              <w:t>弗兰克尔缺陷点阵</w:t>
+            </w:r>
+          </w:p>
+        </w:tc>
+      </w:tr>
+    </w:tbl>
     <w:p>
       <w:pPr>
         <w:pStyle w:val="BodyText"/>
-        <w:spacing w:before="160" w:after="80"/>
-        <w:jc w:val="center"/>
-      </w:pPr>
-      <w:r>
-        <w:rPr>
-          <w:rFonts w:ascii="Times New Roman" w:hAnsi="Times New Roman" w:eastAsia="Times New Roman" w:cs="Times New Roman"/>
-        </w:rPr>
-        <w:drawing>
-          <wp:inline>
-            <wp:extent cx="2667000" cy="1554820"/>
-            <wp:effectExtent b="0" l="0" r="0" t="0"/>
-            <wp:docPr descr="" title="" id="90" name="Picture"/>
-            <a:graphic>
-              <a:graphicData uri="http://schemas.openxmlformats.org/drawingml/2006/picture">
-                <pic:pic>
-                  <pic:nvPicPr>
-                    <pic:cNvPr descr="175fbda89ff064959be5982fb0d49b3e319f2c0b815325300fbfa14cd6f6f2c2.png" id="91" name="Picture"/>
-                    <pic:cNvPicPr>
-                      <a:picLocks noChangeArrowheads="1" noChangeAspect="1"/>
-                    </pic:cNvPicPr>
-                  </pic:nvPicPr>
-                  <pic:blipFill>
-                    <a:blip r:embed="rId89"/>
-                    <a:stretch>
-                      <a:fillRect/>
-                    </a:stretch>
-                  </pic:blipFill>
-                  <pic:spPr bwMode="auto">
-                    <a:xfrm>
-                      <a:off x="0" y="0"/>
-                      <a:ext cx="2667000" cy="1554820"/>
-                    </a:xfrm>
-                    <a:prstGeom prst="rect">
-                      <a:avLst/>
-                    </a:prstGeom>
-                    <a:noFill/>
-                    <a:ln w="9525">
-                      <a:noFill/>
-                      <a:headEnd/>
-                      <a:tailEnd/>
-                    </a:ln>
-                  </pic:spPr>
-                </pic:pic>
-              </a:graphicData>
-            </a:graphic>
-          </wp:inline>
-        </w:drawing>
-      </w:r>
-      <w:r>
-        <w:rPr>
-          <w:rFonts w:ascii="Times New Roman" w:hAnsi="Times New Roman" w:eastAsia="Times New Roman" w:cs="Times New Roman"/>
-        </w:rPr>
-        <w:t xml:space="preserve"> </w:t>
-      </w:r>
-      <w:r>
-        <w:rPr>
-          <w:rFonts w:ascii="Times New Roman" w:hAnsi="Times New Roman" w:eastAsia="Times New Roman" w:cs="Times New Roman"/>
-        </w:rPr>
-        <w:t xml:space="preserve">&gt; </w:t>
-      </w:r>
-      <w:r>
-        <w:rPr>
-          <w:rFonts w:hint="eastAsia" w:ascii="Times New Roman" w:hAnsi="Times New Roman" w:eastAsia="FangSong" w:cs="Times New Roman"/>
-        </w:rPr>
-        <w:t xml:space="preserve">图</w:t>
-      </w:r>
-      <w:r>
-        <w:rPr>
-          <w:rFonts w:ascii="Times New Roman" w:hAnsi="Times New Roman" w:eastAsia="Times New Roman" w:cs="Times New Roman"/>
-        </w:rPr>
-        <w:t xml:space="preserve"> </w:t>
-      </w:r>
-      <w:r>
-        <w:rPr>
-          <w:rFonts w:hint="eastAsia" w:ascii="Times New Roman" w:hAnsi="Times New Roman" w:eastAsia="Times New Roman" w:cs="Times New Roman"/>
-        </w:rPr>
-        <w:t>6-25：</w:t>
-      </w:r>
-      <w:r>
-        <w:rPr>
-          <w:rFonts w:hint="eastAsia" w:ascii="Times New Roman" w:hAnsi="Times New Roman" w:eastAsia="FangSong" w:cs="Times New Roman"/>
-        </w:rPr>
-        <w:t>弗兰克尔缺陷点阵</w:t>
-      </w:r>
-    </w:p>
-    <w:p>
-      <w:pPr>
-        <w:pStyle w:val="BodyText"/>
+        <w:spacing w:before="120"/>
         <w:ind w:firstLine="420"/>
       </w:pPr>
       <w:r>

--- a/06-学生侧材料/讲义/学生专用版/2-结构化学/晶体结构深化-超级充实版（学生专用版）.docx
+++ b/06-学生侧材料/讲义/学生专用版/2-结构化学/晶体结构深化-超级充实版（学生专用版）.docx
@@ -5462,10 +5462,16 @@
       </m:oMath>
       <w:r>
         <w:rPr>
-          <w:rFonts w:hint="eastAsia" w:ascii="Times New Roman" w:hAnsi="Times New Roman" w:eastAsia="Times New Roman" w:cs="Times New Roman"/>
-        </w:rPr>
-        <w:t>。</w:t>
-      </w:r>
+          <w:rFonts w:ascii="Times New Roman" w:hAnsi="Times New Roman" w:eastAsia="Times New Roman" w:cs="Times New Roman"/>
+        </w:rPr>
+        <w:t xml:space="preserve">。</w:t>
+      </w:r>
+    </w:p>
+    <w:p>
+      <w:pPr>
+        <w:pStyle w:val="BodyText"/>
+        <w:ind w:firstLine="420"/>
+      </w:pPr>
       <w:r>
         <w:rPr>
           <w:rFonts w:hint="eastAsia" w:ascii="Times New Roman" w:hAnsi="Times New Roman" w:eastAsia="FangSong" w:cs="Times New Roman"/>
@@ -12587,10 +12593,16 @@
       </m:oMath>
       <w:r>
         <w:rPr>
-          <w:rFonts w:hint="eastAsia" w:ascii="Times New Roman" w:hAnsi="Times New Roman" w:eastAsia="Times New Roman" w:cs="Times New Roman"/>
-        </w:rPr>
-        <w:t>。</w:t>
-      </w:r>
+          <w:rFonts w:ascii="Times New Roman" w:hAnsi="Times New Roman" w:eastAsia="Times New Roman" w:cs="Times New Roman"/>
+        </w:rPr>
+        <w:t xml:space="preserve">。</w:t>
+      </w:r>
+    </w:p>
+    <w:p>
+      <w:pPr>
+        <w:pStyle w:val="BodyText"/>
+        <w:ind w:firstLine="420"/>
+      </w:pPr>
       <w:r>
         <w:rPr>
           <w:rFonts w:hint="eastAsia" w:ascii="Times New Roman" w:hAnsi="Times New Roman" w:eastAsia="FangSong" w:cs="Times New Roman"/>
